--- a/04D_시연평가_교육기획안_작성양식.docx
+++ b/04D_시연평가_교육기획안_작성양식.docx
@@ -1,6 +1,6 @@
 
 <file path=word/document.xml><?xml version="1.0" encoding="utf-8"?>
-<w:document xmlns:wpc="http://schemas.microsoft.com/office/word/2010/wordprocessingCanvas" xmlns:cx="http://schemas.microsoft.com/office/drawing/2014/chartex" xmlns:cx1="http://schemas.microsoft.com/office/drawing/2015/9/8/chartex" xmlns:cx2="http://schemas.microsoft.com/office/drawing/2015/10/21/chartex" xmlns:cx3="http://schemas.microsoft.com/office/drawing/2016/5/9/chartex" xmlns:cx4="http://schemas.microsoft.com/office/drawing/2016/5/10/chartex" xmlns:cx5="http://schemas.microsoft.com/office/drawing/2016/5/11/chartex" xmlns:cx6="http://schemas.microsoft.com/office/drawing/2016/5/12/chartex" xmlns:cx7="http://schemas.microsoft.com/office/drawing/2016/5/13/chartex" xmlns:cx8="http://schemas.microsoft.com/office/drawing/2016/5/14/chartex" xmlns:mc="http://schemas.openxmlformats.org/markup-compatibility/2006" xmlns:aink="http://schemas.microsoft.com/office/drawing/2016/ink" xmlns:am3d="http://schemas.microsoft.com/office/drawing/2017/model3d" xmlns:o="urn:schemas-microsoft-com:office:office" xmlns:oel="http://schemas.microsoft.com/office/2019/extlst" xmlns:r="http://schemas.openxmlformats.org/officeDocument/2006/relationships" xmlns:m="http://schemas.openxmlformats.org/officeDocument/2006/math" xmlns:v="urn:schemas-microsoft-com:vml" xmlns:wp14="http://schemas.microsoft.com/office/word/2010/wordprocessingDrawing" xmlns:wp="http://schemas.openxmlformats.org/drawingml/2006/wordprocessingDrawing" xmlns:w10="urn:schemas-microsoft-com:office:word" xmlns:w="http://schemas.openxmlformats.org/wordprocessingml/2006/main" xmlns:w14="http://schemas.microsoft.com/office/word/2010/wordml" xmlns:w15="http://schemas.microsoft.com/office/word/2012/wordml" xmlns:w16cex="http://schemas.microsoft.com/office/word/2018/wordml/cex" xmlns:w16cid="http://schemas.microsoft.com/office/word/2016/wordml/cid" xmlns:w16="http://schemas.microsoft.com/office/word/2018/wordml" xmlns:w16du="http://schemas.microsoft.com/office/word/2023/wordml/word16du" xmlns:w16sdtdh="http://schemas.microsoft.com/office/word/2020/wordml/sdtdatahash" xmlns:w16sdtfl="http://schemas.microsoft.com/office/word/2024/wordml/sdtformatlock" xmlns:w16se="http://schemas.microsoft.com/office/word/2015/wordml/symex" xmlns:wpg="http://schemas.microsoft.com/office/word/2010/wordprocessingGroup" xmlns:wpi="http://schemas.microsoft.com/office/word/2010/wordprocessingInk" xmlns:wne="http://schemas.microsoft.com/office/word/2006/wordml" xmlns:wps="http://schemas.microsoft.com/office/word/2010/wordprocessingShape" mc:Ignorable="w14 w15 w16se w16cid w16 w16cex w16sdtdh w16sdtfl w16du wp14">
+<w:document xmlns:wpc="http://schemas.microsoft.com/office/word/2010/wordprocessingCanvas" xmlns:cx="http://schemas.microsoft.com/office/drawing/2014/chartex" xmlns:cx1="http://schemas.microsoft.com/office/drawing/2015/9/8/chartex" xmlns:cx2="http://schemas.microsoft.com/office/drawing/2015/10/21/chartex" xmlns:cx3="http://schemas.microsoft.com/office/drawing/2016/5/9/chartex" xmlns:cx4="http://schemas.microsoft.com/office/drawing/2016/5/10/chartex" xmlns:cx5="http://schemas.microsoft.com/office/drawing/2016/5/11/chartex" xmlns:cx6="http://schemas.microsoft.com/office/drawing/2016/5/12/chartex" xmlns:cx7="http://schemas.microsoft.com/office/drawing/2016/5/13/chartex" xmlns:cx8="http://schemas.microsoft.com/office/drawing/2016/5/14/chartex" xmlns:mc="http://schemas.openxmlformats.org/markup-compatibility/2006" xmlns:m="http://schemas.openxmlformats.org/officeDocument/2006/math" xmlns:aink="http://schemas.microsoft.com/office/drawing/2016/ink" xmlns:am3d="http://schemas.microsoft.com/office/drawing/2017/model3d" xmlns:oel="http://schemas.microsoft.com/office/2019/extlst" xmlns:r="http://schemas.openxmlformats.org/officeDocument/2006/relationships" xmlns:wp14="http://schemas.microsoft.com/office/word/2010/wordprocessingDrawing" xmlns:wp="http://schemas.openxmlformats.org/drawingml/2006/wordprocessingDrawing" xmlns:wpg="http://schemas.microsoft.com/office/word/2010/wordprocessingGroup" xmlns:wpi="http://schemas.microsoft.com/office/word/2010/wordprocessingInk" xmlns:wps="http://schemas.microsoft.com/office/word/2010/wordprocessingShape" xmlns:o="urn:schemas-microsoft-com:office:office" xmlns:v="urn:schemas-microsoft-com:vml" xmlns:w10="urn:schemas-microsoft-com:office:word" xmlns:w="http://schemas.openxmlformats.org/wordprocessingml/2006/main" xmlns:w14="http://schemas.microsoft.com/office/word/2010/wordml" xmlns:w15="http://schemas.microsoft.com/office/word/2012/wordml" xmlns:w16cex="http://schemas.microsoft.com/office/word/2018/wordml/cex" xmlns:w16cid="http://schemas.microsoft.com/office/word/2016/wordml/cid" xmlns:w16="http://schemas.microsoft.com/office/word/2018/wordml" xmlns:w16sdtdh="http://schemas.microsoft.com/office/word/2020/wordml/sdtdatahash" xmlns:w16sdtfl="http://schemas.microsoft.com/office/word/2024/wordml/sdtformatlock" xmlns:w16se="http://schemas.microsoft.com/office/word/2015/wordml/symex" xmlns:w16du="http://schemas.microsoft.com/office/word/2023/wordml/word16du" xmlns:wne="http://schemas.microsoft.com/office/word/2006/wordml" mc:Ignorable="w14 w15 w16se w16cid w16 w16cex w16sdtdh w16sdtfl w16du wp14">
   <w:body>
     <w:p>
       <w:pPr>
@@ -163,7 +163,25 @@
           <w:sz w:val="21"/>
           <w:lang w:val="ko-KR" w:eastAsia="ko-KR"/>
         </w:rPr>
-        <w:t>실무 과제의 수행 방법을 가르치는 구간을 선택해 주세요. AI 개념 소개와 리터러시 중심 수업은 시연 범위에서</w:t>
+        <w:t xml:space="preserve">실무 과제의 수행 방법을 가르치는 구간을 선택해 주세요. AI 개념 소개와 </w:t>
+      </w:r>
+      <w:proofErr w:type="spellStart"/>
+      <w:r>
+        <w:rPr>
+          <w:color w:val="09090B"/>
+          <w:sz w:val="21"/>
+          <w:lang w:val="ko-KR" w:eastAsia="ko-KR"/>
+        </w:rPr>
+        <w:t>리터러시</w:t>
+      </w:r>
+      <w:proofErr w:type="spellEnd"/>
+      <w:r>
+        <w:rPr>
+          <w:color w:val="09090B"/>
+          <w:sz w:val="21"/>
+          <w:lang w:val="ko-KR" w:eastAsia="ko-KR"/>
+        </w:rPr>
+        <w:t xml:space="preserve"> 중심 수업은 시연 범위에서</w:t>
       </w:r>
       <w:r>
         <w:rPr>
@@ -711,13 +729,23 @@
                 <w:lang w:eastAsia="ko-KR"/>
               </w:rPr>
             </w:pPr>
+            <w:proofErr w:type="spellStart"/>
             <w:r>
               <w:rPr>
                 <w:color w:val="09090B"/>
                 <w:sz w:val="20"/>
                 <w:lang w:val="ko-KR" w:eastAsia="ko-KR"/>
               </w:rPr>
-              <w:t>물류·풀필먼트 | AI 고객 응대</w:t>
+              <w:t>물류·풀필먼트</w:t>
+            </w:r>
+            <w:proofErr w:type="spellEnd"/>
+            <w:r>
+              <w:rPr>
+                <w:color w:val="09090B"/>
+                <w:sz w:val="20"/>
+                <w:lang w:val="ko-KR" w:eastAsia="ko-KR"/>
+              </w:rPr>
+              <w:t xml:space="preserve"> | AI 고객 응대</w:t>
             </w:r>
           </w:p>
         </w:tc>
@@ -869,13 +897,41 @@
                 <w:lang w:eastAsia="ko-KR"/>
               </w:rPr>
             </w:pPr>
+            <w:proofErr w:type="spellStart"/>
             <w:r>
               <w:rPr>
                 <w:color w:val="09090B"/>
                 <w:sz w:val="20"/>
                 <w:lang w:val="ko-KR" w:eastAsia="ko-KR"/>
               </w:rPr>
-              <w:t>건설·시설관리 | AI 업무 개선 PoC 기획</w:t>
+              <w:t>건설·시설관리</w:t>
+            </w:r>
+            <w:proofErr w:type="spellEnd"/>
+            <w:r>
+              <w:rPr>
+                <w:color w:val="09090B"/>
+                <w:sz w:val="20"/>
+                <w:lang w:val="ko-KR" w:eastAsia="ko-KR"/>
+              </w:rPr>
+              <w:t xml:space="preserve"> | AI 업무 개선 </w:t>
+            </w:r>
+            <w:proofErr w:type="spellStart"/>
+            <w:r>
+              <w:rPr>
+                <w:color w:val="09090B"/>
+                <w:sz w:val="20"/>
+                <w:lang w:val="ko-KR" w:eastAsia="ko-KR"/>
+              </w:rPr>
+              <w:t>PoC</w:t>
+            </w:r>
+            <w:proofErr w:type="spellEnd"/>
+            <w:r>
+              <w:rPr>
+                <w:color w:val="09090B"/>
+                <w:sz w:val="20"/>
+                <w:lang w:val="ko-KR" w:eastAsia="ko-KR"/>
+              </w:rPr>
+              <w:t xml:space="preserve"> 기획</w:t>
             </w:r>
           </w:p>
         </w:tc>
@@ -954,7 +1010,43 @@
                 <w:sz w:val="20"/>
                 <w:lang w:val="ko-KR" w:eastAsia="ko-KR"/>
               </w:rPr>
-              <w:t>IT 서비스·솔루션 | 바이브코딩 업무 도구 제작</w:t>
+              <w:t xml:space="preserve">IT </w:t>
+            </w:r>
+            <w:proofErr w:type="spellStart"/>
+            <w:r>
+              <w:rPr>
+                <w:color w:val="09090B"/>
+                <w:sz w:val="20"/>
+                <w:lang w:val="ko-KR" w:eastAsia="ko-KR"/>
+              </w:rPr>
+              <w:t>서비스·솔루션</w:t>
+            </w:r>
+            <w:proofErr w:type="spellEnd"/>
+            <w:r>
+              <w:rPr>
+                <w:color w:val="09090B"/>
+                <w:sz w:val="20"/>
+                <w:lang w:val="ko-KR" w:eastAsia="ko-KR"/>
+              </w:rPr>
+              <w:t xml:space="preserve"> | </w:t>
+            </w:r>
+            <w:proofErr w:type="spellStart"/>
+            <w:r>
+              <w:rPr>
+                <w:color w:val="09090B"/>
+                <w:sz w:val="20"/>
+                <w:lang w:val="ko-KR" w:eastAsia="ko-KR"/>
+              </w:rPr>
+              <w:t>바이브코딩</w:t>
+            </w:r>
+            <w:proofErr w:type="spellEnd"/>
+            <w:r>
+              <w:rPr>
+                <w:color w:val="09090B"/>
+                <w:sz w:val="20"/>
+                <w:lang w:val="ko-KR" w:eastAsia="ko-KR"/>
+              </w:rPr>
+              <w:t xml:space="preserve"> 업무 도구 제작</w:t>
             </w:r>
           </w:p>
         </w:tc>
@@ -994,56 +1086,6 @@
     </w:p>
     <w:p>
       <w:pPr>
-        <w:wordWrap w:val="0"/>
-        <w:autoSpaceDE w:val="0"/>
-        <w:autoSpaceDN w:val="0"/>
-        <w:spacing w:before="40" w:line="285" w:lineRule="exact"/>
-        <w:rPr>
-          <w:lang w:eastAsia="ko-KR"/>
-        </w:rPr>
-      </w:pPr>
-      <w:r>
-        <w:rPr>
-          <w:color w:val="71717A"/>
-          <w:sz w:val="19"/>
-          <w:lang w:val="ko-KR" w:eastAsia="ko-KR"/>
-        </w:rPr>
-        <w:t>시연용 예시와 실습 자료는 선택한 시나리오에 맞게 준비해 주세요. 기업명과 업무 상황은 평가를 위한 가상 설정이며, 전체</w:t>
-      </w:r>
-      <w:r>
-        <w:rPr>
-          <w:color w:val="71717A"/>
-          <w:sz w:val="19"/>
-          <w:lang w:val="ko-KR" w:eastAsia="ko-KR"/>
-        </w:rPr>
-        <w:br/>
-        <w:t>교육시간은 휴식시간을 제외합니다. 시나리오에 없는 조건을 추가한 경우 기획안에 가정으로 표시해 주세요.</w:t>
-      </w:r>
-    </w:p>
-    <w:p>
-      <w:pPr>
-        <w:keepNext/>
-        <w:pageBreakBefore/>
-        <w:wordWrap w:val="0"/>
-        <w:autoSpaceDE w:val="0"/>
-        <w:autoSpaceDN w:val="0"/>
-        <w:spacing w:after="160" w:line="260" w:lineRule="exact"/>
-        <w:rPr>
-          <w:lang w:eastAsia="ko-KR"/>
-        </w:rPr>
-      </w:pPr>
-      <w:r>
-        <w:rPr>
-          <w:color w:val="71717A"/>
-          <w:sz w:val="18"/>
-          <w:lang w:val="ko-KR" w:eastAsia="ko-KR"/>
-        </w:rPr>
-        <w:lastRenderedPageBreak/>
-        <w:t>SCENARIO 01   A사 기업 교육 의뢰</w:t>
-      </w:r>
-    </w:p>
-    <w:p>
-      <w:pPr>
         <w:pStyle w:val="1"/>
         <w:wordWrap w:val="0"/>
         <w:autoSpaceDE w:val="0"/>
@@ -1058,7 +1100,8 @@
           <w:rFonts w:ascii="나눔스퀘어OTF_ac ExtraBold" w:eastAsia="나눔스퀘어OTF_ac ExtraBold" w:hAnsi="나눔스퀘어OTF_ac ExtraBold" w:cs="나눔스퀘어OTF_ac ExtraBold"/>
           <w:lang w:val="ko-KR" w:eastAsia="ko-KR"/>
         </w:rPr>
-        <w:t>제조기업의 현장 보고</w:t>
+        <w:lastRenderedPageBreak/>
+        <w:t>건설기업의 AI 업무 개선</w:t>
       </w:r>
       <w:r>
         <w:rPr>
@@ -1066,7 +1109,22 @@
           <w:lang w:val="ko-KR" w:eastAsia="ko-KR"/>
         </w:rPr>
         <w:br/>
-        <w:t>업무 개선 교육</w:t>
+      </w:r>
+      <w:proofErr w:type="spellStart"/>
+      <w:r>
+        <w:rPr>
+          <w:rFonts w:ascii="나눔스퀘어OTF_ac ExtraBold" w:eastAsia="나눔스퀘어OTF_ac ExtraBold" w:hAnsi="나눔스퀘어OTF_ac ExtraBold" w:cs="나눔스퀘어OTF_ac ExtraBold"/>
+          <w:lang w:val="ko-KR" w:eastAsia="ko-KR"/>
+        </w:rPr>
+        <w:t>PoC</w:t>
+      </w:r>
+      <w:proofErr w:type="spellEnd"/>
+      <w:r>
+        <w:rPr>
+          <w:rFonts w:ascii="나눔스퀘어OTF_ac ExtraBold" w:eastAsia="나눔스퀘어OTF_ac ExtraBold" w:hAnsi="나눔스퀘어OTF_ac ExtraBold" w:cs="나눔스퀘어OTF_ac ExtraBold"/>
+          <w:lang w:val="ko-KR" w:eastAsia="ko-KR"/>
+        </w:rPr>
+        <w:t xml:space="preserve"> 기획 교육</w:t>
       </w:r>
     </w:p>
     <w:p>
@@ -1079,14 +1137,16 @@
           <w:lang w:eastAsia="ko-KR"/>
         </w:rPr>
       </w:pPr>
+      <w:proofErr w:type="spellStart"/>
       <w:r>
         <w:rPr>
           <w:rFonts w:ascii="나눔스퀘어OTF_ac Bold" w:eastAsia="나눔스퀘어OTF_ac Bold" w:hAnsi="나눔스퀘어OTF_ac Bold" w:cs="나눔스퀘어OTF_ac Bold"/>
           <w:color w:val="09090B"/>
           <w:lang w:val="ko-KR" w:eastAsia="ko-KR"/>
         </w:rPr>
-        <w:t>자동차 부품 제조업</w:t>
+        <w:t>건설·시설관리</w:t>
       </w:r>
+      <w:proofErr w:type="spellEnd"/>
     </w:p>
     <w:p>
       <w:pPr>
@@ -1098,13 +1158,23 @@
           <w:lang w:eastAsia="ko-KR"/>
         </w:rPr>
       </w:pPr>
+      <w:proofErr w:type="spellStart"/>
       <w:r>
         <w:rPr>
           <w:color w:val="71717A"/>
           <w:sz w:val="21"/>
           <w:lang w:val="ko-KR" w:eastAsia="ko-KR"/>
         </w:rPr>
-        <w:t>생산관리·품질관리 실무자 24명 | 총 6시간</w:t>
+        <w:t>구매·현장지원·경영지원</w:t>
+      </w:r>
+      <w:proofErr w:type="spellEnd"/>
+      <w:r>
+        <w:rPr>
+          <w:color w:val="71717A"/>
+          <w:sz w:val="21"/>
+          <w:lang w:val="ko-KR" w:eastAsia="ko-KR"/>
+        </w:rPr>
+        <w:t xml:space="preserve"> 실무자 24명 | 총 6시간</w:t>
       </w:r>
     </w:p>
     <w:p>
@@ -1117,12 +1187,21 @@
           <w:lang w:eastAsia="ko-KR"/>
         </w:rPr>
       </w:pPr>
+      <w:proofErr w:type="spellStart"/>
       <w:r>
         <w:rPr>
           <w:color w:val="09090B"/>
           <w:lang w:val="ko-KR" w:eastAsia="ko-KR"/>
         </w:rPr>
-        <w:t>A사는 국내 3개 생산공장을 운영하는 중견 제조기업입니다. 교육 대상자는 AI 기초교육을 이수했고, 보고서</w:t>
+        <w:t>D사는</w:t>
+      </w:r>
+      <w:proofErr w:type="spellEnd"/>
+      <w:r>
+        <w:rPr>
+          <w:color w:val="09090B"/>
+          <w:lang w:val="ko-KR" w:eastAsia="ko-KR"/>
+        </w:rPr>
+        <w:t xml:space="preserve"> 여러 현장의 자재 구매를 본사에서 지원하는 건설기업입니다. 참가자는 엑셀과 문서 작성에 익숙하고</w:t>
       </w:r>
       <w:r>
         <w:rPr>
@@ -1130,7 +1209,23 @@
           <w:lang w:val="ko-KR" w:eastAsia="ko-KR"/>
         </w:rPr>
         <w:br/>
-        <w:t>요약이나 문장 수정에 AI를 사용해봤습니다. 이번에는 현장 보고서 작성과 검토에 적용하려고 합니다.</w:t>
+        <w:t xml:space="preserve">일부는 </w:t>
+      </w:r>
+      <w:proofErr w:type="spellStart"/>
+      <w:r>
+        <w:rPr>
+          <w:color w:val="09090B"/>
+          <w:lang w:val="ko-KR" w:eastAsia="ko-KR"/>
+        </w:rPr>
+        <w:t>AI를</w:t>
+      </w:r>
+      <w:proofErr w:type="spellEnd"/>
+      <w:r>
+        <w:rPr>
+          <w:color w:val="09090B"/>
+          <w:lang w:val="ko-KR" w:eastAsia="ko-KR"/>
+        </w:rPr>
+        <w:t xml:space="preserve"> 사용합니다. 업무 개선 과제를 체계적으로 기획한 경험은 적습니다.</w:t>
       </w:r>
     </w:p>
     <w:p>
@@ -1149,2286 +1244,17 @@
           <w:rFonts w:ascii="나눔스퀘어OTF_ac ExtraBold" w:eastAsia="나눔스퀘어OTF_ac ExtraBold" w:hAnsi="나눔스퀘어OTF_ac ExtraBold" w:cs="나눔스퀘어OTF_ac ExtraBold"/>
           <w:lang w:val="ko-KR" w:eastAsia="ko-KR"/>
         </w:rPr>
-        <w:t>현업의 페인포인트</w:t>
+        <w:t xml:space="preserve">현업의 </w:t>
       </w:r>
-    </w:p>
-    <w:p>
-      <w:pPr>
-        <w:wordWrap w:val="0"/>
-        <w:autoSpaceDE w:val="0"/>
-        <w:autoSpaceDN w:val="0"/>
-        <w:spacing w:after="100"/>
-        <w:rPr>
-          <w:lang w:eastAsia="ko-KR"/>
-        </w:rPr>
-      </w:pPr>
-      <w:r>
-        <w:rPr>
-          <w:color w:val="09090B"/>
-          <w:lang w:val="ko-KR" w:eastAsia="ko-KR"/>
-        </w:rPr>
-        <w:t>공장마다 생산 현황과 품질 이상을 보고하는 방식이 달라 본사에서 자료를 취합할 때 다시 정리합니다. 현장</w:t>
-      </w:r>
-      <w:r>
-        <w:rPr>
-          <w:color w:val="09090B"/>
-          <w:lang w:val="ko-KR" w:eastAsia="ko-KR"/>
-        </w:rPr>
-        <w:br/>
-        <w:t>메모에는 약어나 생략된 설명이 많고, 필요한 정보가 빠져 담당자에게 재확인하는 일이 반복됩니다.</w:t>
-      </w:r>
-    </w:p>
-    <w:p>
-      <w:pPr>
-        <w:wordWrap w:val="0"/>
-        <w:autoSpaceDE w:val="0"/>
-        <w:autoSpaceDN w:val="0"/>
-        <w:spacing w:after="100"/>
-        <w:rPr>
-          <w:lang w:eastAsia="ko-KR"/>
-        </w:rPr>
-      </w:pPr>
-      <w:r>
-        <w:rPr>
-          <w:color w:val="09090B"/>
-          <w:lang w:val="ko-KR" w:eastAsia="ko-KR"/>
-        </w:rPr>
-        <w:t>경력자는 상황을 잘 이해해도 문서 작성에 부담을 느끼고, 신입은 보고서에 무엇을 담아야 할지 판단하기</w:t>
-      </w:r>
-      <w:r>
-        <w:rPr>
-          <w:color w:val="09090B"/>
-          <w:lang w:val="ko-KR" w:eastAsia="ko-KR"/>
-        </w:rPr>
-        <w:br/>
-        <w:t>어렵습니다. AI로 초안을 작성할 때 확인되지 않은 원인을 단정하거나 원문에 없는 조치 내용을 추가한 사례도</w:t>
-      </w:r>
-      <w:r>
-        <w:rPr>
-          <w:color w:val="09090B"/>
-          <w:lang w:val="ko-KR" w:eastAsia="ko-KR"/>
-        </w:rPr>
-        <w:br/>
-        <w:t>있었습니다.</w:t>
-      </w:r>
-    </w:p>
-    <w:p>
-      <w:pPr>
-        <w:pStyle w:val="21"/>
-        <w:wordWrap w:val="0"/>
-        <w:autoSpaceDE w:val="0"/>
-        <w:autoSpaceDN w:val="0"/>
-        <w:spacing w:after="80" w:line="340" w:lineRule="exact"/>
-        <w:rPr>
-          <w:lang w:eastAsia="ko-KR"/>
-        </w:rPr>
-      </w:pPr>
+      <w:proofErr w:type="spellStart"/>
       <w:r>
         <w:rPr>
           <w:rFonts w:ascii="나눔스퀘어OTF_ac ExtraBold" w:eastAsia="나눔스퀘어OTF_ac ExtraBold" w:hAnsi="나눔스퀘어OTF_ac ExtraBold" w:cs="나눔스퀘어OTF_ac ExtraBold"/>
           <w:lang w:val="ko-KR" w:eastAsia="ko-KR"/>
         </w:rPr>
-        <w:t>교육 니즈</w:t>
+        <w:t>페인포인트</w:t>
       </w:r>
-    </w:p>
-    <w:p>
-      <w:pPr>
-        <w:wordWrap w:val="0"/>
-        <w:autoSpaceDE w:val="0"/>
-        <w:autoSpaceDN w:val="0"/>
-        <w:spacing w:after="120"/>
-        <w:rPr>
-          <w:lang w:eastAsia="ko-KR"/>
-        </w:rPr>
-      </w:pPr>
-      <w:r>
-        <w:rPr>
-          <w:color w:val="09090B"/>
-          <w:lang w:val="ko-KR" w:eastAsia="ko-KR"/>
-        </w:rPr>
-        <w:t>현장 메모와 보고 양식으로 초안을 작성한 뒤 수치, 원인, 조치 사항을 원자료와 대조하는 교육을 요청합니다.</w:t>
-      </w:r>
-      <w:r>
-        <w:rPr>
-          <w:color w:val="09090B"/>
-          <w:lang w:val="ko-KR" w:eastAsia="ko-KR"/>
-        </w:rPr>
-        <w:br/>
-        <w:t>직원들이 자기 업무에 반복해서 쓸 프롬프트와 검토 기준을 정리하기를 기대합니다.</w:t>
-      </w:r>
-    </w:p>
-    <w:p>
-      <w:pPr>
-        <w:pStyle w:val="21"/>
-        <w:wordWrap w:val="0"/>
-        <w:autoSpaceDE w:val="0"/>
-        <w:autoSpaceDN w:val="0"/>
-        <w:spacing w:after="80" w:line="340" w:lineRule="exact"/>
-      </w:pPr>
-      <w:r>
-        <w:rPr>
-          <w:rFonts w:ascii="나눔스퀘어OTF_ac ExtraBold" w:eastAsia="나눔스퀘어OTF_ac ExtraBold" w:hAnsi="나눔스퀘어OTF_ac ExtraBold" w:cs="나눔스퀘어OTF_ac ExtraBold"/>
-          <w:lang w:val="ko-KR" w:eastAsia="ko-KR"/>
-        </w:rPr>
-        <w:t>전체 커리큘럼 초안</w:t>
-      </w:r>
-    </w:p>
-    <w:tbl>
-      <w:tblPr>
-        <w:tblW w:w="0" w:type="auto"/>
-        <w:tblInd w:w="120" w:type="dxa"/>
-        <w:tblBorders>
-          <w:top w:val="single" w:sz="4" w:space="0" w:color="D9D9D9"/>
-          <w:left w:val="single" w:sz="4" w:space="0" w:color="D9D9D9"/>
-          <w:bottom w:val="single" w:sz="4" w:space="0" w:color="D9D9D9"/>
-          <w:right w:val="single" w:sz="4" w:space="0" w:color="D9D9D9"/>
-          <w:insideH w:val="single" w:sz="4" w:space="0" w:color="D9D9D9"/>
-          <w:insideV w:val="single" w:sz="4" w:space="0" w:color="D9D9D9"/>
-        </w:tblBorders>
-        <w:tblLayout w:type="fixed"/>
-        <w:tblCellMar>
-          <w:top w:w="100" w:type="dxa"/>
-          <w:left w:w="120" w:type="dxa"/>
-          <w:bottom w:w="100" w:type="dxa"/>
-          <w:right w:w="120" w:type="dxa"/>
-        </w:tblCellMar>
-        <w:tblLook w:val="04A0" w:firstRow="1" w:lastRow="0" w:firstColumn="1" w:lastColumn="0" w:noHBand="0" w:noVBand="1"/>
-      </w:tblPr>
-      <w:tblGrid>
-        <w:gridCol w:w="2381"/>
-        <w:gridCol w:w="5896"/>
-        <w:gridCol w:w="1361"/>
-      </w:tblGrid>
-      <w:tr>
-        <w:trPr>
-          <w:cantSplit/>
-          <w:tblHeader/>
-        </w:trPr>
-        <w:tc>
-          <w:tcPr>
-            <w:tcW w:w="2381" w:type="dxa"/>
-            <w:shd w:val="clear" w:color="auto" w:fill="433CCE"/>
-            <w:vAlign w:val="center"/>
-          </w:tcPr>
-          <w:p>
-            <w:pPr>
-              <w:wordWrap w:val="0"/>
-              <w:autoSpaceDE w:val="0"/>
-              <w:autoSpaceDN w:val="0"/>
-              <w:spacing w:line="270" w:lineRule="exact"/>
-            </w:pPr>
-            <w:r>
-              <w:rPr>
-                <w:rFonts w:ascii="나눔스퀘어OTF_ac Bold" w:eastAsia="나눔스퀘어OTF_ac Bold" w:hAnsi="나눔스퀘어OTF_ac Bold" w:cs="나눔스퀘어OTF_ac Bold"/>
-                <w:color w:val="FFFFFF"/>
-                <w:sz w:val="20"/>
-                <w:lang w:val="ko-KR" w:eastAsia="ko-KR"/>
-              </w:rPr>
-              <w:t>모듈</w:t>
-            </w:r>
-          </w:p>
-        </w:tc>
-        <w:tc>
-          <w:tcPr>
-            <w:tcW w:w="5896" w:type="dxa"/>
-            <w:shd w:val="clear" w:color="auto" w:fill="433CCE"/>
-            <w:vAlign w:val="center"/>
-          </w:tcPr>
-          <w:p>
-            <w:pPr>
-              <w:wordWrap w:val="0"/>
-              <w:autoSpaceDE w:val="0"/>
-              <w:autoSpaceDN w:val="0"/>
-              <w:spacing w:line="270" w:lineRule="exact"/>
-            </w:pPr>
-            <w:r>
-              <w:rPr>
-                <w:rFonts w:ascii="나눔스퀘어OTF_ac Bold" w:eastAsia="나눔스퀘어OTF_ac Bold" w:hAnsi="나눔스퀘어OTF_ac Bold" w:cs="나눔스퀘어OTF_ac Bold"/>
-                <w:color w:val="FFFFFF"/>
-                <w:sz w:val="20"/>
-                <w:lang w:val="ko-KR" w:eastAsia="ko-KR"/>
-              </w:rPr>
-              <w:t>주요 내용</w:t>
-            </w:r>
-          </w:p>
-        </w:tc>
-        <w:tc>
-          <w:tcPr>
-            <w:tcW w:w="1361" w:type="dxa"/>
-            <w:shd w:val="clear" w:color="auto" w:fill="433CCE"/>
-            <w:vAlign w:val="center"/>
-          </w:tcPr>
-          <w:p>
-            <w:pPr>
-              <w:wordWrap w:val="0"/>
-              <w:autoSpaceDE w:val="0"/>
-              <w:autoSpaceDN w:val="0"/>
-              <w:spacing w:line="270" w:lineRule="exact"/>
-              <w:jc w:val="center"/>
-            </w:pPr>
-            <w:r>
-              <w:rPr>
-                <w:rFonts w:ascii="나눔스퀘어OTF_ac Bold" w:eastAsia="나눔스퀘어OTF_ac Bold" w:hAnsi="나눔스퀘어OTF_ac Bold" w:cs="나눔스퀘어OTF_ac Bold"/>
-                <w:color w:val="FFFFFF"/>
-                <w:sz w:val="20"/>
-                <w:lang w:val="ko-KR" w:eastAsia="ko-KR"/>
-              </w:rPr>
-              <w:t>시간</w:t>
-            </w:r>
-          </w:p>
-        </w:tc>
-      </w:tr>
-      <w:tr>
-        <w:trPr>
-          <w:cantSplit/>
-        </w:trPr>
-        <w:tc>
-          <w:tcPr>
-            <w:tcW w:w="2381" w:type="dxa"/>
-            <w:shd w:val="clear" w:color="auto" w:fill="FFFFFF"/>
-            <w:vAlign w:val="center"/>
-          </w:tcPr>
-          <w:p>
-            <w:pPr>
-              <w:wordWrap w:val="0"/>
-              <w:autoSpaceDE w:val="0"/>
-              <w:autoSpaceDN w:val="0"/>
-              <w:spacing w:line="270" w:lineRule="exact"/>
-            </w:pPr>
-            <w:r>
-              <w:rPr>
-                <w:rFonts w:ascii="나눔스퀘어OTF_ac Bold" w:eastAsia="나눔스퀘어OTF_ac Bold" w:hAnsi="나눔스퀘어OTF_ac Bold" w:cs="나눔스퀘어OTF_ac Bold"/>
-                <w:color w:val="09090B"/>
-                <w:sz w:val="20"/>
-                <w:lang w:val="ko-KR" w:eastAsia="ko-KR"/>
-              </w:rPr>
-              <w:t>보고서 작성 조건 정리</w:t>
-            </w:r>
-          </w:p>
-        </w:tc>
-        <w:tc>
-          <w:tcPr>
-            <w:tcW w:w="5896" w:type="dxa"/>
-            <w:shd w:val="clear" w:color="auto" w:fill="FFFFFF"/>
-            <w:vAlign w:val="center"/>
-          </w:tcPr>
-          <w:p>
-            <w:pPr>
-              <w:wordWrap w:val="0"/>
-              <w:autoSpaceDE w:val="0"/>
-              <w:autoSpaceDN w:val="0"/>
-              <w:spacing w:line="270" w:lineRule="exact"/>
-              <w:rPr>
-                <w:lang w:eastAsia="ko-KR"/>
-              </w:rPr>
-            </w:pPr>
-            <w:r>
-              <w:rPr>
-                <w:color w:val="09090B"/>
-                <w:sz w:val="20"/>
-                <w:lang w:val="ko-KR" w:eastAsia="ko-KR"/>
-              </w:rPr>
-              <w:t>현장 메모와 보고 양식 분석, 필수 정보 추출</w:t>
-            </w:r>
-          </w:p>
-        </w:tc>
-        <w:tc>
-          <w:tcPr>
-            <w:tcW w:w="1361" w:type="dxa"/>
-            <w:shd w:val="clear" w:color="auto" w:fill="FFFFFF"/>
-            <w:vAlign w:val="center"/>
-          </w:tcPr>
-          <w:p>
-            <w:pPr>
-              <w:wordWrap w:val="0"/>
-              <w:autoSpaceDE w:val="0"/>
-              <w:autoSpaceDN w:val="0"/>
-              <w:spacing w:line="270" w:lineRule="exact"/>
-              <w:jc w:val="center"/>
-            </w:pPr>
-            <w:r>
-              <w:rPr>
-                <w:color w:val="09090B"/>
-                <w:sz w:val="20"/>
-                <w:lang w:val="ko-KR" w:eastAsia="ko-KR"/>
-              </w:rPr>
-              <w:t>1시간</w:t>
-            </w:r>
-          </w:p>
-        </w:tc>
-      </w:tr>
-      <w:tr>
-        <w:trPr>
-          <w:cantSplit/>
-        </w:trPr>
-        <w:tc>
-          <w:tcPr>
-            <w:tcW w:w="2381" w:type="dxa"/>
-            <w:shd w:val="clear" w:color="auto" w:fill="F6F6FB"/>
-            <w:vAlign w:val="center"/>
-          </w:tcPr>
-          <w:p>
-            <w:pPr>
-              <w:wordWrap w:val="0"/>
-              <w:autoSpaceDE w:val="0"/>
-              <w:autoSpaceDN w:val="0"/>
-              <w:spacing w:line="270" w:lineRule="exact"/>
-              <w:rPr>
-                <w:lang w:eastAsia="ko-KR"/>
-              </w:rPr>
-            </w:pPr>
-            <w:r>
-              <w:rPr>
-                <w:rFonts w:ascii="나눔스퀘어OTF_ac Bold" w:eastAsia="나눔스퀘어OTF_ac Bold" w:hAnsi="나눔스퀘어OTF_ac Bold" w:cs="나눔스퀘어OTF_ac Bold"/>
-                <w:color w:val="09090B"/>
-                <w:sz w:val="20"/>
-                <w:lang w:val="ko-KR" w:eastAsia="ko-KR"/>
-              </w:rPr>
-              <w:t>현장 메모의 보고서 전환</w:t>
-            </w:r>
-          </w:p>
-        </w:tc>
-        <w:tc>
-          <w:tcPr>
-            <w:tcW w:w="5896" w:type="dxa"/>
-            <w:shd w:val="clear" w:color="auto" w:fill="F6F6FB"/>
-            <w:vAlign w:val="center"/>
-          </w:tcPr>
-          <w:p>
-            <w:pPr>
-              <w:wordWrap w:val="0"/>
-              <w:autoSpaceDE w:val="0"/>
-              <w:autoSpaceDN w:val="0"/>
-              <w:spacing w:line="270" w:lineRule="exact"/>
-              <w:rPr>
-                <w:lang w:eastAsia="ko-KR"/>
-              </w:rPr>
-            </w:pPr>
-            <w:r>
-              <w:rPr>
-                <w:color w:val="09090B"/>
-                <w:sz w:val="20"/>
-                <w:lang w:val="ko-KR" w:eastAsia="ko-KR"/>
-              </w:rPr>
-              <w:t>필요한 정보 정리, 보고 양식에 맞춘 초안 작성</w:t>
-            </w:r>
-          </w:p>
-        </w:tc>
-        <w:tc>
-          <w:tcPr>
-            <w:tcW w:w="1361" w:type="dxa"/>
-            <w:shd w:val="clear" w:color="auto" w:fill="F6F6FB"/>
-            <w:vAlign w:val="center"/>
-          </w:tcPr>
-          <w:p>
-            <w:pPr>
-              <w:wordWrap w:val="0"/>
-              <w:autoSpaceDE w:val="0"/>
-              <w:autoSpaceDN w:val="0"/>
-              <w:spacing w:line="270" w:lineRule="exact"/>
-              <w:jc w:val="center"/>
-            </w:pPr>
-            <w:r>
-              <w:rPr>
-                <w:color w:val="09090B"/>
-                <w:sz w:val="20"/>
-                <w:lang w:val="ko-KR" w:eastAsia="ko-KR"/>
-              </w:rPr>
-              <w:t>2시간</w:t>
-            </w:r>
-          </w:p>
-        </w:tc>
-      </w:tr>
-      <w:tr>
-        <w:trPr>
-          <w:cantSplit/>
-        </w:trPr>
-        <w:tc>
-          <w:tcPr>
-            <w:tcW w:w="2381" w:type="dxa"/>
-            <w:shd w:val="clear" w:color="auto" w:fill="FFFFFF"/>
-            <w:vAlign w:val="center"/>
-          </w:tcPr>
-          <w:p>
-            <w:pPr>
-              <w:wordWrap w:val="0"/>
-              <w:autoSpaceDE w:val="0"/>
-              <w:autoSpaceDN w:val="0"/>
-              <w:spacing w:line="270" w:lineRule="exact"/>
-            </w:pPr>
-            <w:r>
-              <w:rPr>
-                <w:rFonts w:ascii="나눔스퀘어OTF_ac Bold" w:eastAsia="나눔스퀘어OTF_ac Bold" w:hAnsi="나눔스퀘어OTF_ac Bold" w:cs="나눔스퀘어OTF_ac Bold"/>
-                <w:color w:val="09090B"/>
-                <w:sz w:val="20"/>
-                <w:lang w:val="ko-KR" w:eastAsia="ko-KR"/>
-              </w:rPr>
-              <w:t>보고서 검토와 수정</w:t>
-            </w:r>
-          </w:p>
-        </w:tc>
-        <w:tc>
-          <w:tcPr>
-            <w:tcW w:w="5896" w:type="dxa"/>
-            <w:shd w:val="clear" w:color="auto" w:fill="FFFFFF"/>
-            <w:vAlign w:val="center"/>
-          </w:tcPr>
-          <w:p>
-            <w:pPr>
-              <w:wordWrap w:val="0"/>
-              <w:autoSpaceDE w:val="0"/>
-              <w:autoSpaceDN w:val="0"/>
-              <w:spacing w:line="270" w:lineRule="exact"/>
-              <w:rPr>
-                <w:lang w:eastAsia="ko-KR"/>
-              </w:rPr>
-            </w:pPr>
-            <w:r>
-              <w:rPr>
-                <w:color w:val="09090B"/>
-                <w:sz w:val="20"/>
-                <w:lang w:val="ko-KR" w:eastAsia="ko-KR"/>
-              </w:rPr>
-              <w:t>수치·누락·추정 표현 점검, 추가 요청으로 보완</w:t>
-            </w:r>
-          </w:p>
-        </w:tc>
-        <w:tc>
-          <w:tcPr>
-            <w:tcW w:w="1361" w:type="dxa"/>
-            <w:shd w:val="clear" w:color="auto" w:fill="FFFFFF"/>
-            <w:vAlign w:val="center"/>
-          </w:tcPr>
-          <w:p>
-            <w:pPr>
-              <w:wordWrap w:val="0"/>
-              <w:autoSpaceDE w:val="0"/>
-              <w:autoSpaceDN w:val="0"/>
-              <w:spacing w:line="270" w:lineRule="exact"/>
-              <w:jc w:val="center"/>
-            </w:pPr>
-            <w:r>
-              <w:rPr>
-                <w:color w:val="09090B"/>
-                <w:sz w:val="20"/>
-                <w:lang w:val="ko-KR" w:eastAsia="ko-KR"/>
-              </w:rPr>
-              <w:t>2시간</w:t>
-            </w:r>
-          </w:p>
-        </w:tc>
-      </w:tr>
-      <w:tr>
-        <w:trPr>
-          <w:cantSplit/>
-        </w:trPr>
-        <w:tc>
-          <w:tcPr>
-            <w:tcW w:w="2381" w:type="dxa"/>
-            <w:shd w:val="clear" w:color="auto" w:fill="F6F6FB"/>
-            <w:vAlign w:val="center"/>
-          </w:tcPr>
-          <w:p>
-            <w:pPr>
-              <w:wordWrap w:val="0"/>
-              <w:autoSpaceDE w:val="0"/>
-              <w:autoSpaceDN w:val="0"/>
-              <w:spacing w:line="270" w:lineRule="exact"/>
-            </w:pPr>
-            <w:r>
-              <w:rPr>
-                <w:rFonts w:ascii="나눔스퀘어OTF_ac Bold" w:eastAsia="나눔스퀘어OTF_ac Bold" w:hAnsi="나눔스퀘어OTF_ac Bold" w:cs="나눔스퀘어OTF_ac Bold"/>
-                <w:color w:val="09090B"/>
-                <w:sz w:val="20"/>
-                <w:lang w:val="ko-KR" w:eastAsia="ko-KR"/>
-              </w:rPr>
-              <w:t>개인 업무 적용</w:t>
-            </w:r>
-          </w:p>
-        </w:tc>
-        <w:tc>
-          <w:tcPr>
-            <w:tcW w:w="5896" w:type="dxa"/>
-            <w:shd w:val="clear" w:color="auto" w:fill="F6F6FB"/>
-            <w:vAlign w:val="center"/>
-          </w:tcPr>
-          <w:p>
-            <w:pPr>
-              <w:wordWrap w:val="0"/>
-              <w:autoSpaceDE w:val="0"/>
-              <w:autoSpaceDN w:val="0"/>
-              <w:spacing w:line="270" w:lineRule="exact"/>
-              <w:rPr>
-                <w:lang w:eastAsia="ko-KR"/>
-              </w:rPr>
-            </w:pPr>
-            <w:r>
-              <w:rPr>
-                <w:color w:val="09090B"/>
-                <w:sz w:val="20"/>
-                <w:lang w:val="ko-KR" w:eastAsia="ko-KR"/>
-              </w:rPr>
-              <w:t>반복 업무용 프롬프트와 검토 기준 정리</w:t>
-            </w:r>
-          </w:p>
-        </w:tc>
-        <w:tc>
-          <w:tcPr>
-            <w:tcW w:w="1361" w:type="dxa"/>
-            <w:shd w:val="clear" w:color="auto" w:fill="F6F6FB"/>
-            <w:vAlign w:val="center"/>
-          </w:tcPr>
-          <w:p>
-            <w:pPr>
-              <w:wordWrap w:val="0"/>
-              <w:autoSpaceDE w:val="0"/>
-              <w:autoSpaceDN w:val="0"/>
-              <w:spacing w:line="270" w:lineRule="exact"/>
-              <w:jc w:val="center"/>
-            </w:pPr>
-            <w:r>
-              <w:rPr>
-                <w:color w:val="09090B"/>
-                <w:sz w:val="20"/>
-                <w:lang w:val="ko-KR" w:eastAsia="ko-KR"/>
-              </w:rPr>
-              <w:t>1시간</w:t>
-            </w:r>
-          </w:p>
-        </w:tc>
-      </w:tr>
-    </w:tbl>
-    <w:p>
-      <w:pPr>
-        <w:wordWrap w:val="0"/>
-        <w:autoSpaceDE w:val="0"/>
-        <w:autoSpaceDN w:val="0"/>
-        <w:spacing w:line="80" w:lineRule="exact"/>
-      </w:pPr>
-    </w:p>
-    <w:p>
-      <w:pPr>
-        <w:pStyle w:val="21"/>
-        <w:wordWrap w:val="0"/>
-        <w:autoSpaceDE w:val="0"/>
-        <w:autoSpaceDN w:val="0"/>
-        <w:spacing w:before="160" w:after="80" w:line="340" w:lineRule="exact"/>
-      </w:pPr>
-      <w:r>
-        <w:rPr>
-          <w:rFonts w:ascii="나눔스퀘어OTF_ac ExtraBold" w:eastAsia="나눔스퀘어OTF_ac ExtraBold" w:hAnsi="나눔스퀘어OTF_ac ExtraBold" w:cs="나눔스퀘어OTF_ac ExtraBold"/>
-          <w:lang w:val="ko-KR" w:eastAsia="ko-KR"/>
-        </w:rPr>
-        <w:t>교육 환경과 제공 자료</w:t>
-      </w:r>
-    </w:p>
-    <w:p>
-      <w:pPr>
-        <w:wordWrap w:val="0"/>
-        <w:autoSpaceDE w:val="0"/>
-        <w:autoSpaceDN w:val="0"/>
-        <w:spacing w:line="315" w:lineRule="exact"/>
-        <w:rPr>
-          <w:lang w:eastAsia="ko-KR"/>
-        </w:rPr>
-      </w:pPr>
-      <w:r>
-        <w:rPr>
-          <w:color w:val="09090B"/>
-          <w:sz w:val="21"/>
-          <w:lang w:val="ko-KR" w:eastAsia="ko-KR"/>
-        </w:rPr>
-        <w:t>개인 노트북을 사용하며, 기업이 가상 현장 메모와 기존 보고서 양식을 제공합니다. 실제 생산정보는 교육용으로 가공한</w:t>
-      </w:r>
-      <w:r>
-        <w:rPr>
-          <w:color w:val="09090B"/>
-          <w:sz w:val="21"/>
-          <w:lang w:val="ko-KR" w:eastAsia="ko-KR"/>
-        </w:rPr>
-        <w:br/>
-        <w:t>자료로 대체합니다.</w:t>
-      </w:r>
-    </w:p>
-    <w:p>
-      <w:pPr>
-        <w:pStyle w:val="21"/>
-        <w:wordWrap w:val="0"/>
-        <w:autoSpaceDE w:val="0"/>
-        <w:autoSpaceDN w:val="0"/>
-        <w:spacing w:before="160" w:after="80" w:line="340" w:lineRule="exact"/>
-        <w:rPr>
-          <w:lang w:eastAsia="ko-KR"/>
-        </w:rPr>
-      </w:pPr>
-      <w:r>
-        <w:rPr>
-          <w:rFonts w:ascii="나눔스퀘어OTF_ac ExtraBold" w:eastAsia="나눔스퀘어OTF_ac ExtraBold" w:hAnsi="나눔스퀘어OTF_ac ExtraBold" w:cs="나눔스퀘어OTF_ac ExtraBold"/>
-          <w:lang w:val="ko-KR" w:eastAsia="ko-KR"/>
-        </w:rPr>
-        <w:t>사용 도구 제한</w:t>
-      </w:r>
-    </w:p>
-    <w:p>
-      <w:pPr>
-        <w:wordWrap w:val="0"/>
-        <w:autoSpaceDE w:val="0"/>
-        <w:autoSpaceDN w:val="0"/>
-        <w:spacing w:line="315" w:lineRule="exact"/>
-        <w:rPr>
-          <w:lang w:eastAsia="ko-KR"/>
-        </w:rPr>
-      </w:pPr>
-      <w:r>
-        <w:rPr>
-          <w:color w:val="09090B"/>
-          <w:sz w:val="21"/>
-          <w:lang w:val="ko-KR" w:eastAsia="ko-KR"/>
-        </w:rPr>
-        <w:t>사내 승인 도구인 ChatGPT와 Microsoft Word만 사용합니다. 다른 생성형 AI와 문서 자동 제작 서비스는 사용할 수</w:t>
-      </w:r>
-      <w:r>
-        <w:rPr>
-          <w:color w:val="09090B"/>
-          <w:sz w:val="21"/>
-          <w:lang w:val="ko-KR" w:eastAsia="ko-KR"/>
-        </w:rPr>
-        <w:br/>
-        <w:t>없습니다. 기업이 제공하는 교육용 계정으로 실습하며, 최종 보고서는 기존 Word 양식에 맞춰 작성해야 합니다.</w:t>
-      </w:r>
-    </w:p>
-    <w:p>
-      <w:pPr>
-        <w:keepNext/>
-        <w:pageBreakBefore/>
-        <w:wordWrap w:val="0"/>
-        <w:autoSpaceDE w:val="0"/>
-        <w:autoSpaceDN w:val="0"/>
-        <w:spacing w:after="160" w:line="260" w:lineRule="exact"/>
-        <w:rPr>
-          <w:lang w:eastAsia="ko-KR"/>
-        </w:rPr>
-      </w:pPr>
-      <w:r>
-        <w:rPr>
-          <w:color w:val="71717A"/>
-          <w:sz w:val="18"/>
-          <w:lang w:val="ko-KR" w:eastAsia="ko-KR"/>
-        </w:rPr>
-        <w:lastRenderedPageBreak/>
-        <w:t>SCENARIO 02   B사 기업 교육 의뢰</w:t>
-      </w:r>
-    </w:p>
-    <w:p>
-      <w:pPr>
-        <w:pStyle w:val="1"/>
-        <w:wordWrap w:val="0"/>
-        <w:autoSpaceDE w:val="0"/>
-        <w:autoSpaceDN w:val="0"/>
-        <w:spacing w:before="0" w:after="220" w:line="540" w:lineRule="exact"/>
-        <w:rPr>
-          <w:lang w:eastAsia="ko-KR"/>
-        </w:rPr>
-      </w:pPr>
-      <w:r>
-        <w:rPr>
-          <w:rFonts w:ascii="나눔스퀘어OTF_ac ExtraBold" w:eastAsia="나눔스퀘어OTF_ac ExtraBold" w:hAnsi="나눔스퀘어OTF_ac ExtraBold" w:cs="나눔스퀘어OTF_ac ExtraBold"/>
-          <w:lang w:val="ko-KR" w:eastAsia="ko-KR"/>
-        </w:rPr>
-        <w:t>물류기업 고객지원팀의</w:t>
-      </w:r>
-      <w:r>
-        <w:rPr>
-          <w:rFonts w:ascii="나눔스퀘어OTF_ac ExtraBold" w:eastAsia="나눔스퀘어OTF_ac ExtraBold" w:hAnsi="나눔스퀘어OTF_ac ExtraBold" w:cs="나눔스퀘어OTF_ac ExtraBold"/>
-          <w:lang w:val="ko-KR" w:eastAsia="ko-KR"/>
-        </w:rPr>
-        <w:br/>
-        <w:t>AI 고객 응대 교육</w:t>
-      </w:r>
-    </w:p>
-    <w:p>
-      <w:pPr>
-        <w:wordWrap w:val="0"/>
-        <w:autoSpaceDE w:val="0"/>
-        <w:autoSpaceDN w:val="0"/>
-        <w:spacing w:after="60"/>
-        <w:rPr>
-          <w:lang w:eastAsia="ko-KR"/>
-        </w:rPr>
-      </w:pPr>
-      <w:r>
-        <w:rPr>
-          <w:rFonts w:ascii="나눔스퀘어OTF_ac Bold" w:eastAsia="나눔스퀘어OTF_ac Bold" w:hAnsi="나눔스퀘어OTF_ac Bold" w:cs="나눔스퀘어OTF_ac Bold"/>
-          <w:color w:val="09090B"/>
-          <w:lang w:val="ko-KR" w:eastAsia="ko-KR"/>
-        </w:rPr>
-        <w:t>물류·풀필먼트</w:t>
-      </w:r>
-    </w:p>
-    <w:p>
-      <w:pPr>
-        <w:wordWrap w:val="0"/>
-        <w:autoSpaceDE w:val="0"/>
-        <w:autoSpaceDN w:val="0"/>
-        <w:spacing w:after="200" w:line="315" w:lineRule="exact"/>
-        <w:rPr>
-          <w:lang w:eastAsia="ko-KR"/>
-        </w:rPr>
-      </w:pPr>
-      <w:r>
-        <w:rPr>
-          <w:color w:val="71717A"/>
-          <w:sz w:val="21"/>
-          <w:lang w:val="ko-KR" w:eastAsia="ko-KR"/>
-        </w:rPr>
-        <w:t>고객지원 상담원·선임 담당자 20명 | 총 4시간</w:t>
-      </w:r>
-    </w:p>
-    <w:p>
-      <w:pPr>
-        <w:wordWrap w:val="0"/>
-        <w:autoSpaceDE w:val="0"/>
-        <w:autoSpaceDN w:val="0"/>
-        <w:spacing w:after="120"/>
-        <w:rPr>
-          <w:lang w:eastAsia="ko-KR"/>
-        </w:rPr>
-      </w:pPr>
-      <w:r>
-        <w:rPr>
-          <w:color w:val="09090B"/>
-          <w:lang w:val="ko-KR" w:eastAsia="ko-KR"/>
-        </w:rPr>
-        <w:t>B사는 온라인 판매자의 보관, 출고, 배송을 지원하는 물류기업입니다. 입사 6개월 미만 신입과 경력 상담원이 함께</w:t>
-      </w:r>
-      <w:r>
-        <w:rPr>
-          <w:color w:val="09090B"/>
-          <w:lang w:val="ko-KR" w:eastAsia="ko-KR"/>
-        </w:rPr>
-        <w:br/>
-        <w:t>참여합니다. 모두 AI에 질문을 입력해본 경험은 있지만, 상담 정책을 답변에 적용하는 숙련도에는 차이가</w:t>
-      </w:r>
-      <w:r>
-        <w:rPr>
-          <w:color w:val="09090B"/>
-          <w:lang w:val="ko-KR" w:eastAsia="ko-KR"/>
-        </w:rPr>
-        <w:br/>
-        <w:t>있습니다.</w:t>
-      </w:r>
-    </w:p>
-    <w:p>
-      <w:pPr>
-        <w:pStyle w:val="21"/>
-        <w:wordWrap w:val="0"/>
-        <w:autoSpaceDE w:val="0"/>
-        <w:autoSpaceDN w:val="0"/>
-        <w:spacing w:after="80" w:line="340" w:lineRule="exact"/>
-        <w:rPr>
-          <w:lang w:eastAsia="ko-KR"/>
-        </w:rPr>
-      </w:pPr>
-      <w:r>
-        <w:rPr>
-          <w:rFonts w:ascii="나눔스퀘어OTF_ac ExtraBold" w:eastAsia="나눔스퀘어OTF_ac ExtraBold" w:hAnsi="나눔스퀘어OTF_ac ExtraBold" w:cs="나눔스퀘어OTF_ac ExtraBold"/>
-          <w:lang w:val="ko-KR" w:eastAsia="ko-KR"/>
-        </w:rPr>
-        <w:t>현업의 페인포인트</w:t>
-      </w:r>
-    </w:p>
-    <w:p>
-      <w:pPr>
-        <w:wordWrap w:val="0"/>
-        <w:autoSpaceDE w:val="0"/>
-        <w:autoSpaceDN w:val="0"/>
-        <w:spacing w:after="100"/>
-        <w:rPr>
-          <w:lang w:eastAsia="ko-KR"/>
-        </w:rPr>
-      </w:pPr>
-      <w:r>
-        <w:rPr>
-          <w:color w:val="09090B"/>
-          <w:lang w:val="ko-KR" w:eastAsia="ko-KR"/>
-        </w:rPr>
-        <w:t>배송 지연, 주소 변경, 오배송 문의가 반복되지만 고객별 상황이 달라 표준 답변을 그대로 쓰기 어렵습니다. 신입은</w:t>
-      </w:r>
-      <w:r>
-        <w:rPr>
-          <w:color w:val="09090B"/>
-          <w:lang w:val="ko-KR" w:eastAsia="ko-KR"/>
-        </w:rPr>
-        <w:br/>
-        <w:t>문의의 핵심과 적용할 정책을 찾는 데 시간이 오래 걸리고, 선임은 신입의 답변을 반복해서 수정합니다.</w:t>
-      </w:r>
-    </w:p>
-    <w:p>
-      <w:pPr>
-        <w:wordWrap w:val="0"/>
-        <w:autoSpaceDE w:val="0"/>
-        <w:autoSpaceDN w:val="0"/>
-        <w:spacing w:after="100"/>
-        <w:rPr>
-          <w:lang w:eastAsia="ko-KR"/>
-        </w:rPr>
-      </w:pPr>
-      <w:r>
-        <w:rPr>
-          <w:color w:val="09090B"/>
-          <w:lang w:val="ko-KR" w:eastAsia="ko-KR"/>
-        </w:rPr>
-        <w:t>AI로 답변을 작성하는 직원이 늘면서 확인되지 않은 배송일을 약속하거나 고객의 질문을 일부 빠뜨리는 일이</w:t>
-      </w:r>
-      <w:r>
-        <w:rPr>
-          <w:color w:val="09090B"/>
-          <w:lang w:val="ko-KR" w:eastAsia="ko-KR"/>
-        </w:rPr>
-        <w:br/>
-        <w:t>발생했습니다. 고객에게 보낼 안내와 내부에서 확인할 사항이 섞이는 문제도 있습니다.</w:t>
-      </w:r>
-    </w:p>
-    <w:p>
-      <w:pPr>
-        <w:pStyle w:val="21"/>
-        <w:wordWrap w:val="0"/>
-        <w:autoSpaceDE w:val="0"/>
-        <w:autoSpaceDN w:val="0"/>
-        <w:spacing w:after="80" w:line="340" w:lineRule="exact"/>
-        <w:rPr>
-          <w:lang w:eastAsia="ko-KR"/>
-        </w:rPr>
-      </w:pPr>
-      <w:r>
-        <w:rPr>
-          <w:rFonts w:ascii="나눔스퀘어OTF_ac ExtraBold" w:eastAsia="나눔스퀘어OTF_ac ExtraBold" w:hAnsi="나눔스퀘어OTF_ac ExtraBold" w:cs="나눔스퀘어OTF_ac ExtraBold"/>
-          <w:lang w:val="ko-KR" w:eastAsia="ko-KR"/>
-        </w:rPr>
-        <w:t>교육 니즈</w:t>
-      </w:r>
-    </w:p>
-    <w:p>
-      <w:pPr>
-        <w:wordWrap w:val="0"/>
-        <w:autoSpaceDE w:val="0"/>
-        <w:autoSpaceDN w:val="0"/>
-        <w:spacing w:after="120"/>
-        <w:rPr>
-          <w:lang w:eastAsia="ko-KR"/>
-        </w:rPr>
-      </w:pPr>
-      <w:r>
-        <w:rPr>
-          <w:color w:val="09090B"/>
-          <w:lang w:val="ko-KR" w:eastAsia="ko-KR"/>
-        </w:rPr>
-        <w:t>고객 문의, 배송 상태, 내부 정책을 함께 활용해 답변을 작성하는 교육을 요청합니다. 결과를 검토하고 추가로</w:t>
-      </w:r>
-      <w:r>
-        <w:rPr>
-          <w:color w:val="09090B"/>
-          <w:lang w:val="ko-KR" w:eastAsia="ko-KR"/>
-        </w:rPr>
-        <w:br/>
-        <w:t>확인할 내용을 구분하는 과정까지 다뤄야 합니다. 신입에게는 단계별 안내를 제공하고, 경력자에게는 복합 문의를</w:t>
-      </w:r>
-      <w:r>
-        <w:rPr>
-          <w:color w:val="09090B"/>
-          <w:lang w:val="ko-KR" w:eastAsia="ko-KR"/>
-        </w:rPr>
-        <w:br/>
-        <w:t>다룰 기회를 주기를 바랍니다.</w:t>
-      </w:r>
-    </w:p>
-    <w:p>
-      <w:pPr>
-        <w:pStyle w:val="21"/>
-        <w:wordWrap w:val="0"/>
-        <w:autoSpaceDE w:val="0"/>
-        <w:autoSpaceDN w:val="0"/>
-        <w:spacing w:after="80" w:line="340" w:lineRule="exact"/>
-      </w:pPr>
-      <w:r>
-        <w:rPr>
-          <w:rFonts w:ascii="나눔스퀘어OTF_ac ExtraBold" w:eastAsia="나눔스퀘어OTF_ac ExtraBold" w:hAnsi="나눔스퀘어OTF_ac ExtraBold" w:cs="나눔스퀘어OTF_ac ExtraBold"/>
-          <w:lang w:val="ko-KR" w:eastAsia="ko-KR"/>
-        </w:rPr>
-        <w:t>전체 커리큘럼 초안</w:t>
-      </w:r>
-    </w:p>
-    <w:tbl>
-      <w:tblPr>
-        <w:tblW w:w="0" w:type="auto"/>
-        <w:tblInd w:w="120" w:type="dxa"/>
-        <w:tblBorders>
-          <w:top w:val="single" w:sz="4" w:space="0" w:color="D9D9D9"/>
-          <w:left w:val="single" w:sz="4" w:space="0" w:color="D9D9D9"/>
-          <w:bottom w:val="single" w:sz="4" w:space="0" w:color="D9D9D9"/>
-          <w:right w:val="single" w:sz="4" w:space="0" w:color="D9D9D9"/>
-          <w:insideH w:val="single" w:sz="4" w:space="0" w:color="D9D9D9"/>
-          <w:insideV w:val="single" w:sz="4" w:space="0" w:color="D9D9D9"/>
-        </w:tblBorders>
-        <w:tblLayout w:type="fixed"/>
-        <w:tblCellMar>
-          <w:top w:w="100" w:type="dxa"/>
-          <w:left w:w="120" w:type="dxa"/>
-          <w:bottom w:w="100" w:type="dxa"/>
-          <w:right w:w="120" w:type="dxa"/>
-        </w:tblCellMar>
-        <w:tblLook w:val="04A0" w:firstRow="1" w:lastRow="0" w:firstColumn="1" w:lastColumn="0" w:noHBand="0" w:noVBand="1"/>
-      </w:tblPr>
-      <w:tblGrid>
-        <w:gridCol w:w="2381"/>
-        <w:gridCol w:w="5896"/>
-        <w:gridCol w:w="1361"/>
-      </w:tblGrid>
-      <w:tr>
-        <w:trPr>
-          <w:cantSplit/>
-          <w:tblHeader/>
-        </w:trPr>
-        <w:tc>
-          <w:tcPr>
-            <w:tcW w:w="2381" w:type="dxa"/>
-            <w:shd w:val="clear" w:color="auto" w:fill="433CCE"/>
-            <w:vAlign w:val="center"/>
-          </w:tcPr>
-          <w:p>
-            <w:pPr>
-              <w:wordWrap w:val="0"/>
-              <w:autoSpaceDE w:val="0"/>
-              <w:autoSpaceDN w:val="0"/>
-              <w:spacing w:line="270" w:lineRule="exact"/>
-            </w:pPr>
-            <w:r>
-              <w:rPr>
-                <w:rFonts w:ascii="나눔스퀘어OTF_ac Bold" w:eastAsia="나눔스퀘어OTF_ac Bold" w:hAnsi="나눔스퀘어OTF_ac Bold" w:cs="나눔스퀘어OTF_ac Bold"/>
-                <w:color w:val="FFFFFF"/>
-                <w:sz w:val="20"/>
-                <w:lang w:val="ko-KR" w:eastAsia="ko-KR"/>
-              </w:rPr>
-              <w:t>모듈</w:t>
-            </w:r>
-          </w:p>
-        </w:tc>
-        <w:tc>
-          <w:tcPr>
-            <w:tcW w:w="5896" w:type="dxa"/>
-            <w:shd w:val="clear" w:color="auto" w:fill="433CCE"/>
-            <w:vAlign w:val="center"/>
-          </w:tcPr>
-          <w:p>
-            <w:pPr>
-              <w:wordWrap w:val="0"/>
-              <w:autoSpaceDE w:val="0"/>
-              <w:autoSpaceDN w:val="0"/>
-              <w:spacing w:line="270" w:lineRule="exact"/>
-            </w:pPr>
-            <w:r>
-              <w:rPr>
-                <w:rFonts w:ascii="나눔스퀘어OTF_ac Bold" w:eastAsia="나눔스퀘어OTF_ac Bold" w:hAnsi="나눔스퀘어OTF_ac Bold" w:cs="나눔스퀘어OTF_ac Bold"/>
-                <w:color w:val="FFFFFF"/>
-                <w:sz w:val="20"/>
-                <w:lang w:val="ko-KR" w:eastAsia="ko-KR"/>
-              </w:rPr>
-              <w:t>주요 내용</w:t>
-            </w:r>
-          </w:p>
-        </w:tc>
-        <w:tc>
-          <w:tcPr>
-            <w:tcW w:w="1361" w:type="dxa"/>
-            <w:shd w:val="clear" w:color="auto" w:fill="433CCE"/>
-            <w:vAlign w:val="center"/>
-          </w:tcPr>
-          <w:p>
-            <w:pPr>
-              <w:wordWrap w:val="0"/>
-              <w:autoSpaceDE w:val="0"/>
-              <w:autoSpaceDN w:val="0"/>
-              <w:spacing w:line="270" w:lineRule="exact"/>
-              <w:jc w:val="center"/>
-            </w:pPr>
-            <w:r>
-              <w:rPr>
-                <w:rFonts w:ascii="나눔스퀘어OTF_ac Bold" w:eastAsia="나눔스퀘어OTF_ac Bold" w:hAnsi="나눔스퀘어OTF_ac Bold" w:cs="나눔스퀘어OTF_ac Bold"/>
-                <w:color w:val="FFFFFF"/>
-                <w:sz w:val="20"/>
-                <w:lang w:val="ko-KR" w:eastAsia="ko-KR"/>
-              </w:rPr>
-              <w:t>시간</w:t>
-            </w:r>
-          </w:p>
-        </w:tc>
-      </w:tr>
-      <w:tr>
-        <w:trPr>
-          <w:cantSplit/>
-        </w:trPr>
-        <w:tc>
-          <w:tcPr>
-            <w:tcW w:w="2381" w:type="dxa"/>
-            <w:shd w:val="clear" w:color="auto" w:fill="FFFFFF"/>
-            <w:vAlign w:val="center"/>
-          </w:tcPr>
-          <w:p>
-            <w:pPr>
-              <w:wordWrap w:val="0"/>
-              <w:autoSpaceDE w:val="0"/>
-              <w:autoSpaceDN w:val="0"/>
-              <w:spacing w:line="270" w:lineRule="exact"/>
-            </w:pPr>
-            <w:r>
-              <w:rPr>
-                <w:rFonts w:ascii="나눔스퀘어OTF_ac Bold" w:eastAsia="나눔스퀘어OTF_ac Bold" w:hAnsi="나눔스퀘어OTF_ac Bold" w:cs="나눔스퀘어OTF_ac Bold"/>
-                <w:color w:val="09090B"/>
-                <w:sz w:val="20"/>
-                <w:lang w:val="ko-KR" w:eastAsia="ko-KR"/>
-              </w:rPr>
-              <w:t>문의와 정책 분석</w:t>
-            </w:r>
-          </w:p>
-        </w:tc>
-        <w:tc>
-          <w:tcPr>
-            <w:tcW w:w="5896" w:type="dxa"/>
-            <w:shd w:val="clear" w:color="auto" w:fill="FFFFFF"/>
-            <w:vAlign w:val="center"/>
-          </w:tcPr>
-          <w:p>
-            <w:pPr>
-              <w:wordWrap w:val="0"/>
-              <w:autoSpaceDE w:val="0"/>
-              <w:autoSpaceDN w:val="0"/>
-              <w:spacing w:line="270" w:lineRule="exact"/>
-              <w:rPr>
-                <w:lang w:eastAsia="ko-KR"/>
-              </w:rPr>
-            </w:pPr>
-            <w:r>
-              <w:rPr>
-                <w:color w:val="09090B"/>
-                <w:sz w:val="20"/>
-                <w:lang w:val="ko-KR" w:eastAsia="ko-KR"/>
-              </w:rPr>
-              <w:t>고객 질문 분리, 배송 상태와 적용할 정책 확인</w:t>
-            </w:r>
-          </w:p>
-        </w:tc>
-        <w:tc>
-          <w:tcPr>
-            <w:tcW w:w="1361" w:type="dxa"/>
-            <w:shd w:val="clear" w:color="auto" w:fill="FFFFFF"/>
-            <w:vAlign w:val="center"/>
-          </w:tcPr>
-          <w:p>
-            <w:pPr>
-              <w:wordWrap w:val="0"/>
-              <w:autoSpaceDE w:val="0"/>
-              <w:autoSpaceDN w:val="0"/>
-              <w:spacing w:line="270" w:lineRule="exact"/>
-              <w:jc w:val="center"/>
-            </w:pPr>
-            <w:r>
-              <w:rPr>
-                <w:color w:val="09090B"/>
-                <w:sz w:val="20"/>
-                <w:lang w:val="ko-KR" w:eastAsia="ko-KR"/>
-              </w:rPr>
-              <w:t>30분</w:t>
-            </w:r>
-          </w:p>
-        </w:tc>
-      </w:tr>
-      <w:tr>
-        <w:trPr>
-          <w:cantSplit/>
-        </w:trPr>
-        <w:tc>
-          <w:tcPr>
-            <w:tcW w:w="2381" w:type="dxa"/>
-            <w:shd w:val="clear" w:color="auto" w:fill="F6F6FB"/>
-            <w:vAlign w:val="center"/>
-          </w:tcPr>
-          <w:p>
-            <w:pPr>
-              <w:wordWrap w:val="0"/>
-              <w:autoSpaceDE w:val="0"/>
-              <w:autoSpaceDN w:val="0"/>
-              <w:spacing w:line="270" w:lineRule="exact"/>
-            </w:pPr>
-            <w:r>
-              <w:rPr>
-                <w:rFonts w:ascii="나눔스퀘어OTF_ac Bold" w:eastAsia="나눔스퀘어OTF_ac Bold" w:hAnsi="나눔스퀘어OTF_ac Bold" w:cs="나눔스퀘어OTF_ac Bold"/>
-                <w:color w:val="09090B"/>
-                <w:sz w:val="20"/>
-                <w:lang w:val="ko-KR" w:eastAsia="ko-KR"/>
-              </w:rPr>
-              <w:t>문의 분석과 답변 작성</w:t>
-            </w:r>
-          </w:p>
-        </w:tc>
-        <w:tc>
-          <w:tcPr>
-            <w:tcW w:w="5896" w:type="dxa"/>
-            <w:shd w:val="clear" w:color="auto" w:fill="F6F6FB"/>
-            <w:vAlign w:val="center"/>
-          </w:tcPr>
-          <w:p>
-            <w:pPr>
-              <w:wordWrap w:val="0"/>
-              <w:autoSpaceDE w:val="0"/>
-              <w:autoSpaceDN w:val="0"/>
-              <w:spacing w:line="270" w:lineRule="exact"/>
-              <w:rPr>
-                <w:lang w:eastAsia="ko-KR"/>
-              </w:rPr>
-            </w:pPr>
-            <w:r>
-              <w:rPr>
-                <w:color w:val="09090B"/>
-                <w:sz w:val="20"/>
-                <w:lang w:val="ko-KR" w:eastAsia="ko-KR"/>
-              </w:rPr>
-              <w:t>질문 분리, 사실과 정책 반영, 답변 초안 생성</w:t>
-            </w:r>
-          </w:p>
-        </w:tc>
-        <w:tc>
-          <w:tcPr>
-            <w:tcW w:w="1361" w:type="dxa"/>
-            <w:shd w:val="clear" w:color="auto" w:fill="F6F6FB"/>
-            <w:vAlign w:val="center"/>
-          </w:tcPr>
-          <w:p>
-            <w:pPr>
-              <w:wordWrap w:val="0"/>
-              <w:autoSpaceDE w:val="0"/>
-              <w:autoSpaceDN w:val="0"/>
-              <w:spacing w:line="270" w:lineRule="exact"/>
-              <w:jc w:val="center"/>
-            </w:pPr>
-            <w:r>
-              <w:rPr>
-                <w:color w:val="09090B"/>
-                <w:sz w:val="20"/>
-                <w:lang w:val="ko-KR" w:eastAsia="ko-KR"/>
-              </w:rPr>
-              <w:t>1시간 30분</w:t>
-            </w:r>
-          </w:p>
-        </w:tc>
-      </w:tr>
-      <w:tr>
-        <w:trPr>
-          <w:cantSplit/>
-        </w:trPr>
-        <w:tc>
-          <w:tcPr>
-            <w:tcW w:w="2381" w:type="dxa"/>
-            <w:shd w:val="clear" w:color="auto" w:fill="FFFFFF"/>
-            <w:vAlign w:val="center"/>
-          </w:tcPr>
-          <w:p>
-            <w:pPr>
-              <w:wordWrap w:val="0"/>
-              <w:autoSpaceDE w:val="0"/>
-              <w:autoSpaceDN w:val="0"/>
-              <w:spacing w:line="270" w:lineRule="exact"/>
-            </w:pPr>
-            <w:r>
-              <w:rPr>
-                <w:rFonts w:ascii="나눔스퀘어OTF_ac Bold" w:eastAsia="나눔스퀘어OTF_ac Bold" w:hAnsi="나눔스퀘어OTF_ac Bold" w:cs="나눔스퀘어OTF_ac Bold"/>
-                <w:color w:val="09090B"/>
-                <w:sz w:val="20"/>
-                <w:lang w:val="ko-KR" w:eastAsia="ko-KR"/>
-              </w:rPr>
-              <w:t>답변 검토와 수정</w:t>
-            </w:r>
-          </w:p>
-        </w:tc>
-        <w:tc>
-          <w:tcPr>
-            <w:tcW w:w="5896" w:type="dxa"/>
-            <w:shd w:val="clear" w:color="auto" w:fill="FFFFFF"/>
-            <w:vAlign w:val="center"/>
-          </w:tcPr>
-          <w:p>
-            <w:pPr>
-              <w:wordWrap w:val="0"/>
-              <w:autoSpaceDE w:val="0"/>
-              <w:autoSpaceDN w:val="0"/>
-              <w:spacing w:line="270" w:lineRule="exact"/>
-              <w:rPr>
-                <w:lang w:eastAsia="ko-KR"/>
-              </w:rPr>
-            </w:pPr>
-            <w:r>
-              <w:rPr>
-                <w:color w:val="09090B"/>
-                <w:sz w:val="20"/>
-                <w:lang w:val="ko-KR" w:eastAsia="ko-KR"/>
-              </w:rPr>
-              <w:t>누락과 잘못된 약속 점검, 상황에 맞는 표현 수정</w:t>
-            </w:r>
-          </w:p>
-        </w:tc>
-        <w:tc>
-          <w:tcPr>
-            <w:tcW w:w="1361" w:type="dxa"/>
-            <w:shd w:val="clear" w:color="auto" w:fill="FFFFFF"/>
-            <w:vAlign w:val="center"/>
-          </w:tcPr>
-          <w:p>
-            <w:pPr>
-              <w:wordWrap w:val="0"/>
-              <w:autoSpaceDE w:val="0"/>
-              <w:autoSpaceDN w:val="0"/>
-              <w:spacing w:line="270" w:lineRule="exact"/>
-              <w:jc w:val="center"/>
-            </w:pPr>
-            <w:r>
-              <w:rPr>
-                <w:color w:val="09090B"/>
-                <w:sz w:val="20"/>
-                <w:lang w:val="ko-KR" w:eastAsia="ko-KR"/>
-              </w:rPr>
-              <w:t>1시간</w:t>
-            </w:r>
-          </w:p>
-        </w:tc>
-      </w:tr>
-      <w:tr>
-        <w:trPr>
-          <w:cantSplit/>
-        </w:trPr>
-        <w:tc>
-          <w:tcPr>
-            <w:tcW w:w="2381" w:type="dxa"/>
-            <w:shd w:val="clear" w:color="auto" w:fill="F6F6FB"/>
-            <w:vAlign w:val="center"/>
-          </w:tcPr>
-          <w:p>
-            <w:pPr>
-              <w:wordWrap w:val="0"/>
-              <w:autoSpaceDE w:val="0"/>
-              <w:autoSpaceDN w:val="0"/>
-              <w:spacing w:line="270" w:lineRule="exact"/>
-            </w:pPr>
-            <w:r>
-              <w:rPr>
-                <w:rFonts w:ascii="나눔스퀘어OTF_ac Bold" w:eastAsia="나눔스퀘어OTF_ac Bold" w:hAnsi="나눔스퀘어OTF_ac Bold" w:cs="나눔스퀘어OTF_ac Bold"/>
-                <w:color w:val="09090B"/>
-                <w:sz w:val="20"/>
-                <w:lang w:val="ko-KR" w:eastAsia="ko-KR"/>
-              </w:rPr>
-              <w:t>상담 사례 연습</w:t>
-            </w:r>
-          </w:p>
-        </w:tc>
-        <w:tc>
-          <w:tcPr>
-            <w:tcW w:w="5896" w:type="dxa"/>
-            <w:shd w:val="clear" w:color="auto" w:fill="F6F6FB"/>
-            <w:vAlign w:val="center"/>
-          </w:tcPr>
-          <w:p>
-            <w:pPr>
-              <w:wordWrap w:val="0"/>
-              <w:autoSpaceDE w:val="0"/>
-              <w:autoSpaceDN w:val="0"/>
-              <w:spacing w:line="270" w:lineRule="exact"/>
-              <w:rPr>
-                <w:lang w:eastAsia="ko-KR"/>
-              </w:rPr>
-            </w:pPr>
-            <w:r>
-              <w:rPr>
-                <w:color w:val="09090B"/>
-                <w:sz w:val="20"/>
-                <w:lang w:val="ko-KR" w:eastAsia="ko-KR"/>
-              </w:rPr>
-              <w:t>복합 문의 대응, 결과 비교, 개인별 적용 기준 정리</w:t>
-            </w:r>
-          </w:p>
-        </w:tc>
-        <w:tc>
-          <w:tcPr>
-            <w:tcW w:w="1361" w:type="dxa"/>
-            <w:shd w:val="clear" w:color="auto" w:fill="F6F6FB"/>
-            <w:vAlign w:val="center"/>
-          </w:tcPr>
-          <w:p>
-            <w:pPr>
-              <w:wordWrap w:val="0"/>
-              <w:autoSpaceDE w:val="0"/>
-              <w:autoSpaceDN w:val="0"/>
-              <w:spacing w:line="270" w:lineRule="exact"/>
-              <w:jc w:val="center"/>
-            </w:pPr>
-            <w:r>
-              <w:rPr>
-                <w:color w:val="09090B"/>
-                <w:sz w:val="20"/>
-                <w:lang w:val="ko-KR" w:eastAsia="ko-KR"/>
-              </w:rPr>
-              <w:t>1시간</w:t>
-            </w:r>
-          </w:p>
-        </w:tc>
-      </w:tr>
-    </w:tbl>
-    <w:p>
-      <w:pPr>
-        <w:wordWrap w:val="0"/>
-        <w:autoSpaceDE w:val="0"/>
-        <w:autoSpaceDN w:val="0"/>
-        <w:spacing w:line="80" w:lineRule="exact"/>
-      </w:pPr>
-    </w:p>
-    <w:p>
-      <w:pPr>
-        <w:pStyle w:val="21"/>
-        <w:wordWrap w:val="0"/>
-        <w:autoSpaceDE w:val="0"/>
-        <w:autoSpaceDN w:val="0"/>
-        <w:spacing w:before="160" w:after="80" w:line="340" w:lineRule="exact"/>
-      </w:pPr>
-      <w:r>
-        <w:rPr>
-          <w:rFonts w:ascii="나눔스퀘어OTF_ac ExtraBold" w:eastAsia="나눔스퀘어OTF_ac ExtraBold" w:hAnsi="나눔스퀘어OTF_ac ExtraBold" w:cs="나눔스퀘어OTF_ac ExtraBold"/>
-          <w:lang w:val="ko-KR" w:eastAsia="ko-KR"/>
-        </w:rPr>
-        <w:t>교육 환경과 제공 자료</w:t>
-      </w:r>
-    </w:p>
-    <w:p>
-      <w:pPr>
-        <w:wordWrap w:val="0"/>
-        <w:autoSpaceDE w:val="0"/>
-        <w:autoSpaceDN w:val="0"/>
-        <w:spacing w:line="315" w:lineRule="exact"/>
-        <w:rPr>
-          <w:lang w:eastAsia="ko-KR"/>
-        </w:rPr>
-      </w:pPr>
-      <w:r>
-        <w:rPr>
-          <w:color w:val="09090B"/>
-          <w:sz w:val="21"/>
-          <w:lang w:val="ko-KR" w:eastAsia="ko-KR"/>
-        </w:rPr>
-        <w:t>개인 노트북으로 실습합니다. 기업은 교육용 문의 사례, 배송 상태 자료, 내부 응대 정책을 제공합니다. 일부 활동에서는</w:t>
-      </w:r>
-      <w:r>
-        <w:rPr>
-          <w:color w:val="09090B"/>
-          <w:sz w:val="21"/>
-          <w:lang w:val="ko-KR" w:eastAsia="ko-KR"/>
-        </w:rPr>
-        <w:br/>
-        <w:t>경력자와 신입이 서로 결과를 검토할 수 있습니다.</w:t>
-      </w:r>
-    </w:p>
-    <w:p>
-      <w:pPr>
-        <w:keepNext/>
-        <w:pageBreakBefore/>
-        <w:wordWrap w:val="0"/>
-        <w:autoSpaceDE w:val="0"/>
-        <w:autoSpaceDN w:val="0"/>
-        <w:spacing w:after="160" w:line="260" w:lineRule="exact"/>
-        <w:rPr>
-          <w:lang w:eastAsia="ko-KR"/>
-        </w:rPr>
-      </w:pPr>
-      <w:r>
-        <w:rPr>
-          <w:color w:val="71717A"/>
-          <w:sz w:val="18"/>
-          <w:lang w:val="ko-KR" w:eastAsia="ko-KR"/>
-        </w:rPr>
-        <w:lastRenderedPageBreak/>
-        <w:t>SCENARIO 03   C사 기업 교육 의뢰</w:t>
-      </w:r>
-    </w:p>
-    <w:p>
-      <w:pPr>
-        <w:pStyle w:val="1"/>
-        <w:wordWrap w:val="0"/>
-        <w:autoSpaceDE w:val="0"/>
-        <w:autoSpaceDN w:val="0"/>
-        <w:spacing w:before="0" w:after="220" w:line="540" w:lineRule="exact"/>
-        <w:rPr>
-          <w:lang w:eastAsia="ko-KR"/>
-        </w:rPr>
-      </w:pPr>
-      <w:r>
-        <w:rPr>
-          <w:rFonts w:ascii="나눔스퀘어OTF_ac ExtraBold" w:eastAsia="나눔스퀘어OTF_ac ExtraBold" w:hAnsi="나눔스퀘어OTF_ac ExtraBold" w:cs="나눔스퀘어OTF_ac ExtraBold"/>
-          <w:lang w:val="ko-KR" w:eastAsia="ko-KR"/>
-        </w:rPr>
-        <w:t>외식 프랜차이즈의</w:t>
-      </w:r>
-      <w:r>
-        <w:rPr>
-          <w:rFonts w:ascii="나눔스퀘어OTF_ac ExtraBold" w:eastAsia="나눔스퀘어OTF_ac ExtraBold" w:hAnsi="나눔스퀘어OTF_ac ExtraBold" w:cs="나눔스퀘어OTF_ac ExtraBold"/>
-          <w:lang w:val="ko-KR" w:eastAsia="ko-KR"/>
-        </w:rPr>
-        <w:br/>
-        <w:t>매장 홍보 콘텐츠 제작 교육</w:t>
-      </w:r>
-    </w:p>
-    <w:p>
-      <w:pPr>
-        <w:wordWrap w:val="0"/>
-        <w:autoSpaceDE w:val="0"/>
-        <w:autoSpaceDN w:val="0"/>
-        <w:spacing w:after="60"/>
-        <w:rPr>
-          <w:lang w:eastAsia="ko-KR"/>
-        </w:rPr>
-      </w:pPr>
-      <w:r>
-        <w:rPr>
-          <w:rFonts w:ascii="나눔스퀘어OTF_ac Bold" w:eastAsia="나눔스퀘어OTF_ac Bold" w:hAnsi="나눔스퀘어OTF_ac Bold" w:cs="나눔스퀘어OTF_ac Bold"/>
-          <w:color w:val="09090B"/>
-          <w:lang w:val="ko-KR" w:eastAsia="ko-KR"/>
-        </w:rPr>
-        <w:t>외식 프랜차이즈</w:t>
-      </w:r>
-    </w:p>
-    <w:p>
-      <w:pPr>
-        <w:wordWrap w:val="0"/>
-        <w:autoSpaceDE w:val="0"/>
-        <w:autoSpaceDN w:val="0"/>
-        <w:spacing w:after="200" w:line="315" w:lineRule="exact"/>
-        <w:rPr>
-          <w:lang w:eastAsia="ko-KR"/>
-        </w:rPr>
-      </w:pPr>
-      <w:r>
-        <w:rPr>
-          <w:color w:val="71717A"/>
-          <w:sz w:val="21"/>
-          <w:lang w:val="ko-KR" w:eastAsia="ko-KR"/>
-        </w:rPr>
-        <w:t>본사 마케팅·지역별 매장 운영 담당자 18명 | 총 6시간</w:t>
-      </w:r>
-    </w:p>
-    <w:p>
-      <w:pPr>
-        <w:wordWrap w:val="0"/>
-        <w:autoSpaceDE w:val="0"/>
-        <w:autoSpaceDN w:val="0"/>
-        <w:spacing w:after="120"/>
-        <w:rPr>
-          <w:lang w:eastAsia="ko-KR"/>
-        </w:rPr>
-      </w:pPr>
-      <w:r>
-        <w:rPr>
-          <w:color w:val="09090B"/>
-          <w:lang w:val="ko-KR" w:eastAsia="ko-KR"/>
-        </w:rPr>
-        <w:t>C사는 전국 가맹점 80여 곳을 운영하는 외식기업입니다. 참가자는 제품과 고객을 잘 이해하지만 글쓰기와 디자인</w:t>
-      </w:r>
-      <w:r>
-        <w:rPr>
-          <w:color w:val="09090B"/>
-          <w:lang w:val="ko-KR" w:eastAsia="ko-KR"/>
-        </w:rPr>
-        <w:br/>
-        <w:t>역량의 편차가 큽니다. AI로 짧은 홍보 문구를 만들어본 정도입니다.</w:t>
-      </w:r>
-    </w:p>
-    <w:p>
-      <w:pPr>
-        <w:pStyle w:val="21"/>
-        <w:wordWrap w:val="0"/>
-        <w:autoSpaceDE w:val="0"/>
-        <w:autoSpaceDN w:val="0"/>
-        <w:spacing w:after="80" w:line="340" w:lineRule="exact"/>
-        <w:rPr>
-          <w:lang w:eastAsia="ko-KR"/>
-        </w:rPr>
-      </w:pPr>
-      <w:r>
-        <w:rPr>
-          <w:rFonts w:ascii="나눔스퀘어OTF_ac ExtraBold" w:eastAsia="나눔스퀘어OTF_ac ExtraBold" w:hAnsi="나눔스퀘어OTF_ac ExtraBold" w:cs="나눔스퀘어OTF_ac ExtraBold"/>
-          <w:lang w:val="ko-KR" w:eastAsia="ko-KR"/>
-        </w:rPr>
-        <w:t>현업의 페인포인트</w:t>
-      </w:r>
-    </w:p>
-    <w:p>
-      <w:pPr>
-        <w:wordWrap w:val="0"/>
-        <w:autoSpaceDE w:val="0"/>
-        <w:autoSpaceDN w:val="0"/>
-        <w:spacing w:after="100"/>
-        <w:rPr>
-          <w:lang w:eastAsia="ko-KR"/>
-        </w:rPr>
-      </w:pPr>
-      <w:r>
-        <w:rPr>
-          <w:color w:val="09090B"/>
-          <w:lang w:val="ko-KR" w:eastAsia="ko-KR"/>
-        </w:rPr>
-        <w:t>본사가 신메뉴와 행사 정보를 배포해도 매장에서는 지역 고객에게 맞는 게시물로 바꾸기 어렵습니다. 같은 문구를</w:t>
-      </w:r>
-      <w:r>
-        <w:rPr>
-          <w:color w:val="09090B"/>
-          <w:lang w:val="ko-KR" w:eastAsia="ko-KR"/>
-        </w:rPr>
-        <w:br/>
-        <w:t>여러 채널에 올리거나, 임의로 수정하면서 행사 기간과 적용 조건을 빠뜨리는 일이 생깁니다.</w:t>
-      </w:r>
-    </w:p>
-    <w:p>
-      <w:pPr>
-        <w:wordWrap w:val="0"/>
-        <w:autoSpaceDE w:val="0"/>
-        <w:autoSpaceDN w:val="0"/>
-        <w:spacing w:after="100"/>
-        <w:rPr>
-          <w:lang w:eastAsia="ko-KR"/>
-        </w:rPr>
-      </w:pPr>
-      <w:r>
-        <w:rPr>
-          <w:color w:val="09090B"/>
-          <w:lang w:val="ko-KR" w:eastAsia="ko-KR"/>
-        </w:rPr>
-        <w:t>본사 마케팅팀은 각 매장의 문구와 이미지를 반복해서 수정합니다. 이전 AI 특강에서는 제작 시연을 봤지만,</w:t>
-      </w:r>
-      <w:r>
-        <w:rPr>
-          <w:color w:val="09090B"/>
-          <w:lang w:val="ko-KR" w:eastAsia="ko-KR"/>
-        </w:rPr>
-        <w:br/>
-        <w:t>직원들이 자기 매장의 정보로 콘텐츠를 만들고 수정하는 단계까지 이어지지 못했습니다.</w:t>
-      </w:r>
-    </w:p>
-    <w:p>
-      <w:pPr>
-        <w:pStyle w:val="21"/>
-        <w:wordWrap w:val="0"/>
-        <w:autoSpaceDE w:val="0"/>
-        <w:autoSpaceDN w:val="0"/>
-        <w:spacing w:after="80" w:line="340" w:lineRule="exact"/>
-        <w:rPr>
-          <w:lang w:eastAsia="ko-KR"/>
-        </w:rPr>
-      </w:pPr>
-      <w:r>
-        <w:rPr>
-          <w:rFonts w:ascii="나눔스퀘어OTF_ac ExtraBold" w:eastAsia="나눔스퀘어OTF_ac ExtraBold" w:hAnsi="나눔스퀘어OTF_ac ExtraBold" w:cs="나눔스퀘어OTF_ac ExtraBold"/>
-          <w:lang w:val="ko-KR" w:eastAsia="ko-KR"/>
-        </w:rPr>
-        <w:t>교육 니즈</w:t>
-      </w:r>
-    </w:p>
-    <w:p>
-      <w:pPr>
-        <w:wordWrap w:val="0"/>
-        <w:autoSpaceDE w:val="0"/>
-        <w:autoSpaceDN w:val="0"/>
-        <w:spacing w:after="120"/>
-        <w:rPr>
-          <w:lang w:eastAsia="ko-KR"/>
-        </w:rPr>
-      </w:pPr>
-      <w:r>
-        <w:rPr>
-          <w:color w:val="09090B"/>
-          <w:lang w:val="ko-KR" w:eastAsia="ko-KR"/>
-        </w:rPr>
-        <w:t>공통 제품 정보와 브랜드 기준을 지키면서 매장별 고객 특성을 반영하는 교육을 요청합니다. 문안과 시각자료를</w:t>
-      </w:r>
-      <w:r>
-        <w:rPr>
-          <w:color w:val="09090B"/>
-          <w:lang w:val="ko-KR" w:eastAsia="ko-KR"/>
-        </w:rPr>
-        <w:br/>
-        <w:t>직접 만들고 수정해보며, 다른 행사에도 재사용할 제작 절차를 정리하기를 기대합니다.</w:t>
-      </w:r>
-    </w:p>
-    <w:p>
-      <w:pPr>
-        <w:pStyle w:val="21"/>
-        <w:wordWrap w:val="0"/>
-        <w:autoSpaceDE w:val="0"/>
-        <w:autoSpaceDN w:val="0"/>
-        <w:spacing w:after="80" w:line="340" w:lineRule="exact"/>
-      </w:pPr>
-      <w:r>
-        <w:rPr>
-          <w:rFonts w:ascii="나눔스퀘어OTF_ac ExtraBold" w:eastAsia="나눔스퀘어OTF_ac ExtraBold" w:hAnsi="나눔스퀘어OTF_ac ExtraBold" w:cs="나눔스퀘어OTF_ac ExtraBold"/>
-          <w:lang w:val="ko-KR" w:eastAsia="ko-KR"/>
-        </w:rPr>
-        <w:t>전체 커리큘럼 초안</w:t>
-      </w:r>
-    </w:p>
-    <w:tbl>
-      <w:tblPr>
-        <w:tblW w:w="0" w:type="auto"/>
-        <w:tblInd w:w="120" w:type="dxa"/>
-        <w:tblBorders>
-          <w:top w:val="single" w:sz="4" w:space="0" w:color="D9D9D9"/>
-          <w:left w:val="single" w:sz="4" w:space="0" w:color="D9D9D9"/>
-          <w:bottom w:val="single" w:sz="4" w:space="0" w:color="D9D9D9"/>
-          <w:right w:val="single" w:sz="4" w:space="0" w:color="D9D9D9"/>
-          <w:insideH w:val="single" w:sz="4" w:space="0" w:color="D9D9D9"/>
-          <w:insideV w:val="single" w:sz="4" w:space="0" w:color="D9D9D9"/>
-        </w:tblBorders>
-        <w:tblLayout w:type="fixed"/>
-        <w:tblCellMar>
-          <w:top w:w="100" w:type="dxa"/>
-          <w:left w:w="120" w:type="dxa"/>
-          <w:bottom w:w="100" w:type="dxa"/>
-          <w:right w:w="120" w:type="dxa"/>
-        </w:tblCellMar>
-        <w:tblLook w:val="04A0" w:firstRow="1" w:lastRow="0" w:firstColumn="1" w:lastColumn="0" w:noHBand="0" w:noVBand="1"/>
-      </w:tblPr>
-      <w:tblGrid>
-        <w:gridCol w:w="2381"/>
-        <w:gridCol w:w="5896"/>
-        <w:gridCol w:w="1361"/>
-      </w:tblGrid>
-      <w:tr>
-        <w:trPr>
-          <w:cantSplit/>
-          <w:tblHeader/>
-        </w:trPr>
-        <w:tc>
-          <w:tcPr>
-            <w:tcW w:w="2381" w:type="dxa"/>
-            <w:shd w:val="clear" w:color="auto" w:fill="433CCE"/>
-            <w:vAlign w:val="center"/>
-          </w:tcPr>
-          <w:p>
-            <w:pPr>
-              <w:wordWrap w:val="0"/>
-              <w:autoSpaceDE w:val="0"/>
-              <w:autoSpaceDN w:val="0"/>
-              <w:spacing w:line="270" w:lineRule="exact"/>
-            </w:pPr>
-            <w:r>
-              <w:rPr>
-                <w:rFonts w:ascii="나눔스퀘어OTF_ac Bold" w:eastAsia="나눔스퀘어OTF_ac Bold" w:hAnsi="나눔스퀘어OTF_ac Bold" w:cs="나눔스퀘어OTF_ac Bold"/>
-                <w:color w:val="FFFFFF"/>
-                <w:sz w:val="20"/>
-                <w:lang w:val="ko-KR" w:eastAsia="ko-KR"/>
-              </w:rPr>
-              <w:t>모듈</w:t>
-            </w:r>
-          </w:p>
-        </w:tc>
-        <w:tc>
-          <w:tcPr>
-            <w:tcW w:w="5896" w:type="dxa"/>
-            <w:shd w:val="clear" w:color="auto" w:fill="433CCE"/>
-            <w:vAlign w:val="center"/>
-          </w:tcPr>
-          <w:p>
-            <w:pPr>
-              <w:wordWrap w:val="0"/>
-              <w:autoSpaceDE w:val="0"/>
-              <w:autoSpaceDN w:val="0"/>
-              <w:spacing w:line="270" w:lineRule="exact"/>
-            </w:pPr>
-            <w:r>
-              <w:rPr>
-                <w:rFonts w:ascii="나눔스퀘어OTF_ac Bold" w:eastAsia="나눔스퀘어OTF_ac Bold" w:hAnsi="나눔스퀘어OTF_ac Bold" w:cs="나눔스퀘어OTF_ac Bold"/>
-                <w:color w:val="FFFFFF"/>
-                <w:sz w:val="20"/>
-                <w:lang w:val="ko-KR" w:eastAsia="ko-KR"/>
-              </w:rPr>
-              <w:t>주요 내용</w:t>
-            </w:r>
-          </w:p>
-        </w:tc>
-        <w:tc>
-          <w:tcPr>
-            <w:tcW w:w="1361" w:type="dxa"/>
-            <w:shd w:val="clear" w:color="auto" w:fill="433CCE"/>
-            <w:vAlign w:val="center"/>
-          </w:tcPr>
-          <w:p>
-            <w:pPr>
-              <w:wordWrap w:val="0"/>
-              <w:autoSpaceDE w:val="0"/>
-              <w:autoSpaceDN w:val="0"/>
-              <w:spacing w:line="270" w:lineRule="exact"/>
-              <w:jc w:val="center"/>
-            </w:pPr>
-            <w:r>
-              <w:rPr>
-                <w:rFonts w:ascii="나눔스퀘어OTF_ac Bold" w:eastAsia="나눔스퀘어OTF_ac Bold" w:hAnsi="나눔스퀘어OTF_ac Bold" w:cs="나눔스퀘어OTF_ac Bold"/>
-                <w:color w:val="FFFFFF"/>
-                <w:sz w:val="20"/>
-                <w:lang w:val="ko-KR" w:eastAsia="ko-KR"/>
-              </w:rPr>
-              <w:t>시간</w:t>
-            </w:r>
-          </w:p>
-        </w:tc>
-      </w:tr>
-      <w:tr>
-        <w:trPr>
-          <w:cantSplit/>
-        </w:trPr>
-        <w:tc>
-          <w:tcPr>
-            <w:tcW w:w="2381" w:type="dxa"/>
-            <w:shd w:val="clear" w:color="auto" w:fill="FFFFFF"/>
-            <w:vAlign w:val="center"/>
-          </w:tcPr>
-          <w:p>
-            <w:pPr>
-              <w:wordWrap w:val="0"/>
-              <w:autoSpaceDE w:val="0"/>
-              <w:autoSpaceDN w:val="0"/>
-              <w:spacing w:line="270" w:lineRule="exact"/>
-            </w:pPr>
-            <w:r>
-              <w:rPr>
-                <w:rFonts w:ascii="나눔스퀘어OTF_ac Bold" w:eastAsia="나눔스퀘어OTF_ac Bold" w:hAnsi="나눔스퀘어OTF_ac Bold" w:cs="나눔스퀘어OTF_ac Bold"/>
-                <w:color w:val="09090B"/>
-                <w:sz w:val="20"/>
-                <w:lang w:val="ko-KR" w:eastAsia="ko-KR"/>
-              </w:rPr>
-              <w:t>홍보 목적과 고객 분석</w:t>
-            </w:r>
-          </w:p>
-        </w:tc>
-        <w:tc>
-          <w:tcPr>
-            <w:tcW w:w="5896" w:type="dxa"/>
-            <w:shd w:val="clear" w:color="auto" w:fill="FFFFFF"/>
-            <w:vAlign w:val="center"/>
-          </w:tcPr>
-          <w:p>
-            <w:pPr>
-              <w:wordWrap w:val="0"/>
-              <w:autoSpaceDE w:val="0"/>
-              <w:autoSpaceDN w:val="0"/>
-              <w:spacing w:line="270" w:lineRule="exact"/>
-              <w:rPr>
-                <w:lang w:eastAsia="ko-KR"/>
-              </w:rPr>
-            </w:pPr>
-            <w:r>
-              <w:rPr>
-                <w:color w:val="09090B"/>
-                <w:sz w:val="20"/>
-                <w:lang w:val="ko-KR" w:eastAsia="ko-KR"/>
-              </w:rPr>
-              <w:t>매장별 고객 특성 파악, 채널별 콘텐츠 기획</w:t>
-            </w:r>
-          </w:p>
-        </w:tc>
-        <w:tc>
-          <w:tcPr>
-            <w:tcW w:w="1361" w:type="dxa"/>
-            <w:shd w:val="clear" w:color="auto" w:fill="FFFFFF"/>
-            <w:vAlign w:val="center"/>
-          </w:tcPr>
-          <w:p>
-            <w:pPr>
-              <w:wordWrap w:val="0"/>
-              <w:autoSpaceDE w:val="0"/>
-              <w:autoSpaceDN w:val="0"/>
-              <w:spacing w:line="270" w:lineRule="exact"/>
-              <w:jc w:val="center"/>
-            </w:pPr>
-            <w:r>
-              <w:rPr>
-                <w:color w:val="09090B"/>
-                <w:sz w:val="20"/>
-                <w:lang w:val="ko-KR" w:eastAsia="ko-KR"/>
-              </w:rPr>
-              <w:t>1시간</w:t>
-            </w:r>
-          </w:p>
-        </w:tc>
-      </w:tr>
-      <w:tr>
-        <w:trPr>
-          <w:cantSplit/>
-        </w:trPr>
-        <w:tc>
-          <w:tcPr>
-            <w:tcW w:w="2381" w:type="dxa"/>
-            <w:shd w:val="clear" w:color="auto" w:fill="F6F6FB"/>
-            <w:vAlign w:val="center"/>
-          </w:tcPr>
-          <w:p>
-            <w:pPr>
-              <w:wordWrap w:val="0"/>
-              <w:autoSpaceDE w:val="0"/>
-              <w:autoSpaceDN w:val="0"/>
-              <w:spacing w:line="270" w:lineRule="exact"/>
-            </w:pPr>
-            <w:r>
-              <w:rPr>
-                <w:rFonts w:ascii="나눔스퀘어OTF_ac Bold" w:eastAsia="나눔스퀘어OTF_ac Bold" w:hAnsi="나눔스퀘어OTF_ac Bold" w:cs="나눔스퀘어OTF_ac Bold"/>
-                <w:color w:val="09090B"/>
-                <w:sz w:val="20"/>
-                <w:lang w:val="ko-KR" w:eastAsia="ko-KR"/>
-              </w:rPr>
-              <w:t>AI 홍보 문안 작성</w:t>
-            </w:r>
-          </w:p>
-        </w:tc>
-        <w:tc>
-          <w:tcPr>
-            <w:tcW w:w="5896" w:type="dxa"/>
-            <w:shd w:val="clear" w:color="auto" w:fill="F6F6FB"/>
-            <w:vAlign w:val="center"/>
-          </w:tcPr>
-          <w:p>
-            <w:pPr>
-              <w:wordWrap w:val="0"/>
-              <w:autoSpaceDE w:val="0"/>
-              <w:autoSpaceDN w:val="0"/>
-              <w:spacing w:line="270" w:lineRule="exact"/>
-              <w:rPr>
-                <w:lang w:eastAsia="ko-KR"/>
-              </w:rPr>
-            </w:pPr>
-            <w:r>
-              <w:rPr>
-                <w:color w:val="09090B"/>
-                <w:sz w:val="20"/>
-                <w:lang w:val="ko-KR" w:eastAsia="ko-KR"/>
-              </w:rPr>
-              <w:t>제품 정보 반영, 채널별 문안 생성과 수정</w:t>
-            </w:r>
-          </w:p>
-        </w:tc>
-        <w:tc>
-          <w:tcPr>
-            <w:tcW w:w="1361" w:type="dxa"/>
-            <w:shd w:val="clear" w:color="auto" w:fill="F6F6FB"/>
-            <w:vAlign w:val="center"/>
-          </w:tcPr>
-          <w:p>
-            <w:pPr>
-              <w:wordWrap w:val="0"/>
-              <w:autoSpaceDE w:val="0"/>
-              <w:autoSpaceDN w:val="0"/>
-              <w:spacing w:line="270" w:lineRule="exact"/>
-              <w:jc w:val="center"/>
-            </w:pPr>
-            <w:r>
-              <w:rPr>
-                <w:color w:val="09090B"/>
-                <w:sz w:val="20"/>
-                <w:lang w:val="ko-KR" w:eastAsia="ko-KR"/>
-              </w:rPr>
-              <w:t>1시간 30분</w:t>
-            </w:r>
-          </w:p>
-        </w:tc>
-      </w:tr>
-      <w:tr>
-        <w:trPr>
-          <w:cantSplit/>
-        </w:trPr>
-        <w:tc>
-          <w:tcPr>
-            <w:tcW w:w="2381" w:type="dxa"/>
-            <w:shd w:val="clear" w:color="auto" w:fill="FFFFFF"/>
-            <w:vAlign w:val="center"/>
-          </w:tcPr>
-          <w:p>
-            <w:pPr>
-              <w:wordWrap w:val="0"/>
-              <w:autoSpaceDE w:val="0"/>
-              <w:autoSpaceDN w:val="0"/>
-              <w:spacing w:line="270" w:lineRule="exact"/>
-            </w:pPr>
-            <w:r>
-              <w:rPr>
-                <w:rFonts w:ascii="나눔스퀘어OTF_ac Bold" w:eastAsia="나눔스퀘어OTF_ac Bold" w:hAnsi="나눔스퀘어OTF_ac Bold" w:cs="나눔스퀘어OTF_ac Bold"/>
-                <w:color w:val="09090B"/>
-                <w:sz w:val="20"/>
-                <w:lang w:val="ko-KR" w:eastAsia="ko-KR"/>
-              </w:rPr>
-              <w:t>홍보 시각자료 제작</w:t>
-            </w:r>
-          </w:p>
-        </w:tc>
-        <w:tc>
-          <w:tcPr>
-            <w:tcW w:w="5896" w:type="dxa"/>
-            <w:shd w:val="clear" w:color="auto" w:fill="FFFFFF"/>
-            <w:vAlign w:val="center"/>
-          </w:tcPr>
-          <w:p>
-            <w:pPr>
-              <w:wordWrap w:val="0"/>
-              <w:autoSpaceDE w:val="0"/>
-              <w:autoSpaceDN w:val="0"/>
-              <w:spacing w:line="270" w:lineRule="exact"/>
-              <w:rPr>
-                <w:lang w:eastAsia="ko-KR"/>
-              </w:rPr>
-            </w:pPr>
-            <w:r>
-              <w:rPr>
-                <w:color w:val="09090B"/>
-                <w:sz w:val="20"/>
-                <w:lang w:val="ko-KR" w:eastAsia="ko-KR"/>
-              </w:rPr>
-              <w:t>이미지와 레이아웃 제작, 브랜드 기준 반영</w:t>
-            </w:r>
-          </w:p>
-        </w:tc>
-        <w:tc>
-          <w:tcPr>
-            <w:tcW w:w="1361" w:type="dxa"/>
-            <w:shd w:val="clear" w:color="auto" w:fill="FFFFFF"/>
-            <w:vAlign w:val="center"/>
-          </w:tcPr>
-          <w:p>
-            <w:pPr>
-              <w:wordWrap w:val="0"/>
-              <w:autoSpaceDE w:val="0"/>
-              <w:autoSpaceDN w:val="0"/>
-              <w:spacing w:line="270" w:lineRule="exact"/>
-              <w:jc w:val="center"/>
-            </w:pPr>
-            <w:r>
-              <w:rPr>
-                <w:color w:val="09090B"/>
-                <w:sz w:val="20"/>
-                <w:lang w:val="ko-KR" w:eastAsia="ko-KR"/>
-              </w:rPr>
-              <w:t>2시간</w:t>
-            </w:r>
-          </w:p>
-        </w:tc>
-      </w:tr>
-      <w:tr>
-        <w:trPr>
-          <w:cantSplit/>
-        </w:trPr>
-        <w:tc>
-          <w:tcPr>
-            <w:tcW w:w="2381" w:type="dxa"/>
-            <w:shd w:val="clear" w:color="auto" w:fill="F6F6FB"/>
-            <w:vAlign w:val="center"/>
-          </w:tcPr>
-          <w:p>
-            <w:pPr>
-              <w:wordWrap w:val="0"/>
-              <w:autoSpaceDE w:val="0"/>
-              <w:autoSpaceDN w:val="0"/>
-              <w:spacing w:line="270" w:lineRule="exact"/>
-            </w:pPr>
-            <w:r>
-              <w:rPr>
-                <w:rFonts w:ascii="나눔스퀘어OTF_ac Bold" w:eastAsia="나눔스퀘어OTF_ac Bold" w:hAnsi="나눔스퀘어OTF_ac Bold" w:cs="나눔스퀘어OTF_ac Bold"/>
-                <w:color w:val="09090B"/>
-                <w:sz w:val="20"/>
-                <w:lang w:val="ko-KR" w:eastAsia="ko-KR"/>
-              </w:rPr>
-              <w:t>콘텐츠 검토와 재사용</w:t>
-            </w:r>
-          </w:p>
-        </w:tc>
-        <w:tc>
-          <w:tcPr>
-            <w:tcW w:w="5896" w:type="dxa"/>
-            <w:shd w:val="clear" w:color="auto" w:fill="F6F6FB"/>
-            <w:vAlign w:val="center"/>
-          </w:tcPr>
-          <w:p>
-            <w:pPr>
-              <w:wordWrap w:val="0"/>
-              <w:autoSpaceDE w:val="0"/>
-              <w:autoSpaceDN w:val="0"/>
-              <w:spacing w:line="270" w:lineRule="exact"/>
-              <w:rPr>
-                <w:lang w:eastAsia="ko-KR"/>
-              </w:rPr>
-            </w:pPr>
-            <w:r>
-              <w:rPr>
-                <w:color w:val="09090B"/>
-                <w:sz w:val="20"/>
-                <w:lang w:val="ko-KR" w:eastAsia="ko-KR"/>
-              </w:rPr>
-              <w:t>행사 조건 확인, 결과 피드백, 다음 행사에 적용</w:t>
-            </w:r>
-          </w:p>
-        </w:tc>
-        <w:tc>
-          <w:tcPr>
-            <w:tcW w:w="1361" w:type="dxa"/>
-            <w:shd w:val="clear" w:color="auto" w:fill="F6F6FB"/>
-            <w:vAlign w:val="center"/>
-          </w:tcPr>
-          <w:p>
-            <w:pPr>
-              <w:wordWrap w:val="0"/>
-              <w:autoSpaceDE w:val="0"/>
-              <w:autoSpaceDN w:val="0"/>
-              <w:spacing w:line="270" w:lineRule="exact"/>
-              <w:jc w:val="center"/>
-            </w:pPr>
-            <w:r>
-              <w:rPr>
-                <w:color w:val="09090B"/>
-                <w:sz w:val="20"/>
-                <w:lang w:val="ko-KR" w:eastAsia="ko-KR"/>
-              </w:rPr>
-              <w:t>1시간 30분</w:t>
-            </w:r>
-          </w:p>
-        </w:tc>
-      </w:tr>
-    </w:tbl>
-    <w:p>
-      <w:pPr>
-        <w:wordWrap w:val="0"/>
-        <w:autoSpaceDE w:val="0"/>
-        <w:autoSpaceDN w:val="0"/>
-        <w:spacing w:line="80" w:lineRule="exact"/>
-      </w:pPr>
-    </w:p>
-    <w:p>
-      <w:pPr>
-        <w:pStyle w:val="21"/>
-        <w:wordWrap w:val="0"/>
-        <w:autoSpaceDE w:val="0"/>
-        <w:autoSpaceDN w:val="0"/>
-        <w:spacing w:before="160" w:after="80" w:line="340" w:lineRule="exact"/>
-      </w:pPr>
-      <w:r>
-        <w:rPr>
-          <w:rFonts w:ascii="나눔스퀘어OTF_ac ExtraBold" w:eastAsia="나눔스퀘어OTF_ac ExtraBold" w:hAnsi="나눔스퀘어OTF_ac ExtraBold" w:cs="나눔스퀘어OTF_ac ExtraBold"/>
-          <w:lang w:val="ko-KR" w:eastAsia="ko-KR"/>
-        </w:rPr>
-        <w:t>교육 환경과 제공 자료</w:t>
-      </w:r>
-    </w:p>
-    <w:p>
-      <w:pPr>
-        <w:wordWrap w:val="0"/>
-        <w:autoSpaceDE w:val="0"/>
-        <w:autoSpaceDN w:val="0"/>
-        <w:spacing w:line="315" w:lineRule="exact"/>
-        <w:rPr>
-          <w:lang w:eastAsia="ko-KR"/>
-        </w:rPr>
-      </w:pPr>
-      <w:r>
-        <w:rPr>
-          <w:color w:val="09090B"/>
-          <w:sz w:val="21"/>
-          <w:lang w:val="ko-KR" w:eastAsia="ko-KR"/>
-        </w:rPr>
-        <w:t>기업은 실습용 제품 사진, 행사 조건표, 브랜드 가이드와 기존 게시물을 제공합니다. 개인 노트북으로 실습하며, 교육</w:t>
-      </w:r>
-      <w:r>
-        <w:rPr>
-          <w:color w:val="09090B"/>
-          <w:sz w:val="21"/>
-          <w:lang w:val="ko-KR" w:eastAsia="ko-KR"/>
-        </w:rPr>
-        <w:br/>
-        <w:t>전에 계정과 사용 가능 기능을 확인해야 합니다.</w:t>
-      </w:r>
-    </w:p>
-    <w:p>
-      <w:pPr>
-        <w:pStyle w:val="21"/>
-        <w:wordWrap w:val="0"/>
-        <w:autoSpaceDE w:val="0"/>
-        <w:autoSpaceDN w:val="0"/>
-        <w:spacing w:before="160" w:after="80" w:line="340" w:lineRule="exact"/>
-        <w:rPr>
-          <w:lang w:eastAsia="ko-KR"/>
-        </w:rPr>
-      </w:pPr>
-      <w:r>
-        <w:rPr>
-          <w:rFonts w:ascii="나눔스퀘어OTF_ac ExtraBold" w:eastAsia="나눔스퀘어OTF_ac ExtraBold" w:hAnsi="나눔스퀘어OTF_ac ExtraBold" w:cs="나눔스퀘어OTF_ac ExtraBold"/>
-          <w:lang w:val="ko-KR" w:eastAsia="ko-KR"/>
-        </w:rPr>
-        <w:t>사용 도구 제한</w:t>
-      </w:r>
-    </w:p>
-    <w:p>
-      <w:pPr>
-        <w:wordWrap w:val="0"/>
-        <w:autoSpaceDE w:val="0"/>
-        <w:autoSpaceDN w:val="0"/>
-        <w:spacing w:line="315" w:lineRule="exact"/>
-        <w:rPr>
-          <w:lang w:eastAsia="ko-KR"/>
-        </w:rPr>
-      </w:pPr>
-      <w:r>
-        <w:rPr>
-          <w:color w:val="09090B"/>
-          <w:sz w:val="21"/>
-          <w:lang w:val="ko-KR" w:eastAsia="ko-KR"/>
-        </w:rPr>
-        <w:t>본사 지정 도구인 Gemini와 Canva만 사용합니다. 본사 계정과 Canva 템플릿을 매장에서도 계속 사용해야 하므로,</w:t>
-      </w:r>
-      <w:r>
-        <w:rPr>
-          <w:color w:val="09090B"/>
-          <w:sz w:val="21"/>
-          <w:lang w:val="ko-KR" w:eastAsia="ko-KR"/>
-        </w:rPr>
-        <w:br/>
-        <w:t xml:space="preserve">다른 생성형 AI와 디자인 도구는 사용할 수 없습니다. </w:t>
-      </w:r>
-    </w:p>
-    <w:p>
-      <w:pPr>
-        <w:keepNext/>
-        <w:pageBreakBefore/>
-        <w:wordWrap w:val="0"/>
-        <w:autoSpaceDE w:val="0"/>
-        <w:autoSpaceDN w:val="0"/>
-        <w:spacing w:after="160" w:line="260" w:lineRule="exact"/>
-        <w:rPr>
-          <w:lang w:eastAsia="ko-KR"/>
-        </w:rPr>
-      </w:pPr>
-      <w:r>
-        <w:rPr>
-          <w:color w:val="71717A"/>
-          <w:sz w:val="18"/>
-          <w:lang w:val="ko-KR" w:eastAsia="ko-KR"/>
-        </w:rPr>
-        <w:lastRenderedPageBreak/>
-        <w:t>SCENARIO 04   D사 기업 교육 의뢰</w:t>
-      </w:r>
-    </w:p>
-    <w:p>
-      <w:pPr>
-        <w:pStyle w:val="1"/>
-        <w:wordWrap w:val="0"/>
-        <w:autoSpaceDE w:val="0"/>
-        <w:autoSpaceDN w:val="0"/>
-        <w:spacing w:before="0" w:after="220" w:line="540" w:lineRule="exact"/>
-        <w:rPr>
-          <w:lang w:eastAsia="ko-KR"/>
-        </w:rPr>
-      </w:pPr>
-      <w:r>
-        <w:rPr>
-          <w:rFonts w:ascii="나눔스퀘어OTF_ac ExtraBold" w:eastAsia="나눔스퀘어OTF_ac ExtraBold" w:hAnsi="나눔스퀘어OTF_ac ExtraBold" w:cs="나눔스퀘어OTF_ac ExtraBold"/>
-          <w:lang w:val="ko-KR" w:eastAsia="ko-KR"/>
-        </w:rPr>
-        <w:t>건설기업의 AI 업무 개선</w:t>
-      </w:r>
-      <w:r>
-        <w:rPr>
-          <w:rFonts w:ascii="나눔스퀘어OTF_ac ExtraBold" w:eastAsia="나눔스퀘어OTF_ac ExtraBold" w:hAnsi="나눔스퀘어OTF_ac ExtraBold" w:cs="나눔스퀘어OTF_ac ExtraBold"/>
-          <w:lang w:val="ko-KR" w:eastAsia="ko-KR"/>
-        </w:rPr>
-        <w:br/>
-        <w:t>PoC 기획 교육</w:t>
-      </w:r>
-    </w:p>
-    <w:p>
-      <w:pPr>
-        <w:wordWrap w:val="0"/>
-        <w:autoSpaceDE w:val="0"/>
-        <w:autoSpaceDN w:val="0"/>
-        <w:spacing w:after="60"/>
-        <w:rPr>
-          <w:lang w:eastAsia="ko-KR"/>
-        </w:rPr>
-      </w:pPr>
-      <w:r>
-        <w:rPr>
-          <w:rFonts w:ascii="나눔스퀘어OTF_ac Bold" w:eastAsia="나눔스퀘어OTF_ac Bold" w:hAnsi="나눔스퀘어OTF_ac Bold" w:cs="나눔스퀘어OTF_ac Bold"/>
-          <w:color w:val="09090B"/>
-          <w:lang w:val="ko-KR" w:eastAsia="ko-KR"/>
-        </w:rPr>
-        <w:t>건설·시설관리</w:t>
-      </w:r>
-    </w:p>
-    <w:p>
-      <w:pPr>
-        <w:wordWrap w:val="0"/>
-        <w:autoSpaceDE w:val="0"/>
-        <w:autoSpaceDN w:val="0"/>
-        <w:spacing w:after="200" w:line="315" w:lineRule="exact"/>
-        <w:rPr>
-          <w:lang w:eastAsia="ko-KR"/>
-        </w:rPr>
-      </w:pPr>
-      <w:r>
-        <w:rPr>
-          <w:color w:val="71717A"/>
-          <w:sz w:val="21"/>
-          <w:lang w:val="ko-KR" w:eastAsia="ko-KR"/>
-        </w:rPr>
-        <w:t>구매·현장지원·경영지원 실무자 24명 | 총 6시간</w:t>
-      </w:r>
-    </w:p>
-    <w:p>
-      <w:pPr>
-        <w:wordWrap w:val="0"/>
-        <w:autoSpaceDE w:val="0"/>
-        <w:autoSpaceDN w:val="0"/>
-        <w:spacing w:after="120"/>
-        <w:rPr>
-          <w:lang w:eastAsia="ko-KR"/>
-        </w:rPr>
-      </w:pPr>
-      <w:r>
-        <w:rPr>
-          <w:color w:val="09090B"/>
-          <w:lang w:val="ko-KR" w:eastAsia="ko-KR"/>
-        </w:rPr>
-        <w:t>D사는 여러 현장의 자재 구매를 본사에서 지원하는 건설기업입니다. 참가자는 엑셀과 문서 작성에 익숙하고</w:t>
-      </w:r>
-      <w:r>
-        <w:rPr>
-          <w:color w:val="09090B"/>
-          <w:lang w:val="ko-KR" w:eastAsia="ko-KR"/>
-        </w:rPr>
-        <w:br/>
-        <w:t>일부는 AI를 사용합니다. 업무 개선 과제를 체계적으로 기획한 경험은 적습니다.</w:t>
-      </w:r>
-    </w:p>
-    <w:p>
-      <w:pPr>
-        <w:pStyle w:val="21"/>
-        <w:wordWrap w:val="0"/>
-        <w:autoSpaceDE w:val="0"/>
-        <w:autoSpaceDN w:val="0"/>
-        <w:spacing w:after="80" w:line="340" w:lineRule="exact"/>
-        <w:rPr>
-          <w:lang w:eastAsia="ko-KR"/>
-        </w:rPr>
-      </w:pPr>
-      <w:r>
-        <w:rPr>
-          <w:rFonts w:ascii="나눔스퀘어OTF_ac ExtraBold" w:eastAsia="나눔스퀘어OTF_ac ExtraBold" w:hAnsi="나눔스퀘어OTF_ac ExtraBold" w:cs="나눔스퀘어OTF_ac ExtraBold"/>
-          <w:lang w:val="ko-KR" w:eastAsia="ko-KR"/>
-        </w:rPr>
-        <w:t>현업의 페인포인트</w:t>
-      </w:r>
+      <w:proofErr w:type="spellEnd"/>
     </w:p>
     <w:p>
       <w:pPr>
@@ -3479,7 +1305,23 @@
           <w:lang w:val="ko-KR" w:eastAsia="ko-KR"/>
         </w:rPr>
         <w:br/>
-        <w:t>문의를 반복합니다. 부서마다 불편한 지점이 다른데도 하나의 도구로 모두 해결하려는 기대가 있습니다.</w:t>
+        <w:t xml:space="preserve">문의를 반복합니다. 부서마다 불편한 지점이 </w:t>
+      </w:r>
+      <w:proofErr w:type="spellStart"/>
+      <w:r>
+        <w:rPr>
+          <w:color w:val="09090B"/>
+          <w:lang w:val="ko-KR" w:eastAsia="ko-KR"/>
+        </w:rPr>
+        <w:t>다른데도</w:t>
+      </w:r>
+      <w:proofErr w:type="spellEnd"/>
+      <w:r>
+        <w:rPr>
+          <w:color w:val="09090B"/>
+          <w:lang w:val="ko-KR" w:eastAsia="ko-KR"/>
+        </w:rPr>
+        <w:t xml:space="preserve"> 하나의 도구로 모두 해결하려는 기대가 있습니다.</w:t>
       </w:r>
     </w:p>
     <w:p>
@@ -3516,7 +1358,39 @@
           <w:color w:val="09090B"/>
           <w:lang w:val="ko-KR" w:eastAsia="ko-KR"/>
         </w:rPr>
-        <w:t>업무 흐름을 분석하고 AI 적용 효과를 작게 확인할 PoC 과제를 설계하는 교육을 요청합니다. PoC는 본격적인</w:t>
+        <w:t xml:space="preserve">업무 흐름을 분석하고 AI 적용 효과를 작게 확인할 </w:t>
+      </w:r>
+      <w:proofErr w:type="spellStart"/>
+      <w:r>
+        <w:rPr>
+          <w:color w:val="09090B"/>
+          <w:lang w:val="ko-KR" w:eastAsia="ko-KR"/>
+        </w:rPr>
+        <w:t>PoC</w:t>
+      </w:r>
+      <w:proofErr w:type="spellEnd"/>
+      <w:r>
+        <w:rPr>
+          <w:color w:val="09090B"/>
+          <w:lang w:val="ko-KR" w:eastAsia="ko-KR"/>
+        </w:rPr>
+        <w:t xml:space="preserve"> 과제를 설계하는 교육을 요청합니다. </w:t>
+      </w:r>
+      <w:proofErr w:type="spellStart"/>
+      <w:r>
+        <w:rPr>
+          <w:color w:val="09090B"/>
+          <w:lang w:val="ko-KR" w:eastAsia="ko-KR"/>
+        </w:rPr>
+        <w:t>PoC는</w:t>
+      </w:r>
+      <w:proofErr w:type="spellEnd"/>
+      <w:r>
+        <w:rPr>
+          <w:color w:val="09090B"/>
+          <w:lang w:val="ko-KR" w:eastAsia="ko-KR"/>
+        </w:rPr>
+        <w:t xml:space="preserve"> 본격적인</w:t>
       </w:r>
       <w:r>
         <w:rPr>
@@ -3831,6 +1705,7 @@
               <w:autoSpaceDN w:val="0"/>
               <w:spacing w:line="270" w:lineRule="exact"/>
             </w:pPr>
+            <w:proofErr w:type="spellStart"/>
             <w:r>
               <w:rPr>
                 <w:rFonts w:ascii="나눔스퀘어OTF_ac Bold" w:eastAsia="나눔스퀘어OTF_ac Bold" w:hAnsi="나눔스퀘어OTF_ac Bold" w:cs="나눔스퀘어OTF_ac Bold"/>
@@ -3838,7 +1713,17 @@
                 <w:sz w:val="20"/>
                 <w:lang w:val="ko-KR" w:eastAsia="ko-KR"/>
               </w:rPr>
-              <w:t>PoC 설계</w:t>
+              <w:t>PoC</w:t>
+            </w:r>
+            <w:proofErr w:type="spellEnd"/>
+            <w:r>
+              <w:rPr>
+                <w:rFonts w:ascii="나눔스퀘어OTF_ac Bold" w:eastAsia="나눔스퀘어OTF_ac Bold" w:hAnsi="나눔스퀘어OTF_ac Bold" w:cs="나눔스퀘어OTF_ac Bold"/>
+                <w:color w:val="09090B"/>
+                <w:sz w:val="20"/>
+                <w:lang w:val="ko-KR" w:eastAsia="ko-KR"/>
+              </w:rPr>
+              <w:t xml:space="preserve"> 설계</w:t>
             </w:r>
           </w:p>
         </w:tc>
@@ -4013,38 +1898,34 @@
           <w:sz w:val="21"/>
           <w:lang w:val="ko-KR" w:eastAsia="ko-KR"/>
         </w:rPr>
-        <w:t>기업은 가상 견적서, 구매 요청서, 업무 처리 흐름을 제공합니다. 교육 결과물은 PoC 기획안입니다. 실제 시스템 개발</w:t>
+        <w:t xml:space="preserve">기업은 가상 견적서, 구매 요청서, 업무 처리 흐름을 제공합니다. 교육 결과물은 </w:t>
       </w:r>
+      <w:proofErr w:type="spellStart"/>
       <w:r>
         <w:rPr>
           <w:color w:val="09090B"/>
           <w:sz w:val="21"/>
           <w:lang w:val="ko-KR" w:eastAsia="ko-KR"/>
         </w:rPr>
+        <w:t>PoC</w:t>
+      </w:r>
+      <w:proofErr w:type="spellEnd"/>
+      <w:r>
+        <w:rPr>
+          <w:color w:val="09090B"/>
+          <w:sz w:val="21"/>
+          <w:lang w:val="ko-KR" w:eastAsia="ko-KR"/>
+        </w:rPr>
+        <w:t xml:space="preserve"> 기획안입니다. 실제 시스템 개발</w:t>
+      </w:r>
+      <w:r>
+        <w:rPr>
+          <w:color w:val="09090B"/>
+          <w:sz w:val="21"/>
+          <w:lang w:val="ko-KR" w:eastAsia="ko-KR"/>
+        </w:rPr>
         <w:br/>
         <w:t>여부는 이후 내부 검토로 결정합니다.</w:t>
-      </w:r>
-    </w:p>
-    <w:p>
-      <w:pPr>
-        <w:keepNext/>
-        <w:pageBreakBefore/>
-        <w:wordWrap w:val="0"/>
-        <w:autoSpaceDE w:val="0"/>
-        <w:autoSpaceDN w:val="0"/>
-        <w:spacing w:after="160" w:line="260" w:lineRule="exact"/>
-        <w:rPr>
-          <w:lang w:eastAsia="ko-KR"/>
-        </w:rPr>
-      </w:pPr>
-      <w:r>
-        <w:rPr>
-          <w:color w:val="71717A"/>
-          <w:sz w:val="18"/>
-          <w:lang w:val="ko-KR" w:eastAsia="ko-KR"/>
-        </w:rPr>
-        <w:lastRenderedPageBreak/>
-        <w:t>SCENARIO 05   E사 기업 교육 의뢰</w:t>
       </w:r>
     </w:p>
     <w:p>
@@ -4063,703 +1944,7 @@
           <w:rFonts w:ascii="나눔스퀘어OTF_ac ExtraBold" w:eastAsia="나눔스퀘어OTF_ac ExtraBold" w:hAnsi="나눔스퀘어OTF_ac ExtraBold" w:cs="나눔스퀘어OTF_ac ExtraBold"/>
           <w:lang w:val="ko-KR" w:eastAsia="ko-KR"/>
         </w:rPr>
-        <w:t>IT 서비스기업의</w:t>
-      </w:r>
-      <w:r>
-        <w:rPr>
-          <w:rFonts w:ascii="나눔스퀘어OTF_ac ExtraBold" w:eastAsia="나눔스퀘어OTF_ac ExtraBold" w:hAnsi="나눔스퀘어OTF_ac ExtraBold" w:cs="나눔스퀘어OTF_ac ExtraBold"/>
-          <w:lang w:val="ko-KR" w:eastAsia="ko-KR"/>
-        </w:rPr>
-        <w:br/>
-        <w:t>바이브코딩 업무 도구 제작 교육</w:t>
-      </w:r>
-    </w:p>
-    <w:p>
-      <w:pPr>
-        <w:wordWrap w:val="0"/>
-        <w:autoSpaceDE w:val="0"/>
-        <w:autoSpaceDN w:val="0"/>
-        <w:spacing w:after="60"/>
-        <w:rPr>
-          <w:lang w:eastAsia="ko-KR"/>
-        </w:rPr>
-      </w:pPr>
-      <w:r>
-        <w:rPr>
-          <w:rFonts w:ascii="나눔스퀘어OTF_ac Bold" w:eastAsia="나눔스퀘어OTF_ac Bold" w:hAnsi="나눔스퀘어OTF_ac Bold" w:cs="나눔스퀘어OTF_ac Bold"/>
-          <w:color w:val="09090B"/>
-          <w:lang w:val="ko-KR" w:eastAsia="ko-KR"/>
-        </w:rPr>
-        <w:t>IT 서비스·솔루션</w:t>
-      </w:r>
-    </w:p>
-    <w:p>
-      <w:pPr>
-        <w:wordWrap w:val="0"/>
-        <w:autoSpaceDE w:val="0"/>
-        <w:autoSpaceDN w:val="0"/>
-        <w:spacing w:after="200" w:line="315" w:lineRule="exact"/>
-        <w:rPr>
-          <w:lang w:eastAsia="ko-KR"/>
-        </w:rPr>
-      </w:pPr>
-      <w:r>
-        <w:rPr>
-          <w:color w:val="71717A"/>
-          <w:sz w:val="21"/>
-          <w:lang w:val="ko-KR" w:eastAsia="ko-KR"/>
-        </w:rPr>
-        <w:t>인사·교육운영·사업지원 담당자 18명 | 총 6시간</w:t>
-      </w:r>
-    </w:p>
-    <w:p>
-      <w:pPr>
-        <w:wordWrap w:val="0"/>
-        <w:autoSpaceDE w:val="0"/>
-        <w:autoSpaceDN w:val="0"/>
-        <w:spacing w:after="120"/>
-        <w:rPr>
-          <w:lang w:eastAsia="ko-KR"/>
-        </w:rPr>
-      </w:pPr>
-      <w:r>
-        <w:rPr>
-          <w:color w:val="09090B"/>
-          <w:lang w:val="ko-KR" w:eastAsia="ko-KR"/>
-        </w:rPr>
-        <w:t>E사는 기업용 소프트웨어를 공급하는 IT 서비스기업입니다. 교육 대상자는 생성형 AI로 문서 초안을 작성할 수</w:t>
-      </w:r>
-      <w:r>
-        <w:rPr>
-          <w:color w:val="09090B"/>
-          <w:lang w:val="ko-KR" w:eastAsia="ko-KR"/>
-        </w:rPr>
-        <w:br/>
-        <w:t>있지만 코딩 경험은 없습니다. 현업에서 쓸 간단한 도구를 직접 만들어보려 합니다.</w:t>
-      </w:r>
-    </w:p>
-    <w:p>
-      <w:pPr>
-        <w:pStyle w:val="21"/>
-        <w:wordWrap w:val="0"/>
-        <w:autoSpaceDE w:val="0"/>
-        <w:autoSpaceDN w:val="0"/>
-        <w:spacing w:after="80" w:line="340" w:lineRule="exact"/>
-        <w:rPr>
-          <w:lang w:eastAsia="ko-KR"/>
-        </w:rPr>
-      </w:pPr>
-      <w:r>
-        <w:rPr>
-          <w:rFonts w:ascii="나눔스퀘어OTF_ac ExtraBold" w:eastAsia="나눔스퀘어OTF_ac ExtraBold" w:hAnsi="나눔스퀘어OTF_ac ExtraBold" w:cs="나눔스퀘어OTF_ac ExtraBold"/>
-          <w:lang w:val="ko-KR" w:eastAsia="ko-KR"/>
-        </w:rPr>
-        <w:t>현업의 페인포인트</w:t>
-      </w:r>
-    </w:p>
-    <w:p>
-      <w:pPr>
-        <w:wordWrap w:val="0"/>
-        <w:autoSpaceDE w:val="0"/>
-        <w:autoSpaceDN w:val="0"/>
-        <w:spacing w:after="100"/>
-        <w:rPr>
-          <w:lang w:eastAsia="ko-KR"/>
-        </w:rPr>
-      </w:pPr>
-      <w:r>
-        <w:rPr>
-          <w:color w:val="09090B"/>
-          <w:lang w:val="ko-KR" w:eastAsia="ko-KR"/>
-        </w:rPr>
-        <w:t>교육 준비사항 확인, 행사 예산 계산, 프로젝트 요청 접수 등을 엑셀과 메신저로 관리합니다. 담당자가 바뀌면</w:t>
-      </w:r>
-      <w:r>
-        <w:rPr>
-          <w:color w:val="09090B"/>
-          <w:lang w:val="ko-KR" w:eastAsia="ko-KR"/>
-        </w:rPr>
-        <w:br/>
-        <w:t>사용법을 다시 설명해야 하고, 파일이 여러 버전으로 나뉘어 최신 정보를 찾기 어렵습니다.</w:t>
-      </w:r>
-    </w:p>
-    <w:p>
-      <w:pPr>
-        <w:wordWrap w:val="0"/>
-        <w:autoSpaceDE w:val="0"/>
-        <w:autoSpaceDN w:val="0"/>
-        <w:spacing w:after="100"/>
-      </w:pPr>
-      <w:r>
-        <w:rPr>
-          <w:color w:val="09090B"/>
-          <w:lang w:val="ko-KR" w:eastAsia="ko-KR"/>
-        </w:rPr>
-        <w:t>개발팀에 요청하기에는 규모가 작은 업무가 많습니다. 일부 직원이 바이브코딩을 시도했지만 요구사항을</w:t>
-      </w:r>
-      <w:r>
-        <w:rPr>
-          <w:color w:val="09090B"/>
-          <w:lang w:val="ko-KR" w:eastAsia="ko-KR"/>
-        </w:rPr>
-        <w:br/>
-        <w:t>모호하게 입력해 원하는 기능이 나오지 않거나, 화면을 만든 뒤에도 기능 오류를 발견하지 못했습니다.</w:t>
-      </w:r>
-    </w:p>
-    <w:p>
-      <w:pPr>
-        <w:pStyle w:val="21"/>
-        <w:wordWrap w:val="0"/>
-        <w:autoSpaceDE w:val="0"/>
-        <w:autoSpaceDN w:val="0"/>
-        <w:spacing w:after="80" w:line="340" w:lineRule="exact"/>
-      </w:pPr>
-      <w:r>
-        <w:rPr>
-          <w:rFonts w:ascii="나눔스퀘어OTF_ac ExtraBold" w:eastAsia="나눔스퀘어OTF_ac ExtraBold" w:hAnsi="나눔스퀘어OTF_ac ExtraBold" w:cs="나눔스퀘어OTF_ac ExtraBold"/>
-          <w:lang w:val="ko-KR" w:eastAsia="ko-KR"/>
-        </w:rPr>
-        <w:t>교육 니즈</w:t>
-      </w:r>
-    </w:p>
-    <w:p>
-      <w:pPr>
-        <w:wordWrap w:val="0"/>
-        <w:autoSpaceDE w:val="0"/>
-        <w:autoSpaceDN w:val="0"/>
-        <w:spacing w:after="120"/>
-      </w:pPr>
-      <w:r>
-        <w:rPr>
-          <w:color w:val="09090B"/>
-          <w:lang w:val="ko-KR" w:eastAsia="ko-KR"/>
-        </w:rPr>
-        <w:t>자기 업무에서 작은 과제 하나를 골라 사용 가능한 시제품을 만드는 교육을 요청합니다. 사용 목적과 기능을</w:t>
-      </w:r>
-      <w:r>
-        <w:rPr>
-          <w:color w:val="09090B"/>
-          <w:lang w:val="ko-KR" w:eastAsia="ko-KR"/>
-        </w:rPr>
-        <w:br/>
-        <w:t>구체적으로 설명하고, 샘플 데이터로 작동을 확인한 뒤 수정하는 과정이 필요합니다. 다른 직원이 사용해본</w:t>
-      </w:r>
-      <w:r>
-        <w:rPr>
-          <w:color w:val="09090B"/>
-          <w:lang w:val="ko-KR" w:eastAsia="ko-KR"/>
-        </w:rPr>
-        <w:br/>
-        <w:t>피드백도 반영하기를 기대합니다.</w:t>
-      </w:r>
-    </w:p>
-    <w:p>
-      <w:pPr>
-        <w:pStyle w:val="21"/>
-        <w:wordWrap w:val="0"/>
-        <w:autoSpaceDE w:val="0"/>
-        <w:autoSpaceDN w:val="0"/>
-        <w:spacing w:after="80" w:line="340" w:lineRule="exact"/>
-      </w:pPr>
-      <w:r>
-        <w:rPr>
-          <w:rFonts w:ascii="나눔스퀘어OTF_ac ExtraBold" w:eastAsia="나눔스퀘어OTF_ac ExtraBold" w:hAnsi="나눔스퀘어OTF_ac ExtraBold" w:cs="나눔스퀘어OTF_ac ExtraBold"/>
-          <w:lang w:val="ko-KR" w:eastAsia="ko-KR"/>
-        </w:rPr>
-        <w:t>전체 커리큘럼 초안</w:t>
-      </w:r>
-    </w:p>
-    <w:tbl>
-      <w:tblPr>
-        <w:tblW w:w="0" w:type="auto"/>
-        <w:tblInd w:w="120" w:type="dxa"/>
-        <w:tblBorders>
-          <w:top w:val="single" w:sz="4" w:space="0" w:color="D9D9D9"/>
-          <w:left w:val="single" w:sz="4" w:space="0" w:color="D9D9D9"/>
-          <w:bottom w:val="single" w:sz="4" w:space="0" w:color="D9D9D9"/>
-          <w:right w:val="single" w:sz="4" w:space="0" w:color="D9D9D9"/>
-          <w:insideH w:val="single" w:sz="4" w:space="0" w:color="D9D9D9"/>
-          <w:insideV w:val="single" w:sz="4" w:space="0" w:color="D9D9D9"/>
-        </w:tblBorders>
-        <w:tblLayout w:type="fixed"/>
-        <w:tblCellMar>
-          <w:top w:w="100" w:type="dxa"/>
-          <w:left w:w="120" w:type="dxa"/>
-          <w:bottom w:w="100" w:type="dxa"/>
-          <w:right w:w="120" w:type="dxa"/>
-        </w:tblCellMar>
-        <w:tblLook w:val="04A0" w:firstRow="1" w:lastRow="0" w:firstColumn="1" w:lastColumn="0" w:noHBand="0" w:noVBand="1"/>
-      </w:tblPr>
-      <w:tblGrid>
-        <w:gridCol w:w="2381"/>
-        <w:gridCol w:w="5896"/>
-        <w:gridCol w:w="1361"/>
-      </w:tblGrid>
-      <w:tr>
-        <w:trPr>
-          <w:cantSplit/>
-          <w:tblHeader/>
-        </w:trPr>
-        <w:tc>
-          <w:tcPr>
-            <w:tcW w:w="2381" w:type="dxa"/>
-            <w:shd w:val="clear" w:color="auto" w:fill="433CCE"/>
-            <w:vAlign w:val="center"/>
-          </w:tcPr>
-          <w:p>
-            <w:pPr>
-              <w:wordWrap w:val="0"/>
-              <w:autoSpaceDE w:val="0"/>
-              <w:autoSpaceDN w:val="0"/>
-              <w:spacing w:line="270" w:lineRule="exact"/>
-            </w:pPr>
-            <w:r>
-              <w:rPr>
-                <w:rFonts w:ascii="나눔스퀘어OTF_ac Bold" w:eastAsia="나눔스퀘어OTF_ac Bold" w:hAnsi="나눔스퀘어OTF_ac Bold" w:cs="나눔스퀘어OTF_ac Bold"/>
-                <w:color w:val="FFFFFF"/>
-                <w:sz w:val="20"/>
-                <w:lang w:val="ko-KR" w:eastAsia="ko-KR"/>
-              </w:rPr>
-              <w:t>모듈</w:t>
-            </w:r>
-          </w:p>
-        </w:tc>
-        <w:tc>
-          <w:tcPr>
-            <w:tcW w:w="5896" w:type="dxa"/>
-            <w:shd w:val="clear" w:color="auto" w:fill="433CCE"/>
-            <w:vAlign w:val="center"/>
-          </w:tcPr>
-          <w:p>
-            <w:pPr>
-              <w:wordWrap w:val="0"/>
-              <w:autoSpaceDE w:val="0"/>
-              <w:autoSpaceDN w:val="0"/>
-              <w:spacing w:line="270" w:lineRule="exact"/>
-            </w:pPr>
-            <w:r>
-              <w:rPr>
-                <w:rFonts w:ascii="나눔스퀘어OTF_ac Bold" w:eastAsia="나눔스퀘어OTF_ac Bold" w:hAnsi="나눔스퀘어OTF_ac Bold" w:cs="나눔스퀘어OTF_ac Bold"/>
-                <w:color w:val="FFFFFF"/>
-                <w:sz w:val="20"/>
-                <w:lang w:val="ko-KR" w:eastAsia="ko-KR"/>
-              </w:rPr>
-              <w:t>주요 내용</w:t>
-            </w:r>
-          </w:p>
-        </w:tc>
-        <w:tc>
-          <w:tcPr>
-            <w:tcW w:w="1361" w:type="dxa"/>
-            <w:shd w:val="clear" w:color="auto" w:fill="433CCE"/>
-            <w:vAlign w:val="center"/>
-          </w:tcPr>
-          <w:p>
-            <w:pPr>
-              <w:wordWrap w:val="0"/>
-              <w:autoSpaceDE w:val="0"/>
-              <w:autoSpaceDN w:val="0"/>
-              <w:spacing w:line="270" w:lineRule="exact"/>
-              <w:jc w:val="center"/>
-            </w:pPr>
-            <w:r>
-              <w:rPr>
-                <w:rFonts w:ascii="나눔스퀘어OTF_ac Bold" w:eastAsia="나눔스퀘어OTF_ac Bold" w:hAnsi="나눔스퀘어OTF_ac Bold" w:cs="나눔스퀘어OTF_ac Bold"/>
-                <w:color w:val="FFFFFF"/>
-                <w:sz w:val="20"/>
-                <w:lang w:val="ko-KR" w:eastAsia="ko-KR"/>
-              </w:rPr>
-              <w:t>시간</w:t>
-            </w:r>
-          </w:p>
-        </w:tc>
-      </w:tr>
-      <w:tr>
-        <w:trPr>
-          <w:cantSplit/>
-        </w:trPr>
-        <w:tc>
-          <w:tcPr>
-            <w:tcW w:w="2381" w:type="dxa"/>
-            <w:shd w:val="clear" w:color="auto" w:fill="FFFFFF"/>
-            <w:vAlign w:val="center"/>
-          </w:tcPr>
-          <w:p>
-            <w:pPr>
-              <w:wordWrap w:val="0"/>
-              <w:autoSpaceDE w:val="0"/>
-              <w:autoSpaceDN w:val="0"/>
-              <w:spacing w:line="270" w:lineRule="exact"/>
-            </w:pPr>
-            <w:r>
-              <w:rPr>
-                <w:rFonts w:ascii="나눔스퀘어OTF_ac Bold" w:eastAsia="나눔스퀘어OTF_ac Bold" w:hAnsi="나눔스퀘어OTF_ac Bold" w:cs="나눔스퀘어OTF_ac Bold"/>
-                <w:color w:val="09090B"/>
-                <w:sz w:val="20"/>
-                <w:lang w:val="ko-KR" w:eastAsia="ko-KR"/>
-              </w:rPr>
-              <w:t>업무 도구 기획</w:t>
-            </w:r>
-          </w:p>
-        </w:tc>
-        <w:tc>
-          <w:tcPr>
-            <w:tcW w:w="5896" w:type="dxa"/>
-            <w:shd w:val="clear" w:color="auto" w:fill="FFFFFF"/>
-            <w:vAlign w:val="center"/>
-          </w:tcPr>
-          <w:p>
-            <w:pPr>
-              <w:wordWrap w:val="0"/>
-              <w:autoSpaceDE w:val="0"/>
-              <w:autoSpaceDN w:val="0"/>
-              <w:spacing w:line="270" w:lineRule="exact"/>
-            </w:pPr>
-            <w:r>
-              <w:rPr>
-                <w:color w:val="09090B"/>
-                <w:sz w:val="20"/>
-                <w:lang w:val="ko-KR" w:eastAsia="ko-KR"/>
-              </w:rPr>
-              <w:t>사용자, 업무 문제, 핵심 기능과 제작 범위 정의</w:t>
-            </w:r>
-          </w:p>
-        </w:tc>
-        <w:tc>
-          <w:tcPr>
-            <w:tcW w:w="1361" w:type="dxa"/>
-            <w:shd w:val="clear" w:color="auto" w:fill="FFFFFF"/>
-            <w:vAlign w:val="center"/>
-          </w:tcPr>
-          <w:p>
-            <w:pPr>
-              <w:wordWrap w:val="0"/>
-              <w:autoSpaceDE w:val="0"/>
-              <w:autoSpaceDN w:val="0"/>
-              <w:spacing w:line="270" w:lineRule="exact"/>
-              <w:jc w:val="center"/>
-            </w:pPr>
-            <w:r>
-              <w:rPr>
-                <w:color w:val="09090B"/>
-                <w:sz w:val="20"/>
-                <w:lang w:val="ko-KR" w:eastAsia="ko-KR"/>
-              </w:rPr>
-              <w:t>1시간</w:t>
-            </w:r>
-          </w:p>
-        </w:tc>
-      </w:tr>
-      <w:tr>
-        <w:trPr>
-          <w:cantSplit/>
-        </w:trPr>
-        <w:tc>
-          <w:tcPr>
-            <w:tcW w:w="2381" w:type="dxa"/>
-            <w:shd w:val="clear" w:color="auto" w:fill="F6F6FB"/>
-            <w:vAlign w:val="center"/>
-          </w:tcPr>
-          <w:p>
-            <w:pPr>
-              <w:wordWrap w:val="0"/>
-              <w:autoSpaceDE w:val="0"/>
-              <w:autoSpaceDN w:val="0"/>
-              <w:spacing w:line="270" w:lineRule="exact"/>
-            </w:pPr>
-            <w:r>
-              <w:rPr>
-                <w:rFonts w:ascii="나눔스퀘어OTF_ac Bold" w:eastAsia="나눔스퀘어OTF_ac Bold" w:hAnsi="나눔스퀘어OTF_ac Bold" w:cs="나눔스퀘어OTF_ac Bold"/>
-                <w:color w:val="09090B"/>
-                <w:sz w:val="20"/>
-                <w:lang w:val="ko-KR" w:eastAsia="ko-KR"/>
-              </w:rPr>
-              <w:t>첫 버전 제작</w:t>
-            </w:r>
-          </w:p>
-        </w:tc>
-        <w:tc>
-          <w:tcPr>
-            <w:tcW w:w="5896" w:type="dxa"/>
-            <w:shd w:val="clear" w:color="auto" w:fill="F6F6FB"/>
-            <w:vAlign w:val="center"/>
-          </w:tcPr>
-          <w:p>
-            <w:pPr>
-              <w:wordWrap w:val="0"/>
-              <w:autoSpaceDE w:val="0"/>
-              <w:autoSpaceDN w:val="0"/>
-              <w:spacing w:line="270" w:lineRule="exact"/>
-            </w:pPr>
-            <w:r>
-              <w:rPr>
-                <w:color w:val="09090B"/>
-                <w:sz w:val="20"/>
-                <w:lang w:val="ko-KR" w:eastAsia="ko-KR"/>
-              </w:rPr>
-              <w:t>요구사항 작성, 바이브코딩으로 화면과 기능 구현</w:t>
-            </w:r>
-          </w:p>
-        </w:tc>
-        <w:tc>
-          <w:tcPr>
-            <w:tcW w:w="1361" w:type="dxa"/>
-            <w:shd w:val="clear" w:color="auto" w:fill="F6F6FB"/>
-            <w:vAlign w:val="center"/>
-          </w:tcPr>
-          <w:p>
-            <w:pPr>
-              <w:wordWrap w:val="0"/>
-              <w:autoSpaceDE w:val="0"/>
-              <w:autoSpaceDN w:val="0"/>
-              <w:spacing w:line="270" w:lineRule="exact"/>
-              <w:jc w:val="center"/>
-            </w:pPr>
-            <w:r>
-              <w:rPr>
-                <w:color w:val="09090B"/>
-                <w:sz w:val="20"/>
-                <w:lang w:val="ko-KR" w:eastAsia="ko-KR"/>
-              </w:rPr>
-              <w:t>2시간</w:t>
-            </w:r>
-          </w:p>
-        </w:tc>
-      </w:tr>
-      <w:tr>
-        <w:trPr>
-          <w:cantSplit/>
-        </w:trPr>
-        <w:tc>
-          <w:tcPr>
-            <w:tcW w:w="2381" w:type="dxa"/>
-            <w:shd w:val="clear" w:color="auto" w:fill="FFFFFF"/>
-            <w:vAlign w:val="center"/>
-          </w:tcPr>
-          <w:p>
-            <w:pPr>
-              <w:wordWrap w:val="0"/>
-              <w:autoSpaceDE w:val="0"/>
-              <w:autoSpaceDN w:val="0"/>
-              <w:spacing w:line="270" w:lineRule="exact"/>
-            </w:pPr>
-            <w:r>
-              <w:rPr>
-                <w:rFonts w:ascii="나눔스퀘어OTF_ac Bold" w:eastAsia="나눔스퀘어OTF_ac Bold" w:hAnsi="나눔스퀘어OTF_ac Bold" w:cs="나눔스퀘어OTF_ac Bold"/>
-                <w:color w:val="09090B"/>
-                <w:sz w:val="20"/>
-                <w:lang w:val="ko-KR" w:eastAsia="ko-KR"/>
-              </w:rPr>
-              <w:t>테스트와 기능 개선</w:t>
-            </w:r>
-          </w:p>
-        </w:tc>
-        <w:tc>
-          <w:tcPr>
-            <w:tcW w:w="5896" w:type="dxa"/>
-            <w:shd w:val="clear" w:color="auto" w:fill="FFFFFF"/>
-            <w:vAlign w:val="center"/>
-          </w:tcPr>
-          <w:p>
-            <w:pPr>
-              <w:wordWrap w:val="0"/>
-              <w:autoSpaceDE w:val="0"/>
-              <w:autoSpaceDN w:val="0"/>
-              <w:spacing w:line="270" w:lineRule="exact"/>
-            </w:pPr>
-            <w:r>
-              <w:rPr>
-                <w:color w:val="09090B"/>
-                <w:sz w:val="20"/>
-                <w:lang w:val="ko-KR" w:eastAsia="ko-KR"/>
-              </w:rPr>
-              <w:t>정상·예외 상황 확인, 오류 설명, 수정 요청</w:t>
-            </w:r>
-          </w:p>
-        </w:tc>
-        <w:tc>
-          <w:tcPr>
-            <w:tcW w:w="1361" w:type="dxa"/>
-            <w:shd w:val="clear" w:color="auto" w:fill="FFFFFF"/>
-            <w:vAlign w:val="center"/>
-          </w:tcPr>
-          <w:p>
-            <w:pPr>
-              <w:wordWrap w:val="0"/>
-              <w:autoSpaceDE w:val="0"/>
-              <w:autoSpaceDN w:val="0"/>
-              <w:spacing w:line="270" w:lineRule="exact"/>
-              <w:jc w:val="center"/>
-            </w:pPr>
-            <w:r>
-              <w:rPr>
-                <w:color w:val="09090B"/>
-                <w:sz w:val="20"/>
-                <w:lang w:val="ko-KR" w:eastAsia="ko-KR"/>
-              </w:rPr>
-              <w:t>1시간 30분</w:t>
-            </w:r>
-          </w:p>
-        </w:tc>
-      </w:tr>
-      <w:tr>
-        <w:trPr>
-          <w:cantSplit/>
-        </w:trPr>
-        <w:tc>
-          <w:tcPr>
-            <w:tcW w:w="2381" w:type="dxa"/>
-            <w:shd w:val="clear" w:color="auto" w:fill="F6F6FB"/>
-            <w:vAlign w:val="center"/>
-          </w:tcPr>
-          <w:p>
-            <w:pPr>
-              <w:wordWrap w:val="0"/>
-              <w:autoSpaceDE w:val="0"/>
-              <w:autoSpaceDN w:val="0"/>
-              <w:spacing w:line="270" w:lineRule="exact"/>
-            </w:pPr>
-            <w:r>
-              <w:rPr>
-                <w:rFonts w:ascii="나눔스퀘어OTF_ac Bold" w:eastAsia="나눔스퀘어OTF_ac Bold" w:hAnsi="나눔스퀘어OTF_ac Bold" w:cs="나눔스퀘어OTF_ac Bold"/>
-                <w:color w:val="09090B"/>
-                <w:sz w:val="20"/>
-                <w:lang w:val="ko-KR" w:eastAsia="ko-KR"/>
-              </w:rPr>
-              <w:t>사용성 확인과 공유</w:t>
-            </w:r>
-          </w:p>
-        </w:tc>
-        <w:tc>
-          <w:tcPr>
-            <w:tcW w:w="5896" w:type="dxa"/>
-            <w:shd w:val="clear" w:color="auto" w:fill="F6F6FB"/>
-            <w:vAlign w:val="center"/>
-          </w:tcPr>
-          <w:p>
-            <w:pPr>
-              <w:wordWrap w:val="0"/>
-              <w:autoSpaceDE w:val="0"/>
-              <w:autoSpaceDN w:val="0"/>
-              <w:spacing w:line="270" w:lineRule="exact"/>
-            </w:pPr>
-            <w:r>
-              <w:rPr>
-                <w:color w:val="09090B"/>
-                <w:sz w:val="20"/>
-                <w:lang w:val="ko-KR" w:eastAsia="ko-KR"/>
-              </w:rPr>
-              <w:t>동료 사용 테스트, 피드백 반영, 활용 방법 정리</w:t>
-            </w:r>
-          </w:p>
-        </w:tc>
-        <w:tc>
-          <w:tcPr>
-            <w:tcW w:w="1361" w:type="dxa"/>
-            <w:shd w:val="clear" w:color="auto" w:fill="F6F6FB"/>
-            <w:vAlign w:val="center"/>
-          </w:tcPr>
-          <w:p>
-            <w:pPr>
-              <w:wordWrap w:val="0"/>
-              <w:autoSpaceDE w:val="0"/>
-              <w:autoSpaceDN w:val="0"/>
-              <w:spacing w:line="270" w:lineRule="exact"/>
-              <w:jc w:val="center"/>
-            </w:pPr>
-            <w:r>
-              <w:rPr>
-                <w:color w:val="09090B"/>
-                <w:sz w:val="20"/>
-                <w:lang w:val="ko-KR" w:eastAsia="ko-KR"/>
-              </w:rPr>
-              <w:t>1시간 30분</w:t>
-            </w:r>
-          </w:p>
-        </w:tc>
-      </w:tr>
-    </w:tbl>
-    <w:p>
-      <w:pPr>
-        <w:wordWrap w:val="0"/>
-        <w:autoSpaceDE w:val="0"/>
-        <w:autoSpaceDN w:val="0"/>
-        <w:spacing w:line="80" w:lineRule="exact"/>
-      </w:pPr>
-    </w:p>
-    <w:p>
-      <w:pPr>
-        <w:pStyle w:val="21"/>
-        <w:wordWrap w:val="0"/>
-        <w:autoSpaceDE w:val="0"/>
-        <w:autoSpaceDN w:val="0"/>
-        <w:spacing w:before="160" w:after="80" w:line="340" w:lineRule="exact"/>
-      </w:pPr>
-      <w:r>
-        <w:rPr>
-          <w:rFonts w:ascii="나눔스퀘어OTF_ac ExtraBold" w:eastAsia="나눔스퀘어OTF_ac ExtraBold" w:hAnsi="나눔스퀘어OTF_ac ExtraBold" w:cs="나눔스퀘어OTF_ac ExtraBold"/>
-          <w:lang w:val="ko-KR" w:eastAsia="ko-KR"/>
-        </w:rPr>
-        <w:t>교육 환경과 제공 자료</w:t>
-      </w:r>
-    </w:p>
-    <w:p>
-      <w:pPr>
-        <w:wordWrap w:val="0"/>
-        <w:autoSpaceDE w:val="0"/>
-        <w:autoSpaceDN w:val="0"/>
-        <w:spacing w:line="315" w:lineRule="exact"/>
-      </w:pPr>
-      <w:r>
-        <w:rPr>
-          <w:color w:val="09090B"/>
-          <w:sz w:val="21"/>
-          <w:lang w:val="ko-KR" w:eastAsia="ko-KR"/>
-        </w:rPr>
-        <w:t>교육용 계정과 가상 업무자료를 사용합니다. 외부 업무 시스템 연결이나 실제 개인정보 저장이 필요하지 않은 도구를</w:t>
-      </w:r>
-      <w:r>
-        <w:rPr>
-          <w:color w:val="09090B"/>
-          <w:sz w:val="21"/>
-          <w:lang w:val="ko-KR" w:eastAsia="ko-KR"/>
-        </w:rPr>
-        <w:br/>
-        <w:t>만듭니다. 결과물 공유에 필요한 환경은 교육 전에 확인합니다.</w:t>
-      </w:r>
-    </w:p>
-    <w:p>
-      <w:pPr>
-        <w:keepNext/>
-        <w:pageBreakBefore/>
-        <w:wordWrap w:val="0"/>
-        <w:autoSpaceDE w:val="0"/>
-        <w:autoSpaceDN w:val="0"/>
-        <w:spacing w:after="160" w:line="260" w:lineRule="exact"/>
-      </w:pPr>
-      <w:r>
-        <w:rPr>
-          <w:color w:val="71717A"/>
-          <w:sz w:val="18"/>
-          <w:lang w:val="ko-KR" w:eastAsia="ko-KR"/>
-        </w:rPr>
         <w:lastRenderedPageBreak/>
-        <w:t>LESSON PLAN 01   기본 정보와 요구 분석</w:t>
-      </w:r>
-    </w:p>
-    <w:p>
-      <w:pPr>
-        <w:pStyle w:val="1"/>
-        <w:wordWrap w:val="0"/>
-        <w:autoSpaceDE w:val="0"/>
-        <w:autoSpaceDN w:val="0"/>
-        <w:spacing w:before="0" w:after="220" w:line="540" w:lineRule="exact"/>
-      </w:pPr>
-      <w:r>
-        <w:rPr>
-          <w:rFonts w:ascii="나눔스퀘어OTF_ac ExtraBold" w:eastAsia="나눔스퀘어OTF_ac ExtraBold" w:hAnsi="나눔스퀘어OTF_ac ExtraBold" w:cs="나눔스퀘어OTF_ac ExtraBold"/>
-          <w:lang w:val="ko-KR" w:eastAsia="ko-KR"/>
-        </w:rPr>
         <w:t>수업 기획안</w:t>
       </w:r>
     </w:p>
@@ -4769,13 +1954,32 @@
         <w:autoSpaceDE w:val="0"/>
         <w:autoSpaceDN w:val="0"/>
         <w:spacing w:after="180"/>
+        <w:rPr>
+          <w:lang w:eastAsia="ko-KR"/>
+        </w:rPr>
       </w:pPr>
       <w:r>
         <w:rPr>
           <w:color w:val="09090B"/>
           <w:lang w:val="ko-KR" w:eastAsia="ko-KR"/>
         </w:rPr>
-        <w:t>선택한 기업의 전체 교육을 기획해 주세요. 작성란을 클릭해 입력하고,</w:t>
+        <w:t xml:space="preserve">선택한 기업의 전체 교육을 기획해 주세요. </w:t>
+      </w:r>
+      <w:proofErr w:type="spellStart"/>
+      <w:r>
+        <w:rPr>
+          <w:color w:val="09090B"/>
+          <w:lang w:val="ko-KR" w:eastAsia="ko-KR"/>
+        </w:rPr>
+        <w:t>작성란을</w:t>
+      </w:r>
+      <w:proofErr w:type="spellEnd"/>
+      <w:r>
+        <w:rPr>
+          <w:color w:val="09090B"/>
+          <w:lang w:val="ko-KR" w:eastAsia="ko-KR"/>
+        </w:rPr>
+        <w:t xml:space="preserve"> 클릭해 입력하고,</w:t>
       </w:r>
       <w:r>
         <w:rPr>
@@ -4783,7 +1987,23 @@
           <w:lang w:val="ko-KR" w:eastAsia="ko-KR"/>
         </w:rPr>
         <w:br/>
-        <w:t>입력 분량에 맞춰 작성란과 표의 행을 늘려도 됩니다.</w:t>
+        <w:t xml:space="preserve">입력 분량에 맞춰 </w:t>
+      </w:r>
+      <w:proofErr w:type="spellStart"/>
+      <w:r>
+        <w:rPr>
+          <w:color w:val="09090B"/>
+          <w:lang w:val="ko-KR" w:eastAsia="ko-KR"/>
+        </w:rPr>
+        <w:t>작성란과</w:t>
+      </w:r>
+      <w:proofErr w:type="spellEnd"/>
+      <w:r>
+        <w:rPr>
+          <w:color w:val="09090B"/>
+          <w:lang w:val="ko-KR" w:eastAsia="ko-KR"/>
+        </w:rPr>
+        <w:t xml:space="preserve"> 표의 행을 늘려도 됩니다.</w:t>
       </w:r>
     </w:p>
     <w:p>
@@ -4792,6 +2012,9 @@
         <w:autoSpaceDE w:val="0"/>
         <w:autoSpaceDN w:val="0"/>
         <w:spacing w:after="160" w:line="360" w:lineRule="exact"/>
+        <w:rPr>
+          <w:lang w:eastAsia="ko-KR"/>
+        </w:rPr>
       </w:pPr>
       <w:r>
         <w:rPr>
@@ -4816,7 +2039,24 @@
               <w:u w:val="single"/>
               <w:lang w:val="ko-KR" w:eastAsia="ko-KR"/>
             </w:rPr>
-            <w:t xml:space="preserve">                    </w:t>
+            <w:t xml:space="preserve">       </w:t>
+          </w:r>
+          <w:r>
+            <w:rPr>
+              <w:rFonts w:hint="eastAsia"/>
+              <w:color w:val="09090B"/>
+              <w:u w:val="single"/>
+              <w:lang w:eastAsia="ko-KR"/>
+            </w:rPr>
+            <w:t>이충규</w:t>
+          </w:r>
+          <w:r>
+            <w:rPr>
+              <w:color w:val="09090B"/>
+              <w:u w:val="single"/>
+              <w:lang w:val="ko-KR" w:eastAsia="ko-KR"/>
+            </w:rPr>
+            <w:t xml:space="preserve">             </w:t>
           </w:r>
         </w:sdtContent>
       </w:sdt>
@@ -4850,7 +2090,7 @@
               <w:u w:val="single"/>
               <w:lang w:val="ko-KR" w:eastAsia="ko-KR"/>
             </w:rPr>
-            <w:t xml:space="preserve">2026-09-17</w:t>
+            <w:t>2026-09-17</w:t>
           </w:r>
         </w:sdtContent>
       </w:sdt>
@@ -4862,14 +2102,26 @@
         <w:autoSpaceDE w:val="0"/>
         <w:autoSpaceDN w:val="0"/>
         <w:spacing w:before="60" w:after="80" w:line="340" w:lineRule="exact"/>
+        <w:rPr>
+          <w:lang w:eastAsia="ko-KR"/>
+        </w:rPr>
       </w:pPr>
       <w:r>
         <w:rPr>
           <w:rFonts w:ascii="나눔스퀘어OTF_ac ExtraBold" w:eastAsia="나눔스퀘어OTF_ac ExtraBold" w:hAnsi="나눔스퀘어OTF_ac ExtraBold" w:cs="나눔스퀘어OTF_ac ExtraBold"/>
           <w:lang w:val="ko-KR" w:eastAsia="ko-KR"/>
         </w:rPr>
-        <w:t>교육 과정명</w:t>
+        <w:t xml:space="preserve">교육 </w:t>
       </w:r>
+      <w:proofErr w:type="spellStart"/>
+      <w:r>
+        <w:rPr>
+          <w:rFonts w:ascii="나눔스퀘어OTF_ac ExtraBold" w:eastAsia="나눔스퀘어OTF_ac ExtraBold" w:hAnsi="나눔스퀘어OTF_ac ExtraBold" w:cs="나눔스퀘어OTF_ac ExtraBold"/>
+          <w:lang w:val="ko-KR" w:eastAsia="ko-KR"/>
+        </w:rPr>
+        <w:t>과정명</w:t>
+      </w:r>
+      <w:proofErr w:type="spellEnd"/>
     </w:p>
     <w:p>
       <w:pPr>
@@ -4880,6 +2132,9 @@
         <w:autoSpaceDE w:val="0"/>
         <w:autoSpaceDN w:val="0"/>
         <w:spacing w:after="20" w:line="360" w:lineRule="exact"/>
+        <w:rPr>
+          <w:lang w:eastAsia="ko-KR"/>
+        </w:rPr>
       </w:pPr>
       <w:sdt>
         <w:sdtPr>
@@ -4894,7 +2149,23 @@
               <w:color w:val="09090B"/>
               <w:lang w:val="ko-KR" w:eastAsia="ko-KR"/>
             </w:rPr>
-            <w:t xml:space="preserve">건설기업의 AI 업무개선 PoC 기획 교육</w:t>
+            <w:t xml:space="preserve">건설기업의 AI 업무개선 </w:t>
+          </w:r>
+          <w:proofErr w:type="spellStart"/>
+          <w:r>
+            <w:rPr>
+              <w:color w:val="09090B"/>
+              <w:lang w:val="ko-KR" w:eastAsia="ko-KR"/>
+            </w:rPr>
+            <w:t>PoC</w:t>
+          </w:r>
+          <w:proofErr w:type="spellEnd"/>
+          <w:r>
+            <w:rPr>
+              <w:color w:val="09090B"/>
+              <w:lang w:val="ko-KR" w:eastAsia="ko-KR"/>
+            </w:rPr>
+            <w:t xml:space="preserve"> 기획 교육</w:t>
           </w:r>
         </w:sdtContent>
       </w:sdt>
@@ -4906,6 +2177,9 @@
         <w:autoSpaceDE w:val="0"/>
         <w:autoSpaceDN w:val="0"/>
         <w:spacing w:before="140" w:after="80" w:line="340" w:lineRule="exact"/>
+        <w:rPr>
+          <w:lang w:eastAsia="ko-KR"/>
+        </w:rPr>
       </w:pPr>
       <w:r>
         <w:rPr>
@@ -4922,6 +2196,9 @@
         <w:autoSpaceDE w:val="0"/>
         <w:autoSpaceDN w:val="0"/>
         <w:spacing w:after="40" w:line="285" w:lineRule="exact"/>
+        <w:rPr>
+          <w:lang w:eastAsia="ko-KR"/>
+        </w:rPr>
       </w:pPr>
       <w:r>
         <w:rPr>
@@ -4941,6 +2218,9 @@
         <w:autoSpaceDE w:val="0"/>
         <w:autoSpaceDN w:val="0"/>
         <w:spacing w:after="20" w:line="360" w:lineRule="exact"/>
+        <w:rPr>
+          <w:lang w:eastAsia="ko-KR"/>
+        </w:rPr>
       </w:pPr>
       <w:sdt>
         <w:sdtPr>
@@ -4955,7 +2235,55 @@
               <w:color w:val="09090B"/>
               <w:lang w:val="ko-KR" w:eastAsia="ko-KR"/>
             </w:rPr>
-            <w:t xml:space="preserve">SCENARIO 04 · D사 · 건설·시설관리 | AI 업무 개선 PoC 기획</w:t>
+            <w:t xml:space="preserve">SCENARIO 04 · </w:t>
+          </w:r>
+          <w:proofErr w:type="spellStart"/>
+          <w:r>
+            <w:rPr>
+              <w:color w:val="09090B"/>
+              <w:lang w:val="ko-KR" w:eastAsia="ko-KR"/>
+            </w:rPr>
+            <w:t>D사</w:t>
+          </w:r>
+          <w:proofErr w:type="spellEnd"/>
+          <w:r>
+            <w:rPr>
+              <w:color w:val="09090B"/>
+              <w:lang w:val="ko-KR" w:eastAsia="ko-KR"/>
+            </w:rPr>
+            <w:t xml:space="preserve"> · </w:t>
+          </w:r>
+          <w:proofErr w:type="spellStart"/>
+          <w:r>
+            <w:rPr>
+              <w:color w:val="09090B"/>
+              <w:lang w:val="ko-KR" w:eastAsia="ko-KR"/>
+            </w:rPr>
+            <w:t>건설·시설관리</w:t>
+          </w:r>
+          <w:proofErr w:type="spellEnd"/>
+          <w:r>
+            <w:rPr>
+              <w:color w:val="09090B"/>
+              <w:lang w:val="ko-KR" w:eastAsia="ko-KR"/>
+            </w:rPr>
+            <w:t xml:space="preserve"> | AI 업무 개선 </w:t>
+          </w:r>
+          <w:proofErr w:type="spellStart"/>
+          <w:r>
+            <w:rPr>
+              <w:color w:val="09090B"/>
+              <w:lang w:val="ko-KR" w:eastAsia="ko-KR"/>
+            </w:rPr>
+            <w:t>PoC</w:t>
+          </w:r>
+          <w:proofErr w:type="spellEnd"/>
+          <w:r>
+            <w:rPr>
+              <w:color w:val="09090B"/>
+              <w:lang w:val="ko-KR" w:eastAsia="ko-KR"/>
+            </w:rPr>
+            <w:t xml:space="preserve"> 기획</w:t>
           </w:r>
         </w:sdtContent>
       </w:sdt>
@@ -4966,6 +2294,9 @@
         <w:autoSpaceDE w:val="0"/>
         <w:autoSpaceDN w:val="0"/>
         <w:spacing w:after="160" w:line="360" w:lineRule="exact"/>
+        <w:rPr>
+          <w:lang w:eastAsia="ko-KR"/>
+        </w:rPr>
       </w:pPr>
       <w:r>
         <w:rPr>
@@ -4984,13 +2315,23 @@
           <w:text w:multiLine="1"/>
         </w:sdtPr>
         <w:sdtContent>
+          <w:proofErr w:type="spellStart"/>
           <w:r>
             <w:rPr>
               <w:color w:val="09090B"/>
               <w:u w:val="single"/>
               <w:lang w:val="ko-KR" w:eastAsia="ko-KR"/>
             </w:rPr>
-            <w:t xml:space="preserve">구매·현장지원·경영지원 실무자</w:t>
+            <w:t>구매·현장지원·경영지원</w:t>
+          </w:r>
+          <w:proofErr w:type="spellEnd"/>
+          <w:r>
+            <w:rPr>
+              <w:color w:val="09090B"/>
+              <w:u w:val="single"/>
+              <w:lang w:val="ko-KR" w:eastAsia="ko-KR"/>
+            </w:rPr>
+            <w:t xml:space="preserve"> 실무자</w:t>
           </w:r>
         </w:sdtContent>
       </w:sdt>
@@ -5024,7 +2365,7 @@
               <w:u w:val="single"/>
               <w:lang w:val="ko-KR" w:eastAsia="ko-KR"/>
             </w:rPr>
-            <w:t xml:space="preserve">24명 (4명×6조)</w:t>
+            <w:t>24명 (4명×6조)</w:t>
           </w:r>
         </w:sdtContent>
       </w:sdt>
@@ -5058,7 +2399,7 @@
               <w:u w:val="single"/>
               <w:lang w:val="ko-KR" w:eastAsia="ko-KR"/>
             </w:rPr>
-            <w:t xml:space="preserve">총 6시간</w:t>
+            <w:t>총 6시간</w:t>
           </w:r>
         </w:sdtContent>
       </w:sdt>
@@ -5070,14 +2411,26 @@
         <w:autoSpaceDE w:val="0"/>
         <w:autoSpaceDN w:val="0"/>
         <w:spacing w:before="140" w:after="80" w:line="340" w:lineRule="exact"/>
+        <w:rPr>
+          <w:lang w:eastAsia="ko-KR"/>
+        </w:rPr>
       </w:pPr>
       <w:r>
         <w:rPr>
           <w:rFonts w:ascii="나눔스퀘어OTF_ac ExtraBold" w:eastAsia="나눔스퀘어OTF_ac ExtraBold" w:hAnsi="나눔스퀘어OTF_ac ExtraBold" w:cs="나눔스퀘어OTF_ac ExtraBold"/>
           <w:lang w:val="ko-KR" w:eastAsia="ko-KR"/>
         </w:rPr>
-        <w:t>현업의 페인포인트</w:t>
+        <w:t xml:space="preserve">현업의 </w:t>
       </w:r>
+      <w:proofErr w:type="spellStart"/>
+      <w:r>
+        <w:rPr>
+          <w:rFonts w:ascii="나눔스퀘어OTF_ac ExtraBold" w:eastAsia="나눔스퀘어OTF_ac ExtraBold" w:hAnsi="나눔스퀘어OTF_ac ExtraBold" w:cs="나눔스퀘어OTF_ac ExtraBold"/>
+          <w:lang w:val="ko-KR" w:eastAsia="ko-KR"/>
+        </w:rPr>
+        <w:t>페인포인트</w:t>
+      </w:r>
+      <w:proofErr w:type="spellEnd"/>
     </w:p>
     <w:p>
       <w:pPr>
@@ -5086,6 +2439,9 @@
         <w:autoSpaceDE w:val="0"/>
         <w:autoSpaceDN w:val="0"/>
         <w:spacing w:after="40" w:line="285" w:lineRule="exact"/>
+        <w:rPr>
+          <w:lang w:eastAsia="ko-KR"/>
+        </w:rPr>
       </w:pPr>
       <w:r>
         <w:rPr>
@@ -5106,6 +2462,9 @@
         <w:autoSpaceDE w:val="0"/>
         <w:autoSpaceDN w:val="0"/>
         <w:spacing w:after="20" w:line="360" w:lineRule="exact"/>
+        <w:rPr>
+          <w:lang w:eastAsia="ko-KR"/>
+        </w:rPr>
       </w:pPr>
       <w:sdt>
         <w:sdtPr>
@@ -5120,13 +2479,255 @@
               <w:color w:val="09090B"/>
               <w:lang w:val="ko-KR" w:eastAsia="ko-KR"/>
             </w:rPr>
-            <w:t xml:space="preserve">· D사는 여러 현장의 자재 구매를 본사에서 지원하는 건설기업이다. 경영진이 AI 활용 과제 발굴을 요청하자 부서별로 견적 자동화·보고서 자동생성 등이 제안되었으나, 문제·자료·적용 범위가 구체화되지 못했다.</w:t>
+            <w:t xml:space="preserve">· </w:t>
+          </w:r>
+          <w:proofErr w:type="spellStart"/>
+          <w:r>
+            <w:rPr>
+              <w:color w:val="09090B"/>
+              <w:lang w:val="ko-KR" w:eastAsia="ko-KR"/>
+            </w:rPr>
+            <w:t>D사는</w:t>
+          </w:r>
+          <w:proofErr w:type="spellEnd"/>
+          <w:r>
+            <w:rPr>
+              <w:color w:val="09090B"/>
+              <w:lang w:val="ko-KR" w:eastAsia="ko-KR"/>
+            </w:rPr>
+            <w:t xml:space="preserve"> 여러 현장의 자재 구매를 본사에서 지원하는 건설기업이다. 경영진이 AI 활용 과제 발굴을 요청하자 부서별로 견적 </w:t>
+          </w:r>
+          <w:proofErr w:type="spellStart"/>
+          <w:r>
+            <w:rPr>
+              <w:color w:val="09090B"/>
+              <w:lang w:val="ko-KR" w:eastAsia="ko-KR"/>
+            </w:rPr>
+            <w:t>자동화·보고서</w:t>
+          </w:r>
+          <w:proofErr w:type="spellEnd"/>
+          <w:r>
+            <w:rPr>
+              <w:color w:val="09090B"/>
+              <w:lang w:val="ko-KR" w:eastAsia="ko-KR"/>
+            </w:rPr>
+            <w:t xml:space="preserve"> 자동생성 등이 제안되었으나, </w:t>
+          </w:r>
+          <w:proofErr w:type="spellStart"/>
+          <w:r>
+            <w:rPr>
+              <w:color w:val="09090B"/>
+              <w:lang w:val="ko-KR" w:eastAsia="ko-KR"/>
+            </w:rPr>
+            <w:t>문제·자료·적용</w:t>
+          </w:r>
+          <w:proofErr w:type="spellEnd"/>
+          <w:r>
+            <w:rPr>
+              <w:color w:val="09090B"/>
+              <w:lang w:val="ko-KR" w:eastAsia="ko-KR"/>
+            </w:rPr>
+            <w:t xml:space="preserve"> 범위가 구체화되지 못했다.</w:t>
+          </w:r>
+          <w:r>
+            <w:rPr>
+              <w:color w:val="09090B"/>
+              <w:lang w:val="ko-KR" w:eastAsia="ko-KR"/>
+            </w:rPr>
             <w:br/>
-            <w:t xml:space="preserve">· 구매팀은 견적의 단위·배송비 조건 확인에 어려움이 있고, 현장지원팀은 불완전한 요청으로 추가 문의가 반복된다. 부서마다 불편 지점이 다른데도 하나의 도구로 모두 해결하려는 기대가 있다.</w:t>
+            <w:t xml:space="preserve">· 구매팀은 견적의 </w:t>
+          </w:r>
+          <w:proofErr w:type="spellStart"/>
+          <w:r>
+            <w:rPr>
+              <w:color w:val="09090B"/>
+              <w:lang w:val="ko-KR" w:eastAsia="ko-KR"/>
+            </w:rPr>
+            <w:t>단위·배송비</w:t>
+          </w:r>
+          <w:proofErr w:type="spellEnd"/>
+          <w:r>
+            <w:rPr>
+              <w:color w:val="09090B"/>
+              <w:lang w:val="ko-KR" w:eastAsia="ko-KR"/>
+            </w:rPr>
+            <w:t xml:space="preserve"> 조건 확인에 어려움이 있고, 현장지원팀은 불완전한 요청으로 추가 문의가 반복된다. 부서마다 불편 지점이 </w:t>
+          </w:r>
+          <w:proofErr w:type="spellStart"/>
+          <w:r>
+            <w:rPr>
+              <w:color w:val="09090B"/>
+              <w:lang w:val="ko-KR" w:eastAsia="ko-KR"/>
+            </w:rPr>
+            <w:t>다른데도</w:t>
+          </w:r>
+          <w:proofErr w:type="spellEnd"/>
+          <w:r>
+            <w:rPr>
+              <w:color w:val="09090B"/>
+              <w:lang w:val="ko-KR" w:eastAsia="ko-KR"/>
+            </w:rPr>
+            <w:t xml:space="preserve"> 하나의 도구로 모두 해결하려는 기대가 있다.</w:t>
+          </w:r>
+          <w:r>
+            <w:rPr>
+              <w:color w:val="09090B"/>
+              <w:lang w:val="ko-KR" w:eastAsia="ko-KR"/>
+            </w:rPr>
             <w:br/>
-            <w:t xml:space="preserve">· 문제를 세 층으로 나눠 본다. ① 정보의 내용: 자재명·재질·규격·단위·현장 분류가 제각각 ② 업무의 흐름: 스캔본·문서·여러 시스템에 흩어져 다시 모음 ③ 부서 간 협업: 발주·입고를 전화·메신저·엑셀로 반복 확인</w:t>
+            <w:t xml:space="preserve">· 문제를 세 층으로 나눠 본다. ① 정보의 내용: </w:t>
+          </w:r>
+          <w:proofErr w:type="spellStart"/>
+          <w:r>
+            <w:rPr>
+              <w:color w:val="09090B"/>
+              <w:lang w:val="ko-KR" w:eastAsia="ko-KR"/>
+            </w:rPr>
+            <w:t>자재명·재질·규격·단위·현장</w:t>
+          </w:r>
+          <w:proofErr w:type="spellEnd"/>
+          <w:r>
+            <w:rPr>
+              <w:color w:val="09090B"/>
+              <w:lang w:val="ko-KR" w:eastAsia="ko-KR"/>
+            </w:rPr>
+            <w:t xml:space="preserve"> 분류가 제각각 ② 업무의 흐름: </w:t>
+          </w:r>
+          <w:proofErr w:type="spellStart"/>
+          <w:r>
+            <w:rPr>
+              <w:color w:val="09090B"/>
+              <w:lang w:val="ko-KR" w:eastAsia="ko-KR"/>
+            </w:rPr>
+            <w:t>스캔본·문서·여러</w:t>
+          </w:r>
+          <w:proofErr w:type="spellEnd"/>
+          <w:r>
+            <w:rPr>
+              <w:color w:val="09090B"/>
+              <w:lang w:val="ko-KR" w:eastAsia="ko-KR"/>
+            </w:rPr>
+            <w:t xml:space="preserve"> 시스템에 흩어져 다시 모음 ③ 부서 간 협업: </w:t>
+          </w:r>
+          <w:proofErr w:type="spellStart"/>
+          <w:r>
+            <w:rPr>
+              <w:color w:val="09090B"/>
+              <w:lang w:val="ko-KR" w:eastAsia="ko-KR"/>
+            </w:rPr>
+            <w:t>발주·입고를</w:t>
+          </w:r>
+          <w:proofErr w:type="spellEnd"/>
+          <w:r>
+            <w:rPr>
+              <w:color w:val="09090B"/>
+              <w:lang w:val="ko-KR" w:eastAsia="ko-KR"/>
+            </w:rPr>
+            <w:t xml:space="preserve"> </w:t>
+          </w:r>
+          <w:proofErr w:type="spellStart"/>
+          <w:r>
+            <w:rPr>
+              <w:color w:val="09090B"/>
+              <w:lang w:val="ko-KR" w:eastAsia="ko-KR"/>
+            </w:rPr>
+            <w:t>전화·메신저·엑셀로</w:t>
+          </w:r>
+          <w:proofErr w:type="spellEnd"/>
+          <w:r>
+            <w:rPr>
+              <w:color w:val="09090B"/>
+              <w:lang w:val="ko-KR" w:eastAsia="ko-KR"/>
+            </w:rPr>
+            <w:t xml:space="preserve"> 반복 확인</w:t>
+          </w:r>
+          <w:r>
+            <w:rPr>
+              <w:color w:val="09090B"/>
+              <w:lang w:val="ko-KR" w:eastAsia="ko-KR"/>
+            </w:rPr>
             <w:br/>
-            <w:t xml:space="preserve">· 우선 해결할 문제: 자동화할 기능 이름보다 먼저, 반복되는 확인·검색·재입력 업무를 정의하고 한 자재군·한 업무 단계로 좁혀 작게 검증한다. 현업 발언 근거(교육용 가명 A): 「현업에서 가장 체감하는거는 지루한 반복작업을 지워주는일」</w:t>
+            <w:t xml:space="preserve">· 우선 해결할 문제: 자동화할 기능 이름보다 먼저, 반복되는 </w:t>
+          </w:r>
+          <w:proofErr w:type="spellStart"/>
+          <w:r>
+            <w:rPr>
+              <w:color w:val="09090B"/>
+              <w:lang w:val="ko-KR" w:eastAsia="ko-KR"/>
+            </w:rPr>
+            <w:t>확인·검색·재입력</w:t>
+          </w:r>
+          <w:proofErr w:type="spellEnd"/>
+          <w:r>
+            <w:rPr>
+              <w:color w:val="09090B"/>
+              <w:lang w:val="ko-KR" w:eastAsia="ko-KR"/>
+            </w:rPr>
+            <w:t xml:space="preserve"> 업무를 정의하고 한 </w:t>
+          </w:r>
+          <w:proofErr w:type="spellStart"/>
+          <w:r>
+            <w:rPr>
+              <w:color w:val="09090B"/>
+              <w:lang w:val="ko-KR" w:eastAsia="ko-KR"/>
+            </w:rPr>
+            <w:t>자재군·한</w:t>
+          </w:r>
+          <w:proofErr w:type="spellEnd"/>
+          <w:r>
+            <w:rPr>
+              <w:color w:val="09090B"/>
+              <w:lang w:val="ko-KR" w:eastAsia="ko-KR"/>
+            </w:rPr>
+            <w:t xml:space="preserve"> 업무 단계로 좁혀 작게 검증한다. 현업 발언 근거(교육용 가명 </w:t>
+          </w:r>
+          <w:proofErr w:type="spellStart"/>
+          <w:r>
+            <w:rPr>
+              <w:color w:val="09090B"/>
+              <w:lang w:val="ko-KR" w:eastAsia="ko-KR"/>
+            </w:rPr>
+            <w:t>A</w:t>
+          </w:r>
+          <w:proofErr w:type="spellEnd"/>
+          <w:r>
+            <w:rPr>
+              <w:color w:val="09090B"/>
+              <w:lang w:val="ko-KR" w:eastAsia="ko-KR"/>
+            </w:rPr>
+            <w:t xml:space="preserve">): 「현업에서 가장 </w:t>
+          </w:r>
+          <w:proofErr w:type="spellStart"/>
+          <w:r>
+            <w:rPr>
+              <w:color w:val="09090B"/>
+              <w:lang w:val="ko-KR" w:eastAsia="ko-KR"/>
+            </w:rPr>
+            <w:t>체감하는거는</w:t>
+          </w:r>
+          <w:proofErr w:type="spellEnd"/>
+          <w:r>
+            <w:rPr>
+              <w:color w:val="09090B"/>
+              <w:lang w:val="ko-KR" w:eastAsia="ko-KR"/>
+            </w:rPr>
+            <w:t xml:space="preserve"> 지루한 반복작업을 </w:t>
+          </w:r>
+          <w:proofErr w:type="spellStart"/>
+          <w:r>
+            <w:rPr>
+              <w:color w:val="09090B"/>
+              <w:lang w:val="ko-KR" w:eastAsia="ko-KR"/>
+            </w:rPr>
+            <w:t>지워주는일</w:t>
+          </w:r>
+          <w:proofErr w:type="spellEnd"/>
+          <w:r>
+            <w:rPr>
+              <w:color w:val="09090B"/>
+              <w:lang w:val="ko-KR" w:eastAsia="ko-KR"/>
+            </w:rPr>
+            <w:t>」</w:t>
           </w:r>
         </w:sdtContent>
       </w:sdt>
@@ -5140,6 +2741,9 @@
         <w:autoSpaceDE w:val="0"/>
         <w:autoSpaceDN w:val="0"/>
         <w:spacing w:after="20" w:line="360" w:lineRule="exact"/>
+        <w:rPr>
+          <w:lang w:eastAsia="ko-KR"/>
+        </w:rPr>
       </w:pPr>
       <w:r>
         <w:rPr>
@@ -5156,6 +2760,9 @@
         <w:autoSpaceDE w:val="0"/>
         <w:autoSpaceDN w:val="0"/>
         <w:spacing w:before="140" w:after="80" w:line="340" w:lineRule="exact"/>
+        <w:rPr>
+          <w:lang w:eastAsia="ko-KR"/>
+        </w:rPr>
       </w:pPr>
       <w:r>
         <w:rPr>
@@ -5172,6 +2779,9 @@
         <w:autoSpaceDE w:val="0"/>
         <w:autoSpaceDN w:val="0"/>
         <w:spacing w:after="40" w:line="285" w:lineRule="exact"/>
+        <w:rPr>
+          <w:lang w:eastAsia="ko-KR"/>
+        </w:rPr>
       </w:pPr>
       <w:r>
         <w:rPr>
@@ -5192,6 +2802,9 @@
         <w:autoSpaceDE w:val="0"/>
         <w:autoSpaceDN w:val="0"/>
         <w:spacing w:after="20" w:line="360" w:lineRule="exact"/>
+        <w:rPr>
+          <w:lang w:eastAsia="ko-KR"/>
+        </w:rPr>
       </w:pPr>
       <w:sdt>
         <w:sdtPr>
@@ -5206,15 +2819,303 @@
               <w:color w:val="09090B"/>
               <w:lang w:val="ko-KR" w:eastAsia="ko-KR"/>
             </w:rPr>
-            <w:t xml:space="preserve">· 기업 니즈: 업무 흐름을 분석하고 AI 적용 효과를 작게 확인할 PoC를 설계한다. PoC에는 사용 자료, 기대 결과, 사람이 판단할 부분, 성공 여부 확인 기준을 담아 내부 과제 검토회의에 제출한다. 운영 시스템 개발 완료는 목표가 아니다.</w:t>
+            <w:t xml:space="preserve">· 기업 니즈: 업무 흐름을 분석하고 AI 적용 효과를 작게 확인할 </w:t>
+          </w:r>
+          <w:proofErr w:type="spellStart"/>
+          <w:r>
+            <w:rPr>
+              <w:color w:val="09090B"/>
+              <w:lang w:val="ko-KR" w:eastAsia="ko-KR"/>
+            </w:rPr>
+            <w:t>PoC를</w:t>
+          </w:r>
+          <w:proofErr w:type="spellEnd"/>
+          <w:r>
+            <w:rPr>
+              <w:color w:val="09090B"/>
+              <w:lang w:val="ko-KR" w:eastAsia="ko-KR"/>
+            </w:rPr>
+            <w:t xml:space="preserve"> 설계한다. </w:t>
+          </w:r>
+          <w:proofErr w:type="spellStart"/>
+          <w:r>
+            <w:rPr>
+              <w:color w:val="09090B"/>
+              <w:lang w:val="ko-KR" w:eastAsia="ko-KR"/>
+            </w:rPr>
+            <w:t>PoC에는</w:t>
+          </w:r>
+          <w:proofErr w:type="spellEnd"/>
+          <w:r>
+            <w:rPr>
+              <w:color w:val="09090B"/>
+              <w:lang w:val="ko-KR" w:eastAsia="ko-KR"/>
+            </w:rPr>
+            <w:t xml:space="preserve"> 사용 자료, 기대 결과, 사람이 판단할 부분, 성공 여부 확인 기준을 담아 내부 과제 검토회의에 제출한다. 운영 시스템 개발 완료는 목표가 아니다.</w:t>
+          </w:r>
+          <w:r>
+            <w:rPr>
+              <w:color w:val="09090B"/>
+              <w:lang w:val="ko-KR" w:eastAsia="ko-KR"/>
+            </w:rPr>
             <w:br/>
-            <w:t xml:space="preserve">· 반영 방향: 교육을 ‘자재 정보 수집·표준화 → 업무 흐름 공유 → 작은 범위 효과 검증’ 순서로 구성한다. AI 결과만이 아니라 자료 준비 비용까지 계산한다. 근거 발언: 「문서를 모아서 OCR하고 다듬는 작업이 제일 오래걸려요」</w:t>
+            <w:t xml:space="preserve">· 반영 방향: 교육을 ‘자재 정보 </w:t>
+          </w:r>
+          <w:proofErr w:type="spellStart"/>
+          <w:r>
+            <w:rPr>
+              <w:color w:val="09090B"/>
+              <w:lang w:val="ko-KR" w:eastAsia="ko-KR"/>
+            </w:rPr>
+            <w:t>수집·표준화</w:t>
+          </w:r>
+          <w:proofErr w:type="spellEnd"/>
+          <w:r>
+            <w:rPr>
+              <w:color w:val="09090B"/>
+              <w:lang w:val="ko-KR" w:eastAsia="ko-KR"/>
+            </w:rPr>
+            <w:t xml:space="preserve"> → 업무 흐름 공유 → 작은 범위 효과 검증’ 순서로 구성한다. AI 결과만이 아니라 자료 준비 비용까지 계산한다. 근거 발언: 「문서를 모아서 </w:t>
+          </w:r>
+          <w:proofErr w:type="spellStart"/>
+          <w:r>
+            <w:rPr>
+              <w:color w:val="09090B"/>
+              <w:lang w:val="ko-KR" w:eastAsia="ko-KR"/>
+            </w:rPr>
+            <w:t>OCR하고</w:t>
+          </w:r>
+          <w:proofErr w:type="spellEnd"/>
+          <w:r>
+            <w:rPr>
+              <w:color w:val="09090B"/>
+              <w:lang w:val="ko-KR" w:eastAsia="ko-KR"/>
+            </w:rPr>
+            <w:t xml:space="preserve"> 다듬는 작업이 제일 </w:t>
+          </w:r>
+          <w:proofErr w:type="spellStart"/>
+          <w:r>
+            <w:rPr>
+              <w:color w:val="09090B"/>
+              <w:lang w:val="ko-KR" w:eastAsia="ko-KR"/>
+            </w:rPr>
+            <w:t>오래걸려요</w:t>
+          </w:r>
+          <w:proofErr w:type="spellEnd"/>
+          <w:r>
+            <w:rPr>
+              <w:color w:val="09090B"/>
+              <w:lang w:val="ko-KR" w:eastAsia="ko-KR"/>
+            </w:rPr>
+            <w:t>」</w:t>
+          </w:r>
+          <w:r>
+            <w:rPr>
+              <w:color w:val="09090B"/>
+              <w:lang w:val="ko-KR" w:eastAsia="ko-KR"/>
+            </w:rPr>
             <w:br/>
-            <w:t xml:space="preserve">· 메시지 전환: 「견적 자동화 도구를 만들자」→「견적 비교 전에 어떤 조건을 확인하느라 시간이 드는지 찾고, 그 확인을 보조하는 작은 실험을 설계하자」 / 「보고서를 AI로 빨리 쓰자」→「필요한 값이 어디서 오고 누가 확인하는지 정한 뒤, 검토 시간을 포함한 개선 효과를 확인하자」</w:t>
+            <w:t xml:space="preserve">· 메시지 전환: 「견적 자동화 도구를 만들자」→「견적 비교 전에 어떤 조건을 확인하느라 시간이 드는지 찾고, 그 확인을 보조하는 작은 실험을 설계하자」 / 「보고서를 </w:t>
+          </w:r>
+          <w:proofErr w:type="spellStart"/>
+          <w:r>
+            <w:rPr>
+              <w:color w:val="09090B"/>
+              <w:lang w:val="ko-KR" w:eastAsia="ko-KR"/>
+            </w:rPr>
+            <w:t>AI로</w:t>
+          </w:r>
+          <w:proofErr w:type="spellEnd"/>
+          <w:r>
+            <w:rPr>
+              <w:color w:val="09090B"/>
+              <w:lang w:val="ko-KR" w:eastAsia="ko-KR"/>
+            </w:rPr>
+            <w:t xml:space="preserve"> 빨리 쓰자」→「필요한 값이 어디서 오고 누가 확인하는지 정한 뒤, 검토 시간을 포함한 개선 효과를 확인하자」</w:t>
+          </w:r>
+          <w:r>
+            <w:rPr>
+              <w:color w:val="09090B"/>
+              <w:lang w:val="ko-KR" w:eastAsia="ko-KR"/>
+            </w:rPr>
             <w:br/>
-            <w:t xml:space="preserve">· PoC 후보 운영: A 요청서 누락 확인(공통 시연·현장지원 문제 직결) / B 견적 비교 준비(구매팀 문제, 최저가 자동 선정 제외) / C 발주·입고 공동 조회(공유 절차 효과 우선) / D 자재·구매 이력 검색(확장 후보). A·B·C를 각 2조에 배정한다.</w:t>
+            <w:t xml:space="preserve">· </w:t>
+          </w:r>
+          <w:proofErr w:type="spellStart"/>
+          <w:r>
+            <w:rPr>
+              <w:color w:val="09090B"/>
+              <w:lang w:val="ko-KR" w:eastAsia="ko-KR"/>
+            </w:rPr>
+            <w:t>PoC</w:t>
+          </w:r>
+          <w:proofErr w:type="spellEnd"/>
+          <w:r>
+            <w:rPr>
+              <w:color w:val="09090B"/>
+              <w:lang w:val="ko-KR" w:eastAsia="ko-KR"/>
+            </w:rPr>
+            <w:t xml:space="preserve"> 후보 운영: </w:t>
+          </w:r>
+          <w:proofErr w:type="spellStart"/>
+          <w:r>
+            <w:rPr>
+              <w:color w:val="09090B"/>
+              <w:lang w:val="ko-KR" w:eastAsia="ko-KR"/>
+            </w:rPr>
+            <w:t>A</w:t>
+          </w:r>
+          <w:proofErr w:type="spellEnd"/>
+          <w:r>
+            <w:rPr>
+              <w:color w:val="09090B"/>
+              <w:lang w:val="ko-KR" w:eastAsia="ko-KR"/>
+            </w:rPr>
+            <w:t xml:space="preserve"> 요청서 누락 확인(공통 </w:t>
+          </w:r>
+          <w:proofErr w:type="spellStart"/>
+          <w:r>
+            <w:rPr>
+              <w:color w:val="09090B"/>
+              <w:lang w:val="ko-KR" w:eastAsia="ko-KR"/>
+            </w:rPr>
+            <w:t>시연·현장지원</w:t>
+          </w:r>
+          <w:proofErr w:type="spellEnd"/>
+          <w:r>
+            <w:rPr>
+              <w:color w:val="09090B"/>
+              <w:lang w:val="ko-KR" w:eastAsia="ko-KR"/>
+            </w:rPr>
+            <w:t xml:space="preserve"> 문제 직결) / </w:t>
+          </w:r>
+          <w:proofErr w:type="spellStart"/>
+          <w:r>
+            <w:rPr>
+              <w:color w:val="09090B"/>
+              <w:lang w:val="ko-KR" w:eastAsia="ko-KR"/>
+            </w:rPr>
+            <w:t>B</w:t>
+          </w:r>
+          <w:proofErr w:type="spellEnd"/>
+          <w:r>
+            <w:rPr>
+              <w:color w:val="09090B"/>
+              <w:lang w:val="ko-KR" w:eastAsia="ko-KR"/>
+            </w:rPr>
+            <w:t xml:space="preserve"> 견적 비교 준비(구매팀 문</w:t>
+          </w:r>
+          <w:r>
+            <w:rPr>
+              <w:color w:val="09090B"/>
+              <w:lang w:val="ko-KR" w:eastAsia="ko-KR"/>
+            </w:rPr>
+            <w:lastRenderedPageBreak/>
+            <w:t xml:space="preserve">제, 최저가 자동 선정 제외) / C </w:t>
+          </w:r>
+          <w:proofErr w:type="spellStart"/>
+          <w:r>
+            <w:rPr>
+              <w:color w:val="09090B"/>
+              <w:lang w:val="ko-KR" w:eastAsia="ko-KR"/>
+            </w:rPr>
+            <w:t>발주·입고</w:t>
+          </w:r>
+          <w:proofErr w:type="spellEnd"/>
+          <w:r>
+            <w:rPr>
+              <w:color w:val="09090B"/>
+              <w:lang w:val="ko-KR" w:eastAsia="ko-KR"/>
+            </w:rPr>
+            <w:t xml:space="preserve"> 공동 조회(공유 절차 효과 우선) / </w:t>
+          </w:r>
+          <w:proofErr w:type="spellStart"/>
+          <w:r>
+            <w:rPr>
+              <w:color w:val="09090B"/>
+              <w:lang w:val="ko-KR" w:eastAsia="ko-KR"/>
+            </w:rPr>
+            <w:t>D</w:t>
+          </w:r>
+          <w:proofErr w:type="spellEnd"/>
+          <w:r>
+            <w:rPr>
+              <w:color w:val="09090B"/>
+              <w:lang w:val="ko-KR" w:eastAsia="ko-KR"/>
+            </w:rPr>
+            <w:t xml:space="preserve"> </w:t>
+          </w:r>
+          <w:proofErr w:type="spellStart"/>
+          <w:r>
+            <w:rPr>
+              <w:color w:val="09090B"/>
+              <w:lang w:val="ko-KR" w:eastAsia="ko-KR"/>
+            </w:rPr>
+            <w:t>자재·구매</w:t>
+          </w:r>
+          <w:proofErr w:type="spellEnd"/>
+          <w:r>
+            <w:rPr>
+              <w:color w:val="09090B"/>
+              <w:lang w:val="ko-KR" w:eastAsia="ko-KR"/>
+            </w:rPr>
+            <w:t xml:space="preserve"> 이력 검색(확장 후보). </w:t>
+          </w:r>
+          <w:proofErr w:type="spellStart"/>
+          <w:r>
+            <w:rPr>
+              <w:color w:val="09090B"/>
+              <w:lang w:val="ko-KR" w:eastAsia="ko-KR"/>
+            </w:rPr>
+            <w:t>A·B·C를</w:t>
+          </w:r>
+          <w:proofErr w:type="spellEnd"/>
+          <w:r>
+            <w:rPr>
+              <w:color w:val="09090B"/>
+              <w:lang w:val="ko-KR" w:eastAsia="ko-KR"/>
+            </w:rPr>
+            <w:t xml:space="preserve"> 각 2조에 배정한다.</w:t>
+          </w:r>
+          <w:r>
+            <w:rPr>
+              <w:color w:val="09090B"/>
+              <w:lang w:val="ko-KR" w:eastAsia="ko-KR"/>
+            </w:rPr>
             <w:br/>
-            <w:t xml:space="preserve">· 작성 원칙: 발언 근거와 교육 해석·설계 예시를 구분한다. 확인되지 않은 기능·성과 수치는 넣지 않는다.</w:t>
+            <w:t xml:space="preserve">· 작성 원칙: 발언 근거와 교육 </w:t>
+          </w:r>
+          <w:proofErr w:type="spellStart"/>
+          <w:r>
+            <w:rPr>
+              <w:color w:val="09090B"/>
+              <w:lang w:val="ko-KR" w:eastAsia="ko-KR"/>
+            </w:rPr>
+            <w:t>해석·설계</w:t>
+          </w:r>
+          <w:proofErr w:type="spellEnd"/>
+          <w:r>
+            <w:rPr>
+              <w:color w:val="09090B"/>
+              <w:lang w:val="ko-KR" w:eastAsia="ko-KR"/>
+            </w:rPr>
+            <w:t xml:space="preserve"> 예시를 구분한다. 확인되지 않은 </w:t>
+          </w:r>
+          <w:proofErr w:type="spellStart"/>
+          <w:r>
+            <w:rPr>
+              <w:color w:val="09090B"/>
+              <w:lang w:val="ko-KR" w:eastAsia="ko-KR"/>
+            </w:rPr>
+            <w:t>기능·성과</w:t>
+          </w:r>
+          <w:proofErr w:type="spellEnd"/>
+          <w:r>
+            <w:rPr>
+              <w:color w:val="09090B"/>
+              <w:lang w:val="ko-KR" w:eastAsia="ko-KR"/>
+            </w:rPr>
+            <w:t xml:space="preserve"> 수치는 넣지 않는다.</w:t>
           </w:r>
         </w:sdtContent>
       </w:sdt>
@@ -5228,6 +3129,9 @@
         <w:autoSpaceDE w:val="0"/>
         <w:autoSpaceDN w:val="0"/>
         <w:spacing w:after="20" w:line="360" w:lineRule="exact"/>
+        <w:rPr>
+          <w:lang w:eastAsia="ko-KR"/>
+        </w:rPr>
       </w:pPr>
       <w:r>
         <w:rPr>
@@ -5244,6 +3148,9 @@
         <w:autoSpaceDE w:val="0"/>
         <w:autoSpaceDN w:val="0"/>
         <w:spacing w:before="140" w:after="80" w:line="340" w:lineRule="exact"/>
+        <w:rPr>
+          <w:lang w:eastAsia="ko-KR"/>
+        </w:rPr>
       </w:pPr>
       <w:r>
         <w:rPr>
@@ -5260,6 +3167,9 @@
         <w:autoSpaceDE w:val="0"/>
         <w:autoSpaceDN w:val="0"/>
         <w:spacing w:after="40" w:line="285" w:lineRule="exact"/>
+        <w:rPr>
+          <w:lang w:eastAsia="ko-KR"/>
+        </w:rPr>
       </w:pPr>
       <w:r>
         <w:rPr>
@@ -5280,6 +3190,9 @@
         <w:autoSpaceDE w:val="0"/>
         <w:autoSpaceDN w:val="0"/>
         <w:spacing w:after="20" w:line="360" w:lineRule="exact"/>
+        <w:rPr>
+          <w:lang w:eastAsia="ko-KR"/>
+        </w:rPr>
       </w:pPr>
       <w:sdt>
         <w:sdtPr>
@@ -5294,15 +3207,359 @@
               <w:color w:val="09090B"/>
               <w:lang w:val="ko-KR" w:eastAsia="ko-KR"/>
             </w:rPr>
-            <w:t xml:space="preserve">L01 반복업무의 담당자·입력·출력·재작업 원인을 업무 흐름도에 표시한다. (평가 증거: 문제 정의문·흐름도)</w:t>
+            <w:t xml:space="preserve">L01 반복업무의 </w:t>
+          </w:r>
+          <w:proofErr w:type="spellStart"/>
+          <w:r>
+            <w:rPr>
+              <w:color w:val="09090B"/>
+              <w:lang w:val="ko-KR" w:eastAsia="ko-KR"/>
+            </w:rPr>
+            <w:t>담당자·입력·출력·재작업</w:t>
+          </w:r>
+          <w:proofErr w:type="spellEnd"/>
+          <w:r>
+            <w:rPr>
+              <w:color w:val="09090B"/>
+              <w:lang w:val="ko-KR" w:eastAsia="ko-KR"/>
+            </w:rPr>
+            <w:t xml:space="preserve"> 원인을 업무 흐름도에 표시한다. (평가 증거: 문제 </w:t>
+          </w:r>
+          <w:proofErr w:type="spellStart"/>
+          <w:r>
+            <w:rPr>
+              <w:color w:val="09090B"/>
+              <w:lang w:val="ko-KR" w:eastAsia="ko-KR"/>
+            </w:rPr>
+            <w:t>정의문·흐름도</w:t>
+          </w:r>
+          <w:proofErr w:type="spellEnd"/>
+          <w:r>
+            <w:rPr>
+              <w:color w:val="09090B"/>
+              <w:lang w:val="ko-KR" w:eastAsia="ko-KR"/>
+            </w:rPr>
+            <w:t>)</w:t>
+          </w:r>
+          <w:r>
+            <w:rPr>
+              <w:color w:val="09090B"/>
+              <w:lang w:val="ko-KR" w:eastAsia="ko-KR"/>
+            </w:rPr>
             <w:br/>
-            <w:t xml:space="preserve">L02 후보를 비교해 한 자재군·한 업무 단계의 PoC를 고르고 AI·규칙·사람의 역할을 구분한다. (평가 증거: 후보 비교표·범위·역할표)</w:t>
+            <w:t xml:space="preserve">L02 후보를 비교해 한 </w:t>
+          </w:r>
+          <w:proofErr w:type="spellStart"/>
+          <w:r>
+            <w:rPr>
+              <w:color w:val="09090B"/>
+              <w:lang w:val="ko-KR" w:eastAsia="ko-KR"/>
+            </w:rPr>
+            <w:t>자재군·한</w:t>
+          </w:r>
+          <w:proofErr w:type="spellEnd"/>
+          <w:r>
+            <w:rPr>
+              <w:color w:val="09090B"/>
+              <w:lang w:val="ko-KR" w:eastAsia="ko-KR"/>
+            </w:rPr>
+            <w:t xml:space="preserve"> 업무 단계의 </w:t>
+          </w:r>
+          <w:proofErr w:type="spellStart"/>
+          <w:r>
+            <w:rPr>
+              <w:color w:val="09090B"/>
+              <w:lang w:val="ko-KR" w:eastAsia="ko-KR"/>
+            </w:rPr>
+            <w:t>PoC를</w:t>
+          </w:r>
+          <w:proofErr w:type="spellEnd"/>
+          <w:r>
+            <w:rPr>
+              <w:color w:val="09090B"/>
+              <w:lang w:val="ko-KR" w:eastAsia="ko-KR"/>
+            </w:rPr>
+            <w:t xml:space="preserve"> 고르고 </w:t>
+          </w:r>
+          <w:proofErr w:type="spellStart"/>
+          <w:r>
+            <w:rPr>
+              <w:color w:val="09090B"/>
+              <w:lang w:val="ko-KR" w:eastAsia="ko-KR"/>
+            </w:rPr>
+            <w:t>AI·규칙·사람의</w:t>
+          </w:r>
+          <w:proofErr w:type="spellEnd"/>
+          <w:r>
+            <w:rPr>
+              <w:color w:val="09090B"/>
+              <w:lang w:val="ko-KR" w:eastAsia="ko-KR"/>
+            </w:rPr>
+            <w:t xml:space="preserve"> 역할을 구분한다. (평가 증거: 후보 </w:t>
+          </w:r>
+          <w:proofErr w:type="spellStart"/>
+          <w:r>
+            <w:rPr>
+              <w:color w:val="09090B"/>
+              <w:lang w:val="ko-KR" w:eastAsia="ko-KR"/>
+            </w:rPr>
+            <w:t>비교표·범위·역할표</w:t>
+          </w:r>
+          <w:proofErr w:type="spellEnd"/>
+          <w:r>
+            <w:rPr>
+              <w:color w:val="09090B"/>
+              <w:lang w:val="ko-KR" w:eastAsia="ko-KR"/>
+            </w:rPr>
+            <w:t>)</w:t>
+          </w:r>
+          <w:r>
+            <w:rPr>
+              <w:color w:val="09090B"/>
+              <w:lang w:val="ko-KR" w:eastAsia="ko-KR"/>
+            </w:rPr>
             <w:br/>
-            <w:t xml:space="preserve">L03 입력자료·기대 결과·기준선·성공 기준·실행 계획을 갖춘 PoC 기획안을 작성하고 피드백으로 수정한다. (평가 증거: 기획안·평가표·수정 기록)</w:t>
+            <w:t xml:space="preserve">L03 </w:t>
+          </w:r>
+          <w:proofErr w:type="spellStart"/>
+          <w:r>
+            <w:rPr>
+              <w:color w:val="09090B"/>
+              <w:lang w:val="ko-KR" w:eastAsia="ko-KR"/>
+            </w:rPr>
+            <w:t>입력자료·기대</w:t>
+          </w:r>
+          <w:proofErr w:type="spellEnd"/>
+          <w:r>
+            <w:rPr>
+              <w:color w:val="09090B"/>
+              <w:lang w:val="ko-KR" w:eastAsia="ko-KR"/>
+            </w:rPr>
+            <w:t xml:space="preserve"> </w:t>
+          </w:r>
+          <w:proofErr w:type="spellStart"/>
+          <w:r>
+            <w:rPr>
+              <w:color w:val="09090B"/>
+              <w:lang w:val="ko-KR" w:eastAsia="ko-KR"/>
+            </w:rPr>
+            <w:t>결과·기준선·성공</w:t>
+          </w:r>
+          <w:proofErr w:type="spellEnd"/>
+          <w:r>
+            <w:rPr>
+              <w:color w:val="09090B"/>
+              <w:lang w:val="ko-KR" w:eastAsia="ko-KR"/>
+            </w:rPr>
+            <w:t xml:space="preserve"> </w:t>
+          </w:r>
+          <w:proofErr w:type="spellStart"/>
+          <w:r>
+            <w:rPr>
+              <w:color w:val="09090B"/>
+              <w:lang w:val="ko-KR" w:eastAsia="ko-KR"/>
+            </w:rPr>
+            <w:t>기준·실행</w:t>
+          </w:r>
+          <w:proofErr w:type="spellEnd"/>
+          <w:r>
+            <w:rPr>
+              <w:color w:val="09090B"/>
+              <w:lang w:val="ko-KR" w:eastAsia="ko-KR"/>
+            </w:rPr>
+            <w:t xml:space="preserve"> 계획을 갖춘 </w:t>
+          </w:r>
+          <w:proofErr w:type="spellStart"/>
+          <w:r>
+            <w:rPr>
+              <w:color w:val="09090B"/>
+              <w:lang w:val="ko-KR" w:eastAsia="ko-KR"/>
+            </w:rPr>
+            <w:t>PoC</w:t>
+          </w:r>
+          <w:proofErr w:type="spellEnd"/>
+          <w:r>
+            <w:rPr>
+              <w:color w:val="09090B"/>
+              <w:lang w:val="ko-KR" w:eastAsia="ko-KR"/>
+            </w:rPr>
+            <w:t xml:space="preserve"> 기획안을 작성하고 피드백으로 수정한다. (평가 증거: </w:t>
+          </w:r>
+          <w:proofErr w:type="spellStart"/>
+          <w:r>
+            <w:rPr>
+              <w:color w:val="09090B"/>
+              <w:lang w:val="ko-KR" w:eastAsia="ko-KR"/>
+            </w:rPr>
+            <w:t>기획안·평가표·수정</w:t>
+          </w:r>
+          <w:proofErr w:type="spellEnd"/>
+          <w:r>
+            <w:rPr>
+              <w:color w:val="09090B"/>
+              <w:lang w:val="ko-KR" w:eastAsia="ko-KR"/>
+            </w:rPr>
+            <w:t xml:space="preserve"> 기록)</w:t>
+          </w:r>
+          <w:r>
+            <w:rPr>
+              <w:color w:val="09090B"/>
+              <w:lang w:val="ko-KR" w:eastAsia="ko-KR"/>
+            </w:rPr>
             <w:br/>
-            <w:t xml:space="preserve">최종 산출물: 내부 과제 검토회의 제출용, 검증 가능한 PoC 기획안 1건(조별)</w:t>
+            <w:t xml:space="preserve">최종 산출물: 내부 과제 검토회의 제출용, 검증 가능한 </w:t>
+          </w:r>
+          <w:proofErr w:type="spellStart"/>
+          <w:r>
+            <w:rPr>
+              <w:color w:val="09090B"/>
+              <w:lang w:val="ko-KR" w:eastAsia="ko-KR"/>
+            </w:rPr>
+            <w:t>PoC</w:t>
+          </w:r>
+          <w:proofErr w:type="spellEnd"/>
+          <w:r>
+            <w:rPr>
+              <w:color w:val="09090B"/>
+              <w:lang w:val="ko-KR" w:eastAsia="ko-KR"/>
+            </w:rPr>
+            <w:t xml:space="preserve"> 기획안 1건(조별)</w:t>
+          </w:r>
+          <w:r>
+            <w:rPr>
+              <w:color w:val="09090B"/>
+              <w:lang w:val="ko-KR" w:eastAsia="ko-KR"/>
+            </w:rPr>
             <w:br/>
-            <w:t xml:space="preserve">강의에서 전달할 다섯 문장: ① 기능보다 반복되는 확인·검색·재입력 업무를 먼저 정의한다 ② 자재명만 맞추지 말고 재질·규격·단위·현장 맥락과 원문 근거를 함께 관리한다 ③ 과거 자료는 최근·빈번한 자재부터 정리하고 새 자료가 쌓이는 경로도 바꾼다 ④ AI가 잘하는 문서 읽기·분류와 공유 화면·계산식으로 해결할 일을 구분한다 ⑤ 시간 절감은 사람의 검토·수정 시간까지 포함해 측정하고 오류·누락도 함께 검증한다</w:t>
+            <w:t xml:space="preserve">강의에서 전달할 다섯 문장: ① 기능보다 반복되는 </w:t>
+          </w:r>
+          <w:proofErr w:type="spellStart"/>
+          <w:r>
+            <w:rPr>
+              <w:color w:val="09090B"/>
+              <w:lang w:val="ko-KR" w:eastAsia="ko-KR"/>
+            </w:rPr>
+            <w:t>확인·검색·재입력</w:t>
+          </w:r>
+          <w:proofErr w:type="spellEnd"/>
+          <w:r>
+            <w:rPr>
+              <w:color w:val="09090B"/>
+              <w:lang w:val="ko-KR" w:eastAsia="ko-KR"/>
+            </w:rPr>
+            <w:t xml:space="preserve"> 업무를 먼저 정의한다 ② 자재명만 맞추지 말고 </w:t>
+          </w:r>
+          <w:proofErr w:type="spellStart"/>
+          <w:r>
+            <w:rPr>
+              <w:color w:val="09090B"/>
+              <w:lang w:val="ko-KR" w:eastAsia="ko-KR"/>
+            </w:rPr>
+            <w:t>재질·규격·단위·현장</w:t>
+          </w:r>
+          <w:proofErr w:type="spellEnd"/>
+          <w:r>
+            <w:rPr>
+              <w:color w:val="09090B"/>
+              <w:lang w:val="ko-KR" w:eastAsia="ko-KR"/>
+            </w:rPr>
+            <w:t xml:space="preserve"> 맥락과 원문 근거를 함께 관리한다 ③ 과거 자료는 </w:t>
+          </w:r>
+          <w:proofErr w:type="spellStart"/>
+          <w:r>
+            <w:rPr>
+              <w:color w:val="09090B"/>
+              <w:lang w:val="ko-KR" w:eastAsia="ko-KR"/>
+            </w:rPr>
+            <w:t>최근·빈번한</w:t>
+          </w:r>
+          <w:proofErr w:type="spellEnd"/>
+          <w:r>
+            <w:rPr>
+              <w:color w:val="09090B"/>
+              <w:lang w:val="ko-KR" w:eastAsia="ko-KR"/>
+            </w:rPr>
+            <w:t xml:space="preserve"> 자재부터 정리하고 새 자료가 쌓이는 경로도 바꾼다 ④ </w:t>
+          </w:r>
+          <w:proofErr w:type="spellStart"/>
+          <w:r>
+            <w:rPr>
+              <w:color w:val="09090B"/>
+              <w:lang w:val="ko-KR" w:eastAsia="ko-KR"/>
+            </w:rPr>
+            <w:t>AI가</w:t>
+          </w:r>
+          <w:proofErr w:type="spellEnd"/>
+          <w:r>
+            <w:rPr>
+              <w:color w:val="09090B"/>
+              <w:lang w:val="ko-KR" w:eastAsia="ko-KR"/>
+            </w:rPr>
+            <w:t xml:space="preserve"> 잘하는 문서 </w:t>
+          </w:r>
+          <w:proofErr w:type="spellStart"/>
+          <w:r>
+            <w:rPr>
+              <w:color w:val="09090B"/>
+              <w:lang w:val="ko-KR" w:eastAsia="ko-KR"/>
+            </w:rPr>
+            <w:t>읽기·분류와</w:t>
+          </w:r>
+          <w:proofErr w:type="spellEnd"/>
+          <w:r>
+            <w:rPr>
+              <w:color w:val="09090B"/>
+              <w:lang w:val="ko-KR" w:eastAsia="ko-KR"/>
+            </w:rPr>
+            <w:t xml:space="preserve"> 공유 </w:t>
+          </w:r>
+          <w:proofErr w:type="spellStart"/>
+          <w:r>
+            <w:rPr>
+              <w:color w:val="09090B"/>
+              <w:lang w:val="ko-KR" w:eastAsia="ko-KR"/>
+            </w:rPr>
+            <w:t>화면·계산식으로</w:t>
+          </w:r>
+          <w:proofErr w:type="spellEnd"/>
+          <w:r>
+            <w:rPr>
+              <w:color w:val="09090B"/>
+              <w:lang w:val="ko-KR" w:eastAsia="ko-KR"/>
+            </w:rPr>
+            <w:t xml:space="preserve"> 해결할 일을 구분한다 ⑤ 시간 절감은 사람의 </w:t>
+          </w:r>
+          <w:proofErr w:type="spellStart"/>
+          <w:r>
+            <w:rPr>
+              <w:color w:val="09090B"/>
+              <w:lang w:val="ko-KR" w:eastAsia="ko-KR"/>
+            </w:rPr>
+            <w:t>검토·수정</w:t>
+          </w:r>
+          <w:proofErr w:type="spellEnd"/>
+          <w:r>
+            <w:rPr>
+              <w:color w:val="09090B"/>
+              <w:lang w:val="ko-KR" w:eastAsia="ko-KR"/>
+            </w:rPr>
+            <w:t xml:space="preserve"> 시간까지 포함해 측정하고 </w:t>
+          </w:r>
+          <w:proofErr w:type="spellStart"/>
+          <w:r>
+            <w:rPr>
+              <w:color w:val="09090B"/>
+              <w:lang w:val="ko-KR" w:eastAsia="ko-KR"/>
+            </w:rPr>
+            <w:t>오류·누락도</w:t>
+          </w:r>
+          <w:proofErr w:type="spellEnd"/>
+          <w:r>
+            <w:rPr>
+              <w:color w:val="09090B"/>
+              <w:lang w:val="ko-KR" w:eastAsia="ko-KR"/>
+            </w:rPr>
+            <w:t xml:space="preserve"> 함께 검증한다</w:t>
           </w:r>
         </w:sdtContent>
       </w:sdt>
@@ -5316,6 +3573,9 @@
         <w:autoSpaceDE w:val="0"/>
         <w:autoSpaceDN w:val="0"/>
         <w:spacing w:after="20" w:line="360" w:lineRule="exact"/>
+        <w:rPr>
+          <w:lang w:eastAsia="ko-KR"/>
+        </w:rPr>
       </w:pPr>
       <w:r>
         <w:rPr>
@@ -5332,6 +3592,9 @@
         <w:autoSpaceDE w:val="0"/>
         <w:autoSpaceDN w:val="0"/>
         <w:spacing w:before="140" w:after="80" w:line="340" w:lineRule="exact"/>
+        <w:rPr>
+          <w:lang w:eastAsia="ko-KR"/>
+        </w:rPr>
       </w:pPr>
       <w:r>
         <w:rPr>
@@ -5348,6 +3611,9 @@
         <w:autoSpaceDE w:val="0"/>
         <w:autoSpaceDN w:val="0"/>
         <w:spacing w:after="40" w:line="285" w:lineRule="exact"/>
+        <w:rPr>
+          <w:lang w:eastAsia="ko-KR"/>
+        </w:rPr>
       </w:pPr>
       <w:r>
         <w:rPr>
@@ -5368,6 +3634,9 @@
         <w:autoSpaceDE w:val="0"/>
         <w:autoSpaceDN w:val="0"/>
         <w:spacing w:after="20" w:line="360" w:lineRule="exact"/>
+        <w:rPr>
+          <w:lang w:eastAsia="ko-KR"/>
+        </w:rPr>
       </w:pPr>
       <w:sdt>
         <w:sdtPr>
@@ -5382,15 +3651,247 @@
               <w:color w:val="09090B"/>
               <w:lang w:val="ko-KR" w:eastAsia="ko-KR"/>
             </w:rPr>
-            <w:t xml:space="preserve">· 학습자 수준: 엑셀·문서 작업에 익숙하고 AI를 일부 사용해 봤으나 PoC 기획 경험은 적다.</w:t>
+            <w:t xml:space="preserve">· 학습자 수준: </w:t>
+          </w:r>
+          <w:proofErr w:type="spellStart"/>
+          <w:r>
+            <w:rPr>
+              <w:color w:val="09090B"/>
+              <w:lang w:val="ko-KR" w:eastAsia="ko-KR"/>
+            </w:rPr>
+            <w:t>엑셀·문서</w:t>
+          </w:r>
+          <w:proofErr w:type="spellEnd"/>
+          <w:r>
+            <w:rPr>
+              <w:color w:val="09090B"/>
+              <w:lang w:val="ko-KR" w:eastAsia="ko-KR"/>
+            </w:rPr>
+            <w:t xml:space="preserve"> 작업에 익숙하고 </w:t>
+          </w:r>
+          <w:proofErr w:type="spellStart"/>
+          <w:r>
+            <w:rPr>
+              <w:color w:val="09090B"/>
+              <w:lang w:val="ko-KR" w:eastAsia="ko-KR"/>
+            </w:rPr>
+            <w:t>AI를</w:t>
+          </w:r>
+          <w:proofErr w:type="spellEnd"/>
+          <w:r>
+            <w:rPr>
+              <w:color w:val="09090B"/>
+              <w:lang w:val="ko-KR" w:eastAsia="ko-KR"/>
+            </w:rPr>
+            <w:t xml:space="preserve"> 일부 사용해 봤으나 </w:t>
+          </w:r>
+          <w:proofErr w:type="spellStart"/>
+          <w:r>
+            <w:rPr>
+              <w:color w:val="09090B"/>
+              <w:lang w:val="ko-KR" w:eastAsia="ko-KR"/>
+            </w:rPr>
+            <w:t>PoC</w:t>
+          </w:r>
+          <w:proofErr w:type="spellEnd"/>
+          <w:r>
+            <w:rPr>
+              <w:color w:val="09090B"/>
+              <w:lang w:val="ko-KR" w:eastAsia="ko-KR"/>
+            </w:rPr>
+            <w:t xml:space="preserve"> 기획 경험은 적다.</w:t>
+          </w:r>
+          <w:r>
+            <w:rPr>
+              <w:color w:val="09090B"/>
+              <w:lang w:val="ko-KR" w:eastAsia="ko-KR"/>
+            </w:rPr>
             <w:br/>
-            <w:t xml:space="preserve">· 실습 환경·제공 자료(시나리오 조건): 기업이 가상 견적서·구매 요청서·업무 처리 흐름을 제공한다. 교육 결과물은 PoC 기획안이며 실제 시스템 개발 여부는 이후 내부 검토로 결정한다.</w:t>
+            <w:t xml:space="preserve">· 실습 </w:t>
+          </w:r>
+          <w:proofErr w:type="spellStart"/>
+          <w:r>
+            <w:rPr>
+              <w:color w:val="09090B"/>
+              <w:lang w:val="ko-KR" w:eastAsia="ko-KR"/>
+            </w:rPr>
+            <w:t>환경·제공</w:t>
+          </w:r>
+          <w:proofErr w:type="spellEnd"/>
+          <w:r>
+            <w:rPr>
+              <w:color w:val="09090B"/>
+              <w:lang w:val="ko-KR" w:eastAsia="ko-KR"/>
+            </w:rPr>
+            <w:t xml:space="preserve"> 자료(시나리오 조건): 기업이 가상 </w:t>
+          </w:r>
+          <w:proofErr w:type="spellStart"/>
+          <w:r>
+            <w:rPr>
+              <w:color w:val="09090B"/>
+              <w:lang w:val="ko-KR" w:eastAsia="ko-KR"/>
+            </w:rPr>
+            <w:t>견적서·구매</w:t>
+          </w:r>
+          <w:proofErr w:type="spellEnd"/>
+          <w:r>
+            <w:rPr>
+              <w:color w:val="09090B"/>
+              <w:lang w:val="ko-KR" w:eastAsia="ko-KR"/>
+            </w:rPr>
+            <w:t xml:space="preserve"> </w:t>
+          </w:r>
+          <w:proofErr w:type="spellStart"/>
+          <w:r>
+            <w:rPr>
+              <w:color w:val="09090B"/>
+              <w:lang w:val="ko-KR" w:eastAsia="ko-KR"/>
+            </w:rPr>
+            <w:t>요청서·업무</w:t>
+          </w:r>
+          <w:proofErr w:type="spellEnd"/>
+          <w:r>
+            <w:rPr>
+              <w:color w:val="09090B"/>
+              <w:lang w:val="ko-KR" w:eastAsia="ko-KR"/>
+            </w:rPr>
+            <w:t xml:space="preserve"> 처리 흐름을 제공한다. 교육 결과물은 </w:t>
+          </w:r>
+          <w:proofErr w:type="spellStart"/>
+          <w:r>
+            <w:rPr>
+              <w:color w:val="09090B"/>
+              <w:lang w:val="ko-KR" w:eastAsia="ko-KR"/>
+            </w:rPr>
+            <w:t>PoC</w:t>
+          </w:r>
+          <w:proofErr w:type="spellEnd"/>
+          <w:r>
+            <w:rPr>
+              <w:color w:val="09090B"/>
+              <w:lang w:val="ko-KR" w:eastAsia="ko-KR"/>
+            </w:rPr>
+            <w:t xml:space="preserve"> 기획안이며 실제 시스템 개발 여부는 이후 내부 검토로 결정한다.</w:t>
+          </w:r>
+          <w:r>
+            <w:rPr>
+              <w:color w:val="09090B"/>
+              <w:lang w:val="ko-KR" w:eastAsia="ko-KR"/>
+            </w:rPr>
             <w:br/>
-            <w:t xml:space="preserve">· 사용 도구(가정): 시나리오에 도구 지정이 없어 ChatGPT(또는 동등 생성형 AI)와 스프레드시트를 가정한다. 도구 접속이 안 되면 미리 만든 추출 결과·오류 예시로 동일 활동을 수행한다.</w:t>
+            <w:t xml:space="preserve">· 사용 도구(가정): 시나리오에 도구 지정이 없어 </w:t>
+          </w:r>
+          <w:proofErr w:type="spellStart"/>
+          <w:r>
+            <w:rPr>
+              <w:color w:val="09090B"/>
+              <w:lang w:val="ko-KR" w:eastAsia="ko-KR"/>
+            </w:rPr>
+            <w:t>ChatGPT</w:t>
+          </w:r>
+          <w:proofErr w:type="spellEnd"/>
+          <w:r>
+            <w:rPr>
+              <w:color w:val="09090B"/>
+              <w:lang w:val="ko-KR" w:eastAsia="ko-KR"/>
+            </w:rPr>
+            <w:t xml:space="preserve">(또는 동등 생성형 AI)와 스프레드시트를 가정한다. 도구 접속이 안 되면 미리 만든 추출 </w:t>
+          </w:r>
+          <w:proofErr w:type="spellStart"/>
+          <w:r>
+            <w:rPr>
+              <w:color w:val="09090B"/>
+              <w:lang w:val="ko-KR" w:eastAsia="ko-KR"/>
+            </w:rPr>
+            <w:t>결과·오류</w:t>
+          </w:r>
+          <w:proofErr w:type="spellEnd"/>
+          <w:r>
+            <w:rPr>
+              <w:color w:val="09090B"/>
+              <w:lang w:val="ko-KR" w:eastAsia="ko-KR"/>
+            </w:rPr>
+            <w:t xml:space="preserve"> 예시로 동일 활동을 수행한다.</w:t>
+          </w:r>
+          <w:r>
+            <w:rPr>
+              <w:color w:val="09090B"/>
+              <w:lang w:val="ko-KR" w:eastAsia="ko-KR"/>
+            </w:rPr>
             <w:br/>
-            <w:t xml:space="preserve">· 운영 가정: 24명을 4명×6조로, 구매·현장지원·경영지원이 섞이게 편성한다. 휴식 20분은 총 360분 안에 배치했다(순수 학습 약 340분). 6시간을 순수 수업만으로 운영하면 휴식은 별도 편성한다.</w:t>
+            <w:t xml:space="preserve">· 운영 가정: 24명을 4명×6조로, </w:t>
+          </w:r>
+          <w:proofErr w:type="spellStart"/>
+          <w:r>
+            <w:rPr>
+              <w:color w:val="09090B"/>
+              <w:lang w:val="ko-KR" w:eastAsia="ko-KR"/>
+            </w:rPr>
+            <w:t>구매·현장지원·경영지원이</w:t>
+          </w:r>
+          <w:proofErr w:type="spellEnd"/>
+          <w:r>
+            <w:rPr>
+              <w:color w:val="09090B"/>
+              <w:lang w:val="ko-KR" w:eastAsia="ko-KR"/>
+            </w:rPr>
+            <w:t xml:space="preserve"> 섞이게 편성한다. 휴식 20분은 총 360분 안에 배치했다(순수 학습 약 340분). 6시간을 순수 수업만으로 운영하면 휴식은 별도 편성한다.</w:t>
+          </w:r>
+          <w:r>
+            <w:rPr>
+              <w:color w:val="09090B"/>
+              <w:lang w:val="ko-KR" w:eastAsia="ko-KR"/>
+            </w:rPr>
             <w:br/>
-            <w:t xml:space="preserve">· 교육용 가정 표시: 자재군별 필수 항목표·작은 용어 사전·원문 위치 연결 정답표는 강사가 교육용으로 제작한다. 표본 수·목표 %·일정은 교육용 가정이며 실측이 아니다. 데모 품목(P-01 등)은 실제 건설 자재 규격을 뜻하지 않는다.</w:t>
+            <w:t xml:space="preserve">· 교육용 가정 표시: 자재군별 필수 </w:t>
+          </w:r>
+          <w:proofErr w:type="spellStart"/>
+          <w:r>
+            <w:rPr>
+              <w:color w:val="09090B"/>
+              <w:lang w:val="ko-KR" w:eastAsia="ko-KR"/>
+            </w:rPr>
+            <w:t>항목표·작은</w:t>
+          </w:r>
+          <w:proofErr w:type="spellEnd"/>
+          <w:r>
+            <w:rPr>
+              <w:color w:val="09090B"/>
+              <w:lang w:val="ko-KR" w:eastAsia="ko-KR"/>
+            </w:rPr>
+            <w:t xml:space="preserve"> 용어 </w:t>
+          </w:r>
+          <w:proofErr w:type="spellStart"/>
+          <w:r>
+            <w:rPr>
+              <w:color w:val="09090B"/>
+              <w:lang w:val="ko-KR" w:eastAsia="ko-KR"/>
+            </w:rPr>
+            <w:t>사전·원문</w:t>
+          </w:r>
+          <w:proofErr w:type="spellEnd"/>
+          <w:r>
+            <w:rPr>
+              <w:color w:val="09090B"/>
+              <w:lang w:val="ko-KR" w:eastAsia="ko-KR"/>
+            </w:rPr>
+            <w:t xml:space="preserve"> 위치 연결 정답표는 강사가 교육용으로 제작한다. 표본 </w:t>
+          </w:r>
+          <w:proofErr w:type="spellStart"/>
+          <w:r>
+            <w:rPr>
+              <w:color w:val="09090B"/>
+              <w:lang w:val="ko-KR" w:eastAsia="ko-KR"/>
+            </w:rPr>
+            <w:t>수·목표</w:t>
+          </w:r>
+          <w:proofErr w:type="spellEnd"/>
+          <w:r>
+            <w:rPr>
+              <w:color w:val="09090B"/>
+              <w:lang w:val="ko-KR" w:eastAsia="ko-KR"/>
+            </w:rPr>
+            <w:t xml:space="preserve"> %·일정은 교육용 가정이며 실측이 아니다. 데모 품목(P-01 등)은 실제 건설 자재 규격을 뜻하지 않는다.</w:t>
           </w:r>
         </w:sdtContent>
       </w:sdt>
@@ -5404,6 +3905,9 @@
         <w:autoSpaceDE w:val="0"/>
         <w:autoSpaceDN w:val="0"/>
         <w:spacing w:after="20" w:line="360" w:lineRule="exact"/>
+        <w:rPr>
+          <w:lang w:eastAsia="ko-KR"/>
+        </w:rPr>
       </w:pPr>
       <w:r>
         <w:rPr>
@@ -5421,6 +3925,9 @@
         <w:autoSpaceDE w:val="0"/>
         <w:autoSpaceDN w:val="0"/>
         <w:spacing w:after="160" w:line="260" w:lineRule="exact"/>
+        <w:rPr>
+          <w:lang w:eastAsia="ko-KR"/>
+        </w:rPr>
       </w:pPr>
       <w:r>
         <w:rPr>
@@ -5439,6 +3946,9 @@
         <w:autoSpaceDE w:val="0"/>
         <w:autoSpaceDN w:val="0"/>
         <w:spacing w:before="0" w:after="220" w:line="540" w:lineRule="exact"/>
+        <w:rPr>
+          <w:lang w:eastAsia="ko-KR"/>
+        </w:rPr>
       </w:pPr>
       <w:r>
         <w:rPr>
@@ -5454,6 +3964,9 @@
         <w:autoSpaceDE w:val="0"/>
         <w:autoSpaceDN w:val="0"/>
         <w:spacing w:after="180"/>
+        <w:rPr>
+          <w:lang w:eastAsia="ko-KR"/>
+        </w:rPr>
       </w:pPr>
       <w:r>
         <w:rPr>
@@ -5478,6 +3991,9 @@
         <w:autoSpaceDE w:val="0"/>
         <w:autoSpaceDN w:val="0"/>
         <w:spacing w:before="40" w:after="80" w:line="340" w:lineRule="exact"/>
+        <w:rPr>
+          <w:lang w:eastAsia="ko-KR"/>
+        </w:rPr>
       </w:pPr>
       <w:r>
         <w:rPr>
@@ -5493,6 +4009,9 @@
         <w:autoSpaceDE w:val="0"/>
         <w:autoSpaceDN w:val="0"/>
         <w:spacing w:after="100" w:line="285" w:lineRule="exact"/>
+        <w:rPr>
+          <w:lang w:eastAsia="ko-KR"/>
+        </w:rPr>
       </w:pPr>
       <w:r>
         <w:rPr>
@@ -5650,6 +4169,9 @@
               <w:autoSpaceDE w:val="0"/>
               <w:autoSpaceDN w:val="0"/>
               <w:spacing w:line="270" w:lineRule="exact"/>
+              <w:rPr>
+                <w:lang w:eastAsia="ko-KR"/>
+              </w:rPr>
             </w:pPr>
             <w:sdt>
               <w:sdtPr>
@@ -5665,7 +4187,7 @@
                     <w:sz w:val="21"/>
                     <w:lang w:val="ko-KR" w:eastAsia="ko-KR"/>
                   </w:rPr>
-                  <w:t xml:space="preserve">M01 업무 흐름과 문제 분석</w:t>
+                  <w:t>M01 업무 흐름과 문제 분석</w:t>
                 </w:r>
               </w:sdtContent>
             </w:sdt>
@@ -5683,6 +4205,9 @@
               <w:autoSpaceDE w:val="0"/>
               <w:autoSpaceDN w:val="0"/>
               <w:spacing w:line="270" w:lineRule="exact"/>
+              <w:rPr>
+                <w:lang w:eastAsia="ko-KR"/>
+              </w:rPr>
             </w:pPr>
             <w:sdt>
               <w:sdtPr>
@@ -5692,13 +4217,41 @@
                 <w:text w:multiLine="1"/>
               </w:sdtPr>
               <w:sdtContent>
+                <w:proofErr w:type="spellStart"/>
                 <w:r>
                   <w:rPr>
                     <w:color w:val="09090B"/>
                     <w:sz w:val="21"/>
                     <w:lang w:val="ko-KR" w:eastAsia="ko-KR"/>
                   </w:rPr>
-                  <w:t xml:space="preserve">도입·환경 안내 10 → 사례 읽기 15 → 현행 흐름 파악 20 → 문제 정의 실습 25(‘누가·무엇을·얼마나 자주’) → 공유 10 → 휴식 10</w:t>
+                  <w:t>도입·환경</w:t>
+                </w:r>
+                <w:proofErr w:type="spellEnd"/>
+                <w:r>
+                  <w:rPr>
+                    <w:color w:val="09090B"/>
+                    <w:sz w:val="21"/>
+                    <w:lang w:val="ko-KR" w:eastAsia="ko-KR"/>
+                  </w:rPr>
+                  <w:t xml:space="preserve"> 안내 10 → 사례 읽기 15 → 현행 흐름 파악 20 → 문제 정의 실습 25(‘</w:t>
+                </w:r>
+                <w:proofErr w:type="spellStart"/>
+                <w:r>
+                  <w:rPr>
+                    <w:color w:val="09090B"/>
+                    <w:sz w:val="21"/>
+                    <w:lang w:val="ko-KR" w:eastAsia="ko-KR"/>
+                  </w:rPr>
+                  <w:t>누가·무엇을·얼마나</w:t>
+                </w:r>
+                <w:proofErr w:type="spellEnd"/>
+                <w:r>
+                  <w:rPr>
+                    <w:color w:val="09090B"/>
+                    <w:sz w:val="21"/>
+                    <w:lang w:val="ko-KR" w:eastAsia="ko-KR"/>
+                  </w:rPr>
+                  <w:t xml:space="preserve"> 자주’) → 공유 10 → 휴식 10</w:t>
                 </w:r>
               </w:sdtContent>
             </w:sdt>
@@ -5731,7 +4284,7 @@
                     <w:sz w:val="21"/>
                     <w:lang w:val="ko-KR" w:eastAsia="ko-KR"/>
                   </w:rPr>
-                  <w:t xml:space="preserve">90분</w:t>
+                  <w:t>90분</w:t>
                 </w:r>
               </w:sdtContent>
             </w:sdt>
@@ -5749,6 +4302,9 @@
               <w:autoSpaceDE w:val="0"/>
               <w:autoSpaceDN w:val="0"/>
               <w:spacing w:line="270" w:lineRule="exact"/>
+              <w:rPr>
+                <w:lang w:eastAsia="ko-KR"/>
+              </w:rPr>
             </w:pPr>
             <w:sdt>
               <w:sdtPr>
@@ -5764,7 +4320,25 @@
                     <w:sz w:val="21"/>
                     <w:lang w:val="ko-KR" w:eastAsia="ko-KR"/>
                   </w:rPr>
-                  <w:t xml:space="preserve">문제 정의문 · 업무 흐름도 (L01)</w:t>
+                  <w:t xml:space="preserve">문제 </w:t>
+                </w:r>
+                <w:proofErr w:type="spellStart"/>
+                <w:r>
+                  <w:rPr>
+                    <w:color w:val="09090B"/>
+                    <w:sz w:val="21"/>
+                    <w:lang w:val="ko-KR" w:eastAsia="ko-KR"/>
+                  </w:rPr>
+                  <w:t>정의문</w:t>
+                </w:r>
+                <w:proofErr w:type="spellEnd"/>
+                <w:r>
+                  <w:rPr>
+                    <w:color w:val="09090B"/>
+                    <w:sz w:val="21"/>
+                    <w:lang w:val="ko-KR" w:eastAsia="ko-KR"/>
+                  </w:rPr>
+                  <w:t xml:space="preserve"> · 업무 흐름도 (L01)</w:t>
                 </w:r>
               </w:sdtContent>
             </w:sdt>
@@ -5803,7 +4377,7 @@
                     <w:sz w:val="21"/>
                     <w:lang w:val="ko-KR" w:eastAsia="ko-KR"/>
                   </w:rPr>
-                  <w:t xml:space="preserve">M02 AI 적용 과제 선정</w:t>
+                  <w:t>M02 AI 적용 과제 선정</w:t>
                 </w:r>
               </w:sdtContent>
             </w:sdt>
@@ -5821,6 +4395,9 @@
               <w:autoSpaceDE w:val="0"/>
               <w:autoSpaceDN w:val="0"/>
               <w:spacing w:line="270" w:lineRule="exact"/>
+              <w:rPr>
+                <w:lang w:eastAsia="ko-KR"/>
+              </w:rPr>
             </w:pPr>
             <w:sdt>
               <w:sdtPr>
@@ -5830,13 +4407,95 @@
                 <w:text w:multiLine="1"/>
               </w:sdtPr>
               <w:sdtContent>
+                <w:proofErr w:type="spellStart"/>
                 <w:r>
                   <w:rPr>
                     <w:color w:val="09090B"/>
                     <w:sz w:val="21"/>
                     <w:lang w:val="ko-KR" w:eastAsia="ko-KR"/>
                   </w:rPr>
-                  <w:t xml:space="preserve">AI·규칙·공유 화면 구분 15 → 후보 A/B/C/D 비교 20 → 한 자재군·한 단계로 범위 선정 15 → 동료 점검 10</w:t>
+                  <w:t>AI·규칙·공유</w:t>
+                </w:r>
+                <w:proofErr w:type="spellEnd"/>
+                <w:r>
+                  <w:rPr>
+                    <w:color w:val="09090B"/>
+                    <w:sz w:val="21"/>
+                    <w:lang w:val="ko-KR" w:eastAsia="ko-KR"/>
+                  </w:rPr>
+                  <w:t xml:space="preserve"> 화면 구분 15 → 후보 </w:t>
+                </w:r>
+                <w:proofErr w:type="spellStart"/>
+                <w:r>
+                  <w:rPr>
+                    <w:color w:val="09090B"/>
+                    <w:sz w:val="21"/>
+                    <w:lang w:val="ko-KR" w:eastAsia="ko-KR"/>
+                  </w:rPr>
+                  <w:t>A</w:t>
+                </w:r>
+                <w:proofErr w:type="spellEnd"/>
+                <w:r>
+                  <w:rPr>
+                    <w:color w:val="09090B"/>
+                    <w:sz w:val="21"/>
+                    <w:lang w:val="ko-KR" w:eastAsia="ko-KR"/>
+                  </w:rPr>
+                  <w:t>/</w:t>
+                </w:r>
+                <w:proofErr w:type="spellStart"/>
+                <w:r>
+                  <w:rPr>
+                    <w:color w:val="09090B"/>
+                    <w:sz w:val="21"/>
+                    <w:lang w:val="ko-KR" w:eastAsia="ko-KR"/>
+                  </w:rPr>
+                  <w:t>B</w:t>
+                </w:r>
+                <w:proofErr w:type="spellEnd"/>
+                <w:r>
+                  <w:rPr>
+                    <w:color w:val="09090B"/>
+                    <w:sz w:val="21"/>
+                    <w:lang w:val="ko-KR" w:eastAsia="ko-KR"/>
+                  </w:rPr>
+                  <w:t>/C/</w:t>
+                </w:r>
+                <w:proofErr w:type="spellStart"/>
+                <w:r>
+                  <w:rPr>
+                    <w:color w:val="09090B"/>
+                    <w:sz w:val="21"/>
+                    <w:lang w:val="ko-KR" w:eastAsia="ko-KR"/>
+                  </w:rPr>
+                  <w:t>D</w:t>
+                </w:r>
+                <w:proofErr w:type="spellEnd"/>
+                <w:r>
+                  <w:rPr>
+                    <w:color w:val="09090B"/>
+                    <w:sz w:val="21"/>
+                    <w:lang w:val="ko-KR" w:eastAsia="ko-KR"/>
+                  </w:rPr>
+                  <w:t xml:space="preserve"> 비교 20 → 한 </w:t>
+                </w:r>
+                <w:proofErr w:type="spellStart"/>
+                <w:r>
+                  <w:rPr>
+                    <w:color w:val="09090B"/>
+                    <w:sz w:val="21"/>
+                    <w:lang w:val="ko-KR" w:eastAsia="ko-KR"/>
+                  </w:rPr>
+                  <w:t>자재군·한</w:t>
+                </w:r>
+                <w:proofErr w:type="spellEnd"/>
+                <w:r>
+                  <w:rPr>
+                    <w:color w:val="09090B"/>
+                    <w:sz w:val="21"/>
+                    <w:lang w:val="ko-KR" w:eastAsia="ko-KR"/>
+                  </w:rPr>
+                  <w:t xml:space="preserve"> 단계로 범위 선정 15 → 동료 점검 10</w:t>
                 </w:r>
               </w:sdtContent>
             </w:sdt>
@@ -5869,7 +4528,7 @@
                     <w:sz w:val="21"/>
                     <w:lang w:val="ko-KR" w:eastAsia="ko-KR"/>
                   </w:rPr>
-                  <w:t xml:space="preserve">60분</w:t>
+                  <w:t>60분</w:t>
                 </w:r>
               </w:sdtContent>
             </w:sdt>
@@ -5887,6 +4546,9 @@
               <w:autoSpaceDE w:val="0"/>
               <w:autoSpaceDN w:val="0"/>
               <w:spacing w:line="270" w:lineRule="exact"/>
+              <w:rPr>
+                <w:lang w:eastAsia="ko-KR"/>
+              </w:rPr>
             </w:pPr>
             <w:sdt>
               <w:sdtPr>
@@ -5902,7 +4564,25 @@
                     <w:sz w:val="21"/>
                     <w:lang w:val="ko-KR" w:eastAsia="ko-KR"/>
                   </w:rPr>
-                  <w:t xml:space="preserve">후보 비교표 · 범위·역할표 (L02)</w:t>
+                  <w:t xml:space="preserve">후보 비교표 · </w:t>
+                </w:r>
+                <w:proofErr w:type="spellStart"/>
+                <w:r>
+                  <w:rPr>
+                    <w:color w:val="09090B"/>
+                    <w:sz w:val="21"/>
+                    <w:lang w:val="ko-KR" w:eastAsia="ko-KR"/>
+                  </w:rPr>
+                  <w:t>범위·역할표</w:t>
+                </w:r>
+                <w:proofErr w:type="spellEnd"/>
+                <w:r>
+                  <w:rPr>
+                    <w:color w:val="09090B"/>
+                    <w:sz w:val="21"/>
+                    <w:lang w:val="ko-KR" w:eastAsia="ko-KR"/>
+                  </w:rPr>
+                  <w:t xml:space="preserve"> (L02)</w:t>
                 </w:r>
               </w:sdtContent>
             </w:sdt>
@@ -5926,6 +4606,9 @@
               <w:autoSpaceDE w:val="0"/>
               <w:autoSpaceDN w:val="0"/>
               <w:spacing w:line="270" w:lineRule="exact"/>
+              <w:rPr>
+                <w:lang w:eastAsia="ko-KR"/>
+              </w:rPr>
             </w:pPr>
             <w:sdt>
               <w:sdtPr>
@@ -5941,9 +4624,34 @@
                     <w:sz w:val="21"/>
                     <w:lang w:val="ko-KR" w:eastAsia="ko-KR"/>
                   </w:rPr>
-                  <w:t xml:space="preserve">★ 시연 구간</w:t>
+                  <w:t>★ 시연 구간</w:t>
+                </w:r>
+                <w:r>
+                  <w:rPr>
+                    <w:color w:val="09090B"/>
+                    <w:sz w:val="21"/>
+                    <w:lang w:val="ko-KR" w:eastAsia="ko-KR"/>
+                  </w:rPr>
                   <w:br/>
-                  <w:t xml:space="preserve">M03 PoC 설계</w:t>
+                  <w:t xml:space="preserve">M03 </w:t>
+                </w:r>
+                <w:proofErr w:type="spellStart"/>
+                <w:r>
+                  <w:rPr>
+                    <w:color w:val="09090B"/>
+                    <w:sz w:val="21"/>
+                    <w:lang w:val="ko-KR" w:eastAsia="ko-KR"/>
+                  </w:rPr>
+                  <w:t>PoC</w:t>
+                </w:r>
+                <w:proofErr w:type="spellEnd"/>
+                <w:r>
+                  <w:rPr>
+                    <w:color w:val="09090B"/>
+                    <w:sz w:val="21"/>
+                    <w:lang w:val="ko-KR" w:eastAsia="ko-KR"/>
+                  </w:rPr>
+                  <w:t xml:space="preserve"> 설계</w:t>
                 </w:r>
               </w:sdtContent>
             </w:sdt>
@@ -5961,6 +4669,9 @@
               <w:autoSpaceDE w:val="0"/>
               <w:autoSpaceDN w:val="0"/>
               <w:spacing w:line="270" w:lineRule="exact"/>
+              <w:rPr>
+                <w:lang w:eastAsia="ko-KR"/>
+              </w:rPr>
             </w:pPr>
             <w:sdt>
               <w:sdtPr>
@@ -5976,7 +4687,43 @@
                     <w:sz w:val="21"/>
                     <w:lang w:val="ko-KR" w:eastAsia="ko-KR"/>
                   </w:rPr>
-                  <w:t xml:space="preserve">공통 시연(후보 A 구매 요청서 누락 확인) 20 ← 15분 시연 → 필수항목·정답기준 20 → 기획안 작성 35 → 검증 계획 25 → 강사 확인 10 → 휴식 10</w:t>
+                  <w:t xml:space="preserve">공통 시연(후보 </w:t>
+                </w:r>
+                <w:proofErr w:type="spellStart"/>
+                <w:r>
+                  <w:rPr>
+                    <w:color w:val="09090B"/>
+                    <w:sz w:val="21"/>
+                    <w:lang w:val="ko-KR" w:eastAsia="ko-KR"/>
+                  </w:rPr>
+                  <w:t>A</w:t>
+                </w:r>
+                <w:proofErr w:type="spellEnd"/>
+                <w:r>
+                  <w:rPr>
+                    <w:color w:val="09090B"/>
+                    <w:sz w:val="21"/>
+                    <w:lang w:val="ko-KR" w:eastAsia="ko-KR"/>
+                  </w:rPr>
+                  <w:t xml:space="preserve"> 구매 요청서 누락 확인) 20 ← 15분 시연 → </w:t>
+                </w:r>
+                <w:proofErr w:type="spellStart"/>
+                <w:r>
+                  <w:rPr>
+                    <w:color w:val="09090B"/>
+                    <w:sz w:val="21"/>
+                    <w:lang w:val="ko-KR" w:eastAsia="ko-KR"/>
+                  </w:rPr>
+                  <w:t>필수항목·정답기준</w:t>
+                </w:r>
+                <w:proofErr w:type="spellEnd"/>
+                <w:r>
+                  <w:rPr>
+                    <w:color w:val="09090B"/>
+                    <w:sz w:val="21"/>
+                    <w:lang w:val="ko-KR" w:eastAsia="ko-KR"/>
+                  </w:rPr>
+                  <w:t xml:space="preserve"> 20 → 기획안 작성 35 → 검증 계획 25 → 강사 확인 10 → 휴식 10</w:t>
                 </w:r>
               </w:sdtContent>
             </w:sdt>
@@ -6009,7 +4756,7 @@
                     <w:sz w:val="21"/>
                     <w:lang w:val="ko-KR" w:eastAsia="ko-KR"/>
                   </w:rPr>
-                  <w:t xml:space="preserve">120분</w:t>
+                  <w:t>120분</w:t>
                 </w:r>
               </w:sdtContent>
             </w:sdt>
@@ -6027,6 +4774,9 @@
               <w:autoSpaceDE w:val="0"/>
               <w:autoSpaceDN w:val="0"/>
               <w:spacing w:line="270" w:lineRule="exact"/>
+              <w:rPr>
+                <w:lang w:eastAsia="ko-KR"/>
+              </w:rPr>
             </w:pPr>
             <w:sdt>
               <w:sdtPr>
@@ -6036,13 +4786,41 @@
                 <w:text w:multiLine="1"/>
               </w:sdtPr>
               <w:sdtContent>
+                <w:proofErr w:type="spellStart"/>
                 <w:r>
                   <w:rPr>
                     <w:color w:val="09090B"/>
                     <w:sz w:val="21"/>
                     <w:lang w:val="ko-KR" w:eastAsia="ko-KR"/>
                   </w:rPr>
-                  <w:t xml:space="preserve">PoC 기획안 초안(필수 8칸) · 검증 지표 · 역할표 (L03)</w:t>
+                  <w:t>PoC</w:t>
+                </w:r>
+                <w:proofErr w:type="spellEnd"/>
+                <w:r>
+                  <w:rPr>
+                    <w:color w:val="09090B"/>
+                    <w:sz w:val="21"/>
+                    <w:lang w:val="ko-KR" w:eastAsia="ko-KR"/>
+                  </w:rPr>
+                  <w:t xml:space="preserve"> 기획안 초안(필수 8칸) · 검증 지표 · </w:t>
+                </w:r>
+                <w:proofErr w:type="spellStart"/>
+                <w:r>
+                  <w:rPr>
+                    <w:color w:val="09090B"/>
+                    <w:sz w:val="21"/>
+                    <w:lang w:val="ko-KR" w:eastAsia="ko-KR"/>
+                  </w:rPr>
+                  <w:t>역할표</w:t>
+                </w:r>
+                <w:proofErr w:type="spellEnd"/>
+                <w:r>
+                  <w:rPr>
+                    <w:color w:val="09090B"/>
+                    <w:sz w:val="21"/>
+                    <w:lang w:val="ko-KR" w:eastAsia="ko-KR"/>
+                  </w:rPr>
+                  <w:t xml:space="preserve"> (L03)</w:t>
                 </w:r>
               </w:sdtContent>
             </w:sdt>
@@ -6081,7 +4859,7 @@
                     <w:sz w:val="21"/>
                     <w:lang w:val="ko-KR" w:eastAsia="ko-KR"/>
                   </w:rPr>
-                  <w:t xml:space="preserve">M04 과제 발표와 보완</w:t>
+                  <w:t>M04 과제 발표와 보완</w:t>
                 </w:r>
               </w:sdtContent>
             </w:sdt>
@@ -6099,6 +4877,9 @@
               <w:autoSpaceDE w:val="0"/>
               <w:autoSpaceDN w:val="0"/>
               <w:spacing w:line="270" w:lineRule="exact"/>
+              <w:rPr>
+                <w:lang w:eastAsia="ko-KR"/>
+              </w:rPr>
             </w:pPr>
             <w:sdt>
               <w:sdtPr>
@@ -6114,7 +4895,43 @@
                     <w:sz w:val="21"/>
                     <w:lang w:val="ko-KR" w:eastAsia="ko-KR"/>
                   </w:rPr>
-                  <w:t xml:space="preserve">발표 준비 10 → 6조 발표·질의 48 → 상호 평가 10 → 기획안 수정 15 → 실행 제약 확인·정리 7</w:t>
+                  <w:t xml:space="preserve">발표 준비 10 → 6조 </w:t>
+                </w:r>
+                <w:proofErr w:type="spellStart"/>
+                <w:r>
+                  <w:rPr>
+                    <w:color w:val="09090B"/>
+                    <w:sz w:val="21"/>
+                    <w:lang w:val="ko-KR" w:eastAsia="ko-KR"/>
+                  </w:rPr>
+                  <w:t>발표·질의</w:t>
+                </w:r>
+                <w:proofErr w:type="spellEnd"/>
+                <w:r>
+                  <w:rPr>
+                    <w:color w:val="09090B"/>
+                    <w:sz w:val="21"/>
+                    <w:lang w:val="ko-KR" w:eastAsia="ko-KR"/>
+                  </w:rPr>
+                  <w:t xml:space="preserve"> 48 → 상호 평가 10 → 기획안 수정 15 → 실행 제약 </w:t>
+                </w:r>
+                <w:proofErr w:type="spellStart"/>
+                <w:r>
+                  <w:rPr>
+                    <w:color w:val="09090B"/>
+                    <w:sz w:val="21"/>
+                    <w:lang w:val="ko-KR" w:eastAsia="ko-KR"/>
+                  </w:rPr>
+                  <w:t>확인·정리</w:t>
+                </w:r>
+                <w:proofErr w:type="spellEnd"/>
+                <w:r>
+                  <w:rPr>
+                    <w:color w:val="09090B"/>
+                    <w:sz w:val="21"/>
+                    <w:lang w:val="ko-KR" w:eastAsia="ko-KR"/>
+                  </w:rPr>
+                  <w:t xml:space="preserve"> 7</w:t>
                 </w:r>
               </w:sdtContent>
             </w:sdt>
@@ -6147,7 +4964,7 @@
                     <w:sz w:val="21"/>
                     <w:lang w:val="ko-KR" w:eastAsia="ko-KR"/>
                   </w:rPr>
-                  <w:t xml:space="preserve">90분</w:t>
+                  <w:t>90분</w:t>
                 </w:r>
               </w:sdtContent>
             </w:sdt>
@@ -6165,6 +4982,9 @@
               <w:autoSpaceDE w:val="0"/>
               <w:autoSpaceDN w:val="0"/>
               <w:spacing w:line="270" w:lineRule="exact"/>
+              <w:rPr>
+                <w:lang w:eastAsia="ko-KR"/>
+              </w:rPr>
             </w:pPr>
             <w:sdt>
               <w:sdtPr>
@@ -6180,7 +5000,25 @@
                     <w:sz w:val="21"/>
                     <w:lang w:val="ko-KR" w:eastAsia="ko-KR"/>
                   </w:rPr>
-                  <w:t xml:space="preserve">수정된 PoC 기획안 · 5항목 평가표 (L01–L03)</w:t>
+                  <w:t xml:space="preserve">수정된 </w:t>
+                </w:r>
+                <w:proofErr w:type="spellStart"/>
+                <w:r>
+                  <w:rPr>
+                    <w:color w:val="09090B"/>
+                    <w:sz w:val="21"/>
+                    <w:lang w:val="ko-KR" w:eastAsia="ko-KR"/>
+                  </w:rPr>
+                  <w:t>PoC</w:t>
+                </w:r>
+                <w:proofErr w:type="spellEnd"/>
+                <w:r>
+                  <w:rPr>
+                    <w:color w:val="09090B"/>
+                    <w:sz w:val="21"/>
+                    <w:lang w:val="ko-KR" w:eastAsia="ko-KR"/>
+                  </w:rPr>
+                  <w:t xml:space="preserve"> 기획안 · 5항목 평가표 (L01–L03)</w:t>
                 </w:r>
               </w:sdtContent>
             </w:sdt>
@@ -6194,6 +5032,9 @@
         <w:autoSpaceDE w:val="0"/>
         <w:autoSpaceDN w:val="0"/>
         <w:spacing w:line="80" w:lineRule="exact"/>
+        <w:rPr>
+          <w:lang w:eastAsia="ko-KR"/>
+        </w:rPr>
       </w:pPr>
     </w:p>
     <w:p>
@@ -6202,6 +5043,9 @@
         <w:autoSpaceDE w:val="0"/>
         <w:autoSpaceDN w:val="0"/>
         <w:spacing w:after="160" w:line="360" w:lineRule="exact"/>
+        <w:rPr>
+          <w:lang w:eastAsia="ko-KR"/>
+        </w:rPr>
       </w:pPr>
       <w:r>
         <w:rPr>
@@ -6226,7 +5070,7 @@
               <w:u w:val="single"/>
               <w:lang w:val="ko-KR" w:eastAsia="ko-KR"/>
             </w:rPr>
-            <w:t xml:space="preserve">360분 (6시간) — 휴식 20분 포함 배치, 순수 학습 약 340분</w:t>
+            <w:t>360분 (6시간) — 휴식 20분 포함 배치, 순수 학습 약 340분</w:t>
           </w:r>
         </w:sdtContent>
       </w:sdt>
@@ -6238,6 +5082,9 @@
         <w:autoSpaceDE w:val="0"/>
         <w:autoSpaceDN w:val="0"/>
         <w:spacing w:before="140" w:after="80" w:line="340" w:lineRule="exact"/>
+        <w:rPr>
+          <w:lang w:eastAsia="ko-KR"/>
+        </w:rPr>
       </w:pPr>
       <w:r>
         <w:rPr>
@@ -6254,6 +5101,9 @@
         <w:autoSpaceDE w:val="0"/>
         <w:autoSpaceDN w:val="0"/>
         <w:spacing w:after="40" w:line="285" w:lineRule="exact"/>
+        <w:rPr>
+          <w:lang w:eastAsia="ko-KR"/>
+        </w:rPr>
       </w:pPr>
       <w:r>
         <w:rPr>
@@ -6261,7 +5111,25 @@
           <w:sz w:val="19"/>
           <w:lang w:val="ko-KR" w:eastAsia="ko-KR"/>
         </w:rPr>
-        <w:t>무엇을 어떤 기준으로 확인하고 피드백할지 적어 주세요.</w:t>
+        <w:t xml:space="preserve">무엇을 어떤 기준으로 확인하고 </w:t>
+      </w:r>
+      <w:proofErr w:type="spellStart"/>
+      <w:r>
+        <w:rPr>
+          <w:color w:val="71717A"/>
+          <w:sz w:val="19"/>
+          <w:lang w:val="ko-KR" w:eastAsia="ko-KR"/>
+        </w:rPr>
+        <w:t>피드백할지</w:t>
+      </w:r>
+      <w:proofErr w:type="spellEnd"/>
+      <w:r>
+        <w:rPr>
+          <w:color w:val="71717A"/>
+          <w:sz w:val="19"/>
+          <w:lang w:val="ko-KR" w:eastAsia="ko-KR"/>
+        </w:rPr>
+        <w:t xml:space="preserve"> 적어 주세요.</w:t>
       </w:r>
     </w:p>
     <w:p>
@@ -6274,6 +5142,9 @@
         <w:autoSpaceDE w:val="0"/>
         <w:autoSpaceDN w:val="0"/>
         <w:spacing w:after="20" w:line="360" w:lineRule="exact"/>
+        <w:rPr>
+          <w:lang w:eastAsia="ko-KR"/>
+        </w:rPr>
       </w:pPr>
       <w:sdt>
         <w:sdtPr>
@@ -6288,19 +5159,334 @@
               <w:color w:val="09090B"/>
               <w:lang w:val="ko-KR" w:eastAsia="ko-KR"/>
             </w:rPr>
-            <w:t xml:space="preserve">· M01 종료: 문제 정의문·흐름도 동료 점검 — 담당자·입력·출력·재작업 원인이 한 장에 있는가</w:t>
+            <w:t xml:space="preserve">· M01 종료: 문제 </w:t>
+          </w:r>
+          <w:proofErr w:type="spellStart"/>
+          <w:r>
+            <w:rPr>
+              <w:color w:val="09090B"/>
+              <w:lang w:val="ko-KR" w:eastAsia="ko-KR"/>
+            </w:rPr>
+            <w:t>정의문·흐름도</w:t>
+          </w:r>
+          <w:proofErr w:type="spellEnd"/>
+          <w:r>
+            <w:rPr>
+              <w:color w:val="09090B"/>
+              <w:lang w:val="ko-KR" w:eastAsia="ko-KR"/>
+            </w:rPr>
+            <w:t xml:space="preserve"> 동료 점검 — </w:t>
+          </w:r>
+          <w:proofErr w:type="spellStart"/>
+          <w:r>
+            <w:rPr>
+              <w:color w:val="09090B"/>
+              <w:lang w:val="ko-KR" w:eastAsia="ko-KR"/>
+            </w:rPr>
+            <w:t>담당자·입력·출력·재작업</w:t>
+          </w:r>
+          <w:proofErr w:type="spellEnd"/>
+          <w:r>
+            <w:rPr>
+              <w:color w:val="09090B"/>
+              <w:lang w:val="ko-KR" w:eastAsia="ko-KR"/>
+            </w:rPr>
+            <w:t xml:space="preserve"> 원인이 한 장에 있는가</w:t>
+          </w:r>
+          <w:r>
+            <w:rPr>
+              <w:color w:val="09090B"/>
+              <w:lang w:val="ko-KR" w:eastAsia="ko-KR"/>
+            </w:rPr>
             <w:br/>
-            <w:t xml:space="preserve">· M02 종료: 후보 비교표·범위·역할표 — 한 자재군·한 단계로 좁혔는가, AI/규칙/사람을 구분했는가</w:t>
+            <w:t xml:space="preserve">· M02 종료: 후보 </w:t>
+          </w:r>
+          <w:proofErr w:type="spellStart"/>
+          <w:r>
+            <w:rPr>
+              <w:color w:val="09090B"/>
+              <w:lang w:val="ko-KR" w:eastAsia="ko-KR"/>
+            </w:rPr>
+            <w:t>비교표·범위·역할표</w:t>
+          </w:r>
+          <w:proofErr w:type="spellEnd"/>
+          <w:r>
+            <w:rPr>
+              <w:color w:val="09090B"/>
+              <w:lang w:val="ko-KR" w:eastAsia="ko-KR"/>
+            </w:rPr>
+            <w:t xml:space="preserve"> — 한 </w:t>
+          </w:r>
+          <w:proofErr w:type="spellStart"/>
+          <w:r>
+            <w:rPr>
+              <w:color w:val="09090B"/>
+              <w:lang w:val="ko-KR" w:eastAsia="ko-KR"/>
+            </w:rPr>
+            <w:t>자재군·한</w:t>
+          </w:r>
+          <w:proofErr w:type="spellEnd"/>
+          <w:r>
+            <w:rPr>
+              <w:color w:val="09090B"/>
+              <w:lang w:val="ko-KR" w:eastAsia="ko-KR"/>
+            </w:rPr>
+            <w:t xml:space="preserve"> 단계로 좁혔는가, AI/규칙/사람을 구분했는가</w:t>
+          </w:r>
+          <w:r>
+            <w:rPr>
+              <w:color w:val="09090B"/>
+              <w:lang w:val="ko-KR" w:eastAsia="ko-KR"/>
+            </w:rPr>
             <w:br/>
-            <w:t xml:space="preserve">· M03 중·종료: 기획안 필수 8칸 + 검증 지표 — 입력자료·정답 검토자·성공/중단 조건이 있는가</w:t>
+            <w:t xml:space="preserve">· M03 </w:t>
+          </w:r>
+          <w:proofErr w:type="spellStart"/>
+          <w:r>
+            <w:rPr>
+              <w:color w:val="09090B"/>
+              <w:lang w:val="ko-KR" w:eastAsia="ko-KR"/>
+            </w:rPr>
+            <w:t>중·종료</w:t>
+          </w:r>
+          <w:proofErr w:type="spellEnd"/>
+          <w:r>
+            <w:rPr>
+              <w:color w:val="09090B"/>
+              <w:lang w:val="ko-KR" w:eastAsia="ko-KR"/>
+            </w:rPr>
+            <w:t xml:space="preserve">: 기획안 필수 8칸 + 검증 지표 — </w:t>
+          </w:r>
+          <w:proofErr w:type="spellStart"/>
+          <w:r>
+            <w:rPr>
+              <w:color w:val="09090B"/>
+              <w:lang w:val="ko-KR" w:eastAsia="ko-KR"/>
+            </w:rPr>
+            <w:t>입력자료·정답</w:t>
+          </w:r>
+          <w:proofErr w:type="spellEnd"/>
+          <w:r>
+            <w:rPr>
+              <w:color w:val="09090B"/>
+              <w:lang w:val="ko-KR" w:eastAsia="ko-KR"/>
+            </w:rPr>
+            <w:t xml:space="preserve"> </w:t>
+          </w:r>
+          <w:proofErr w:type="spellStart"/>
+          <w:r>
+            <w:rPr>
+              <w:color w:val="09090B"/>
+              <w:lang w:val="ko-KR" w:eastAsia="ko-KR"/>
+            </w:rPr>
+            <w:t>검토자·성공</w:t>
+          </w:r>
+          <w:proofErr w:type="spellEnd"/>
+          <w:r>
+            <w:rPr>
+              <w:color w:val="09090B"/>
+              <w:lang w:val="ko-KR" w:eastAsia="ko-KR"/>
+            </w:rPr>
+            <w:t>/중단 조건이 있는가</w:t>
+          </w:r>
+          <w:r>
+            <w:rPr>
+              <w:color w:val="09090B"/>
+              <w:lang w:val="ko-KR" w:eastAsia="ko-KR"/>
+            </w:rPr>
             <w:br/>
-            <w:t xml:space="preserve">· M04 종료: 5항목 평가표(0–2점, 총 10점)·발표 질의 — 8점 목표. 입력자료·사람 판단·검증 기준 중 0점이면 보완</w:t>
+            <w:t xml:space="preserve">· M04 종료: 5항목 평가표(0–2점, 총 10점)·발표 질의 — 8점 목표. </w:t>
+          </w:r>
+          <w:proofErr w:type="spellStart"/>
+          <w:r>
+            <w:rPr>
+              <w:color w:val="09090B"/>
+              <w:lang w:val="ko-KR" w:eastAsia="ko-KR"/>
+            </w:rPr>
+            <w:t>입력자료·사람</w:t>
+          </w:r>
+          <w:proofErr w:type="spellEnd"/>
+          <w:r>
+            <w:rPr>
+              <w:color w:val="09090B"/>
+              <w:lang w:val="ko-KR" w:eastAsia="ko-KR"/>
+            </w:rPr>
+            <w:t xml:space="preserve"> </w:t>
+          </w:r>
+          <w:proofErr w:type="spellStart"/>
+          <w:r>
+            <w:rPr>
+              <w:color w:val="09090B"/>
+              <w:lang w:val="ko-KR" w:eastAsia="ko-KR"/>
+            </w:rPr>
+            <w:t>판단·검증</w:t>
+          </w:r>
+          <w:proofErr w:type="spellEnd"/>
+          <w:r>
+            <w:rPr>
+              <w:color w:val="09090B"/>
+              <w:lang w:val="ko-KR" w:eastAsia="ko-KR"/>
+            </w:rPr>
+            <w:t xml:space="preserve"> 기준 중 0점이면 보완</w:t>
+          </w:r>
+          <w:r>
+            <w:rPr>
+              <w:color w:val="09090B"/>
+              <w:lang w:val="ko-KR" w:eastAsia="ko-KR"/>
+            </w:rPr>
             <w:br/>
-            <w:t xml:space="preserve">· 수업 게이트: 값이 없으면 비우거나 ‘확인 필요’로 둔다. 원문 없는 값을 채우지 않는다. 별칭이 비슷하다는 이유만으로 다른 규격을 합치지 않는다. 공동 화면 효과는 정보 공유 효과로 먼저 기록하고 AI 추가 효과는 분리해 확인한다.</w:t>
+            <w:t xml:space="preserve">· 수업 게이트: 값이 없으면 비우거나 ‘확인 </w:t>
+          </w:r>
+          <w:proofErr w:type="spellStart"/>
+          <w:r>
+            <w:rPr>
+              <w:color w:val="09090B"/>
+              <w:lang w:val="ko-KR" w:eastAsia="ko-KR"/>
+            </w:rPr>
+            <w:t>필요’로</w:t>
+          </w:r>
+          <w:proofErr w:type="spellEnd"/>
+          <w:r>
+            <w:rPr>
+              <w:color w:val="09090B"/>
+              <w:lang w:val="ko-KR" w:eastAsia="ko-KR"/>
+            </w:rPr>
+            <w:t xml:space="preserve"> 둔다. 원문 없는 값을 채우지 않는다. 별칭이 비슷하다는 이유만으로 다른 규격을 합치지 않는다. 공동 화면 효과는 정보 공유 효과로 먼저 기록하고 AI 추가 효과는 분리해 확인한다.</w:t>
+          </w:r>
+          <w:r>
+            <w:rPr>
+              <w:color w:val="09090B"/>
+              <w:lang w:val="ko-KR" w:eastAsia="ko-KR"/>
+            </w:rPr>
             <w:br/>
-            <w:t xml:space="preserve">· 기획안에 넣을 효과 검증 지표(교육용 예시): 건당 실제 작업시간 중앙값 30% 이상 단축 / 누락 탐지율 95% 이상 / 잘못된 누락 경고 10% 이하 / 중요 오류 시험 표본 0건 / 원문 추적 가능 비율 100%. 수치 목표는 교육용 가정이며 기준선 측정 후 조정한다.</w:t>
+            <w:t xml:space="preserve">· 기획안에 넣을 효과 검증 지표(교육용 예시): 건당 실제 작업시간 중앙값 30% 이상 단축 / 누락 </w:t>
+          </w:r>
+          <w:proofErr w:type="spellStart"/>
+          <w:r>
+            <w:rPr>
+              <w:color w:val="09090B"/>
+              <w:lang w:val="ko-KR" w:eastAsia="ko-KR"/>
+            </w:rPr>
+            <w:t>탐지율</w:t>
+          </w:r>
+          <w:proofErr w:type="spellEnd"/>
+          <w:r>
+            <w:rPr>
+              <w:color w:val="09090B"/>
+              <w:lang w:val="ko-KR" w:eastAsia="ko-KR"/>
+            </w:rPr>
+            <w:t xml:space="preserve"> 95% 이상 / 잘못된 누락 경고 10% 이하 / 중요 오류 시험 표본 0건 / 원문 추적 가능 비율 100%. 수치 목표는 교육용 가정이며 기준선 측정 후 조정한다.</w:t>
+          </w:r>
+          <w:r>
+            <w:rPr>
+              <w:color w:val="09090B"/>
+              <w:lang w:val="ko-KR" w:eastAsia="ko-KR"/>
+            </w:rPr>
             <w:br/>
-            <w:t xml:space="preserve">· 계속·수정·중단 판단: 계속 = 합의 품질을 지키며 시간이 줄고 갱신·검토 담당이 있다 / 수정 = 시간은 줄어도 중요 오류·특정 유형 성능 저하 → 범위 축소 재시험 / 중단·보류 = 검토 비용으로 총시간이 늘거나 자료·정답 검토·운영 담당을 확보할 수 없다</w:t>
+          </w:r>
+          <w:r>
+            <w:rPr>
+              <w:color w:val="09090B"/>
+              <w:lang w:val="ko-KR" w:eastAsia="ko-KR"/>
+            </w:rPr>
+            <w:lastRenderedPageBreak/>
+            <w:t xml:space="preserve">· </w:t>
+          </w:r>
+          <w:proofErr w:type="spellStart"/>
+          <w:r>
+            <w:rPr>
+              <w:color w:val="09090B"/>
+              <w:lang w:val="ko-KR" w:eastAsia="ko-KR"/>
+            </w:rPr>
+            <w:t>계속·수정·중단</w:t>
+          </w:r>
+          <w:proofErr w:type="spellEnd"/>
+          <w:r>
+            <w:rPr>
+              <w:color w:val="09090B"/>
+              <w:lang w:val="ko-KR" w:eastAsia="ko-KR"/>
+            </w:rPr>
+            <w:t xml:space="preserve"> 판단: 계속 = 합의 품질을 지키며 시간이 줄고 </w:t>
+          </w:r>
+          <w:proofErr w:type="spellStart"/>
+          <w:r>
+            <w:rPr>
+              <w:color w:val="09090B"/>
+              <w:lang w:val="ko-KR" w:eastAsia="ko-KR"/>
+            </w:rPr>
+            <w:t>갱신·검토</w:t>
+          </w:r>
+          <w:proofErr w:type="spellEnd"/>
+          <w:r>
+            <w:rPr>
+              <w:color w:val="09090B"/>
+              <w:lang w:val="ko-KR" w:eastAsia="ko-KR"/>
+            </w:rPr>
+            <w:t xml:space="preserve"> 담당이 있다 / 수정 = 시간은 줄어도 중요 </w:t>
+          </w:r>
+          <w:proofErr w:type="spellStart"/>
+          <w:r>
+            <w:rPr>
+              <w:color w:val="09090B"/>
+              <w:lang w:val="ko-KR" w:eastAsia="ko-KR"/>
+            </w:rPr>
+            <w:t>오류·특정</w:t>
+          </w:r>
+          <w:proofErr w:type="spellEnd"/>
+          <w:r>
+            <w:rPr>
+              <w:color w:val="09090B"/>
+              <w:lang w:val="ko-KR" w:eastAsia="ko-KR"/>
+            </w:rPr>
+            <w:t xml:space="preserve"> 유형 성능 저하 → 범위 축소 재시험 / </w:t>
+          </w:r>
+          <w:proofErr w:type="spellStart"/>
+          <w:r>
+            <w:rPr>
+              <w:color w:val="09090B"/>
+              <w:lang w:val="ko-KR" w:eastAsia="ko-KR"/>
+            </w:rPr>
+            <w:t>중단·보류</w:t>
+          </w:r>
+          <w:proofErr w:type="spellEnd"/>
+          <w:r>
+            <w:rPr>
+              <w:color w:val="09090B"/>
+              <w:lang w:val="ko-KR" w:eastAsia="ko-KR"/>
+            </w:rPr>
+            <w:t xml:space="preserve"> = 검토 비용으로 총시간이 늘거나 </w:t>
+          </w:r>
+          <w:proofErr w:type="spellStart"/>
+          <w:r>
+            <w:rPr>
+              <w:color w:val="09090B"/>
+              <w:lang w:val="ko-KR" w:eastAsia="ko-KR"/>
+            </w:rPr>
+            <w:t>자료·정답</w:t>
+          </w:r>
+          <w:proofErr w:type="spellEnd"/>
+          <w:r>
+            <w:rPr>
+              <w:color w:val="09090B"/>
+              <w:lang w:val="ko-KR" w:eastAsia="ko-KR"/>
+            </w:rPr>
+            <w:t xml:space="preserve"> </w:t>
+          </w:r>
+          <w:proofErr w:type="spellStart"/>
+          <w:r>
+            <w:rPr>
+              <w:color w:val="09090B"/>
+              <w:lang w:val="ko-KR" w:eastAsia="ko-KR"/>
+            </w:rPr>
+            <w:t>검토·운영</w:t>
+          </w:r>
+          <w:proofErr w:type="spellEnd"/>
+          <w:r>
+            <w:rPr>
+              <w:color w:val="09090B"/>
+              <w:lang w:val="ko-KR" w:eastAsia="ko-KR"/>
+            </w:rPr>
+            <w:t xml:space="preserve"> 담당을 확보할 수 없다</w:t>
           </w:r>
         </w:sdtContent>
       </w:sdt>
@@ -6314,6 +5500,9 @@
         <w:autoSpaceDE w:val="0"/>
         <w:autoSpaceDN w:val="0"/>
         <w:spacing w:after="20" w:line="360" w:lineRule="exact"/>
+        <w:rPr>
+          <w:lang w:eastAsia="ko-KR"/>
+        </w:rPr>
       </w:pPr>
       <w:r>
         <w:rPr>
@@ -6330,6 +5519,9 @@
         <w:autoSpaceDE w:val="0"/>
         <w:autoSpaceDN w:val="0"/>
         <w:spacing w:before="140" w:after="80" w:line="340" w:lineRule="exact"/>
+        <w:rPr>
+          <w:lang w:eastAsia="ko-KR"/>
+        </w:rPr>
       </w:pPr>
       <w:r>
         <w:rPr>
@@ -6346,6 +5538,9 @@
         <w:autoSpaceDE w:val="0"/>
         <w:autoSpaceDN w:val="0"/>
         <w:spacing w:after="40" w:line="285" w:lineRule="exact"/>
+        <w:rPr>
+          <w:lang w:eastAsia="ko-KR"/>
+        </w:rPr>
       </w:pPr>
       <w:r>
         <w:rPr>
@@ -6366,6 +5561,9 @@
         <w:autoSpaceDE w:val="0"/>
         <w:autoSpaceDN w:val="0"/>
         <w:spacing w:after="20" w:line="360" w:lineRule="exact"/>
+        <w:rPr>
+          <w:lang w:eastAsia="ko-KR"/>
+        </w:rPr>
       </w:pPr>
       <w:sdt>
         <w:sdtPr>
@@ -6380,13 +5578,207 @@
               <w:color w:val="09090B"/>
               <w:lang w:val="ko-KR" w:eastAsia="ko-KR"/>
             </w:rPr>
-            <w:t xml:space="preserve">· 조 편성으로 격차 완화: 구매·현장지원·경영지원 실무자를 한 조에 섞어 업무 지식과 AI 사용 경험이 조 안에서 보완되게 한다.</w:t>
+            <w:t xml:space="preserve">· 조 편성으로 격차 완화: </w:t>
+          </w:r>
+          <w:proofErr w:type="spellStart"/>
+          <w:r>
+            <w:rPr>
+              <w:color w:val="09090B"/>
+              <w:lang w:val="ko-KR" w:eastAsia="ko-KR"/>
+            </w:rPr>
+            <w:t>구매·현장지원·경영지원</w:t>
+          </w:r>
+          <w:proofErr w:type="spellEnd"/>
+          <w:r>
+            <w:rPr>
+              <w:color w:val="09090B"/>
+              <w:lang w:val="ko-KR" w:eastAsia="ko-KR"/>
+            </w:rPr>
+            <w:t xml:space="preserve"> 실무자를 한 조에 섞어 업무 지식과 AI 사용 경험이 조 안에서 보완되게 한다.</w:t>
+          </w:r>
+          <w:r>
+            <w:rPr>
+              <w:color w:val="09090B"/>
+              <w:lang w:val="ko-KR" w:eastAsia="ko-KR"/>
+            </w:rPr>
             <w:br/>
-            <w:t xml:space="preserve">· 실습이 어려운 학습자: 공통 시연(후보 A)과 같은 뼈대(범위·입력·검증·사람 역할)로 변주하게 하고, 필수 항목표·용어 사전·활동지 칸을 따라 원문 값/확인 필요 두 열부터 채우게 한다. 도구 접속이 안 되면 미리 만든 추출 결과·오류 예시로 같은 활동을 진행한다. 강사 확인(M03 10분)과 동료 점검에서 우선 순회한다.</w:t>
+            <w:t xml:space="preserve">· 실습이 어려운 학습자: 공통 시연(후보 </w:t>
+          </w:r>
+          <w:proofErr w:type="spellStart"/>
+          <w:r>
+            <w:rPr>
+              <w:color w:val="09090B"/>
+              <w:lang w:val="ko-KR" w:eastAsia="ko-KR"/>
+            </w:rPr>
+            <w:t>A</w:t>
+          </w:r>
+          <w:proofErr w:type="spellEnd"/>
+          <w:r>
+            <w:rPr>
+              <w:color w:val="09090B"/>
+              <w:lang w:val="ko-KR" w:eastAsia="ko-KR"/>
+            </w:rPr>
+            <w:t>)과 같은 뼈대(</w:t>
+          </w:r>
+          <w:proofErr w:type="spellStart"/>
+          <w:r>
+            <w:rPr>
+              <w:color w:val="09090B"/>
+              <w:lang w:val="ko-KR" w:eastAsia="ko-KR"/>
+            </w:rPr>
+            <w:t>범위·입력·검증·사람</w:t>
+          </w:r>
+          <w:proofErr w:type="spellEnd"/>
+          <w:r>
+            <w:rPr>
+              <w:color w:val="09090B"/>
+              <w:lang w:val="ko-KR" w:eastAsia="ko-KR"/>
+            </w:rPr>
+            <w:t xml:space="preserve"> 역할)로 변주하게 하고, 필수 </w:t>
+          </w:r>
+          <w:proofErr w:type="spellStart"/>
+          <w:r>
+            <w:rPr>
+              <w:color w:val="09090B"/>
+              <w:lang w:val="ko-KR" w:eastAsia="ko-KR"/>
+            </w:rPr>
+            <w:t>항목표·용어</w:t>
+          </w:r>
+          <w:proofErr w:type="spellEnd"/>
+          <w:r>
+            <w:rPr>
+              <w:color w:val="09090B"/>
+              <w:lang w:val="ko-KR" w:eastAsia="ko-KR"/>
+            </w:rPr>
+            <w:t xml:space="preserve"> </w:t>
+          </w:r>
+          <w:proofErr w:type="spellStart"/>
+          <w:r>
+            <w:rPr>
+              <w:color w:val="09090B"/>
+              <w:lang w:val="ko-KR" w:eastAsia="ko-KR"/>
+            </w:rPr>
+            <w:t>사전·활동지</w:t>
+          </w:r>
+          <w:proofErr w:type="spellEnd"/>
+          <w:r>
+            <w:rPr>
+              <w:color w:val="09090B"/>
+              <w:lang w:val="ko-KR" w:eastAsia="ko-KR"/>
+            </w:rPr>
+            <w:t xml:space="preserve"> 칸을 따라 원문 값/확인 필요 두 열부터 채우게 한다. 도구 접속이 안 되면 미리 만든 추출 </w:t>
+          </w:r>
+          <w:proofErr w:type="spellStart"/>
+          <w:r>
+            <w:rPr>
+              <w:color w:val="09090B"/>
+              <w:lang w:val="ko-KR" w:eastAsia="ko-KR"/>
+            </w:rPr>
+            <w:t>결과·오류</w:t>
+          </w:r>
+          <w:proofErr w:type="spellEnd"/>
+          <w:r>
+            <w:rPr>
+              <w:color w:val="09090B"/>
+              <w:lang w:val="ko-KR" w:eastAsia="ko-KR"/>
+            </w:rPr>
+            <w:t xml:space="preserve"> 예시로 같은 활동을 진행한다. 강사 확인(M03 10분)과 동료 점검에서 우선 순회한다.</w:t>
+          </w:r>
+          <w:r>
+            <w:rPr>
+              <w:color w:val="09090B"/>
+              <w:lang w:val="ko-KR" w:eastAsia="ko-KR"/>
+            </w:rPr>
             <w:br/>
-            <w:t xml:space="preserve">· 먼저 끝낸 학습자: 검증 계획(기준선·성공/중단 조건)을 먼저 구체화하고, 확장 후보 D(자재·구매 이력 검색)의 자료 준비 선행 조건을 검토하거나 다른 조 기획안의 동료 평가자 역할을 맡는다.</w:t>
+            <w:t>· 먼저 끝낸 학습자: 검증 계획(</w:t>
+          </w:r>
+          <w:proofErr w:type="spellStart"/>
+          <w:r>
+            <w:rPr>
+              <w:color w:val="09090B"/>
+              <w:lang w:val="ko-KR" w:eastAsia="ko-KR"/>
+            </w:rPr>
+            <w:t>기준선·성공</w:t>
+          </w:r>
+          <w:proofErr w:type="spellEnd"/>
+          <w:r>
+            <w:rPr>
+              <w:color w:val="09090B"/>
+              <w:lang w:val="ko-KR" w:eastAsia="ko-KR"/>
+            </w:rPr>
+            <w:t xml:space="preserve">/중단 조건)을 먼저 구체화하고, 확장 후보 </w:t>
+          </w:r>
+          <w:proofErr w:type="spellStart"/>
+          <w:r>
+            <w:rPr>
+              <w:color w:val="09090B"/>
+              <w:lang w:val="ko-KR" w:eastAsia="ko-KR"/>
+            </w:rPr>
+            <w:t>D</w:t>
+          </w:r>
+          <w:proofErr w:type="spellEnd"/>
+          <w:r>
+            <w:rPr>
+              <w:color w:val="09090B"/>
+              <w:lang w:val="ko-KR" w:eastAsia="ko-KR"/>
+            </w:rPr>
+            <w:t>(</w:t>
+          </w:r>
+          <w:proofErr w:type="spellStart"/>
+          <w:r>
+            <w:rPr>
+              <w:color w:val="09090B"/>
+              <w:lang w:val="ko-KR" w:eastAsia="ko-KR"/>
+            </w:rPr>
+            <w:t>자재·구매</w:t>
+          </w:r>
+          <w:proofErr w:type="spellEnd"/>
+          <w:r>
+            <w:rPr>
+              <w:color w:val="09090B"/>
+              <w:lang w:val="ko-KR" w:eastAsia="ko-KR"/>
+            </w:rPr>
+            <w:t xml:space="preserve"> 이력 검색)의 자료 준비 선행 조건을 검토하거나 다른 조 기획안의 동료 평가자 역할을 맡는다.</w:t>
+          </w:r>
+          <w:r>
+            <w:rPr>
+              <w:color w:val="09090B"/>
+              <w:lang w:val="ko-KR" w:eastAsia="ko-KR"/>
+            </w:rPr>
             <w:br/>
-            <w:t xml:space="preserve">· 공통 원칙: AI는 후보·초안·검토 보조만 하고 최종 판단은 사람이 한다. 빈칸을 임의로 채우지 않았는지를 수준과 무관하게 같은 기준으로 확인한다.</w:t>
+            <w:t xml:space="preserve">· 공통 원칙: </w:t>
+          </w:r>
+          <w:proofErr w:type="spellStart"/>
+          <w:r>
+            <w:rPr>
+              <w:color w:val="09090B"/>
+              <w:lang w:val="ko-KR" w:eastAsia="ko-KR"/>
+            </w:rPr>
+            <w:t>AI는</w:t>
+          </w:r>
+          <w:proofErr w:type="spellEnd"/>
+          <w:r>
+            <w:rPr>
+              <w:color w:val="09090B"/>
+              <w:lang w:val="ko-KR" w:eastAsia="ko-KR"/>
+            </w:rPr>
+            <w:t xml:space="preserve"> </w:t>
+          </w:r>
+          <w:proofErr w:type="spellStart"/>
+          <w:r>
+            <w:rPr>
+              <w:color w:val="09090B"/>
+              <w:lang w:val="ko-KR" w:eastAsia="ko-KR"/>
+            </w:rPr>
+            <w:t>후보·초안·검토</w:t>
+          </w:r>
+          <w:proofErr w:type="spellEnd"/>
+          <w:r>
+            <w:rPr>
+              <w:color w:val="09090B"/>
+              <w:lang w:val="ko-KR" w:eastAsia="ko-KR"/>
+            </w:rPr>
+            <w:t xml:space="preserve"> 보조만 하고 최종 판단은 사람이 한다. 빈칸을 임의로 채우지 않았는지를 수준과 무관하게 같은 기준으로 확인한다.</w:t>
           </w:r>
         </w:sdtContent>
       </w:sdt>
@@ -6400,6 +5792,9 @@
         <w:autoSpaceDE w:val="0"/>
         <w:autoSpaceDN w:val="0"/>
         <w:spacing w:after="20" w:line="360" w:lineRule="exact"/>
+        <w:rPr>
+          <w:lang w:eastAsia="ko-KR"/>
+        </w:rPr>
       </w:pPr>
       <w:r>
         <w:rPr>
@@ -6416,6 +5811,9 @@
         <w:autoSpaceDE w:val="0"/>
         <w:autoSpaceDN w:val="0"/>
         <w:spacing w:before="140" w:after="80" w:line="340" w:lineRule="exact"/>
+        <w:rPr>
+          <w:lang w:eastAsia="ko-KR"/>
+        </w:rPr>
       </w:pPr>
       <w:r>
         <w:rPr>
@@ -6432,6 +5830,9 @@
         <w:autoSpaceDE w:val="0"/>
         <w:autoSpaceDN w:val="0"/>
         <w:spacing w:after="40" w:line="285" w:lineRule="exact"/>
+        <w:rPr>
+          <w:lang w:eastAsia="ko-KR"/>
+        </w:rPr>
       </w:pPr>
       <w:r>
         <w:rPr>
@@ -6452,6 +5853,9 @@
         <w:autoSpaceDE w:val="0"/>
         <w:autoSpaceDN w:val="0"/>
         <w:spacing w:after="20" w:line="360" w:lineRule="exact"/>
+        <w:rPr>
+          <w:lang w:eastAsia="ko-KR"/>
+        </w:rPr>
       </w:pPr>
       <w:sdt>
         <w:sdtPr>
@@ -6466,13 +5870,223 @@
               <w:color w:val="09090B"/>
               <w:lang w:val="ko-KR" w:eastAsia="ko-KR"/>
             </w:rPr>
-            <w:t xml:space="preserve">· 기업 제공 조건 자료: 가상 견적서 · 구매 요청서 · 업무 처리 흐름도</w:t>
+            <w:t>· 기업 제공 조건 자료: 가상 견적서 · 구매 요청서 · 업무 처리 흐름도</w:t>
+          </w:r>
+          <w:r>
+            <w:rPr>
+              <w:color w:val="09090B"/>
+              <w:lang w:val="ko-KR" w:eastAsia="ko-KR"/>
+            </w:rPr>
             <w:br/>
-            <w:t xml:space="preserve">· 강사 제작(교육용): 정상/누락/모호/단위 불일치/배송조건 누락 사례(읽기 쉬운 문서 + 저품질 스캔) · 자재군별 필수 항목표 · 작은 용어 사전 · 원문 위치 연결 정답표 · 시간 기록지 · C조용 분할 입고·미갱신 가상 자료 · 오프라인용 추출·오류 예시</w:t>
+            <w:t xml:space="preserve">· 강사 제작(교육용): 정상/누락/모호/단위 불일치/배송조건 누락 사례(읽기 쉬운 문서 + </w:t>
+          </w:r>
+          <w:proofErr w:type="spellStart"/>
+          <w:r>
+            <w:rPr>
+              <w:color w:val="09090B"/>
+              <w:lang w:val="ko-KR" w:eastAsia="ko-KR"/>
+            </w:rPr>
+            <w:t>저품질</w:t>
+          </w:r>
+          <w:proofErr w:type="spellEnd"/>
+          <w:r>
+            <w:rPr>
+              <w:color w:val="09090B"/>
+              <w:lang w:val="ko-KR" w:eastAsia="ko-KR"/>
+            </w:rPr>
+            <w:t xml:space="preserve"> 스캔) · 자재군별 필수 </w:t>
+          </w:r>
+          <w:proofErr w:type="spellStart"/>
+          <w:r>
+            <w:rPr>
+              <w:color w:val="09090B"/>
+              <w:lang w:val="ko-KR" w:eastAsia="ko-KR"/>
+            </w:rPr>
+            <w:t>항목표</w:t>
+          </w:r>
+          <w:proofErr w:type="spellEnd"/>
+          <w:r>
+            <w:rPr>
+              <w:color w:val="09090B"/>
+              <w:lang w:val="ko-KR" w:eastAsia="ko-KR"/>
+            </w:rPr>
+            <w:t xml:space="preserve"> · 작은 용어 사전 · 원문 위치 연결 </w:t>
+          </w:r>
+          <w:proofErr w:type="spellStart"/>
+          <w:r>
+            <w:rPr>
+              <w:color w:val="09090B"/>
+              <w:lang w:val="ko-KR" w:eastAsia="ko-KR"/>
+            </w:rPr>
+            <w:t>정답표</w:t>
+          </w:r>
+          <w:proofErr w:type="spellEnd"/>
+          <w:r>
+            <w:rPr>
+              <w:color w:val="09090B"/>
+              <w:lang w:val="ko-KR" w:eastAsia="ko-KR"/>
+            </w:rPr>
+            <w:t xml:space="preserve"> · 시간 기록지 · </w:t>
+          </w:r>
+          <w:proofErr w:type="spellStart"/>
+          <w:r>
+            <w:rPr>
+              <w:color w:val="09090B"/>
+              <w:lang w:val="ko-KR" w:eastAsia="ko-KR"/>
+            </w:rPr>
+            <w:t>C조용</w:t>
+          </w:r>
+          <w:proofErr w:type="spellEnd"/>
+          <w:r>
+            <w:rPr>
+              <w:color w:val="09090B"/>
+              <w:lang w:val="ko-KR" w:eastAsia="ko-KR"/>
+            </w:rPr>
+            <w:t xml:space="preserve"> 분할 </w:t>
+          </w:r>
+          <w:proofErr w:type="spellStart"/>
+          <w:r>
+            <w:rPr>
+              <w:color w:val="09090B"/>
+              <w:lang w:val="ko-KR" w:eastAsia="ko-KR"/>
+            </w:rPr>
+            <w:t>입고·미갱신</w:t>
+          </w:r>
+          <w:proofErr w:type="spellEnd"/>
+          <w:r>
+            <w:rPr>
+              <w:color w:val="09090B"/>
+              <w:lang w:val="ko-KR" w:eastAsia="ko-KR"/>
+            </w:rPr>
+            <w:t xml:space="preserve"> 가상 자료 · 오프라인용 </w:t>
+          </w:r>
+          <w:proofErr w:type="spellStart"/>
+          <w:r>
+            <w:rPr>
+              <w:color w:val="09090B"/>
+              <w:lang w:val="ko-KR" w:eastAsia="ko-KR"/>
+            </w:rPr>
+            <w:t>추출·오류</w:t>
+          </w:r>
+          <w:proofErr w:type="spellEnd"/>
+          <w:r>
+            <w:rPr>
+              <w:color w:val="09090B"/>
+              <w:lang w:val="ko-KR" w:eastAsia="ko-KR"/>
+            </w:rPr>
+            <w:t xml:space="preserve"> 예시</w:t>
+          </w:r>
+          <w:r>
+            <w:rPr>
+              <w:color w:val="09090B"/>
+              <w:lang w:val="ko-KR" w:eastAsia="ko-KR"/>
+            </w:rPr>
             <w:br/>
-            <w:t xml:space="preserve">· 활동지: 문제 정의문·흐름도 양식(M01) · 후보 비교표·범위·역할표(M02) · PoC 기획안 필수 8칸 양식·검증 지표표(M03) · 5항목 평가표 0–2점(M04)</w:t>
+            <w:t xml:space="preserve">· 활동지: 문제 </w:t>
+          </w:r>
+          <w:proofErr w:type="spellStart"/>
+          <w:r>
+            <w:rPr>
+              <w:color w:val="09090B"/>
+              <w:lang w:val="ko-KR" w:eastAsia="ko-KR"/>
+            </w:rPr>
+            <w:t>정의문·흐름도</w:t>
+          </w:r>
+          <w:proofErr w:type="spellEnd"/>
+          <w:r>
+            <w:rPr>
+              <w:color w:val="09090B"/>
+              <w:lang w:val="ko-KR" w:eastAsia="ko-KR"/>
+            </w:rPr>
+            <w:t xml:space="preserve"> 양식(M01) · 후보 </w:t>
+          </w:r>
+          <w:proofErr w:type="spellStart"/>
+          <w:r>
+            <w:rPr>
+              <w:color w:val="09090B"/>
+              <w:lang w:val="ko-KR" w:eastAsia="ko-KR"/>
+            </w:rPr>
+            <w:t>비교표·범위·역할표</w:t>
+          </w:r>
+          <w:proofErr w:type="spellEnd"/>
+          <w:r>
+            <w:rPr>
+              <w:color w:val="09090B"/>
+              <w:lang w:val="ko-KR" w:eastAsia="ko-KR"/>
+            </w:rPr>
+            <w:t xml:space="preserve">(M02) · </w:t>
+          </w:r>
+          <w:proofErr w:type="spellStart"/>
+          <w:r>
+            <w:rPr>
+              <w:color w:val="09090B"/>
+              <w:lang w:val="ko-KR" w:eastAsia="ko-KR"/>
+            </w:rPr>
+            <w:t>PoC</w:t>
+          </w:r>
+          <w:proofErr w:type="spellEnd"/>
+          <w:r>
+            <w:rPr>
+              <w:color w:val="09090B"/>
+              <w:lang w:val="ko-KR" w:eastAsia="ko-KR"/>
+            </w:rPr>
+            <w:t xml:space="preserve"> 기획안 필수 8칸 </w:t>
+          </w:r>
+          <w:proofErr w:type="spellStart"/>
+          <w:r>
+            <w:rPr>
+              <w:color w:val="09090B"/>
+              <w:lang w:val="ko-KR" w:eastAsia="ko-KR"/>
+            </w:rPr>
+            <w:t>양식·검증</w:t>
+          </w:r>
+          <w:proofErr w:type="spellEnd"/>
+          <w:r>
+            <w:rPr>
+              <w:color w:val="09090B"/>
+              <w:lang w:val="ko-KR" w:eastAsia="ko-KR"/>
+            </w:rPr>
+            <w:t xml:space="preserve"> </w:t>
+          </w:r>
+          <w:proofErr w:type="spellStart"/>
+          <w:r>
+            <w:rPr>
+              <w:color w:val="09090B"/>
+              <w:lang w:val="ko-KR" w:eastAsia="ko-KR"/>
+            </w:rPr>
+            <w:t>지표표</w:t>
+          </w:r>
+          <w:proofErr w:type="spellEnd"/>
+          <w:r>
+            <w:rPr>
+              <w:color w:val="09090B"/>
+              <w:lang w:val="ko-KR" w:eastAsia="ko-KR"/>
+            </w:rPr>
+            <w:t>(M03) · 5항목 평가표 0–2점(M04)</w:t>
+          </w:r>
+          <w:r>
+            <w:rPr>
+              <w:color w:val="09090B"/>
+              <w:lang w:val="ko-KR" w:eastAsia="ko-KR"/>
+            </w:rPr>
             <w:br/>
-            <w:t xml:space="preserve">· 교안(별도 제출): 시연 구간(M03 공통 시연)의 강의자료·사례·질문·실습 안내</w:t>
+            <w:t xml:space="preserve">· 교안(별도 제출): 시연 구간(M03 공통 시연)의 </w:t>
+          </w:r>
+          <w:proofErr w:type="spellStart"/>
+          <w:r>
+            <w:rPr>
+              <w:color w:val="09090B"/>
+              <w:lang w:val="ko-KR" w:eastAsia="ko-KR"/>
+            </w:rPr>
+            <w:t>강의자료·사례·질문·실습</w:t>
+          </w:r>
+          <w:proofErr w:type="spellEnd"/>
+          <w:r>
+            <w:rPr>
+              <w:color w:val="09090B"/>
+              <w:lang w:val="ko-KR" w:eastAsia="ko-KR"/>
+            </w:rPr>
+            <w:t xml:space="preserve"> 안내</w:t>
           </w:r>
         </w:sdtContent>
       </w:sdt>
@@ -6486,6 +6100,9 @@
         <w:autoSpaceDE w:val="0"/>
         <w:autoSpaceDN w:val="0"/>
         <w:spacing w:after="20" w:line="360" w:lineRule="exact"/>
+        <w:rPr>
+          <w:lang w:eastAsia="ko-KR"/>
+        </w:rPr>
       </w:pPr>
       <w:r>
         <w:rPr>
@@ -6503,6 +6120,9 @@
         <w:autoSpaceDE w:val="0"/>
         <w:autoSpaceDN w:val="0"/>
         <w:spacing w:after="160" w:line="260" w:lineRule="exact"/>
+        <w:rPr>
+          <w:lang w:eastAsia="ko-KR"/>
+        </w:rPr>
       </w:pPr>
       <w:r>
         <w:rPr>
@@ -6521,6 +6141,9 @@
         <w:autoSpaceDE w:val="0"/>
         <w:autoSpaceDN w:val="0"/>
         <w:spacing w:before="0" w:after="220" w:line="540" w:lineRule="exact"/>
+        <w:rPr>
+          <w:lang w:eastAsia="ko-KR"/>
+        </w:rPr>
       </w:pPr>
       <w:r>
         <w:rPr>
@@ -6536,6 +6159,9 @@
         <w:autoSpaceDE w:val="0"/>
         <w:autoSpaceDN w:val="0"/>
         <w:spacing w:after="180"/>
+        <w:rPr>
+          <w:lang w:eastAsia="ko-KR"/>
+        </w:rPr>
       </w:pPr>
       <w:r>
         <w:rPr>
@@ -6551,6 +6177,9 @@
         <w:autoSpaceDE w:val="0"/>
         <w:autoSpaceDN w:val="0"/>
         <w:spacing w:after="160" w:line="360" w:lineRule="exact"/>
+        <w:rPr>
+          <w:lang w:eastAsia="ko-KR"/>
+        </w:rPr>
       </w:pPr>
       <w:r>
         <w:rPr>
@@ -6609,7 +6238,61 @@
               <w:u w:val="single"/>
               <w:lang w:val="ko-KR" w:eastAsia="ko-KR"/>
             </w:rPr>
-            <w:t xml:space="preserve">SCENARIO 04 · D사 · 건설·시설관리 | AI 업무 개선 PoC 기획</w:t>
+            <w:t xml:space="preserve">SCENARIO 04 · </w:t>
+          </w:r>
+          <w:proofErr w:type="spellStart"/>
+          <w:r>
+            <w:rPr>
+              <w:color w:val="09090B"/>
+              <w:u w:val="single"/>
+              <w:lang w:val="ko-KR" w:eastAsia="ko-KR"/>
+            </w:rPr>
+            <w:t>D사</w:t>
+          </w:r>
+          <w:proofErr w:type="spellEnd"/>
+          <w:r>
+            <w:rPr>
+              <w:color w:val="09090B"/>
+              <w:u w:val="single"/>
+              <w:lang w:val="ko-KR" w:eastAsia="ko-KR"/>
+            </w:rPr>
+            <w:t xml:space="preserve"> · </w:t>
+          </w:r>
+          <w:proofErr w:type="spellStart"/>
+          <w:r>
+            <w:rPr>
+              <w:color w:val="09090B"/>
+              <w:u w:val="single"/>
+              <w:lang w:val="ko-KR" w:eastAsia="ko-KR"/>
+            </w:rPr>
+            <w:t>건설·시설관리</w:t>
+          </w:r>
+          <w:proofErr w:type="spellEnd"/>
+          <w:r>
+            <w:rPr>
+              <w:color w:val="09090B"/>
+              <w:u w:val="single"/>
+              <w:lang w:val="ko-KR" w:eastAsia="ko-KR"/>
+            </w:rPr>
+            <w:t xml:space="preserve"> | AI 업무 개선 </w:t>
+          </w:r>
+          <w:proofErr w:type="spellStart"/>
+          <w:r>
+            <w:rPr>
+              <w:color w:val="09090B"/>
+              <w:u w:val="single"/>
+              <w:lang w:val="ko-KR" w:eastAsia="ko-KR"/>
+            </w:rPr>
+            <w:t>PoC</w:t>
+          </w:r>
+          <w:proofErr w:type="spellEnd"/>
+          <w:r>
+            <w:rPr>
+              <w:color w:val="09090B"/>
+              <w:u w:val="single"/>
+              <w:lang w:val="ko-KR" w:eastAsia="ko-KR"/>
+            </w:rPr>
+            <w:t xml:space="preserve"> 기획</w:t>
           </w:r>
         </w:sdtContent>
       </w:sdt>
@@ -6621,6 +6304,9 @@
         <w:autoSpaceDE w:val="0"/>
         <w:autoSpaceDN w:val="0"/>
         <w:spacing w:before="60" w:after="80" w:line="340" w:lineRule="exact"/>
+        <w:rPr>
+          <w:lang w:eastAsia="ko-KR"/>
+        </w:rPr>
       </w:pPr>
       <w:r>
         <w:rPr>
@@ -6637,6 +6323,9 @@
         <w:autoSpaceDE w:val="0"/>
         <w:autoSpaceDN w:val="0"/>
         <w:spacing w:after="40" w:line="285" w:lineRule="exact"/>
+        <w:rPr>
+          <w:lang w:eastAsia="ko-KR"/>
+        </w:rPr>
       </w:pPr>
       <w:r>
         <w:rPr>
@@ -6656,6 +6345,9 @@
         <w:autoSpaceDE w:val="0"/>
         <w:autoSpaceDN w:val="0"/>
         <w:spacing w:after="20" w:line="360" w:lineRule="exact"/>
+        <w:rPr>
+          <w:lang w:eastAsia="ko-KR"/>
+        </w:rPr>
       </w:pPr>
       <w:sdt>
         <w:sdtPr>
@@ -6670,13 +6362,95 @@
               <w:color w:val="09090B"/>
               <w:lang w:val="ko-KR" w:eastAsia="ko-KR"/>
             </w:rPr>
-            <w:t xml:space="preserve">· 모듈 위치: M03 PoC 설계 · 공통 시연 블록 (전체 교육 약 2시간 30분 경과 시점, 후보 A)</w:t>
+            <w:t xml:space="preserve">· 모듈 위치: M03 </w:t>
+          </w:r>
+          <w:proofErr w:type="spellStart"/>
+          <w:r>
+            <w:rPr>
+              <w:color w:val="09090B"/>
+              <w:lang w:val="ko-KR" w:eastAsia="ko-KR"/>
+            </w:rPr>
+            <w:t>PoC</w:t>
+          </w:r>
+          <w:proofErr w:type="spellEnd"/>
+          <w:r>
+            <w:rPr>
+              <w:color w:val="09090B"/>
+              <w:lang w:val="ko-KR" w:eastAsia="ko-KR"/>
+            </w:rPr>
+            <w:t xml:space="preserve"> 설계 · 공통 시연 블록 (전체 교육 약 2시간 30분 경과 시점, 후보 </w:t>
+          </w:r>
+          <w:proofErr w:type="spellStart"/>
+          <w:r>
+            <w:rPr>
+              <w:color w:val="09090B"/>
+              <w:lang w:val="ko-KR" w:eastAsia="ko-KR"/>
+            </w:rPr>
+            <w:t>A</w:t>
+          </w:r>
+          <w:proofErr w:type="spellEnd"/>
+          <w:r>
+            <w:rPr>
+              <w:color w:val="09090B"/>
+              <w:lang w:val="ko-KR" w:eastAsia="ko-KR"/>
+            </w:rPr>
+            <w:t>)</w:t>
+          </w:r>
+          <w:r>
+            <w:rPr>
+              <w:color w:val="09090B"/>
+              <w:lang w:val="ko-KR" w:eastAsia="ko-KR"/>
+            </w:rPr>
             <w:br/>
-            <w:t xml:space="preserve">· 시연 제목: 구매 요청서 누락 확인 — 문서에서 뽑고, 빈칸을 표시하고, 사람이 확정한다</w:t>
+            <w:t>· 시연 제목: 구매 요청서 누락 확인 — 문서에서 뽑고, 빈칸을 표시하고, 사람이 확정한다</w:t>
+          </w:r>
+          <w:r>
+            <w:rPr>
+              <w:color w:val="09090B"/>
+              <w:lang w:val="ko-KR" w:eastAsia="ko-KR"/>
+            </w:rPr>
             <w:br/>
-            <w:t xml:space="preserve">· 실무 과제: 가상 구매 요청서 1건을 읽어 필수 항목 충족 여부를 판정하고, 누락·모호 항목에 근거를 붙여 표시하며, 보완 질문 초안을 만든다</w:t>
+            <w:t xml:space="preserve">· 실무 과제: 가상 구매 요청서 1건을 읽어 필수 항목 충족 여부를 판정하고, </w:t>
+          </w:r>
+          <w:proofErr w:type="spellStart"/>
+          <w:r>
+            <w:rPr>
+              <w:color w:val="09090B"/>
+              <w:lang w:val="ko-KR" w:eastAsia="ko-KR"/>
+            </w:rPr>
+            <w:t>누락·모호</w:t>
+          </w:r>
+          <w:proofErr w:type="spellEnd"/>
+          <w:r>
+            <w:rPr>
+              <w:color w:val="09090B"/>
+              <w:lang w:val="ko-KR" w:eastAsia="ko-KR"/>
+            </w:rPr>
+            <w:t xml:space="preserve"> 항목에 근거를 붙여 표시하며, 보완 질문 초안을 만든다</w:t>
+          </w:r>
+          <w:r>
+            <w:rPr>
+              <w:color w:val="09090B"/>
+              <w:lang w:val="ko-KR" w:eastAsia="ko-KR"/>
+            </w:rPr>
             <w:br/>
-            <w:t xml:space="preserve">· 제외: AI 개념·리터러시 소개, 도구 UI 투어, 전체 시스템 데모, 견적 자동 발주</w:t>
+            <w:t xml:space="preserve">· 제외: AI </w:t>
+          </w:r>
+          <w:proofErr w:type="spellStart"/>
+          <w:r>
+            <w:rPr>
+              <w:color w:val="09090B"/>
+              <w:lang w:val="ko-KR" w:eastAsia="ko-KR"/>
+            </w:rPr>
+            <w:t>개념·리터러시</w:t>
+          </w:r>
+          <w:proofErr w:type="spellEnd"/>
+          <w:r>
+            <w:rPr>
+              <w:color w:val="09090B"/>
+              <w:lang w:val="ko-KR" w:eastAsia="ko-KR"/>
+            </w:rPr>
+            <w:t xml:space="preserve"> 소개, 도구 UI 투어, 전체 시스템 데모, 견적 자동 발주</w:t>
           </w:r>
         </w:sdtContent>
       </w:sdt>
@@ -6688,6 +6462,9 @@
         <w:autoSpaceDE w:val="0"/>
         <w:autoSpaceDN w:val="0"/>
         <w:spacing w:before="140" w:after="80" w:line="340" w:lineRule="exact"/>
+        <w:rPr>
+          <w:lang w:eastAsia="ko-KR"/>
+        </w:rPr>
       </w:pPr>
       <w:r>
         <w:rPr>
@@ -6704,6 +6481,9 @@
         <w:autoSpaceDE w:val="0"/>
         <w:autoSpaceDN w:val="0"/>
         <w:spacing w:after="40" w:line="285" w:lineRule="exact"/>
+        <w:rPr>
+          <w:lang w:eastAsia="ko-KR"/>
+        </w:rPr>
       </w:pPr>
       <w:r>
         <w:rPr>
@@ -6711,7 +6491,25 @@
           <w:sz w:val="19"/>
           <w:lang w:val="ko-KR" w:eastAsia="ko-KR"/>
         </w:rPr>
-        <w:t>기업의 페인포인트와 교육 니즈를 고려해 이 구간을 선택한 이유를 적어 주세요.</w:t>
+        <w:t xml:space="preserve">기업의 </w:t>
+      </w:r>
+      <w:proofErr w:type="spellStart"/>
+      <w:r>
+        <w:rPr>
+          <w:color w:val="71717A"/>
+          <w:sz w:val="19"/>
+          <w:lang w:val="ko-KR" w:eastAsia="ko-KR"/>
+        </w:rPr>
+        <w:t>페인포인트와</w:t>
+      </w:r>
+      <w:proofErr w:type="spellEnd"/>
+      <w:r>
+        <w:rPr>
+          <w:color w:val="71717A"/>
+          <w:sz w:val="19"/>
+          <w:lang w:val="ko-KR" w:eastAsia="ko-KR"/>
+        </w:rPr>
+        <w:t xml:space="preserve"> 교육 니즈를 고려해 이 구간을 선택한 이유를 적어 주세요.</w:t>
       </w:r>
     </w:p>
     <w:p>
@@ -6724,6 +6522,9 @@
         <w:autoSpaceDE w:val="0"/>
         <w:autoSpaceDN w:val="0"/>
         <w:spacing w:after="20" w:line="360" w:lineRule="exact"/>
+        <w:rPr>
+          <w:lang w:eastAsia="ko-KR"/>
+        </w:rPr>
       </w:pPr>
       <w:sdt>
         <w:sdtPr>
@@ -6738,13 +6539,159 @@
               <w:color w:val="09090B"/>
               <w:lang w:val="ko-KR" w:eastAsia="ko-KR"/>
             </w:rPr>
-            <w:t xml:space="preserve">· 안내서가 요구하는 ‘실무 과제 수행 방법’ 구간이다. 개념 소개가 아니라 입력→판정→사람 확인의 절차를 보여 준다.</w:t>
+            <w:t xml:space="preserve">· 안내서가 요구하는 ‘실무 과제 수행 방법’ 구간이다. 개념 소개가 아니라 </w:t>
+          </w:r>
+          <w:proofErr w:type="spellStart"/>
+          <w:r>
+            <w:rPr>
+              <w:color w:val="09090B"/>
+              <w:lang w:val="ko-KR" w:eastAsia="ko-KR"/>
+            </w:rPr>
+            <w:t>입력→판정→사람</w:t>
+          </w:r>
+          <w:proofErr w:type="spellEnd"/>
+          <w:r>
+            <w:rPr>
+              <w:color w:val="09090B"/>
+              <w:lang w:val="ko-KR" w:eastAsia="ko-KR"/>
+            </w:rPr>
+            <w:t xml:space="preserve"> 확인의 절차를 보여 준다.</w:t>
+          </w:r>
+          <w:r>
+            <w:rPr>
+              <w:color w:val="09090B"/>
+              <w:lang w:val="ko-KR" w:eastAsia="ko-KR"/>
+            </w:rPr>
             <w:br/>
-            <w:t xml:space="preserve">· 시나리오의 현장지원 페인(불완전 요청·추가 문의)과 구매 확인 부담을 한 자재군·한 단계로 좁혀 6시간 산출물(PoC 기획안)과 직결된다.</w:t>
+            <w:t xml:space="preserve">· 시나리오의 현장지원 페인(불완전 </w:t>
+          </w:r>
+          <w:proofErr w:type="spellStart"/>
+          <w:r>
+            <w:rPr>
+              <w:color w:val="09090B"/>
+              <w:lang w:val="ko-KR" w:eastAsia="ko-KR"/>
+            </w:rPr>
+            <w:t>요청·추가</w:t>
+          </w:r>
+          <w:proofErr w:type="spellEnd"/>
+          <w:r>
+            <w:rPr>
+              <w:color w:val="09090B"/>
+              <w:lang w:val="ko-KR" w:eastAsia="ko-KR"/>
+            </w:rPr>
+            <w:t xml:space="preserve"> 문의)과 구매 확인 부담을 한 </w:t>
+          </w:r>
+          <w:proofErr w:type="spellStart"/>
+          <w:r>
+            <w:rPr>
+              <w:color w:val="09090B"/>
+              <w:lang w:val="ko-KR" w:eastAsia="ko-KR"/>
+            </w:rPr>
+            <w:t>자재군·한</w:t>
+          </w:r>
+          <w:proofErr w:type="spellEnd"/>
+          <w:r>
+            <w:rPr>
+              <w:color w:val="09090B"/>
+              <w:lang w:val="ko-KR" w:eastAsia="ko-KR"/>
+            </w:rPr>
+            <w:t xml:space="preserve"> 단계로 좁혀 6시간 산출물(</w:t>
+          </w:r>
+          <w:proofErr w:type="spellStart"/>
+          <w:r>
+            <w:rPr>
+              <w:color w:val="09090B"/>
+              <w:lang w:val="ko-KR" w:eastAsia="ko-KR"/>
+            </w:rPr>
+            <w:t>PoC</w:t>
+          </w:r>
+          <w:proofErr w:type="spellEnd"/>
+          <w:r>
+            <w:rPr>
+              <w:color w:val="09090B"/>
+              <w:lang w:val="ko-KR" w:eastAsia="ko-KR"/>
+            </w:rPr>
+            <w:t xml:space="preserve"> 기획안)과 직결된다.</w:t>
+          </w:r>
+          <w:r>
+            <w:rPr>
+              <w:color w:val="09090B"/>
+              <w:lang w:val="ko-KR" w:eastAsia="ko-KR"/>
+            </w:rPr>
             <w:br/>
-            <w:t xml:space="preserve">· 후보 B·C로 가는 조도 같은 뼈대(범위·입력·검증·사람 역할)를 공유하므로 공통 시연으로 효율적이다.</w:t>
+            <w:t xml:space="preserve">· 후보 </w:t>
+          </w:r>
+          <w:proofErr w:type="spellStart"/>
+          <w:r>
+            <w:rPr>
+              <w:color w:val="09090B"/>
+              <w:lang w:val="ko-KR" w:eastAsia="ko-KR"/>
+            </w:rPr>
+            <w:t>B·C로</w:t>
+          </w:r>
+          <w:proofErr w:type="spellEnd"/>
+          <w:r>
+            <w:rPr>
+              <w:color w:val="09090B"/>
+              <w:lang w:val="ko-KR" w:eastAsia="ko-KR"/>
+            </w:rPr>
+            <w:t xml:space="preserve"> 가는 조도 같은 뼈대(</w:t>
+          </w:r>
+          <w:proofErr w:type="spellStart"/>
+          <w:r>
+            <w:rPr>
+              <w:color w:val="09090B"/>
+              <w:lang w:val="ko-KR" w:eastAsia="ko-KR"/>
+            </w:rPr>
+            <w:t>범위·입력·검증·사람</w:t>
+          </w:r>
+          <w:proofErr w:type="spellEnd"/>
+          <w:r>
+            <w:rPr>
+              <w:color w:val="09090B"/>
+              <w:lang w:val="ko-KR" w:eastAsia="ko-KR"/>
+            </w:rPr>
+            <w:t xml:space="preserve"> 역할)</w:t>
+          </w:r>
+          <w:proofErr w:type="spellStart"/>
+          <w:r>
+            <w:rPr>
+              <w:color w:val="09090B"/>
+              <w:lang w:val="ko-KR" w:eastAsia="ko-KR"/>
+            </w:rPr>
+            <w:t>를</w:t>
+          </w:r>
+          <w:proofErr w:type="spellEnd"/>
+          <w:r>
+            <w:rPr>
+              <w:color w:val="09090B"/>
+              <w:lang w:val="ko-KR" w:eastAsia="ko-KR"/>
+            </w:rPr>
+            <w:t xml:space="preserve"> 공유하므로 공통 시연으로 효율적이다.</w:t>
+          </w:r>
+          <w:r>
+            <w:rPr>
+              <w:color w:val="09090B"/>
+              <w:lang w:val="ko-KR" w:eastAsia="ko-KR"/>
+            </w:rPr>
             <w:br/>
-            <w:t xml:space="preserve">· 환각·과잉 확정 위험을 ‘다음 주’ 같은 모호 표현을 날짜로 단정하지 않는 장면으로 1회 이상 드러낼 수 있다.</w:t>
+            <w:t xml:space="preserve">· </w:t>
+          </w:r>
+          <w:proofErr w:type="spellStart"/>
+          <w:r>
+            <w:rPr>
+              <w:color w:val="09090B"/>
+              <w:lang w:val="ko-KR" w:eastAsia="ko-KR"/>
+            </w:rPr>
+            <w:t>환각·과잉</w:t>
+          </w:r>
+          <w:proofErr w:type="spellEnd"/>
+          <w:r>
+            <w:rPr>
+              <w:color w:val="09090B"/>
+              <w:lang w:val="ko-KR" w:eastAsia="ko-KR"/>
+            </w:rPr>
+            <w:t xml:space="preserve"> 확정 위험을 ‘다음 주’ 같은 모호 표현을 날짜로 단정하지 않는 장면으로 1회 이상 드러낼 수 있다.</w:t>
           </w:r>
         </w:sdtContent>
       </w:sdt>
@@ -6758,6 +6705,9 @@
         <w:autoSpaceDE w:val="0"/>
         <w:autoSpaceDN w:val="0"/>
         <w:spacing w:after="20" w:line="360" w:lineRule="exact"/>
+        <w:rPr>
+          <w:lang w:eastAsia="ko-KR"/>
+        </w:rPr>
       </w:pPr>
       <w:r>
         <w:rPr>
@@ -6774,6 +6724,9 @@
         <w:autoSpaceDE w:val="0"/>
         <w:autoSpaceDN w:val="0"/>
         <w:spacing w:before="140" w:after="80" w:line="340" w:lineRule="exact"/>
+        <w:rPr>
+          <w:lang w:eastAsia="ko-KR"/>
+        </w:rPr>
       </w:pPr>
       <w:r>
         <w:rPr>
@@ -6790,6 +6743,9 @@
         <w:autoSpaceDE w:val="0"/>
         <w:autoSpaceDN w:val="0"/>
         <w:spacing w:after="40" w:line="285" w:lineRule="exact"/>
+        <w:rPr>
+          <w:lang w:eastAsia="ko-KR"/>
+        </w:rPr>
       </w:pPr>
       <w:r>
         <w:rPr>
@@ -6809,6 +6765,9 @@
         <w:autoSpaceDE w:val="0"/>
         <w:autoSpaceDN w:val="0"/>
         <w:spacing w:after="20" w:line="360" w:lineRule="exact"/>
+        <w:rPr>
+          <w:lang w:eastAsia="ko-KR"/>
+        </w:rPr>
       </w:pPr>
       <w:sdt>
         <w:sdtPr>
@@ -6823,11 +6782,199 @@
               <w:color w:val="09090B"/>
               <w:lang w:val="ko-KR" w:eastAsia="ko-KR"/>
             </w:rPr>
-            <w:t xml:space="preserve">· M01: 자기 팀의 반복·재작업 구간을 흐름도에 표시했고, ‘누가·무엇을·얼마나 자주’ 문제 정의문 초안이 있다.</w:t>
+            <w:t xml:space="preserve">· M01: 자기 팀의 </w:t>
+          </w:r>
+          <w:proofErr w:type="spellStart"/>
+          <w:r>
+            <w:rPr>
+              <w:color w:val="09090B"/>
+              <w:lang w:val="ko-KR" w:eastAsia="ko-KR"/>
+            </w:rPr>
+            <w:t>반복·재작업</w:t>
+          </w:r>
+          <w:proofErr w:type="spellEnd"/>
+          <w:r>
+            <w:rPr>
+              <w:color w:val="09090B"/>
+              <w:lang w:val="ko-KR" w:eastAsia="ko-KR"/>
+            </w:rPr>
+            <w:t xml:space="preserve"> 구간을 흐름도에 표시했고, ‘</w:t>
+          </w:r>
+          <w:proofErr w:type="spellStart"/>
+          <w:r>
+            <w:rPr>
+              <w:color w:val="09090B"/>
+              <w:lang w:val="ko-KR" w:eastAsia="ko-KR"/>
+            </w:rPr>
+            <w:t>누가·무엇을·얼마나</w:t>
+          </w:r>
+          <w:proofErr w:type="spellEnd"/>
+          <w:r>
+            <w:rPr>
+              <w:color w:val="09090B"/>
+              <w:lang w:val="ko-KR" w:eastAsia="ko-KR"/>
+            </w:rPr>
+            <w:t xml:space="preserve"> 자주’ 문제 </w:t>
+          </w:r>
+          <w:proofErr w:type="spellStart"/>
+          <w:r>
+            <w:rPr>
+              <w:color w:val="09090B"/>
+              <w:lang w:val="ko-KR" w:eastAsia="ko-KR"/>
+            </w:rPr>
+            <w:t>정의문</w:t>
+          </w:r>
+          <w:proofErr w:type="spellEnd"/>
+          <w:r>
+            <w:rPr>
+              <w:color w:val="09090B"/>
+              <w:lang w:val="ko-KR" w:eastAsia="ko-KR"/>
+            </w:rPr>
+            <w:t xml:space="preserve"> 초안이 있다.</w:t>
+          </w:r>
+          <w:r>
+            <w:rPr>
+              <w:color w:val="09090B"/>
+              <w:lang w:val="ko-KR" w:eastAsia="ko-KR"/>
+            </w:rPr>
             <w:br/>
-            <w:t xml:space="preserve">· M02: 후보 A/B/C를 비교해 조별 PoC 후보 1개를 골랐고, AI·규칙·공유 화면·사람 역할을 한 장으로 구분했다.</w:t>
+            <w:t xml:space="preserve">· M02: 후보 </w:t>
+          </w:r>
+          <w:proofErr w:type="spellStart"/>
+          <w:r>
+            <w:rPr>
+              <w:color w:val="09090B"/>
+              <w:lang w:val="ko-KR" w:eastAsia="ko-KR"/>
+            </w:rPr>
+            <w:t>A</w:t>
+          </w:r>
+          <w:proofErr w:type="spellEnd"/>
+          <w:r>
+            <w:rPr>
+              <w:color w:val="09090B"/>
+              <w:lang w:val="ko-KR" w:eastAsia="ko-KR"/>
+            </w:rPr>
+            <w:t>/</w:t>
+          </w:r>
+          <w:proofErr w:type="spellStart"/>
+          <w:r>
+            <w:rPr>
+              <w:color w:val="09090B"/>
+              <w:lang w:val="ko-KR" w:eastAsia="ko-KR"/>
+            </w:rPr>
+            <w:t>B</w:t>
+          </w:r>
+          <w:proofErr w:type="spellEnd"/>
+          <w:r>
+            <w:rPr>
+              <w:color w:val="09090B"/>
+              <w:lang w:val="ko-KR" w:eastAsia="ko-KR"/>
+            </w:rPr>
+            <w:t>/</w:t>
+          </w:r>
+          <w:proofErr w:type="spellStart"/>
+          <w:r>
+            <w:rPr>
+              <w:color w:val="09090B"/>
+              <w:lang w:val="ko-KR" w:eastAsia="ko-KR"/>
+            </w:rPr>
+            <w:t>C를</w:t>
+          </w:r>
+          <w:proofErr w:type="spellEnd"/>
+          <w:r>
+            <w:rPr>
+              <w:color w:val="09090B"/>
+              <w:lang w:val="ko-KR" w:eastAsia="ko-KR"/>
+            </w:rPr>
+            <w:t xml:space="preserve"> 비교해 조별 </w:t>
+          </w:r>
+          <w:proofErr w:type="spellStart"/>
+          <w:r>
+            <w:rPr>
+              <w:color w:val="09090B"/>
+              <w:lang w:val="ko-KR" w:eastAsia="ko-KR"/>
+            </w:rPr>
+            <w:t>PoC</w:t>
+          </w:r>
+          <w:proofErr w:type="spellEnd"/>
+          <w:r>
+            <w:rPr>
+              <w:color w:val="09090B"/>
+              <w:lang w:val="ko-KR" w:eastAsia="ko-KR"/>
+            </w:rPr>
+            <w:t xml:space="preserve"> 후보 1개를 골랐고, </w:t>
+          </w:r>
+          <w:proofErr w:type="spellStart"/>
+          <w:r>
+            <w:rPr>
+              <w:color w:val="09090B"/>
+              <w:lang w:val="ko-KR" w:eastAsia="ko-KR"/>
+            </w:rPr>
+            <w:t>AI·규칙·공유</w:t>
+          </w:r>
+          <w:proofErr w:type="spellEnd"/>
+          <w:r>
+            <w:rPr>
+              <w:color w:val="09090B"/>
+              <w:lang w:val="ko-KR" w:eastAsia="ko-KR"/>
+            </w:rPr>
+            <w:t xml:space="preserve"> </w:t>
+          </w:r>
+          <w:proofErr w:type="spellStart"/>
+          <w:r>
+            <w:rPr>
+              <w:color w:val="09090B"/>
+              <w:lang w:val="ko-KR" w:eastAsia="ko-KR"/>
+            </w:rPr>
+            <w:t>화면·사람</w:t>
+          </w:r>
+          <w:proofErr w:type="spellEnd"/>
+          <w:r>
+            <w:rPr>
+              <w:color w:val="09090B"/>
+              <w:lang w:val="ko-KR" w:eastAsia="ko-KR"/>
+            </w:rPr>
+            <w:t xml:space="preserve"> 역할을 한 장으로 구분했다.</w:t>
+          </w:r>
+          <w:r>
+            <w:rPr>
+              <w:color w:val="09090B"/>
+              <w:lang w:val="ko-KR" w:eastAsia="ko-KR"/>
+            </w:rPr>
             <w:br/>
-            <w:t xml:space="preserve">· 시연 직전: 기업 제공 가상 요청서·필수 항목표·용어 사전(교육용)의 위치를 알고, 원문 근거 없이 값을 채우지 않는다는 규칙을 들었다.</w:t>
+            <w:t xml:space="preserve">· 시연 직전: 기업 제공 가상 </w:t>
+          </w:r>
+          <w:proofErr w:type="spellStart"/>
+          <w:r>
+            <w:rPr>
+              <w:color w:val="09090B"/>
+              <w:lang w:val="ko-KR" w:eastAsia="ko-KR"/>
+            </w:rPr>
+            <w:t>요청서·필수</w:t>
+          </w:r>
+          <w:proofErr w:type="spellEnd"/>
+          <w:r>
+            <w:rPr>
+              <w:color w:val="09090B"/>
+              <w:lang w:val="ko-KR" w:eastAsia="ko-KR"/>
+            </w:rPr>
+            <w:t xml:space="preserve"> </w:t>
+          </w:r>
+          <w:proofErr w:type="spellStart"/>
+          <w:r>
+            <w:rPr>
+              <w:color w:val="09090B"/>
+              <w:lang w:val="ko-KR" w:eastAsia="ko-KR"/>
+            </w:rPr>
+            <w:t>항목표·용어</w:t>
+          </w:r>
+          <w:proofErr w:type="spellEnd"/>
+          <w:r>
+            <w:rPr>
+              <w:color w:val="09090B"/>
+              <w:lang w:val="ko-KR" w:eastAsia="ko-KR"/>
+            </w:rPr>
+            <w:t xml:space="preserve"> 사전(교육용)의 위치를 알고, 원문 근거 없이 값을 채우지 않는다는 규칙을 들었다.</w:t>
           </w:r>
         </w:sdtContent>
       </w:sdt>
@@ -6839,6 +6986,9 @@
         <w:autoSpaceDE w:val="0"/>
         <w:autoSpaceDN w:val="0"/>
         <w:spacing w:before="140" w:after="80" w:line="340" w:lineRule="exact"/>
+        <w:rPr>
+          <w:lang w:eastAsia="ko-KR"/>
+        </w:rPr>
       </w:pPr>
       <w:r>
         <w:rPr>
@@ -6855,6 +7005,9 @@
         <w:autoSpaceDE w:val="0"/>
         <w:autoSpaceDN w:val="0"/>
         <w:spacing w:after="40" w:line="285" w:lineRule="exact"/>
+        <w:rPr>
+          <w:lang w:eastAsia="ko-KR"/>
+        </w:rPr>
       </w:pPr>
       <w:r>
         <w:rPr>
@@ -6875,6 +7028,9 @@
         <w:autoSpaceDE w:val="0"/>
         <w:autoSpaceDN w:val="0"/>
         <w:spacing w:after="20" w:line="360" w:lineRule="exact"/>
+        <w:rPr>
+          <w:lang w:eastAsia="ko-KR"/>
+        </w:rPr>
       </w:pPr>
       <w:sdt>
         <w:sdtPr>
@@ -6889,13 +7045,70 @@
               <w:color w:val="09090B"/>
               <w:lang w:val="ko-KR" w:eastAsia="ko-KR"/>
             </w:rPr>
-            <w:t xml:space="preserve">시연 종료 시 학습자는</w:t>
+            <w:t>시연 종료 시 학습자는</w:t>
+          </w:r>
+          <w:r>
+            <w:rPr>
+              <w:color w:val="09090B"/>
+              <w:lang w:val="ko-KR" w:eastAsia="ko-KR"/>
+            </w:rPr>
             <w:br/>
-            <w:t xml:space="preserve">(1) 요청서에서 원문 값과 표준명 후보를 구분해 표로 정리하고,</w:t>
+            <w:t xml:space="preserve">(1) 요청서에서 원문 값과 </w:t>
+          </w:r>
+          <w:proofErr w:type="spellStart"/>
+          <w:r>
+            <w:rPr>
+              <w:color w:val="09090B"/>
+              <w:lang w:val="ko-KR" w:eastAsia="ko-KR"/>
+            </w:rPr>
+            <w:t>표준명</w:t>
+          </w:r>
+          <w:proofErr w:type="spellEnd"/>
+          <w:r>
+            <w:rPr>
+              <w:color w:val="09090B"/>
+              <w:lang w:val="ko-KR" w:eastAsia="ko-KR"/>
+            </w:rPr>
+            <w:t xml:space="preserve"> 후보를 구분해 표로 정리하고,</w:t>
+          </w:r>
+          <w:r>
+            <w:rPr>
+              <w:color w:val="09090B"/>
+              <w:lang w:val="ko-KR" w:eastAsia="ko-KR"/>
+            </w:rPr>
             <w:br/>
-            <w:t xml:space="preserve">(2) 필수 항목 규칙으로 누락·모호함을 근거와 함께 표시하며,</w:t>
+          </w:r>
+          <w:r>
+            <w:rPr>
+              <w:color w:val="09090B"/>
+              <w:lang w:val="ko-KR" w:eastAsia="ko-KR"/>
+            </w:rPr>
+            <w:lastRenderedPageBreak/>
+            <w:t xml:space="preserve">(2) 필수 항목 규칙으로 </w:t>
+          </w:r>
+          <w:proofErr w:type="spellStart"/>
+          <w:r>
+            <w:rPr>
+              <w:color w:val="09090B"/>
+              <w:lang w:val="ko-KR" w:eastAsia="ko-KR"/>
+            </w:rPr>
+            <w:t>누락·모호함을</w:t>
+          </w:r>
+          <w:proofErr w:type="spellEnd"/>
+          <w:r>
+            <w:rPr>
+              <w:color w:val="09090B"/>
+              <w:lang w:val="ko-KR" w:eastAsia="ko-KR"/>
+            </w:rPr>
+            <w:t xml:space="preserve"> 근거와 함께 표시하며,</w:t>
+          </w:r>
+          <w:r>
+            <w:rPr>
+              <w:color w:val="09090B"/>
+              <w:lang w:val="ko-KR" w:eastAsia="ko-KR"/>
+            </w:rPr>
             <w:br/>
-            <w:t xml:space="preserve">(3) AI 제안과 사람 확정을 역할표에 나눈다.</w:t>
+            <w:t>(3) AI 제안과 사람 확정을 역할표에 나눈다.</w:t>
           </w:r>
         </w:sdtContent>
       </w:sdt>
@@ -6909,6 +7122,9 @@
         <w:autoSpaceDE w:val="0"/>
         <w:autoSpaceDN w:val="0"/>
         <w:spacing w:after="20" w:line="360" w:lineRule="exact"/>
+        <w:rPr>
+          <w:lang w:eastAsia="ko-KR"/>
+        </w:rPr>
       </w:pPr>
       <w:r>
         <w:rPr>
@@ -7001,6 +7217,9 @@
               <w:autoSpaceDE w:val="0"/>
               <w:autoSpaceDN w:val="0"/>
               <w:spacing w:line="270" w:lineRule="exact"/>
+              <w:rPr>
+                <w:lang w:eastAsia="ko-KR"/>
+              </w:rPr>
             </w:pPr>
             <w:r>
               <w:rPr>
@@ -7056,6 +7275,9 @@
               <w:autoSpaceDE w:val="0"/>
               <w:autoSpaceDN w:val="0"/>
               <w:spacing w:line="270" w:lineRule="exact"/>
+              <w:rPr>
+                <w:lang w:eastAsia="ko-KR"/>
+              </w:rPr>
             </w:pPr>
             <w:sdt>
               <w:sdtPr>
@@ -7065,15 +7287,24 @@
                 <w:text w:multiLine="1"/>
               </w:sdtPr>
               <w:sdtContent>
+                <w:proofErr w:type="spellStart"/>
                 <w:r>
                   <w:rPr>
                     <w:color w:val="09090B"/>
                     <w:sz w:val="21"/>
                     <w:lang w:val="ko-KR" w:eastAsia="ko-KR"/>
                   </w:rPr>
-                  <w:t xml:space="preserve">ChatGPT</w:t>
+                  <w:t>ChatGPT</w:t>
+                </w:r>
+                <w:proofErr w:type="spellEnd"/>
+                <w:r>
+                  <w:rPr>
+                    <w:color w:val="09090B"/>
+                    <w:sz w:val="21"/>
+                    <w:lang w:val="ko-KR" w:eastAsia="ko-KR"/>
+                  </w:rPr>
                   <w:br/>
-                  <w:t xml:space="preserve">(또는 동등 생성형 AI · 가정)</w:t>
+                  <w:t>(또는 동등 생성형 AI · 가정)</w:t>
                 </w:r>
               </w:sdtContent>
             </w:sdt>
@@ -7091,6 +7322,9 @@
               <w:autoSpaceDE w:val="0"/>
               <w:autoSpaceDN w:val="0"/>
               <w:spacing w:line="270" w:lineRule="exact"/>
+              <w:rPr>
+                <w:lang w:eastAsia="ko-KR"/>
+              </w:rPr>
             </w:pPr>
             <w:sdt>
               <w:sdtPr>
@@ -7106,7 +7340,25 @@
                     <w:sz w:val="21"/>
                     <w:lang w:val="ko-KR" w:eastAsia="ko-KR"/>
                   </w:rPr>
-                  <w:t xml:space="preserve">가상 구매 요청서 원문에서 항목 후보 추출, 필수 항목 규칙에 따른 누락·모호 판정 초안, 보완 질문 초안 생성. ‘다음 주’ 같은 모호 표현을 날짜로 단정하지 않게 지시</w:t>
+                  <w:t xml:space="preserve">가상 구매 요청서 원문에서 항목 후보 추출, 필수 항목 규칙에 따른 </w:t>
+                </w:r>
+                <w:proofErr w:type="spellStart"/>
+                <w:r>
+                  <w:rPr>
+                    <w:color w:val="09090B"/>
+                    <w:sz w:val="21"/>
+                    <w:lang w:val="ko-KR" w:eastAsia="ko-KR"/>
+                  </w:rPr>
+                  <w:t>누락·모호</w:t>
+                </w:r>
+                <w:proofErr w:type="spellEnd"/>
+                <w:r>
+                  <w:rPr>
+                    <w:color w:val="09090B"/>
+                    <w:sz w:val="21"/>
+                    <w:lang w:val="ko-KR" w:eastAsia="ko-KR"/>
+                  </w:rPr>
+                  <w:t xml:space="preserve"> 판정 초안, 보완 질문 초안 생성. ‘다음 주’ 같은 모호 표현을 날짜로 단정하지 않게 지시</w:t>
                 </w:r>
               </w:sdtContent>
             </w:sdt>
@@ -7124,6 +7376,9 @@
               <w:autoSpaceDE w:val="0"/>
               <w:autoSpaceDN w:val="0"/>
               <w:spacing w:line="270" w:lineRule="exact"/>
+              <w:rPr>
+                <w:lang w:eastAsia="ko-KR"/>
+              </w:rPr>
             </w:pPr>
             <w:sdt>
               <w:sdtPr>
@@ -7139,7 +7394,61 @@
                     <w:sz w:val="21"/>
                     <w:lang w:val="ko-KR" w:eastAsia="ko-KR"/>
                   </w:rPr>
-                  <w:t xml:space="preserve">문서 읽기·분류·초안 작성은 AI가 잘하는 영역. 시나리오에 도구 지정이 없어 가장 보편적인 생성형 AI를 가정으로 표시. 최종 확정은 사람이 한다</w:t>
+                  <w:t xml:space="preserve">문서 </w:t>
+                </w:r>
+                <w:proofErr w:type="spellStart"/>
+                <w:r>
+                  <w:rPr>
+                    <w:color w:val="09090B"/>
+                    <w:sz w:val="21"/>
+                    <w:lang w:val="ko-KR" w:eastAsia="ko-KR"/>
+                  </w:rPr>
+                  <w:t>읽기·분류·초안</w:t>
+                </w:r>
+                <w:proofErr w:type="spellEnd"/>
+                <w:r>
+                  <w:rPr>
+                    <w:color w:val="09090B"/>
+                    <w:sz w:val="21"/>
+                    <w:lang w:val="ko-KR" w:eastAsia="ko-KR"/>
+                  </w:rPr>
+                  <w:t xml:space="preserve"> 작성은 </w:t>
+                </w:r>
+                <w:proofErr w:type="spellStart"/>
+                <w:r>
+                  <w:rPr>
+                    <w:color w:val="09090B"/>
+                    <w:sz w:val="21"/>
+                    <w:lang w:val="ko-KR" w:eastAsia="ko-KR"/>
+                  </w:rPr>
+                  <w:t>AI가</w:t>
+                </w:r>
+                <w:proofErr w:type="spellEnd"/>
+                <w:r>
+                  <w:rPr>
+                    <w:color w:val="09090B"/>
+                    <w:sz w:val="21"/>
+                    <w:lang w:val="ko-KR" w:eastAsia="ko-KR"/>
+                  </w:rPr>
+                  <w:t xml:space="preserve"> 잘하는 영역. 시나리오에 도구 지정이 없어 가장 보편적인 생성형 </w:t>
+                </w:r>
+                <w:proofErr w:type="spellStart"/>
+                <w:r>
+                  <w:rPr>
+                    <w:color w:val="09090B"/>
+                    <w:sz w:val="21"/>
+                    <w:lang w:val="ko-KR" w:eastAsia="ko-KR"/>
+                  </w:rPr>
+                  <w:t>AI를</w:t>
+                </w:r>
+                <w:proofErr w:type="spellEnd"/>
+                <w:r>
+                  <w:rPr>
+                    <w:color w:val="09090B"/>
+                    <w:sz w:val="21"/>
+                    <w:lang w:val="ko-KR" w:eastAsia="ko-KR"/>
+                  </w:rPr>
+                  <w:t xml:space="preserve"> 가정으로 표시. 최종 확정은 사람이 한다</w:t>
                 </w:r>
               </w:sdtContent>
             </w:sdt>
@@ -7178,7 +7487,7 @@
                     <w:sz w:val="21"/>
                     <w:lang w:val="ko-KR" w:eastAsia="ko-KR"/>
                   </w:rPr>
-                  <w:t xml:space="preserve">스프레드시트</w:t>
+                  <w:t>스프레드시트</w:t>
                 </w:r>
               </w:sdtContent>
             </w:sdt>
@@ -7196,6 +7505,9 @@
               <w:autoSpaceDE w:val="0"/>
               <w:autoSpaceDN w:val="0"/>
               <w:spacing w:line="270" w:lineRule="exact"/>
+              <w:rPr>
+                <w:lang w:eastAsia="ko-KR"/>
+              </w:rPr>
             </w:pPr>
             <w:sdt>
               <w:sdtPr>
@@ -7211,7 +7523,79 @@
                     <w:sz w:val="21"/>
                     <w:lang w:val="ko-KR" w:eastAsia="ko-KR"/>
                   </w:rPr>
-                  <w:t xml:space="preserve">원문 값 / 표준명 후보 / 확인 필요 열을 구분한 누락 표시표, 필수 항목표·용어 사전 조회, 역할표(AI 제안 / 사람 확정) 작성</w:t>
+                  <w:t xml:space="preserve">원문 값 / </w:t>
+                </w:r>
+                <w:proofErr w:type="spellStart"/>
+                <w:r>
+                  <w:rPr>
+                    <w:color w:val="09090B"/>
+                    <w:sz w:val="21"/>
+                    <w:lang w:val="ko-KR" w:eastAsia="ko-KR"/>
+                  </w:rPr>
+                  <w:t>표준명</w:t>
+                </w:r>
+                <w:proofErr w:type="spellEnd"/>
+                <w:r>
+                  <w:rPr>
+                    <w:color w:val="09090B"/>
+                    <w:sz w:val="21"/>
+                    <w:lang w:val="ko-KR" w:eastAsia="ko-KR"/>
+                  </w:rPr>
+                  <w:t xml:space="preserve"> 후보 / 확인 필요 열을 구분한 누락 </w:t>
+                </w:r>
+                <w:proofErr w:type="spellStart"/>
+                <w:r>
+                  <w:rPr>
+                    <w:color w:val="09090B"/>
+                    <w:sz w:val="21"/>
+                    <w:lang w:val="ko-KR" w:eastAsia="ko-KR"/>
+                  </w:rPr>
+                  <w:t>표시표</w:t>
+                </w:r>
+                <w:proofErr w:type="spellEnd"/>
+                <w:r>
+                  <w:rPr>
+                    <w:color w:val="09090B"/>
+                    <w:sz w:val="21"/>
+                    <w:lang w:val="ko-KR" w:eastAsia="ko-KR"/>
+                  </w:rPr>
+                  <w:t xml:space="preserve">, 필수 </w:t>
+                </w:r>
+                <w:proofErr w:type="spellStart"/>
+                <w:r>
+                  <w:rPr>
+                    <w:color w:val="09090B"/>
+                    <w:sz w:val="21"/>
+                    <w:lang w:val="ko-KR" w:eastAsia="ko-KR"/>
+                  </w:rPr>
+                  <w:t>항목표·용어</w:t>
+                </w:r>
+                <w:proofErr w:type="spellEnd"/>
+                <w:r>
+                  <w:rPr>
+                    <w:color w:val="09090B"/>
+                    <w:sz w:val="21"/>
+                    <w:lang w:val="ko-KR" w:eastAsia="ko-KR"/>
+                  </w:rPr>
+                  <w:t xml:space="preserve"> 사전 조회, </w:t>
+                </w:r>
+                <w:proofErr w:type="spellStart"/>
+                <w:r>
+                  <w:rPr>
+                    <w:color w:val="09090B"/>
+                    <w:sz w:val="21"/>
+                    <w:lang w:val="ko-KR" w:eastAsia="ko-KR"/>
+                  </w:rPr>
+                  <w:t>역할표</w:t>
+                </w:r>
+                <w:proofErr w:type="spellEnd"/>
+                <w:r>
+                  <w:rPr>
+                    <w:color w:val="09090B"/>
+                    <w:sz w:val="21"/>
+                    <w:lang w:val="ko-KR" w:eastAsia="ko-KR"/>
+                  </w:rPr>
+                  <w:t>(AI 제안 / 사람 확정) 작성</w:t>
                 </w:r>
               </w:sdtContent>
             </w:sdt>
@@ -7229,6 +7613,9 @@
               <w:autoSpaceDE w:val="0"/>
               <w:autoSpaceDN w:val="0"/>
               <w:spacing w:line="270" w:lineRule="exact"/>
+              <w:rPr>
+                <w:lang w:eastAsia="ko-KR"/>
+              </w:rPr>
             </w:pPr>
             <w:sdt>
               <w:sdtPr>
@@ -7244,7 +7631,7 @@
                     <w:sz w:val="21"/>
                     <w:lang w:val="ko-KR" w:eastAsia="ko-KR"/>
                   </w:rPr>
-                  <w:t xml:space="preserve">학습자가 이미 익숙한 도구로 검증 규칙과 사람 확정 칸을 명시적으로 남길 수 있다. 도구 접속 불가 시 오프라인 진행도 가능</w:t>
+                  <w:t>학습자가 이미 익숙한 도구로 검증 규칙과 사람 확정 칸을 명시적으로 남길 수 있다. 도구 접속 불가 시 오프라인 진행도 가능</w:t>
                 </w:r>
               </w:sdtContent>
             </w:sdt>
@@ -7258,6 +7645,9 @@
         <w:autoSpaceDE w:val="0"/>
         <w:autoSpaceDN w:val="0"/>
         <w:spacing w:line="80" w:lineRule="exact"/>
+        <w:rPr>
+          <w:lang w:eastAsia="ko-KR"/>
+        </w:rPr>
       </w:pPr>
     </w:p>
     <w:p>
@@ -7266,14 +7656,99 @@
         <w:autoSpaceDE w:val="0"/>
         <w:autoSpaceDN w:val="0"/>
         <w:spacing w:after="80" w:line="285" w:lineRule="exact"/>
+        <w:rPr>
+          <w:lang w:eastAsia="ko-KR"/>
+        </w:rPr>
       </w:pPr>
+      <w:proofErr w:type="spellStart"/>
       <w:r>
         <w:rPr>
           <w:color w:val="71717A"/>
           <w:sz w:val="19"/>
           <w:lang w:val="ko-KR" w:eastAsia="ko-KR"/>
         </w:rPr>
-        <w:t>A사는 ChatGPT와 Microsoft Word, C사는 Gemini와 Canva만 사용할 수 있습니다. 지정 도구는 기업의 사용 조건 안에서 어떤</w:t>
+        <w:t>A사는</w:t>
+      </w:r>
+      <w:proofErr w:type="spellEnd"/>
+      <w:r>
+        <w:rPr>
+          <w:color w:val="71717A"/>
+          <w:sz w:val="19"/>
+          <w:lang w:val="ko-KR" w:eastAsia="ko-KR"/>
+        </w:rPr>
+        <w:t xml:space="preserve"> </w:t>
+      </w:r>
+      <w:proofErr w:type="spellStart"/>
+      <w:r>
+        <w:rPr>
+          <w:color w:val="71717A"/>
+          <w:sz w:val="19"/>
+          <w:lang w:val="ko-KR" w:eastAsia="ko-KR"/>
+        </w:rPr>
+        <w:t>ChatGPT와</w:t>
+      </w:r>
+      <w:proofErr w:type="spellEnd"/>
+      <w:r>
+        <w:rPr>
+          <w:color w:val="71717A"/>
+          <w:sz w:val="19"/>
+          <w:lang w:val="ko-KR" w:eastAsia="ko-KR"/>
+        </w:rPr>
+        <w:t xml:space="preserve"> Microsoft Word, </w:t>
+      </w:r>
+      <w:proofErr w:type="spellStart"/>
+      <w:r>
+        <w:rPr>
+          <w:color w:val="71717A"/>
+          <w:sz w:val="19"/>
+          <w:lang w:val="ko-KR" w:eastAsia="ko-KR"/>
+        </w:rPr>
+        <w:t>C사는</w:t>
+      </w:r>
+      <w:proofErr w:type="spellEnd"/>
+      <w:r>
+        <w:rPr>
+          <w:color w:val="71717A"/>
+          <w:sz w:val="19"/>
+          <w:lang w:val="ko-KR" w:eastAsia="ko-KR"/>
+        </w:rPr>
+        <w:t xml:space="preserve"> </w:t>
+      </w:r>
+      <w:proofErr w:type="spellStart"/>
+      <w:r>
+        <w:rPr>
+          <w:color w:val="71717A"/>
+          <w:sz w:val="19"/>
+          <w:lang w:val="ko-KR" w:eastAsia="ko-KR"/>
+        </w:rPr>
+        <w:t>Gemini와</w:t>
+      </w:r>
+      <w:proofErr w:type="spellEnd"/>
+      <w:r>
+        <w:rPr>
+          <w:color w:val="71717A"/>
+          <w:sz w:val="19"/>
+          <w:lang w:val="ko-KR" w:eastAsia="ko-KR"/>
+        </w:rPr>
+        <w:t xml:space="preserve"> </w:t>
+      </w:r>
+      <w:proofErr w:type="spellStart"/>
+      <w:r>
+        <w:rPr>
+          <w:color w:val="71717A"/>
+          <w:sz w:val="19"/>
+          <w:lang w:val="ko-KR" w:eastAsia="ko-KR"/>
+        </w:rPr>
+        <w:t>Canva만</w:t>
+      </w:r>
+      <w:proofErr w:type="spellEnd"/>
+      <w:r>
+        <w:rPr>
+          <w:color w:val="71717A"/>
+          <w:sz w:val="19"/>
+          <w:lang w:val="ko-KR" w:eastAsia="ko-KR"/>
+        </w:rPr>
+        <w:t xml:space="preserve"> 사용할 수 있습니다. 지정 도구는 기업의 사용 조건 안에서 어떤</w:t>
       </w:r>
       <w:r>
         <w:rPr>
@@ -7292,6 +7767,9 @@
         <w:autoSpaceDE w:val="0"/>
         <w:autoSpaceDN w:val="0"/>
         <w:spacing w:before="140" w:after="80" w:line="340" w:lineRule="exact"/>
+        <w:rPr>
+          <w:lang w:eastAsia="ko-KR"/>
+        </w:rPr>
       </w:pPr>
       <w:r>
         <w:rPr>
@@ -7308,6 +7786,9 @@
         <w:autoSpaceDE w:val="0"/>
         <w:autoSpaceDN w:val="0"/>
         <w:spacing w:after="40" w:line="285" w:lineRule="exact"/>
+        <w:rPr>
+          <w:lang w:eastAsia="ko-KR"/>
+        </w:rPr>
       </w:pPr>
       <w:r>
         <w:rPr>
@@ -7327,6 +7808,9 @@
         <w:autoSpaceDE w:val="0"/>
         <w:autoSpaceDN w:val="0"/>
         <w:spacing w:after="20" w:line="360" w:lineRule="exact"/>
+        <w:rPr>
+          <w:lang w:eastAsia="ko-KR"/>
+        </w:rPr>
       </w:pPr>
       <w:sdt>
         <w:sdtPr>
@@ -7341,13 +7825,223 @@
               <w:color w:val="09090B"/>
               <w:lang w:val="ko-KR" w:eastAsia="ko-KR"/>
             </w:rPr>
-            <w:t xml:space="preserve">· 계정·접속: 기업 제공 교육용 계정 또는 개인 계정(시나리오 미지정 → 가정), 개인 노트북·인터넷 연결.</w:t>
+            <w:t xml:space="preserve">· </w:t>
+          </w:r>
+          <w:proofErr w:type="spellStart"/>
+          <w:r>
+            <w:rPr>
+              <w:color w:val="09090B"/>
+              <w:lang w:val="ko-KR" w:eastAsia="ko-KR"/>
+            </w:rPr>
+            <w:t>계정·접속</w:t>
+          </w:r>
+          <w:proofErr w:type="spellEnd"/>
+          <w:r>
+            <w:rPr>
+              <w:color w:val="09090B"/>
+              <w:lang w:val="ko-KR" w:eastAsia="ko-KR"/>
+            </w:rPr>
+            <w:t xml:space="preserve">: 기업 제공 교육용 계정 또는 개인 계정(시나리오 </w:t>
+          </w:r>
+          <w:proofErr w:type="spellStart"/>
+          <w:r>
+            <w:rPr>
+              <w:color w:val="09090B"/>
+              <w:lang w:val="ko-KR" w:eastAsia="ko-KR"/>
+            </w:rPr>
+            <w:t>미지정</w:t>
+          </w:r>
+          <w:proofErr w:type="spellEnd"/>
+          <w:r>
+            <w:rPr>
+              <w:color w:val="09090B"/>
+              <w:lang w:val="ko-KR" w:eastAsia="ko-KR"/>
+            </w:rPr>
+            <w:t xml:space="preserve"> → 가정), 개인 </w:t>
+          </w:r>
+          <w:proofErr w:type="spellStart"/>
+          <w:r>
+            <w:rPr>
+              <w:color w:val="09090B"/>
+              <w:lang w:val="ko-KR" w:eastAsia="ko-KR"/>
+            </w:rPr>
+            <w:t>노트북·인터넷</w:t>
+          </w:r>
+          <w:proofErr w:type="spellEnd"/>
+          <w:r>
+            <w:rPr>
+              <w:color w:val="09090B"/>
+              <w:lang w:val="ko-KR" w:eastAsia="ko-KR"/>
+            </w:rPr>
+            <w:t xml:space="preserve"> 연결.</w:t>
+          </w:r>
+          <w:r>
+            <w:rPr>
+              <w:color w:val="09090B"/>
+              <w:lang w:val="ko-KR" w:eastAsia="ko-KR"/>
+            </w:rPr>
             <w:br/>
-            <w:t xml:space="preserve">· 사용 가능 기능: 텍스트 입력·문서 읽기·표 형태 출력. 실제 거래 자료·실제 자재 규격은 입력하지 않고 교육용 가상 문서만 사용한다.</w:t>
+            <w:t xml:space="preserve">· 사용 가능 기능: 텍스트 </w:t>
+          </w:r>
+          <w:proofErr w:type="spellStart"/>
+          <w:r>
+            <w:rPr>
+              <w:color w:val="09090B"/>
+              <w:lang w:val="ko-KR" w:eastAsia="ko-KR"/>
+            </w:rPr>
+            <w:t>입력·문서</w:t>
+          </w:r>
+          <w:proofErr w:type="spellEnd"/>
+          <w:r>
+            <w:rPr>
+              <w:color w:val="09090B"/>
+              <w:lang w:val="ko-KR" w:eastAsia="ko-KR"/>
+            </w:rPr>
+            <w:t xml:space="preserve"> </w:t>
+          </w:r>
+          <w:proofErr w:type="spellStart"/>
+          <w:r>
+            <w:rPr>
+              <w:color w:val="09090B"/>
+              <w:lang w:val="ko-KR" w:eastAsia="ko-KR"/>
+            </w:rPr>
+            <w:t>읽기·표</w:t>
+          </w:r>
+          <w:proofErr w:type="spellEnd"/>
+          <w:r>
+            <w:rPr>
+              <w:color w:val="09090B"/>
+              <w:lang w:val="ko-KR" w:eastAsia="ko-KR"/>
+            </w:rPr>
+            <w:t xml:space="preserve"> 형태 출력. 실제 거래 </w:t>
+          </w:r>
+          <w:proofErr w:type="spellStart"/>
+          <w:r>
+            <w:rPr>
+              <w:color w:val="09090B"/>
+              <w:lang w:val="ko-KR" w:eastAsia="ko-KR"/>
+            </w:rPr>
+            <w:t>자료·실제</w:t>
+          </w:r>
+          <w:proofErr w:type="spellEnd"/>
+          <w:r>
+            <w:rPr>
+              <w:color w:val="09090B"/>
+              <w:lang w:val="ko-KR" w:eastAsia="ko-KR"/>
+            </w:rPr>
+            <w:t xml:space="preserve"> 자재 규격은 입력하지 않고 교육용 가상 문서만 사용한다.</w:t>
+          </w:r>
+          <w:r>
+            <w:rPr>
+              <w:color w:val="09090B"/>
+              <w:lang w:val="ko-KR" w:eastAsia="ko-KR"/>
+            </w:rPr>
             <w:br/>
-            <w:t xml:space="preserve">· 기업 제한 조건 반영: 시나리오에 도구 제한이 없으므로 시나리오 제공 자료(가상 견적서·구매 요청서·업무 흐름) 범위 안에서만 시연한다. 시나리오에 없는 도구·조건은 기획안에 가정으로 표시했다.</w:t>
+            <w:t xml:space="preserve">· 기업 제한 조건 반영: 시나리오에 도구 제한이 없으므로 시나리오 제공 자료(가상 </w:t>
+          </w:r>
+          <w:proofErr w:type="spellStart"/>
+          <w:r>
+            <w:rPr>
+              <w:color w:val="09090B"/>
+              <w:lang w:val="ko-KR" w:eastAsia="ko-KR"/>
+            </w:rPr>
+            <w:t>견적서·구매</w:t>
+          </w:r>
+          <w:proofErr w:type="spellEnd"/>
+          <w:r>
+            <w:rPr>
+              <w:color w:val="09090B"/>
+              <w:lang w:val="ko-KR" w:eastAsia="ko-KR"/>
+            </w:rPr>
+            <w:t xml:space="preserve"> </w:t>
+          </w:r>
+          <w:proofErr w:type="spellStart"/>
+          <w:r>
+            <w:rPr>
+              <w:color w:val="09090B"/>
+              <w:lang w:val="ko-KR" w:eastAsia="ko-KR"/>
+            </w:rPr>
+            <w:t>요청서·업무</w:t>
+          </w:r>
+          <w:proofErr w:type="spellEnd"/>
+          <w:r>
+            <w:rPr>
+              <w:color w:val="09090B"/>
+              <w:lang w:val="ko-KR" w:eastAsia="ko-KR"/>
+            </w:rPr>
+            <w:t xml:space="preserve"> 흐름) 범위 안에서만 시연한다. 시나리오에 없는 </w:t>
+          </w:r>
+          <w:proofErr w:type="spellStart"/>
+          <w:r>
+            <w:rPr>
+              <w:color w:val="09090B"/>
+              <w:lang w:val="ko-KR" w:eastAsia="ko-KR"/>
+            </w:rPr>
+            <w:t>도구·조건은</w:t>
+          </w:r>
+          <w:proofErr w:type="spellEnd"/>
+          <w:r>
+            <w:rPr>
+              <w:color w:val="09090B"/>
+              <w:lang w:val="ko-KR" w:eastAsia="ko-KR"/>
+            </w:rPr>
+            <w:t xml:space="preserve"> 기획안에 가정으로 표시했다.</w:t>
+          </w:r>
+          <w:r>
+            <w:rPr>
+              <w:color w:val="09090B"/>
+              <w:lang w:val="ko-KR" w:eastAsia="ko-KR"/>
+            </w:rPr>
             <w:br/>
-            <w:t xml:space="preserve">· 사전 준비: 가상 요청서 1건, 필수 항목표, 용어 사전, 원문 위치 연결 정답표, 실패 장면용 잘못된 초안을 미리 만든다. 접속 불가에 대비해 추출 결과·오류 예시를 캡처해 둔다.</w:t>
+            <w:t xml:space="preserve">· 사전 준비: 가상 요청서 1건, 필수 </w:t>
+          </w:r>
+          <w:proofErr w:type="spellStart"/>
+          <w:r>
+            <w:rPr>
+              <w:color w:val="09090B"/>
+              <w:lang w:val="ko-KR" w:eastAsia="ko-KR"/>
+            </w:rPr>
+            <w:t>항목표</w:t>
+          </w:r>
+          <w:proofErr w:type="spellEnd"/>
+          <w:r>
+            <w:rPr>
+              <w:color w:val="09090B"/>
+              <w:lang w:val="ko-KR" w:eastAsia="ko-KR"/>
+            </w:rPr>
+            <w:t xml:space="preserve">, 용어 사전, 원문 위치 연결 </w:t>
+          </w:r>
+          <w:proofErr w:type="spellStart"/>
+          <w:r>
+            <w:rPr>
+              <w:color w:val="09090B"/>
+              <w:lang w:val="ko-KR" w:eastAsia="ko-KR"/>
+            </w:rPr>
+            <w:t>정답표</w:t>
+          </w:r>
+          <w:proofErr w:type="spellEnd"/>
+          <w:r>
+            <w:rPr>
+              <w:color w:val="09090B"/>
+              <w:lang w:val="ko-KR" w:eastAsia="ko-KR"/>
+            </w:rPr>
+            <w:t xml:space="preserve">, 실패 장면용 잘못된 초안을 미리 만든다. 접속 불가에 대비해 추출 </w:t>
+          </w:r>
+          <w:proofErr w:type="spellStart"/>
+          <w:r>
+            <w:rPr>
+              <w:color w:val="09090B"/>
+              <w:lang w:val="ko-KR" w:eastAsia="ko-KR"/>
+            </w:rPr>
+            <w:t>결과·오류</w:t>
+          </w:r>
+          <w:proofErr w:type="spellEnd"/>
+          <w:r>
+            <w:rPr>
+              <w:color w:val="09090B"/>
+              <w:lang w:val="ko-KR" w:eastAsia="ko-KR"/>
+            </w:rPr>
+            <w:t xml:space="preserve"> 예시를 캡처해 둔다.</w:t>
           </w:r>
         </w:sdtContent>
       </w:sdt>
@@ -7360,6 +8054,9 @@
         <w:autoSpaceDE w:val="0"/>
         <w:autoSpaceDN w:val="0"/>
         <w:spacing w:after="160" w:line="260" w:lineRule="exact"/>
+        <w:rPr>
+          <w:lang w:eastAsia="ko-KR"/>
+        </w:rPr>
       </w:pPr>
       <w:r>
         <w:rPr>
@@ -7378,14 +8075,26 @@
         <w:autoSpaceDE w:val="0"/>
         <w:autoSpaceDN w:val="0"/>
         <w:spacing w:before="0" w:after="220" w:line="540" w:lineRule="exact"/>
+        <w:rPr>
+          <w:lang w:eastAsia="ko-KR"/>
+        </w:rPr>
       </w:pPr>
       <w:r>
         <w:rPr>
           <w:rFonts w:ascii="나눔스퀘어OTF_ac ExtraBold" w:eastAsia="나눔스퀘어OTF_ac ExtraBold" w:hAnsi="나눔스퀘어OTF_ac ExtraBold" w:cs="나눔스퀘어OTF_ac ExtraBold"/>
           <w:lang w:val="ko-KR" w:eastAsia="ko-KR"/>
         </w:rPr>
-        <w:t>15분 시연 진행안</w:t>
+        <w:t xml:space="preserve">15분 시연 </w:t>
       </w:r>
+      <w:proofErr w:type="spellStart"/>
+      <w:r>
+        <w:rPr>
+          <w:rFonts w:ascii="나눔스퀘어OTF_ac ExtraBold" w:eastAsia="나눔스퀘어OTF_ac ExtraBold" w:hAnsi="나눔스퀘어OTF_ac ExtraBold" w:cs="나눔스퀘어OTF_ac ExtraBold"/>
+          <w:lang w:val="ko-KR" w:eastAsia="ko-KR"/>
+        </w:rPr>
+        <w:t>진행안</w:t>
+      </w:r>
+      <w:proofErr w:type="spellEnd"/>
     </w:p>
     <w:p>
       <w:pPr>
@@ -7393,6 +8102,9 @@
         <w:autoSpaceDE w:val="0"/>
         <w:autoSpaceDN w:val="0"/>
         <w:spacing w:after="180"/>
+        <w:rPr>
+          <w:lang w:eastAsia="ko-KR"/>
+        </w:rPr>
       </w:pPr>
       <w:r>
         <w:rPr>
@@ -7417,6 +8129,9 @@
         <w:autoSpaceDE w:val="0"/>
         <w:autoSpaceDN w:val="0"/>
         <w:spacing w:before="40" w:after="80" w:line="340" w:lineRule="exact"/>
+        <w:rPr>
+          <w:lang w:eastAsia="ko-KR"/>
+        </w:rPr>
       </w:pPr>
       <w:r>
         <w:rPr>
@@ -7432,6 +8147,9 @@
         <w:autoSpaceDE w:val="0"/>
         <w:autoSpaceDN w:val="0"/>
         <w:spacing w:after="100" w:line="285" w:lineRule="exact"/>
+        <w:rPr>
+          <w:lang w:eastAsia="ko-KR"/>
+        </w:rPr>
       </w:pPr>
       <w:r>
         <w:rPr>
@@ -7439,7 +8157,25 @@
           <w:sz w:val="19"/>
           <w:lang w:val="ko-KR" w:eastAsia="ko-KR"/>
         </w:rPr>
-        <w:t>각 구간의 시작·종료 시각과 소요시간을 적어 주세요. 필요한 만큼 행을 조정할 수 있습니다.</w:t>
+        <w:t xml:space="preserve">각 구간의 </w:t>
+      </w:r>
+      <w:proofErr w:type="spellStart"/>
+      <w:r>
+        <w:rPr>
+          <w:color w:val="71717A"/>
+          <w:sz w:val="19"/>
+          <w:lang w:val="ko-KR" w:eastAsia="ko-KR"/>
+        </w:rPr>
+        <w:t>시작·종료</w:t>
+      </w:r>
+      <w:proofErr w:type="spellEnd"/>
+      <w:r>
+        <w:rPr>
+          <w:color w:val="71717A"/>
+          <w:sz w:val="19"/>
+          <w:lang w:val="ko-KR" w:eastAsia="ko-KR"/>
+        </w:rPr>
+        <w:t xml:space="preserve"> 시각과 소요시간을 적어 주세요. 필요한 만큼 행을 조정할 수 있습니다.</w:t>
       </w:r>
     </w:p>
     <w:tbl>
@@ -7510,6 +8246,9 @@
               <w:autoSpaceDE w:val="0"/>
               <w:autoSpaceDN w:val="0"/>
               <w:spacing w:line="270" w:lineRule="exact"/>
+              <w:rPr>
+                <w:lang w:eastAsia="ko-KR"/>
+              </w:rPr>
             </w:pPr>
             <w:r>
               <w:rPr>
@@ -7604,9 +8343,16 @@
                     <w:sz w:val="21"/>
                     <w:lang w:val="ko-KR" w:eastAsia="ko-KR"/>
                   </w:rPr>
-                  <w:t xml:space="preserve">0–2분</w:t>
+                  <w:t>0–2분</w:t>
+                </w:r>
+                <w:r>
+                  <w:rPr>
+                    <w:color w:val="09090B"/>
+                    <w:sz w:val="21"/>
+                    <w:lang w:val="ko-KR" w:eastAsia="ko-KR"/>
+                  </w:rPr>
                   <w:br/>
-                  <w:t xml:space="preserve">(2분) 도입</w:t>
+                  <w:t>(2분) 도입</w:t>
                 </w:r>
               </w:sdtContent>
             </w:sdt>
@@ -7624,6 +8370,9 @@
               <w:autoSpaceDE w:val="0"/>
               <w:autoSpaceDN w:val="0"/>
               <w:spacing w:line="270" w:lineRule="exact"/>
+              <w:rPr>
+                <w:lang w:eastAsia="ko-KR"/>
+              </w:rPr>
             </w:pPr>
             <w:sdt>
               <w:sdtPr>
@@ -7633,13 +8382,59 @@
                 <w:text w:multiLine="1"/>
               </w:sdtPr>
               <w:sdtContent>
+                <w:proofErr w:type="spellStart"/>
                 <w:r>
                   <w:rPr>
                     <w:color w:val="09090B"/>
                     <w:sz w:val="21"/>
                     <w:lang w:val="ko-KR" w:eastAsia="ko-KR"/>
                   </w:rPr>
-                  <w:t xml:space="preserve">목표·산출물(누락 표시표) 고지. 판단 기준 제시: ‘문서 생성 성공’이 아니라 ‘추가 문의 항목을 찾았는가’</w:t>
+                  <w:t>목표·산출물</w:t>
+                </w:r>
+                <w:proofErr w:type="spellEnd"/>
+                <w:r>
+                  <w:rPr>
+                    <w:color w:val="09090B"/>
+                    <w:sz w:val="21"/>
+                    <w:lang w:val="ko-KR" w:eastAsia="ko-KR"/>
+                  </w:rPr>
+                  <w:t xml:space="preserve">(누락 </w:t>
+                </w:r>
+                <w:proofErr w:type="spellStart"/>
+                <w:r>
+                  <w:rPr>
+                    <w:color w:val="09090B"/>
+                    <w:sz w:val="21"/>
+                    <w:lang w:val="ko-KR" w:eastAsia="ko-KR"/>
+                  </w:rPr>
+                  <w:t>표시표</w:t>
+                </w:r>
+                <w:proofErr w:type="spellEnd"/>
+                <w:r>
+                  <w:rPr>
+                    <w:color w:val="09090B"/>
+                    <w:sz w:val="21"/>
+                    <w:lang w:val="ko-KR" w:eastAsia="ko-KR"/>
+                  </w:rPr>
+                  <w:t xml:space="preserve">) 고지. 판단 기준 제시: ‘문서 생성 </w:t>
+                </w:r>
+                <w:proofErr w:type="spellStart"/>
+                <w:r>
+                  <w:rPr>
+                    <w:color w:val="09090B"/>
+                    <w:sz w:val="21"/>
+                    <w:lang w:val="ko-KR" w:eastAsia="ko-KR"/>
+                  </w:rPr>
+                  <w:t>성공’이</w:t>
+                </w:r>
+                <w:proofErr w:type="spellEnd"/>
+                <w:r>
+                  <w:rPr>
+                    <w:color w:val="09090B"/>
+                    <w:sz w:val="21"/>
+                    <w:lang w:val="ko-KR" w:eastAsia="ko-KR"/>
+                  </w:rPr>
+                  <w:t xml:space="preserve"> 아니라 ‘추가 문의 항목을 찾았는가’</w:t>
                 </w:r>
               </w:sdtContent>
             </w:sdt>
@@ -7672,7 +8467,7 @@
                     <w:sz w:val="21"/>
                     <w:lang w:val="ko-KR" w:eastAsia="ko-KR"/>
                   </w:rPr>
-                  <w:t xml:space="preserve">목표 확인</w:t>
+                  <w:t>목표 확인</w:t>
                 </w:r>
               </w:sdtContent>
             </w:sdt>
@@ -7690,6 +8485,9 @@
               <w:autoSpaceDE w:val="0"/>
               <w:autoSpaceDN w:val="0"/>
               <w:spacing w:line="270" w:lineRule="exact"/>
+              <w:rPr>
+                <w:lang w:eastAsia="ko-KR"/>
+              </w:rPr>
             </w:pPr>
             <w:sdt>
               <w:sdtPr>
@@ -7705,7 +8503,25 @@
                     <w:sz w:val="21"/>
                     <w:lang w:val="ko-KR" w:eastAsia="ko-KR"/>
                   </w:rPr>
-                  <w:t xml:space="preserve">화면 · 손 자료(필수 항목표·활동지) 준비</w:t>
+                  <w:t xml:space="preserve">화면 · 손 자료(필수 </w:t>
+                </w:r>
+                <w:proofErr w:type="spellStart"/>
+                <w:r>
+                  <w:rPr>
+                    <w:color w:val="09090B"/>
+                    <w:sz w:val="21"/>
+                    <w:lang w:val="ko-KR" w:eastAsia="ko-KR"/>
+                  </w:rPr>
+                  <w:t>항목표·활동지</w:t>
+                </w:r>
+                <w:proofErr w:type="spellEnd"/>
+                <w:r>
+                  <w:rPr>
+                    <w:color w:val="09090B"/>
+                    <w:sz w:val="21"/>
+                    <w:lang w:val="ko-KR" w:eastAsia="ko-KR"/>
+                  </w:rPr>
+                  <w:t>) 준비</w:t>
                 </w:r>
               </w:sdtContent>
             </w:sdt>
@@ -7744,9 +8560,16 @@
                     <w:sz w:val="21"/>
                     <w:lang w:val="ko-KR" w:eastAsia="ko-KR"/>
                   </w:rPr>
-                  <w:t xml:space="preserve">2–6분</w:t>
+                  <w:t>2–6분</w:t>
+                </w:r>
+                <w:r>
+                  <w:rPr>
+                    <w:color w:val="09090B"/>
+                    <w:sz w:val="21"/>
+                    <w:lang w:val="ko-KR" w:eastAsia="ko-KR"/>
+                  </w:rPr>
                   <w:br/>
-                  <w:t xml:space="preserve">(4분) 시연</w:t>
+                  <w:t>(4분) 시연</w:t>
                 </w:r>
               </w:sdtContent>
             </w:sdt>
@@ -7764,6 +8587,9 @@
               <w:autoSpaceDE w:val="0"/>
               <w:autoSpaceDN w:val="0"/>
               <w:spacing w:line="270" w:lineRule="exact"/>
+              <w:rPr>
+                <w:lang w:eastAsia="ko-KR"/>
+              </w:rPr>
             </w:pPr>
             <w:sdt>
               <w:sdtPr>
@@ -7779,7 +8605,43 @@
                     <w:sz w:val="21"/>
                     <w:lang w:val="ko-KR" w:eastAsia="ko-KR"/>
                   </w:rPr>
-                  <w:t xml:space="preserve">가상 요청 시연: 추출 → 규칙 검사 → 날짜·배송 위치를 확인 대상으로 표시. ‘다음 주’를 날짜로 단정하지 않음</w:t>
+                  <w:t xml:space="preserve">가상 요청 시연: 추출 → 규칙 검사 → </w:t>
+                </w:r>
+                <w:proofErr w:type="spellStart"/>
+                <w:r>
+                  <w:rPr>
+                    <w:color w:val="09090B"/>
+                    <w:sz w:val="21"/>
+                    <w:lang w:val="ko-KR" w:eastAsia="ko-KR"/>
+                  </w:rPr>
+                  <w:t>날짜·배송</w:t>
+                </w:r>
+                <w:proofErr w:type="spellEnd"/>
+                <w:r>
+                  <w:rPr>
+                    <w:color w:val="09090B"/>
+                    <w:sz w:val="21"/>
+                    <w:lang w:val="ko-KR" w:eastAsia="ko-KR"/>
+                  </w:rPr>
+                  <w:t xml:space="preserve"> 위치를 확인 대상으로 표시. ‘다음 </w:t>
+                </w:r>
+                <w:proofErr w:type="spellStart"/>
+                <w:r>
+                  <w:rPr>
+                    <w:color w:val="09090B"/>
+                    <w:sz w:val="21"/>
+                    <w:lang w:val="ko-KR" w:eastAsia="ko-KR"/>
+                  </w:rPr>
+                  <w:t>주’를</w:t>
+                </w:r>
+                <w:proofErr w:type="spellEnd"/>
+                <w:r>
+                  <w:rPr>
+                    <w:color w:val="09090B"/>
+                    <w:sz w:val="21"/>
+                    <w:lang w:val="ko-KR" w:eastAsia="ko-KR"/>
+                  </w:rPr>
+                  <w:t xml:space="preserve"> 날짜로 단정하지 않음</w:t>
                 </w:r>
               </w:sdtContent>
             </w:sdt>
@@ -7797,6 +8659,9 @@
               <w:autoSpaceDE w:val="0"/>
               <w:autoSpaceDN w:val="0"/>
               <w:spacing w:line="270" w:lineRule="exact"/>
+              <w:rPr>
+                <w:lang w:eastAsia="ko-KR"/>
+              </w:rPr>
             </w:pPr>
             <w:sdt>
               <w:sdtPr>
@@ -7812,7 +8677,7 @@
                     <w:sz w:val="21"/>
                     <w:lang w:val="ko-KR" w:eastAsia="ko-KR"/>
                   </w:rPr>
-                  <w:t xml:space="preserve">시연 관찰 · 체크리스트에 원문/후보/확인필요 열 구분 표시</w:t>
+                  <w:t>시연 관찰 · 체크리스트에 원문/후보/확인필요 열 구분 표시</w:t>
                 </w:r>
               </w:sdtContent>
             </w:sdt>
@@ -7830,6 +8695,9 @@
               <w:autoSpaceDE w:val="0"/>
               <w:autoSpaceDN w:val="0"/>
               <w:spacing w:line="270" w:lineRule="exact"/>
+              <w:rPr>
+                <w:lang w:eastAsia="ko-KR"/>
+              </w:rPr>
             </w:pPr>
             <w:sdt>
               <w:sdtPr>
@@ -7839,13 +8707,41 @@
                 <w:text w:multiLine="1"/>
               </w:sdtPr>
               <w:sdtContent>
+                <w:proofErr w:type="spellStart"/>
                 <w:r>
                   <w:rPr>
                     <w:color w:val="09090B"/>
                     <w:sz w:val="21"/>
                     <w:lang w:val="ko-KR" w:eastAsia="ko-KR"/>
                   </w:rPr>
-                  <w:t xml:space="preserve">ChatGPT · 가상 요청서 · 스프레드시트(누락 표시표)</w:t>
+                  <w:t>ChatGPT</w:t>
+                </w:r>
+                <w:proofErr w:type="spellEnd"/>
+                <w:r>
+                  <w:rPr>
+                    <w:color w:val="09090B"/>
+                    <w:sz w:val="21"/>
+                    <w:lang w:val="ko-KR" w:eastAsia="ko-KR"/>
+                  </w:rPr>
+                  <w:t xml:space="preserve"> · 가상 요청서 · 스프레드시트(누락 </w:t>
+                </w:r>
+                <w:proofErr w:type="spellStart"/>
+                <w:r>
+                  <w:rPr>
+                    <w:color w:val="09090B"/>
+                    <w:sz w:val="21"/>
+                    <w:lang w:val="ko-KR" w:eastAsia="ko-KR"/>
+                  </w:rPr>
+                  <w:t>표시표</w:t>
+                </w:r>
+                <w:proofErr w:type="spellEnd"/>
+                <w:r>
+                  <w:rPr>
+                    <w:color w:val="09090B"/>
+                    <w:sz w:val="21"/>
+                    <w:lang w:val="ko-KR" w:eastAsia="ko-KR"/>
+                  </w:rPr>
+                  <w:t>)</w:t>
                 </w:r>
               </w:sdtContent>
             </w:sdt>
@@ -7884,9 +8780,16 @@
                     <w:sz w:val="21"/>
                     <w:lang w:val="ko-KR" w:eastAsia="ko-KR"/>
                   </w:rPr>
-                  <w:t xml:space="preserve">6–8분</w:t>
+                  <w:t>6–8분</w:t>
+                </w:r>
+                <w:r>
+                  <w:rPr>
+                    <w:color w:val="09090B"/>
+                    <w:sz w:val="21"/>
+                    <w:lang w:val="ko-KR" w:eastAsia="ko-KR"/>
+                  </w:rPr>
                   <w:br/>
-                  <w:t xml:space="preserve">(2분) 실패 장면</w:t>
+                  <w:t>(2분) 실패 장면</w:t>
                 </w:r>
               </w:sdtContent>
             </w:sdt>
@@ -7904,6 +8807,9 @@
               <w:autoSpaceDE w:val="0"/>
               <w:autoSpaceDN w:val="0"/>
               <w:spacing w:line="270" w:lineRule="exact"/>
+              <w:rPr>
+                <w:lang w:eastAsia="ko-KR"/>
+              </w:rPr>
             </w:pPr>
             <w:sdt>
               <w:sdtPr>
@@ -7919,7 +8825,25 @@
                     <w:sz w:val="21"/>
                     <w:lang w:val="ko-KR" w:eastAsia="ko-KR"/>
                   </w:rPr>
-                  <w:t xml:space="preserve">원문 없는 규격을 채운 잘못된 초안을 보여주고 제외하는 이유 설명. 환각·과잉 확정 지적</w:t>
+                  <w:t xml:space="preserve">원문 없는 규격을 채운 잘못된 초안을 보여주고 제외하는 이유 설명. </w:t>
+                </w:r>
+                <w:proofErr w:type="spellStart"/>
+                <w:r>
+                  <w:rPr>
+                    <w:color w:val="09090B"/>
+                    <w:sz w:val="21"/>
+                    <w:lang w:val="ko-KR" w:eastAsia="ko-KR"/>
+                  </w:rPr>
+                  <w:t>환각·과잉</w:t>
+                </w:r>
+                <w:proofErr w:type="spellEnd"/>
+                <w:r>
+                  <w:rPr>
+                    <w:color w:val="09090B"/>
+                    <w:sz w:val="21"/>
+                    <w:lang w:val="ko-KR" w:eastAsia="ko-KR"/>
+                  </w:rPr>
+                  <w:t xml:space="preserve"> 확정 지적</w:t>
                 </w:r>
               </w:sdtContent>
             </w:sdt>
@@ -7952,7 +8876,7 @@
                     <w:sz w:val="21"/>
                     <w:lang w:val="ko-KR" w:eastAsia="ko-KR"/>
                   </w:rPr>
-                  <w:t xml:space="preserve">위험 한 줄 적기</w:t>
+                  <w:t>위험 한 줄 적기</w:t>
                 </w:r>
               </w:sdtContent>
             </w:sdt>
@@ -7970,6 +8894,9 @@
               <w:autoSpaceDE w:val="0"/>
               <w:autoSpaceDN w:val="0"/>
               <w:spacing w:line="270" w:lineRule="exact"/>
+              <w:rPr>
+                <w:lang w:eastAsia="ko-KR"/>
+              </w:rPr>
             </w:pPr>
             <w:sdt>
               <w:sdtPr>
@@ -7985,7 +8912,7 @@
                     <w:sz w:val="21"/>
                     <w:lang w:val="ko-KR" w:eastAsia="ko-KR"/>
                   </w:rPr>
-                  <w:t xml:space="preserve">잘못된 초안 예시(사전 제작) · 활동지</w:t>
+                  <w:t>잘못된 초안 예시(사전 제작) · 활동지</w:t>
                 </w:r>
               </w:sdtContent>
             </w:sdt>
@@ -8024,9 +8951,16 @@
                     <w:sz w:val="21"/>
                     <w:lang w:val="ko-KR" w:eastAsia="ko-KR"/>
                   </w:rPr>
-                  <w:t xml:space="preserve">8–13분</w:t>
+                  <w:t>8–13분</w:t>
+                </w:r>
+                <w:r>
+                  <w:rPr>
+                    <w:color w:val="09090B"/>
+                    <w:sz w:val="21"/>
+                    <w:lang w:val="ko-KR" w:eastAsia="ko-KR"/>
+                  </w:rPr>
                   <w:br/>
-                  <w:t xml:space="preserve">(5분) 조별 실습</w:t>
+                  <w:t>(5분) 조별 실습</w:t>
                 </w:r>
               </w:sdtContent>
             </w:sdt>
@@ -8044,6 +8978,9 @@
               <w:autoSpaceDE w:val="0"/>
               <w:autoSpaceDN w:val="0"/>
               <w:spacing w:line="270" w:lineRule="exact"/>
+              <w:rPr>
+                <w:lang w:eastAsia="ko-KR"/>
+              </w:rPr>
             </w:pPr>
             <w:sdt>
               <w:sdtPr>
@@ -8059,7 +8996,7 @@
                     <w:sz w:val="21"/>
                     <w:lang w:val="ko-KR" w:eastAsia="ko-KR"/>
                   </w:rPr>
-                  <w:t xml:space="preserve">조별 실습 안내: 자기 조 후보의 입력 1건·필수항목·사람 확정 칸 초안 작성. 순회하며 빈칸을 임의로 채우지 않는지 확인</w:t>
+                  <w:t>조별 실습 안내: 자기 조 후보의 입력 1건·필수항목·사람 확정 칸 초안 작성. 순회하며 빈칸을 임의로 채우지 않는지 확인</w:t>
                 </w:r>
               </w:sdtContent>
             </w:sdt>
@@ -8077,6 +9014,9 @@
               <w:autoSpaceDE w:val="0"/>
               <w:autoSpaceDN w:val="0"/>
               <w:spacing w:line="270" w:lineRule="exact"/>
+              <w:rPr>
+                <w:lang w:eastAsia="ko-KR"/>
+              </w:rPr>
             </w:pPr>
             <w:sdt>
               <w:sdtPr>
@@ -8092,7 +9032,7 @@
                     <w:sz w:val="21"/>
                     <w:lang w:val="ko-KR" w:eastAsia="ko-KR"/>
                   </w:rPr>
-                  <w:t xml:space="preserve">기획안 해당 칸 작성(입력 1건 · 필수 항목 · 사람 확정 칸)</w:t>
+                  <w:t>기획안 해당 칸 작성(입력 1건 · 필수 항목 · 사람 확정 칸)</w:t>
                 </w:r>
               </w:sdtContent>
             </w:sdt>
@@ -8110,6 +9050,9 @@
               <w:autoSpaceDE w:val="0"/>
               <w:autoSpaceDN w:val="0"/>
               <w:spacing w:line="270" w:lineRule="exact"/>
+              <w:rPr>
+                <w:lang w:eastAsia="ko-KR"/>
+              </w:rPr>
             </w:pPr>
             <w:sdt>
               <w:sdtPr>
@@ -8119,13 +9062,41 @@
                 <w:text w:multiLine="1"/>
               </w:sdtPr>
               <w:sdtContent>
+                <w:proofErr w:type="spellStart"/>
                 <w:r>
                   <w:rPr>
                     <w:color w:val="09090B"/>
                     <w:sz w:val="21"/>
                     <w:lang w:val="ko-KR" w:eastAsia="ko-KR"/>
                   </w:rPr>
-                  <w:t xml:space="preserve">PoC 기획안 양식 · 필수 항목표 · 용어 사전 · (오프라인용 추출 예시)</w:t>
+                  <w:t>PoC</w:t>
+                </w:r>
+                <w:proofErr w:type="spellEnd"/>
+                <w:r>
+                  <w:rPr>
+                    <w:color w:val="09090B"/>
+                    <w:sz w:val="21"/>
+                    <w:lang w:val="ko-KR" w:eastAsia="ko-KR"/>
+                  </w:rPr>
+                  <w:t xml:space="preserve"> 기획안 양식 · 필수 </w:t>
+                </w:r>
+                <w:proofErr w:type="spellStart"/>
+                <w:r>
+                  <w:rPr>
+                    <w:color w:val="09090B"/>
+                    <w:sz w:val="21"/>
+                    <w:lang w:val="ko-KR" w:eastAsia="ko-KR"/>
+                  </w:rPr>
+                  <w:t>항목표</w:t>
+                </w:r>
+                <w:proofErr w:type="spellEnd"/>
+                <w:r>
+                  <w:rPr>
+                    <w:color w:val="09090B"/>
+                    <w:sz w:val="21"/>
+                    <w:lang w:val="ko-KR" w:eastAsia="ko-KR"/>
+                  </w:rPr>
+                  <w:t xml:space="preserve"> · 용어 사전 · (오프라인용 추출 예시)</w:t>
                 </w:r>
               </w:sdtContent>
             </w:sdt>
@@ -8164,9 +9135,16 @@
                     <w:sz w:val="21"/>
                     <w:lang w:val="ko-KR" w:eastAsia="ko-KR"/>
                   </w:rPr>
-                  <w:t xml:space="preserve">13–15분</w:t>
+                  <w:t>13–15분</w:t>
+                </w:r>
+                <w:r>
+                  <w:rPr>
+                    <w:color w:val="09090B"/>
+                    <w:sz w:val="21"/>
+                    <w:lang w:val="ko-KR" w:eastAsia="ko-KR"/>
+                  </w:rPr>
                   <w:br/>
-                  <w:t xml:space="preserve">(2분) 결과 확인</w:t>
+                  <w:t>(2분) 결과 확인</w:t>
                 </w:r>
               </w:sdtContent>
             </w:sdt>
@@ -8184,6 +9162,9 @@
               <w:autoSpaceDE w:val="0"/>
               <w:autoSpaceDN w:val="0"/>
               <w:spacing w:line="270" w:lineRule="exact"/>
+              <w:rPr>
+                <w:lang w:eastAsia="ko-KR"/>
+              </w:rPr>
             </w:pPr>
             <w:sdt>
               <w:sdtPr>
@@ -8199,7 +9180,43 @@
                     <w:sz w:val="21"/>
                     <w:lang w:val="ko-KR" w:eastAsia="ko-KR"/>
                   </w:rPr>
-                  <w:t xml:space="preserve">성공 기준 미리보기(누락 탐지율·오탐·원문 추적) + M03 나머지 활동(필수항목·정답기준) 연결</w:t>
+                  <w:t xml:space="preserve">성공 기준 미리보기(누락 </w:t>
+                </w:r>
+                <w:proofErr w:type="spellStart"/>
+                <w:r>
+                  <w:rPr>
+                    <w:color w:val="09090B"/>
+                    <w:sz w:val="21"/>
+                    <w:lang w:val="ko-KR" w:eastAsia="ko-KR"/>
+                  </w:rPr>
+                  <w:t>탐지율·오탐·원문</w:t>
+                </w:r>
+                <w:proofErr w:type="spellEnd"/>
+                <w:r>
+                  <w:rPr>
+                    <w:color w:val="09090B"/>
+                    <w:sz w:val="21"/>
+                    <w:lang w:val="ko-KR" w:eastAsia="ko-KR"/>
+                  </w:rPr>
+                  <w:t xml:space="preserve"> 추적) + M03 나머지 활동(</w:t>
+                </w:r>
+                <w:proofErr w:type="spellStart"/>
+                <w:r>
+                  <w:rPr>
+                    <w:color w:val="09090B"/>
+                    <w:sz w:val="21"/>
+                    <w:lang w:val="ko-KR" w:eastAsia="ko-KR"/>
+                  </w:rPr>
+                  <w:t>필수항목·정답기준</w:t>
+                </w:r>
+                <w:proofErr w:type="spellEnd"/>
+                <w:r>
+                  <w:rPr>
+                    <w:color w:val="09090B"/>
+                    <w:sz w:val="21"/>
+                    <w:lang w:val="ko-KR" w:eastAsia="ko-KR"/>
+                  </w:rPr>
+                  <w:t>) 연결</w:t>
                 </w:r>
               </w:sdtContent>
             </w:sdt>
@@ -8217,6 +9234,9 @@
               <w:autoSpaceDE w:val="0"/>
               <w:autoSpaceDN w:val="0"/>
               <w:spacing w:line="270" w:lineRule="exact"/>
+              <w:rPr>
+                <w:lang w:eastAsia="ko-KR"/>
+              </w:rPr>
             </w:pPr>
             <w:sdt>
               <w:sdtPr>
@@ -8232,7 +9252,7 @@
                     <w:sz w:val="21"/>
                     <w:lang w:val="ko-KR" w:eastAsia="ko-KR"/>
                   </w:rPr>
-                  <w:t xml:space="preserve">질문 1개 · 다음 활동 이해</w:t>
+                  <w:t>질문 1개 · 다음 활동 이해</w:t>
                 </w:r>
               </w:sdtContent>
             </w:sdt>
@@ -8265,8 +9285,18 @@
                     <w:sz w:val="21"/>
                     <w:lang w:val="ko-KR" w:eastAsia="ko-KR"/>
                   </w:rPr>
-                  <w:t xml:space="preserve">검증 지표표</w:t>
+                  <w:t xml:space="preserve">검증 </w:t>
                 </w:r>
+                <w:proofErr w:type="spellStart"/>
+                <w:r>
+                  <w:rPr>
+                    <w:color w:val="09090B"/>
+                    <w:sz w:val="21"/>
+                    <w:lang w:val="ko-KR" w:eastAsia="ko-KR"/>
+                  </w:rPr>
+                  <w:t>지표표</w:t>
+                </w:r>
+                <w:proofErr w:type="spellEnd"/>
               </w:sdtContent>
             </w:sdt>
           </w:p>
@@ -8311,7 +9341,7 @@
               <w:u w:val="single"/>
               <w:lang w:val="ko-KR" w:eastAsia="ko-KR"/>
             </w:rPr>
-            <w:t xml:space="preserve">15분 (2 + 4 + 2 + 5 + 2)</w:t>
+            <w:t>15분 (2 + 4 + 2 + 5 + 2)</w:t>
           </w:r>
         </w:sdtContent>
       </w:sdt>
@@ -8322,6 +9352,9 @@
         <w:autoSpaceDE w:val="0"/>
         <w:autoSpaceDN w:val="0"/>
         <w:spacing w:after="100" w:line="285" w:lineRule="exact"/>
+        <w:rPr>
+          <w:lang w:eastAsia="ko-KR"/>
+        </w:rPr>
       </w:pPr>
       <w:r>
         <w:rPr>
@@ -8339,6 +9372,9 @@
         <w:autoSpaceDE w:val="0"/>
         <w:autoSpaceDN w:val="0"/>
         <w:spacing w:before="140" w:after="80" w:line="340" w:lineRule="exact"/>
+        <w:rPr>
+          <w:lang w:eastAsia="ko-KR"/>
+        </w:rPr>
       </w:pPr>
       <w:r>
         <w:rPr>
@@ -8355,6 +9391,9 @@
         <w:autoSpaceDE w:val="0"/>
         <w:autoSpaceDN w:val="0"/>
         <w:spacing w:after="40" w:line="285" w:lineRule="exact"/>
+        <w:rPr>
+          <w:lang w:eastAsia="ko-KR"/>
+        </w:rPr>
       </w:pPr>
       <w:r>
         <w:rPr>
@@ -8375,6 +9414,9 @@
         <w:autoSpaceDE w:val="0"/>
         <w:autoSpaceDN w:val="0"/>
         <w:spacing w:after="20" w:line="360" w:lineRule="exact"/>
+        <w:rPr>
+          <w:lang w:eastAsia="ko-KR"/>
+        </w:rPr>
       </w:pPr>
       <w:sdt>
         <w:sdtPr>
@@ -8389,13 +9431,182 @@
               <w:color w:val="09090B"/>
               <w:lang w:val="ko-KR" w:eastAsia="ko-KR"/>
             </w:rPr>
-            <w:t xml:space="preserve">· 확인할 결과물: 누락 표시표(원문 값 / 표준명 후보 / 확인 필요 열 구분), 역할표(AI 제안 / 사람 확정), 위험 한 줄</w:t>
+            <w:t xml:space="preserve">· 확인할 결과물: 누락 </w:t>
+          </w:r>
+          <w:proofErr w:type="spellStart"/>
+          <w:r>
+            <w:rPr>
+              <w:color w:val="09090B"/>
+              <w:lang w:val="ko-KR" w:eastAsia="ko-KR"/>
+            </w:rPr>
+            <w:t>표시표</w:t>
+          </w:r>
+          <w:proofErr w:type="spellEnd"/>
+          <w:r>
+            <w:rPr>
+              <w:color w:val="09090B"/>
+              <w:lang w:val="ko-KR" w:eastAsia="ko-KR"/>
+            </w:rPr>
+            <w:t xml:space="preserve">(원문 값 / </w:t>
+          </w:r>
+          <w:proofErr w:type="spellStart"/>
+          <w:r>
+            <w:rPr>
+              <w:color w:val="09090B"/>
+              <w:lang w:val="ko-KR" w:eastAsia="ko-KR"/>
+            </w:rPr>
+            <w:t>표준명</w:t>
+          </w:r>
+          <w:proofErr w:type="spellEnd"/>
+          <w:r>
+            <w:rPr>
+              <w:color w:val="09090B"/>
+              <w:lang w:val="ko-KR" w:eastAsia="ko-KR"/>
+            </w:rPr>
+            <w:t xml:space="preserve"> 후보 / 확인 필요 열 구분), </w:t>
+          </w:r>
+          <w:proofErr w:type="spellStart"/>
+          <w:r>
+            <w:rPr>
+              <w:color w:val="09090B"/>
+              <w:lang w:val="ko-KR" w:eastAsia="ko-KR"/>
+            </w:rPr>
+            <w:t>역할표</w:t>
+          </w:r>
+          <w:proofErr w:type="spellEnd"/>
+          <w:r>
+            <w:rPr>
+              <w:color w:val="09090B"/>
+              <w:lang w:val="ko-KR" w:eastAsia="ko-KR"/>
+            </w:rPr>
+            <w:t>(AI 제안 / 사람 확정), 위험 한 줄</w:t>
+          </w:r>
+          <w:r>
+            <w:rPr>
+              <w:color w:val="09090B"/>
+              <w:lang w:val="ko-KR" w:eastAsia="ko-KR"/>
+            </w:rPr>
             <w:br/>
-            <w:t xml:space="preserve">· 판단 기준: ① 문서를 만들었는가가 아니라 추가 문의 항목(누락·모호)을 찾았는가 ② 빈칸을 임의로 채우지 않았는가 ③ 원문 없는 값을 제외했는가 ④ ‘다음 주’ 같은 모호 표현을 날짜로 단정하지 않았는가</w:t>
+            <w:t xml:space="preserve">· 판단 기준: ① 문서를 </w:t>
+          </w:r>
+          <w:proofErr w:type="spellStart"/>
+          <w:r>
+            <w:rPr>
+              <w:color w:val="09090B"/>
+              <w:lang w:val="ko-KR" w:eastAsia="ko-KR"/>
+            </w:rPr>
+            <w:t>만들었는가가</w:t>
+          </w:r>
+          <w:proofErr w:type="spellEnd"/>
+          <w:r>
+            <w:rPr>
+              <w:color w:val="09090B"/>
+              <w:lang w:val="ko-KR" w:eastAsia="ko-KR"/>
+            </w:rPr>
+            <w:t xml:space="preserve"> 아니라 추가 문의 항목(</w:t>
+          </w:r>
+          <w:proofErr w:type="spellStart"/>
+          <w:r>
+            <w:rPr>
+              <w:color w:val="09090B"/>
+              <w:lang w:val="ko-KR" w:eastAsia="ko-KR"/>
+            </w:rPr>
+            <w:t>누락·모호</w:t>
+          </w:r>
+          <w:proofErr w:type="spellEnd"/>
+          <w:r>
+            <w:rPr>
+              <w:color w:val="09090B"/>
+              <w:lang w:val="ko-KR" w:eastAsia="ko-KR"/>
+            </w:rPr>
+            <w:t>)을 찾았는가 ② 빈칸을 임의로 채우지 않았는가 ③ 원문 없는 값을 제외했는가 ④ ‘다음 주’ 같은 모호 표현을 날짜로 단정하지 않았는가</w:t>
+          </w:r>
+          <w:r>
+            <w:rPr>
+              <w:color w:val="09090B"/>
+              <w:lang w:val="ko-KR" w:eastAsia="ko-KR"/>
+            </w:rPr>
             <w:br/>
-            <w:t xml:space="preserve">· 피드백 방법: 8–13분 조별 순회 확인(빈칸 임의 기입 여부 즉시 지적), 13–15분 질문 1개 응답과 성공 기준 미리보기로 M03 나머지 활동에 연결</w:t>
+            <w:t>· 피드백 방법: 8–13분 조별 순회 확인(빈칸 임의 기입 여부 즉시 지적), 13–15분 질문 1개 응답과 성공 기준 미리보기로 M03 나머지 활동에 연결</w:t>
+          </w:r>
+          <w:r>
+            <w:rPr>
+              <w:color w:val="09090B"/>
+              <w:lang w:val="ko-KR" w:eastAsia="ko-KR"/>
+            </w:rPr>
             <w:br/>
-            <w:t xml:space="preserve">· 데모 최소 사례 정답: 가상 요청 “A현장, 품목 P-01 20개, 다음 주 필요.” — 필수 항목이 품목 ID·수량·단위·명확한 희망일·배송 위치라고 가정하면, P-01·20·개는 원문 값으로 두고 날짜·배송 위치는 확인 대상으로 표시한다.</w:t>
+          </w:r>
+          <w:r>
+            <w:rPr>
+              <w:color w:val="09090B"/>
+              <w:lang w:val="ko-KR" w:eastAsia="ko-KR"/>
+            </w:rPr>
+            <w:lastRenderedPageBreak/>
+            <w:t>· 데모 최소 사례 정답: 가상 요청 “</w:t>
+          </w:r>
+          <w:proofErr w:type="spellStart"/>
+          <w:r>
+            <w:rPr>
+              <w:color w:val="09090B"/>
+              <w:lang w:val="ko-KR" w:eastAsia="ko-KR"/>
+            </w:rPr>
+            <w:t>A현장</w:t>
+          </w:r>
+          <w:proofErr w:type="spellEnd"/>
+          <w:r>
+            <w:rPr>
+              <w:color w:val="09090B"/>
+              <w:lang w:val="ko-KR" w:eastAsia="ko-KR"/>
+            </w:rPr>
+            <w:t xml:space="preserve">, 품목 P-01 20개, 다음 주 필요.” — 필수 항목이 품목 </w:t>
+          </w:r>
+          <w:proofErr w:type="spellStart"/>
+          <w:r>
+            <w:rPr>
+              <w:color w:val="09090B"/>
+              <w:lang w:val="ko-KR" w:eastAsia="ko-KR"/>
+            </w:rPr>
+            <w:t>ID·수량·단위·명확한</w:t>
+          </w:r>
+          <w:proofErr w:type="spellEnd"/>
+          <w:r>
+            <w:rPr>
+              <w:color w:val="09090B"/>
+              <w:lang w:val="ko-KR" w:eastAsia="ko-KR"/>
+            </w:rPr>
+            <w:t xml:space="preserve"> </w:t>
+          </w:r>
+          <w:proofErr w:type="spellStart"/>
+          <w:r>
+            <w:rPr>
+              <w:color w:val="09090B"/>
+              <w:lang w:val="ko-KR" w:eastAsia="ko-KR"/>
+            </w:rPr>
+            <w:t>희망일·배송</w:t>
+          </w:r>
+          <w:proofErr w:type="spellEnd"/>
+          <w:r>
+            <w:rPr>
+              <w:color w:val="09090B"/>
+              <w:lang w:val="ko-KR" w:eastAsia="ko-KR"/>
+            </w:rPr>
+            <w:t xml:space="preserve"> 위치라고 가정하면, P-01·20·개는 원문 값으로 두고 </w:t>
+          </w:r>
+          <w:proofErr w:type="spellStart"/>
+          <w:r>
+            <w:rPr>
+              <w:color w:val="09090B"/>
+              <w:lang w:val="ko-KR" w:eastAsia="ko-KR"/>
+            </w:rPr>
+            <w:t>날짜·배송</w:t>
+          </w:r>
+          <w:proofErr w:type="spellEnd"/>
+          <w:r>
+            <w:rPr>
+              <w:color w:val="09090B"/>
+              <w:lang w:val="ko-KR" w:eastAsia="ko-KR"/>
+            </w:rPr>
+            <w:t xml:space="preserve"> 위치는 확인 대상으로 표시한다.</w:t>
           </w:r>
         </w:sdtContent>
       </w:sdt>
@@ -8409,6 +9620,9 @@
         <w:autoSpaceDE w:val="0"/>
         <w:autoSpaceDN w:val="0"/>
         <w:spacing w:after="20" w:line="360" w:lineRule="exact"/>
+        <w:rPr>
+          <w:lang w:eastAsia="ko-KR"/>
+        </w:rPr>
       </w:pPr>
       <w:r>
         <w:rPr>
@@ -8425,6 +9639,9 @@
         <w:autoSpaceDE w:val="0"/>
         <w:autoSpaceDN w:val="0"/>
         <w:spacing w:before="140" w:after="80" w:line="340" w:lineRule="exact"/>
+        <w:rPr>
+          <w:lang w:eastAsia="ko-KR"/>
+        </w:rPr>
       </w:pPr>
       <w:r>
         <w:rPr>
@@ -8441,6 +9658,9 @@
         <w:autoSpaceDE w:val="0"/>
         <w:autoSpaceDN w:val="0"/>
         <w:spacing w:after="40" w:line="285" w:lineRule="exact"/>
+        <w:rPr>
+          <w:lang w:eastAsia="ko-KR"/>
+        </w:rPr>
       </w:pPr>
       <w:r>
         <w:rPr>
@@ -8461,6 +9681,9 @@
         <w:autoSpaceDE w:val="0"/>
         <w:autoSpaceDN w:val="0"/>
         <w:spacing w:after="20" w:line="360" w:lineRule="exact"/>
+        <w:rPr>
+          <w:lang w:eastAsia="ko-KR"/>
+        </w:rPr>
       </w:pPr>
       <w:sdt>
         <w:sdtPr>
@@ -8475,13 +9698,159 @@
               <w:color w:val="09090B"/>
               <w:lang w:val="ko-KR" w:eastAsia="ko-KR"/>
             </w:rPr>
-            <w:t xml:space="preserve">· 시연 사례(교육용 가상): 구매 요청 “A현장, 품목 P-01 20개, 다음 주 필요.” — 이 품목은 실제 건설 자재 규격을 뜻하지 않는다.</w:t>
+            <w:t>· 시연 사례(교육용 가상): 구매 요청 “</w:t>
+          </w:r>
+          <w:proofErr w:type="spellStart"/>
+          <w:r>
+            <w:rPr>
+              <w:color w:val="09090B"/>
+              <w:lang w:val="ko-KR" w:eastAsia="ko-KR"/>
+            </w:rPr>
+            <w:t>A현장</w:t>
+          </w:r>
+          <w:proofErr w:type="spellEnd"/>
+          <w:r>
+            <w:rPr>
+              <w:color w:val="09090B"/>
+              <w:lang w:val="ko-KR" w:eastAsia="ko-KR"/>
+            </w:rPr>
+            <w:t>, 품목 P-01 20개, 다음 주 필요.” — 이 품목은 실제 건설 자재 규격을 뜻하지 않는다.</w:t>
+          </w:r>
+          <w:r>
+            <w:rPr>
+              <w:color w:val="09090B"/>
+              <w:lang w:val="ko-KR" w:eastAsia="ko-KR"/>
+            </w:rPr>
             <w:br/>
-            <w:t xml:space="preserve">· 예시 결과물: 누락 표시표(원문 값 P-01·20·개 / 확인 필요: 희망일·배송 위치) · 보완 질문 초안 · 역할표(AI 제안 / 사람 확정) · 실패 장면용 잘못된 초안(원문 없는 규격을 채운 것)</w:t>
+            <w:t xml:space="preserve">· 예시 결과물: 누락 </w:t>
+          </w:r>
+          <w:proofErr w:type="spellStart"/>
+          <w:r>
+            <w:rPr>
+              <w:color w:val="09090B"/>
+              <w:lang w:val="ko-KR" w:eastAsia="ko-KR"/>
+            </w:rPr>
+            <w:t>표시표</w:t>
+          </w:r>
+          <w:proofErr w:type="spellEnd"/>
+          <w:r>
+            <w:rPr>
+              <w:color w:val="09090B"/>
+              <w:lang w:val="ko-KR" w:eastAsia="ko-KR"/>
+            </w:rPr>
+            <w:t xml:space="preserve">(원문 값 P-01·20·개 / 확인 필요: </w:t>
+          </w:r>
+          <w:proofErr w:type="spellStart"/>
+          <w:r>
+            <w:rPr>
+              <w:color w:val="09090B"/>
+              <w:lang w:val="ko-KR" w:eastAsia="ko-KR"/>
+            </w:rPr>
+            <w:t>희망일·배송</w:t>
+          </w:r>
+          <w:proofErr w:type="spellEnd"/>
+          <w:r>
+            <w:rPr>
+              <w:color w:val="09090B"/>
+              <w:lang w:val="ko-KR" w:eastAsia="ko-KR"/>
+            </w:rPr>
+            <w:t xml:space="preserve"> 위치) · 보완 질문 초안 · </w:t>
+          </w:r>
+          <w:proofErr w:type="spellStart"/>
+          <w:r>
+            <w:rPr>
+              <w:color w:val="09090B"/>
+              <w:lang w:val="ko-KR" w:eastAsia="ko-KR"/>
+            </w:rPr>
+            <w:t>역할표</w:t>
+          </w:r>
+          <w:proofErr w:type="spellEnd"/>
+          <w:r>
+            <w:rPr>
+              <w:color w:val="09090B"/>
+              <w:lang w:val="ko-KR" w:eastAsia="ko-KR"/>
+            </w:rPr>
+            <w:t>(AI 제안 / 사람 확정) · 실패 장면용 잘못된 초안(원문 없는 규격을 채운 것)</w:t>
+          </w:r>
+          <w:r>
+            <w:rPr>
+              <w:color w:val="09090B"/>
+              <w:lang w:val="ko-KR" w:eastAsia="ko-KR"/>
+            </w:rPr>
             <w:br/>
-            <w:t xml:space="preserve">· 활동지·파일(파일명은 교안 제출 시 확정, 예시): D04_가상구매요청서_01 · D04_자재군별_필수항목표 · D04_용어사전(교육용) · D04_원문위치_정답표 · D04_누락표시표_활동지 · D04_역할표_활동지 · D04_잘못된초안_예시 · D04_오프라인_추출결과_캡처</w:t>
+            <w:t xml:space="preserve">· </w:t>
+          </w:r>
+          <w:proofErr w:type="spellStart"/>
+          <w:r>
+            <w:rPr>
+              <w:color w:val="09090B"/>
+              <w:lang w:val="ko-KR" w:eastAsia="ko-KR"/>
+            </w:rPr>
+            <w:t>활동지·파일</w:t>
+          </w:r>
+          <w:proofErr w:type="spellEnd"/>
+          <w:r>
+            <w:rPr>
+              <w:color w:val="09090B"/>
+              <w:lang w:val="ko-KR" w:eastAsia="ko-KR"/>
+            </w:rPr>
+            <w:t>(파일명은 교안 제출 시 확정, 예시): D04_가상구매요청서_01 · D04_자재군별_필수항목표 · D04_용어사전(교육용) · D04_원문위치_정답표 · D04_누락표시표_활동지 · D04_역할표_활동지 · D04_잘못된초안_예시 · D04_오프라인_추출결과_캡처</w:t>
+          </w:r>
+          <w:r>
+            <w:rPr>
+              <w:color w:val="09090B"/>
+              <w:lang w:val="ko-KR" w:eastAsia="ko-KR"/>
+            </w:rPr>
             <w:br/>
-            <w:t xml:space="preserve">· 도입 멘트 근거: 「현업에서 가장 체감하는거는 지루한 반복작업을 지워주는일」(현업 실무자 A, 교육용 가명) — 업무 문제 정의용</w:t>
+            <w:t xml:space="preserve">· 도입 멘트 근거: 「현업에서 가장 </w:t>
+          </w:r>
+          <w:proofErr w:type="spellStart"/>
+          <w:r>
+            <w:rPr>
+              <w:color w:val="09090B"/>
+              <w:lang w:val="ko-KR" w:eastAsia="ko-KR"/>
+            </w:rPr>
+            <w:t>체감하는거는</w:t>
+          </w:r>
+          <w:proofErr w:type="spellEnd"/>
+          <w:r>
+            <w:rPr>
+              <w:color w:val="09090B"/>
+              <w:lang w:val="ko-KR" w:eastAsia="ko-KR"/>
+            </w:rPr>
+            <w:t xml:space="preserve"> 지루한 반복작업을 </w:t>
+          </w:r>
+          <w:proofErr w:type="spellStart"/>
+          <w:r>
+            <w:rPr>
+              <w:color w:val="09090B"/>
+              <w:lang w:val="ko-KR" w:eastAsia="ko-KR"/>
+            </w:rPr>
+            <w:t>지워주는일</w:t>
+          </w:r>
+          <w:proofErr w:type="spellEnd"/>
+          <w:r>
+            <w:rPr>
+              <w:color w:val="09090B"/>
+              <w:lang w:val="ko-KR" w:eastAsia="ko-KR"/>
+            </w:rPr>
+            <w:t xml:space="preserve">」(현업 실무자 </w:t>
+          </w:r>
+          <w:proofErr w:type="spellStart"/>
+          <w:r>
+            <w:rPr>
+              <w:color w:val="09090B"/>
+              <w:lang w:val="ko-KR" w:eastAsia="ko-KR"/>
+            </w:rPr>
+            <w:t>A</w:t>
+          </w:r>
+          <w:proofErr w:type="spellEnd"/>
+          <w:r>
+            <w:rPr>
+              <w:color w:val="09090B"/>
+              <w:lang w:val="ko-KR" w:eastAsia="ko-KR"/>
+            </w:rPr>
+            <w:t>, 교육용 가명) — 업무 문제 정의용</w:t>
           </w:r>
         </w:sdtContent>
       </w:sdt>
@@ -8495,6 +9864,9 @@
         <w:autoSpaceDE w:val="0"/>
         <w:autoSpaceDN w:val="0"/>
         <w:spacing w:after="20" w:line="360" w:lineRule="exact"/>
+        <w:rPr>
+          <w:lang w:eastAsia="ko-KR"/>
+        </w:rPr>
       </w:pPr>
       <w:r>
         <w:rPr>
@@ -8511,6 +9883,9 @@
         <w:autoSpaceDE w:val="0"/>
         <w:autoSpaceDN w:val="0"/>
         <w:spacing w:before="140" w:after="80" w:line="340" w:lineRule="exact"/>
+        <w:rPr>
+          <w:lang w:eastAsia="ko-KR"/>
+        </w:rPr>
       </w:pPr>
       <w:r>
         <w:rPr>
@@ -8527,6 +9902,9 @@
         <w:autoSpaceDE w:val="0"/>
         <w:autoSpaceDN w:val="0"/>
         <w:spacing w:after="40" w:line="285" w:lineRule="exact"/>
+        <w:rPr>
+          <w:lang w:eastAsia="ko-KR"/>
+        </w:rPr>
       </w:pPr>
       <w:r>
         <w:rPr>
@@ -8547,6 +9925,9 @@
         <w:autoSpaceDE w:val="0"/>
         <w:autoSpaceDN w:val="0"/>
         <w:spacing w:after="20" w:line="360" w:lineRule="exact"/>
+        <w:rPr>
+          <w:lang w:eastAsia="ko-KR"/>
+        </w:rPr>
       </w:pPr>
       <w:sdt>
         <w:sdtPr>
@@ -8561,15 +9942,183 @@
               <w:color w:val="09090B"/>
               <w:lang w:val="ko-KR" w:eastAsia="ko-KR"/>
             </w:rPr>
-            <w:t xml:space="preserve">· 도구 접속 불가·응답 지연: 미리 만든 추출 결과·오류 예시(캡처)로 동일한 추출→규칙 검사→사람 확정 활동을 진행한다.</w:t>
+            <w:t xml:space="preserve">· 도구 접속 </w:t>
+          </w:r>
+          <w:proofErr w:type="spellStart"/>
+          <w:r>
+            <w:rPr>
+              <w:color w:val="09090B"/>
+              <w:lang w:val="ko-KR" w:eastAsia="ko-KR"/>
+            </w:rPr>
+            <w:t>불가·응답</w:t>
+          </w:r>
+          <w:proofErr w:type="spellEnd"/>
+          <w:r>
+            <w:rPr>
+              <w:color w:val="09090B"/>
+              <w:lang w:val="ko-KR" w:eastAsia="ko-KR"/>
+            </w:rPr>
+            <w:t xml:space="preserve"> 지연: 미리 만든 추출 </w:t>
+          </w:r>
+          <w:proofErr w:type="spellStart"/>
+          <w:r>
+            <w:rPr>
+              <w:color w:val="09090B"/>
+              <w:lang w:val="ko-KR" w:eastAsia="ko-KR"/>
+            </w:rPr>
+            <w:t>결과·오류</w:t>
+          </w:r>
+          <w:proofErr w:type="spellEnd"/>
+          <w:r>
+            <w:rPr>
+              <w:color w:val="09090B"/>
+              <w:lang w:val="ko-KR" w:eastAsia="ko-KR"/>
+            </w:rPr>
+            <w:t xml:space="preserve"> 예시(캡처)로 동일한 </w:t>
+          </w:r>
+          <w:proofErr w:type="spellStart"/>
+          <w:r>
+            <w:rPr>
+              <w:color w:val="09090B"/>
+              <w:lang w:val="ko-KR" w:eastAsia="ko-KR"/>
+            </w:rPr>
+            <w:t>추출→규칙</w:t>
+          </w:r>
+          <w:proofErr w:type="spellEnd"/>
+          <w:r>
+            <w:rPr>
+              <w:color w:val="09090B"/>
+              <w:lang w:val="ko-KR" w:eastAsia="ko-KR"/>
+            </w:rPr>
+            <w:t xml:space="preserve"> </w:t>
+          </w:r>
+          <w:proofErr w:type="spellStart"/>
+          <w:r>
+            <w:rPr>
+              <w:color w:val="09090B"/>
+              <w:lang w:val="ko-KR" w:eastAsia="ko-KR"/>
+            </w:rPr>
+            <w:t>검사→사람</w:t>
+          </w:r>
+          <w:proofErr w:type="spellEnd"/>
+          <w:r>
+            <w:rPr>
+              <w:color w:val="09090B"/>
+              <w:lang w:val="ko-KR" w:eastAsia="ko-KR"/>
+            </w:rPr>
+            <w:t xml:space="preserve"> 확정 활동을 진행한다.</w:t>
+          </w:r>
+          <w:r>
+            <w:rPr>
+              <w:color w:val="09090B"/>
+              <w:lang w:val="ko-KR" w:eastAsia="ko-KR"/>
+            </w:rPr>
             <w:br/>
-            <w:t xml:space="preserve">· AI가 모호 표현을 날짜로 단정하거나 원문 없는 값을 채움: 실패 장면(6–8분)과 연결해 게이트 규칙(값이 없으면 비우거나 ‘확인 필요’)을 다시 확인하고, 잘못된 출력을 그대로 교육 소재로 쓴다.</w:t>
+            <w:t xml:space="preserve">· </w:t>
+          </w:r>
+          <w:proofErr w:type="spellStart"/>
+          <w:r>
+            <w:rPr>
+              <w:color w:val="09090B"/>
+              <w:lang w:val="ko-KR" w:eastAsia="ko-KR"/>
+            </w:rPr>
+            <w:t>AI가</w:t>
+          </w:r>
+          <w:proofErr w:type="spellEnd"/>
+          <w:r>
+            <w:rPr>
+              <w:color w:val="09090B"/>
+              <w:lang w:val="ko-KR" w:eastAsia="ko-KR"/>
+            </w:rPr>
+            <w:t xml:space="preserve"> 모호 표현을 날짜로 단정하거나 원문 없는 값을 채움: 실패 장면(6–8분)과 연결해 게이트 규칙(값이 없으면 비우거나 ‘확인 필요’)을 다시 확인하고, 잘못된 출력을 그대로 교육 소재로 쓴다.</w:t>
+          </w:r>
+          <w:r>
+            <w:rPr>
+              <w:color w:val="09090B"/>
+              <w:lang w:val="ko-KR" w:eastAsia="ko-KR"/>
+            </w:rPr>
             <w:br/>
-            <w:t xml:space="preserve">· 학습자가 막힘: 필수 항목표를 보며 원문 값 / 확인 필요 두 열만 먼저 채우게 하고, 표준명 후보·보완 질문은 조 안에서 나눠 작성한다. 후보 B·C 조는 공통 시연과 같은 뼈대(범위·입력·검증·사람 역할)로 변주한다.</w:t>
+            <w:t xml:space="preserve">· 학습자가 막힘: 필수 항목표를 보며 원문 값 / 확인 필요 두 열만 먼저 채우게 하고, </w:t>
+          </w:r>
+          <w:proofErr w:type="spellStart"/>
+          <w:r>
+            <w:rPr>
+              <w:color w:val="09090B"/>
+              <w:lang w:val="ko-KR" w:eastAsia="ko-KR"/>
+            </w:rPr>
+            <w:t>표준명</w:t>
+          </w:r>
+          <w:proofErr w:type="spellEnd"/>
+          <w:r>
+            <w:rPr>
+              <w:color w:val="09090B"/>
+              <w:lang w:val="ko-KR" w:eastAsia="ko-KR"/>
+            </w:rPr>
+            <w:t xml:space="preserve"> </w:t>
+          </w:r>
+          <w:proofErr w:type="spellStart"/>
+          <w:r>
+            <w:rPr>
+              <w:color w:val="09090B"/>
+              <w:lang w:val="ko-KR" w:eastAsia="ko-KR"/>
+            </w:rPr>
+            <w:t>후보·보완</w:t>
+          </w:r>
+          <w:proofErr w:type="spellEnd"/>
+          <w:r>
+            <w:rPr>
+              <w:color w:val="09090B"/>
+              <w:lang w:val="ko-KR" w:eastAsia="ko-KR"/>
+            </w:rPr>
+            <w:t xml:space="preserve"> 질문은 조 안에서 나눠 작성한다. 후보 B·C 조는 공통 시연과 같은 뼈대(</w:t>
+          </w:r>
+          <w:proofErr w:type="spellStart"/>
+          <w:r>
+            <w:rPr>
+              <w:color w:val="09090B"/>
+              <w:lang w:val="ko-KR" w:eastAsia="ko-KR"/>
+            </w:rPr>
+            <w:t>범위·입력·검증·사람</w:t>
+          </w:r>
+          <w:proofErr w:type="spellEnd"/>
+          <w:r>
+            <w:rPr>
+              <w:color w:val="09090B"/>
+              <w:lang w:val="ko-KR" w:eastAsia="ko-KR"/>
+            </w:rPr>
+            <w:t xml:space="preserve"> 역할)로 변주한다.</w:t>
+          </w:r>
+          <w:r>
+            <w:rPr>
+              <w:color w:val="09090B"/>
+              <w:lang w:val="ko-KR" w:eastAsia="ko-KR"/>
+            </w:rPr>
             <w:br/>
-            <w:t xml:space="preserve">· 시간 초과: 8–13분 실습을 자기 조 입력 1건·사람 확정 칸만으로 줄이고, 성공 기준 미리보기는 M03 검증 계획 활동으로 넘긴다.</w:t>
+            <w:t>· 시간 초과: 8–13분 실습을 자기 조 입력 1건·사람 확정 칸만으로 줄이고, 성공 기준 미리보기는 M03 검증 계획 활동으로 넘긴다.</w:t>
+          </w:r>
+          <w:r>
+            <w:rPr>
+              <w:color w:val="09090B"/>
+              <w:lang w:val="ko-KR" w:eastAsia="ko-KR"/>
+            </w:rPr>
             <w:br/>
-            <w:t xml:space="preserve">· 한계 표시: 실제 실습 리허설은 기획안 작성 시점에 수행하지 않았다. 표본 수·목표 %는 교육용 가정이다.</w:t>
+            <w:t xml:space="preserve">· 한계 표시: 실제 실습 리허설은 기획안 작성 시점에 수행하지 않았다. 표본 </w:t>
+          </w:r>
+          <w:proofErr w:type="spellStart"/>
+          <w:r>
+            <w:rPr>
+              <w:color w:val="09090B"/>
+              <w:lang w:val="ko-KR" w:eastAsia="ko-KR"/>
+            </w:rPr>
+            <w:t>수·목표</w:t>
+          </w:r>
+          <w:proofErr w:type="spellEnd"/>
+          <w:r>
+            <w:rPr>
+              <w:color w:val="09090B"/>
+              <w:lang w:val="ko-KR" w:eastAsia="ko-KR"/>
+            </w:rPr>
+            <w:t xml:space="preserve"> %는 교육용 가정이다.</w:t>
           </w:r>
         </w:sdtContent>
       </w:sdt>
@@ -8583,6 +10132,9 @@
         <w:autoSpaceDE w:val="0"/>
         <w:autoSpaceDN w:val="0"/>
         <w:spacing w:after="20" w:line="360" w:lineRule="exact"/>
+        <w:rPr>
+          <w:lang w:eastAsia="ko-KR"/>
+        </w:rPr>
       </w:pPr>
       <w:r>
         <w:rPr>
@@ -8605,7 +10157,7 @@
 </file>
 
 <file path=word/endnotes.xml><?xml version="1.0" encoding="utf-8"?>
-<w:endnotes xmlns:wpc="http://schemas.microsoft.com/office/word/2010/wordprocessingCanvas" xmlns:cx="http://schemas.microsoft.com/office/drawing/2014/chartex" xmlns:cx1="http://schemas.microsoft.com/office/drawing/2015/9/8/chartex" xmlns:cx2="http://schemas.microsoft.com/office/drawing/2015/10/21/chartex" xmlns:cx3="http://schemas.microsoft.com/office/drawing/2016/5/9/chartex" xmlns:cx4="http://schemas.microsoft.com/office/drawing/2016/5/10/chartex" xmlns:cx5="http://schemas.microsoft.com/office/drawing/2016/5/11/chartex" xmlns:cx6="http://schemas.microsoft.com/office/drawing/2016/5/12/chartex" xmlns:cx7="http://schemas.microsoft.com/office/drawing/2016/5/13/chartex" xmlns:cx8="http://schemas.microsoft.com/office/drawing/2016/5/14/chartex" xmlns:mc="http://schemas.openxmlformats.org/markup-compatibility/2006" xmlns:aink="http://schemas.microsoft.com/office/drawing/2016/ink" xmlns:am3d="http://schemas.microsoft.com/office/drawing/2017/model3d" xmlns:o="urn:schemas-microsoft-com:office:office" xmlns:oel="http://schemas.microsoft.com/office/2019/extlst" xmlns:r="http://schemas.openxmlformats.org/officeDocument/2006/relationships" xmlns:m="http://schemas.openxmlformats.org/officeDocument/2006/math" xmlns:v="urn:schemas-microsoft-com:vml" xmlns:wp14="http://schemas.microsoft.com/office/word/2010/wordprocessingDrawing" xmlns:wp="http://schemas.openxmlformats.org/drawingml/2006/wordprocessingDrawing" xmlns:w10="urn:schemas-microsoft-com:office:word" xmlns:w="http://schemas.openxmlformats.org/wordprocessingml/2006/main" xmlns:w14="http://schemas.microsoft.com/office/word/2010/wordml" xmlns:w15="http://schemas.microsoft.com/office/word/2012/wordml" xmlns:w16cex="http://schemas.microsoft.com/office/word/2018/wordml/cex" xmlns:w16cid="http://schemas.microsoft.com/office/word/2016/wordml/cid" xmlns:w16="http://schemas.microsoft.com/office/word/2018/wordml" xmlns:w16du="http://schemas.microsoft.com/office/word/2023/wordml/word16du" xmlns:w16sdtdh="http://schemas.microsoft.com/office/word/2020/wordml/sdtdatahash" xmlns:w16sdtfl="http://schemas.microsoft.com/office/word/2024/wordml/sdtformatlock" xmlns:w16se="http://schemas.microsoft.com/office/word/2015/wordml/symex" xmlns:wpg="http://schemas.microsoft.com/office/word/2010/wordprocessingGroup" xmlns:wpi="http://schemas.microsoft.com/office/word/2010/wordprocessingInk" xmlns:wne="http://schemas.microsoft.com/office/word/2006/wordml" xmlns:wps="http://schemas.microsoft.com/office/word/2010/wordprocessingShape" mc:Ignorable="w14 w15 w16se w16cid w16 w16cex w16sdtdh w16sdtfl w16du wp14">
+<w:endnotes xmlns:wpc="http://schemas.microsoft.com/office/word/2010/wordprocessingCanvas" xmlns:cx="http://schemas.microsoft.com/office/drawing/2014/chartex" xmlns:cx1="http://schemas.microsoft.com/office/drawing/2015/9/8/chartex" xmlns:cx2="http://schemas.microsoft.com/office/drawing/2015/10/21/chartex" xmlns:cx3="http://schemas.microsoft.com/office/drawing/2016/5/9/chartex" xmlns:cx4="http://schemas.microsoft.com/office/drawing/2016/5/10/chartex" xmlns:cx5="http://schemas.microsoft.com/office/drawing/2016/5/11/chartex" xmlns:cx6="http://schemas.microsoft.com/office/drawing/2016/5/12/chartex" xmlns:cx7="http://schemas.microsoft.com/office/drawing/2016/5/13/chartex" xmlns:cx8="http://schemas.microsoft.com/office/drawing/2016/5/14/chartex" xmlns:mc="http://schemas.openxmlformats.org/markup-compatibility/2006" xmlns:m="http://schemas.openxmlformats.org/officeDocument/2006/math" xmlns:aink="http://schemas.microsoft.com/office/drawing/2016/ink" xmlns:am3d="http://schemas.microsoft.com/office/drawing/2017/model3d" xmlns:oel="http://schemas.microsoft.com/office/2019/extlst" xmlns:r="http://schemas.openxmlformats.org/officeDocument/2006/relationships" xmlns:wp14="http://schemas.microsoft.com/office/word/2010/wordprocessingDrawing" xmlns:wp="http://schemas.openxmlformats.org/drawingml/2006/wordprocessingDrawing" xmlns:wpg="http://schemas.microsoft.com/office/word/2010/wordprocessingGroup" xmlns:wpi="http://schemas.microsoft.com/office/word/2010/wordprocessingInk" xmlns:wps="http://schemas.microsoft.com/office/word/2010/wordprocessingShape" xmlns:o="urn:schemas-microsoft-com:office:office" xmlns:v="urn:schemas-microsoft-com:vml" xmlns:w10="urn:schemas-microsoft-com:office:word" xmlns:w="http://schemas.openxmlformats.org/wordprocessingml/2006/main" xmlns:w14="http://schemas.microsoft.com/office/word/2010/wordml" xmlns:w15="http://schemas.microsoft.com/office/word/2012/wordml" xmlns:w16cex="http://schemas.microsoft.com/office/word/2018/wordml/cex" xmlns:w16cid="http://schemas.microsoft.com/office/word/2016/wordml/cid" xmlns:w16="http://schemas.microsoft.com/office/word/2018/wordml" xmlns:w16sdtdh="http://schemas.microsoft.com/office/word/2020/wordml/sdtdatahash" xmlns:w16sdtfl="http://schemas.microsoft.com/office/word/2024/wordml/sdtformatlock" xmlns:w16se="http://schemas.microsoft.com/office/word/2015/wordml/symex" xmlns:w16du="http://schemas.microsoft.com/office/word/2023/wordml/word16du" xmlns:wne="http://schemas.microsoft.com/office/word/2006/wordml" mc:Ignorable="w14 w15 w16se w16cid w16 w16cex w16sdtdh w16sdtfl w16du wp14">
   <w:endnote w:type="separator" w:id="-1">
     <w:p>
       <w:pPr>
@@ -8630,7 +10182,7 @@
 </file>
 
 <file path=word/footer1.xml><?xml version="1.0" encoding="utf-8"?>
-<w:ftr xmlns:wpc="http://schemas.microsoft.com/office/word/2010/wordprocessingCanvas" xmlns:cx="http://schemas.microsoft.com/office/drawing/2014/chartex" xmlns:cx1="http://schemas.microsoft.com/office/drawing/2015/9/8/chartex" xmlns:cx2="http://schemas.microsoft.com/office/drawing/2015/10/21/chartex" xmlns:cx3="http://schemas.microsoft.com/office/drawing/2016/5/9/chartex" xmlns:cx4="http://schemas.microsoft.com/office/drawing/2016/5/10/chartex" xmlns:cx5="http://schemas.microsoft.com/office/drawing/2016/5/11/chartex" xmlns:cx6="http://schemas.microsoft.com/office/drawing/2016/5/12/chartex" xmlns:cx7="http://schemas.microsoft.com/office/drawing/2016/5/13/chartex" xmlns:cx8="http://schemas.microsoft.com/office/drawing/2016/5/14/chartex" xmlns:mc="http://schemas.openxmlformats.org/markup-compatibility/2006" xmlns:aink="http://schemas.microsoft.com/office/drawing/2016/ink" xmlns:am3d="http://schemas.microsoft.com/office/drawing/2017/model3d" xmlns:o="urn:schemas-microsoft-com:office:office" xmlns:oel="http://schemas.microsoft.com/office/2019/extlst" xmlns:r="http://schemas.openxmlformats.org/officeDocument/2006/relationships" xmlns:m="http://schemas.openxmlformats.org/officeDocument/2006/math" xmlns:v="urn:schemas-microsoft-com:vml" xmlns:wp14="http://schemas.microsoft.com/office/word/2010/wordprocessingDrawing" xmlns:wp="http://schemas.openxmlformats.org/drawingml/2006/wordprocessingDrawing" xmlns:w10="urn:schemas-microsoft-com:office:word" xmlns:w="http://schemas.openxmlformats.org/wordprocessingml/2006/main" xmlns:w14="http://schemas.microsoft.com/office/word/2010/wordml" xmlns:w15="http://schemas.microsoft.com/office/word/2012/wordml" xmlns:w16cex="http://schemas.microsoft.com/office/word/2018/wordml/cex" xmlns:w16cid="http://schemas.microsoft.com/office/word/2016/wordml/cid" xmlns:w16="http://schemas.microsoft.com/office/word/2018/wordml" xmlns:w16du="http://schemas.microsoft.com/office/word/2023/wordml/word16du" xmlns:w16sdtdh="http://schemas.microsoft.com/office/word/2020/wordml/sdtdatahash" xmlns:w16sdtfl="http://schemas.microsoft.com/office/word/2024/wordml/sdtformatlock" xmlns:w16se="http://schemas.microsoft.com/office/word/2015/wordml/symex" xmlns:wpg="http://schemas.microsoft.com/office/word/2010/wordprocessingGroup" xmlns:wpi="http://schemas.microsoft.com/office/word/2010/wordprocessingInk" xmlns:wne="http://schemas.microsoft.com/office/word/2006/wordml" xmlns:wps="http://schemas.microsoft.com/office/word/2010/wordprocessingShape" mc:Ignorable="w14 w15 w16se w16cid w16 w16cex w16sdtdh w16sdtfl w16du wp14">
+<w:ftr xmlns:wpc="http://schemas.microsoft.com/office/word/2010/wordprocessingCanvas" xmlns:cx="http://schemas.microsoft.com/office/drawing/2014/chartex" xmlns:cx1="http://schemas.microsoft.com/office/drawing/2015/9/8/chartex" xmlns:cx2="http://schemas.microsoft.com/office/drawing/2015/10/21/chartex" xmlns:cx3="http://schemas.microsoft.com/office/drawing/2016/5/9/chartex" xmlns:cx4="http://schemas.microsoft.com/office/drawing/2016/5/10/chartex" xmlns:cx5="http://schemas.microsoft.com/office/drawing/2016/5/11/chartex" xmlns:cx6="http://schemas.microsoft.com/office/drawing/2016/5/12/chartex" xmlns:cx7="http://schemas.microsoft.com/office/drawing/2016/5/13/chartex" xmlns:cx8="http://schemas.microsoft.com/office/drawing/2016/5/14/chartex" xmlns:mc="http://schemas.openxmlformats.org/markup-compatibility/2006" xmlns:m="http://schemas.openxmlformats.org/officeDocument/2006/math" xmlns:aink="http://schemas.microsoft.com/office/drawing/2016/ink" xmlns:am3d="http://schemas.microsoft.com/office/drawing/2017/model3d" xmlns:oel="http://schemas.microsoft.com/office/2019/extlst" xmlns:r="http://schemas.openxmlformats.org/officeDocument/2006/relationships" xmlns:wp14="http://schemas.microsoft.com/office/word/2010/wordprocessingDrawing" xmlns:wp="http://schemas.openxmlformats.org/drawingml/2006/wordprocessingDrawing" xmlns:wpg="http://schemas.microsoft.com/office/word/2010/wordprocessingGroup" xmlns:wpi="http://schemas.microsoft.com/office/word/2010/wordprocessingInk" xmlns:wps="http://schemas.microsoft.com/office/word/2010/wordprocessingShape" xmlns:o="urn:schemas-microsoft-com:office:office" xmlns:v="urn:schemas-microsoft-com:vml" xmlns:w10="urn:schemas-microsoft-com:office:word" xmlns:w="http://schemas.openxmlformats.org/wordprocessingml/2006/main" xmlns:w14="http://schemas.microsoft.com/office/word/2010/wordml" xmlns:w15="http://schemas.microsoft.com/office/word/2012/wordml" xmlns:w16cex="http://schemas.microsoft.com/office/word/2018/wordml/cex" xmlns:w16cid="http://schemas.microsoft.com/office/word/2016/wordml/cid" xmlns:w16="http://schemas.microsoft.com/office/word/2018/wordml" xmlns:w16sdtdh="http://schemas.microsoft.com/office/word/2020/wordml/sdtdatahash" xmlns:w16sdtfl="http://schemas.microsoft.com/office/word/2024/wordml/sdtformatlock" xmlns:w16se="http://schemas.microsoft.com/office/word/2015/wordml/symex" xmlns:w16du="http://schemas.microsoft.com/office/word/2023/wordml/word16du" xmlns:wne="http://schemas.microsoft.com/office/word/2006/wordml" mc:Ignorable="w14 w15 w16se w16cid w16 w16cex w16sdtdh w16sdtfl w16du wp14">
   <w:p>
     <w:pPr>
       <w:pStyle w:val="a6"/>
@@ -8640,12 +10192,21 @@
       <w:spacing w:line="220" w:lineRule="exact"/>
       <w:jc w:val="right"/>
     </w:pPr>
+    <w:proofErr w:type="spellStart"/>
     <w:r>
       <w:rPr>
         <w:rFonts w:ascii="나눔스퀘어OTF_ac Bold" w:eastAsia="나눔스퀘어OTF_ac Bold" w:hAnsi="나눔스퀘어OTF_ac Bold" w:cs="나눔스퀘어OTF_ac Bold"/>
         <w:lang w:val="ko-KR" w:eastAsia="ko-KR"/>
       </w:rPr>
-      <w:t xml:space="preserve">Ablearn.  </w:t>
+      <w:t>Ablearn</w:t>
+    </w:r>
+    <w:proofErr w:type="spellEnd"/>
+    <w:r>
+      <w:rPr>
+        <w:rFonts w:ascii="나눔스퀘어OTF_ac Bold" w:eastAsia="나눔스퀘어OTF_ac Bold" w:hAnsi="나눔스퀘어OTF_ac Bold" w:cs="나눔스퀘어OTF_ac Bold"/>
+        <w:lang w:val="ko-KR" w:eastAsia="ko-KR"/>
+      </w:rPr>
+      <w:t xml:space="preserve">.  </w:t>
     </w:r>
     <w:r>
       <w:fldChar w:fldCharType="begin"/>
@@ -8667,7 +10228,7 @@
 </file>
 
 <file path=word/footnotes.xml><?xml version="1.0" encoding="utf-8"?>
-<w:footnotes xmlns:wpc="http://schemas.microsoft.com/office/word/2010/wordprocessingCanvas" xmlns:cx="http://schemas.microsoft.com/office/drawing/2014/chartex" xmlns:cx1="http://schemas.microsoft.com/office/drawing/2015/9/8/chartex" xmlns:cx2="http://schemas.microsoft.com/office/drawing/2015/10/21/chartex" xmlns:cx3="http://schemas.microsoft.com/office/drawing/2016/5/9/chartex" xmlns:cx4="http://schemas.microsoft.com/office/drawing/2016/5/10/chartex" xmlns:cx5="http://schemas.microsoft.com/office/drawing/2016/5/11/chartex" xmlns:cx6="http://schemas.microsoft.com/office/drawing/2016/5/12/chartex" xmlns:cx7="http://schemas.microsoft.com/office/drawing/2016/5/13/chartex" xmlns:cx8="http://schemas.microsoft.com/office/drawing/2016/5/14/chartex" xmlns:mc="http://schemas.openxmlformats.org/markup-compatibility/2006" xmlns:aink="http://schemas.microsoft.com/office/drawing/2016/ink" xmlns:am3d="http://schemas.microsoft.com/office/drawing/2017/model3d" xmlns:o="urn:schemas-microsoft-com:office:office" xmlns:oel="http://schemas.microsoft.com/office/2019/extlst" xmlns:r="http://schemas.openxmlformats.org/officeDocument/2006/relationships" xmlns:m="http://schemas.openxmlformats.org/officeDocument/2006/math" xmlns:v="urn:schemas-microsoft-com:vml" xmlns:wp14="http://schemas.microsoft.com/office/word/2010/wordprocessingDrawing" xmlns:wp="http://schemas.openxmlformats.org/drawingml/2006/wordprocessingDrawing" xmlns:w10="urn:schemas-microsoft-com:office:word" xmlns:w="http://schemas.openxmlformats.org/wordprocessingml/2006/main" xmlns:w14="http://schemas.microsoft.com/office/word/2010/wordml" xmlns:w15="http://schemas.microsoft.com/office/word/2012/wordml" xmlns:w16cex="http://schemas.microsoft.com/office/word/2018/wordml/cex" xmlns:w16cid="http://schemas.microsoft.com/office/word/2016/wordml/cid" xmlns:w16="http://schemas.microsoft.com/office/word/2018/wordml" xmlns:w16du="http://schemas.microsoft.com/office/word/2023/wordml/word16du" xmlns:w16sdtdh="http://schemas.microsoft.com/office/word/2020/wordml/sdtdatahash" xmlns:w16sdtfl="http://schemas.microsoft.com/office/word/2024/wordml/sdtformatlock" xmlns:w16se="http://schemas.microsoft.com/office/word/2015/wordml/symex" xmlns:wpg="http://schemas.microsoft.com/office/word/2010/wordprocessingGroup" xmlns:wpi="http://schemas.microsoft.com/office/word/2010/wordprocessingInk" xmlns:wne="http://schemas.microsoft.com/office/word/2006/wordml" xmlns:wps="http://schemas.microsoft.com/office/word/2010/wordprocessingShape" mc:Ignorable="w14 w15 w16se w16cid w16 w16cex w16sdtdh w16sdtfl w16du wp14">
+<w:footnotes xmlns:wpc="http://schemas.microsoft.com/office/word/2010/wordprocessingCanvas" xmlns:cx="http://schemas.microsoft.com/office/drawing/2014/chartex" xmlns:cx1="http://schemas.microsoft.com/office/drawing/2015/9/8/chartex" xmlns:cx2="http://schemas.microsoft.com/office/drawing/2015/10/21/chartex" xmlns:cx3="http://schemas.microsoft.com/office/drawing/2016/5/9/chartex" xmlns:cx4="http://schemas.microsoft.com/office/drawing/2016/5/10/chartex" xmlns:cx5="http://schemas.microsoft.com/office/drawing/2016/5/11/chartex" xmlns:cx6="http://schemas.microsoft.com/office/drawing/2016/5/12/chartex" xmlns:cx7="http://schemas.microsoft.com/office/drawing/2016/5/13/chartex" xmlns:cx8="http://schemas.microsoft.com/office/drawing/2016/5/14/chartex" xmlns:mc="http://schemas.openxmlformats.org/markup-compatibility/2006" xmlns:m="http://schemas.openxmlformats.org/officeDocument/2006/math" xmlns:aink="http://schemas.microsoft.com/office/drawing/2016/ink" xmlns:am3d="http://schemas.microsoft.com/office/drawing/2017/model3d" xmlns:oel="http://schemas.microsoft.com/office/2019/extlst" xmlns:r="http://schemas.openxmlformats.org/officeDocument/2006/relationships" xmlns:wp14="http://schemas.microsoft.com/office/word/2010/wordprocessingDrawing" xmlns:wp="http://schemas.openxmlformats.org/drawingml/2006/wordprocessingDrawing" xmlns:wpg="http://schemas.microsoft.com/office/word/2010/wordprocessingGroup" xmlns:wpi="http://schemas.microsoft.com/office/word/2010/wordprocessingInk" xmlns:wps="http://schemas.microsoft.com/office/word/2010/wordprocessingShape" xmlns:o="urn:schemas-microsoft-com:office:office" xmlns:v="urn:schemas-microsoft-com:vml" xmlns:w10="urn:schemas-microsoft-com:office:word" xmlns:w="http://schemas.openxmlformats.org/wordprocessingml/2006/main" xmlns:w14="http://schemas.microsoft.com/office/word/2010/wordml" xmlns:w15="http://schemas.microsoft.com/office/word/2012/wordml" xmlns:w16cex="http://schemas.microsoft.com/office/word/2018/wordml/cex" xmlns:w16cid="http://schemas.microsoft.com/office/word/2016/wordml/cid" xmlns:w16="http://schemas.microsoft.com/office/word/2018/wordml" xmlns:w16sdtdh="http://schemas.microsoft.com/office/word/2020/wordml/sdtdatahash" xmlns:w16sdtfl="http://schemas.microsoft.com/office/word/2024/wordml/sdtformatlock" xmlns:w16se="http://schemas.microsoft.com/office/word/2015/wordml/symex" xmlns:w16du="http://schemas.microsoft.com/office/word/2023/wordml/word16du" xmlns:wne="http://schemas.microsoft.com/office/word/2006/wordml" mc:Ignorable="w14 w15 w16se w16cid w16 w16cex w16sdtdh w16sdtfl w16du wp14">
   <w:footnote w:type="separator" w:id="-1">
     <w:p>
       <w:pPr>
@@ -8692,7 +10253,7 @@
 </file>
 
 <file path=word/header1.xml><?xml version="1.0" encoding="utf-8"?>
-<w:hdr xmlns:wpc="http://schemas.microsoft.com/office/word/2010/wordprocessingCanvas" xmlns:cx="http://schemas.microsoft.com/office/drawing/2014/chartex" xmlns:cx1="http://schemas.microsoft.com/office/drawing/2015/9/8/chartex" xmlns:cx2="http://schemas.microsoft.com/office/drawing/2015/10/21/chartex" xmlns:cx3="http://schemas.microsoft.com/office/drawing/2016/5/9/chartex" xmlns:cx4="http://schemas.microsoft.com/office/drawing/2016/5/10/chartex" xmlns:cx5="http://schemas.microsoft.com/office/drawing/2016/5/11/chartex" xmlns:cx6="http://schemas.microsoft.com/office/drawing/2016/5/12/chartex" xmlns:cx7="http://schemas.microsoft.com/office/drawing/2016/5/13/chartex" xmlns:cx8="http://schemas.microsoft.com/office/drawing/2016/5/14/chartex" xmlns:mc="http://schemas.openxmlformats.org/markup-compatibility/2006" xmlns:aink="http://schemas.microsoft.com/office/drawing/2016/ink" xmlns:am3d="http://schemas.microsoft.com/office/drawing/2017/model3d" xmlns:o="urn:schemas-microsoft-com:office:office" xmlns:oel="http://schemas.microsoft.com/office/2019/extlst" xmlns:r="http://schemas.openxmlformats.org/officeDocument/2006/relationships" xmlns:m="http://schemas.openxmlformats.org/officeDocument/2006/math" xmlns:v="urn:schemas-microsoft-com:vml" xmlns:wp14="http://schemas.microsoft.com/office/word/2010/wordprocessingDrawing" xmlns:wp="http://schemas.openxmlformats.org/drawingml/2006/wordprocessingDrawing" xmlns:w10="urn:schemas-microsoft-com:office:word" xmlns:w="http://schemas.openxmlformats.org/wordprocessingml/2006/main" xmlns:w14="http://schemas.microsoft.com/office/word/2010/wordml" xmlns:w15="http://schemas.microsoft.com/office/word/2012/wordml" xmlns:w16cex="http://schemas.microsoft.com/office/word/2018/wordml/cex" xmlns:w16cid="http://schemas.microsoft.com/office/word/2016/wordml/cid" xmlns:w16="http://schemas.microsoft.com/office/word/2018/wordml" xmlns:w16du="http://schemas.microsoft.com/office/word/2023/wordml/word16du" xmlns:w16sdtdh="http://schemas.microsoft.com/office/word/2020/wordml/sdtdatahash" xmlns:w16sdtfl="http://schemas.microsoft.com/office/word/2024/wordml/sdtformatlock" xmlns:w16se="http://schemas.microsoft.com/office/word/2015/wordml/symex" xmlns:wpg="http://schemas.microsoft.com/office/word/2010/wordprocessingGroup" xmlns:wpi="http://schemas.microsoft.com/office/word/2010/wordprocessingInk" xmlns:wne="http://schemas.microsoft.com/office/word/2006/wordml" xmlns:wps="http://schemas.microsoft.com/office/word/2010/wordprocessingShape" mc:Ignorable="w14 w15 w16se w16cid w16 w16cex w16sdtdh w16sdtfl w16du wp14">
+<w:hdr xmlns:wpc="http://schemas.microsoft.com/office/word/2010/wordprocessingCanvas" xmlns:cx="http://schemas.microsoft.com/office/drawing/2014/chartex" xmlns:cx1="http://schemas.microsoft.com/office/drawing/2015/9/8/chartex" xmlns:cx2="http://schemas.microsoft.com/office/drawing/2015/10/21/chartex" xmlns:cx3="http://schemas.microsoft.com/office/drawing/2016/5/9/chartex" xmlns:cx4="http://schemas.microsoft.com/office/drawing/2016/5/10/chartex" xmlns:cx5="http://schemas.microsoft.com/office/drawing/2016/5/11/chartex" xmlns:cx6="http://schemas.microsoft.com/office/drawing/2016/5/12/chartex" xmlns:cx7="http://schemas.microsoft.com/office/drawing/2016/5/13/chartex" xmlns:cx8="http://schemas.microsoft.com/office/drawing/2016/5/14/chartex" xmlns:mc="http://schemas.openxmlformats.org/markup-compatibility/2006" xmlns:m="http://schemas.openxmlformats.org/officeDocument/2006/math" xmlns:aink="http://schemas.microsoft.com/office/drawing/2016/ink" xmlns:am3d="http://schemas.microsoft.com/office/drawing/2017/model3d" xmlns:oel="http://schemas.microsoft.com/office/2019/extlst" xmlns:r="http://schemas.openxmlformats.org/officeDocument/2006/relationships" xmlns:wp14="http://schemas.microsoft.com/office/word/2010/wordprocessingDrawing" xmlns:wp="http://schemas.openxmlformats.org/drawingml/2006/wordprocessingDrawing" xmlns:wpg="http://schemas.microsoft.com/office/word/2010/wordprocessingGroup" xmlns:wpi="http://schemas.microsoft.com/office/word/2010/wordprocessingInk" xmlns:wps="http://schemas.microsoft.com/office/word/2010/wordprocessingShape" xmlns:o="urn:schemas-microsoft-com:office:office" xmlns:v="urn:schemas-microsoft-com:vml" xmlns:w10="urn:schemas-microsoft-com:office:word" xmlns:w="http://schemas.openxmlformats.org/wordprocessingml/2006/main" xmlns:w14="http://schemas.microsoft.com/office/word/2010/wordml" xmlns:w15="http://schemas.microsoft.com/office/word/2012/wordml" xmlns:w16cex="http://schemas.microsoft.com/office/word/2018/wordml/cex" xmlns:w16cid="http://schemas.microsoft.com/office/word/2016/wordml/cid" xmlns:w16="http://schemas.microsoft.com/office/word/2018/wordml" xmlns:w16sdtdh="http://schemas.microsoft.com/office/word/2020/wordml/sdtdatahash" xmlns:w16sdtfl="http://schemas.microsoft.com/office/word/2024/wordml/sdtformatlock" xmlns:w16se="http://schemas.microsoft.com/office/word/2015/wordml/symex" xmlns:w16du="http://schemas.microsoft.com/office/word/2023/wordml/word16du" xmlns:wne="http://schemas.microsoft.com/office/word/2006/wordml" mc:Ignorable="w14 w15 w16se w16cid w16 w16cex w16sdtdh w16sdtfl w16du wp14">
   <w:p>
     <w:pPr>
       <w:pStyle w:val="a5"/>
@@ -8746,7 +10307,7 @@
 </file>
 
 <file path=word/numbering.xml><?xml version="1.0" encoding="utf-8"?>
-<w:numbering xmlns:wpc="http://schemas.microsoft.com/office/word/2010/wordprocessingCanvas" xmlns:cx="http://schemas.microsoft.com/office/drawing/2014/chartex" xmlns:cx1="http://schemas.microsoft.com/office/drawing/2015/9/8/chartex" xmlns:cx2="http://schemas.microsoft.com/office/drawing/2015/10/21/chartex" xmlns:cx3="http://schemas.microsoft.com/office/drawing/2016/5/9/chartex" xmlns:cx4="http://schemas.microsoft.com/office/drawing/2016/5/10/chartex" xmlns:cx5="http://schemas.microsoft.com/office/drawing/2016/5/11/chartex" xmlns:cx6="http://schemas.microsoft.com/office/drawing/2016/5/12/chartex" xmlns:cx7="http://schemas.microsoft.com/office/drawing/2016/5/13/chartex" xmlns:cx8="http://schemas.microsoft.com/office/drawing/2016/5/14/chartex" xmlns:mc="http://schemas.openxmlformats.org/markup-compatibility/2006" xmlns:aink="http://schemas.microsoft.com/office/drawing/2016/ink" xmlns:am3d="http://schemas.microsoft.com/office/drawing/2017/model3d" xmlns:o="urn:schemas-microsoft-com:office:office" xmlns:oel="http://schemas.microsoft.com/office/2019/extlst" xmlns:r="http://schemas.openxmlformats.org/officeDocument/2006/relationships" xmlns:m="http://schemas.openxmlformats.org/officeDocument/2006/math" xmlns:v="urn:schemas-microsoft-com:vml" xmlns:wp14="http://schemas.microsoft.com/office/word/2010/wordprocessingDrawing" xmlns:wp="http://schemas.openxmlformats.org/drawingml/2006/wordprocessingDrawing" xmlns:w10="urn:schemas-microsoft-com:office:word" xmlns:w="http://schemas.openxmlformats.org/wordprocessingml/2006/main" xmlns:w14="http://schemas.microsoft.com/office/word/2010/wordml" xmlns:w15="http://schemas.microsoft.com/office/word/2012/wordml" xmlns:w16cex="http://schemas.microsoft.com/office/word/2018/wordml/cex" xmlns:w16cid="http://schemas.microsoft.com/office/word/2016/wordml/cid" xmlns:w16="http://schemas.microsoft.com/office/word/2018/wordml" xmlns:w16du="http://schemas.microsoft.com/office/word/2023/wordml/word16du" xmlns:w16sdtdh="http://schemas.microsoft.com/office/word/2020/wordml/sdtdatahash" xmlns:w16sdtfl="http://schemas.microsoft.com/office/word/2024/wordml/sdtformatlock" xmlns:w16se="http://schemas.microsoft.com/office/word/2015/wordml/symex" xmlns:wpg="http://schemas.microsoft.com/office/word/2010/wordprocessingGroup" xmlns:wpi="http://schemas.microsoft.com/office/word/2010/wordprocessingInk" xmlns:wne="http://schemas.microsoft.com/office/word/2006/wordml" xmlns:wps="http://schemas.microsoft.com/office/word/2010/wordprocessingShape" mc:Ignorable="w14 w15 w16se w16cid w16 w16cex w16sdtdh w16sdtfl w16du wp14">
+<w:numbering xmlns:wpc="http://schemas.microsoft.com/office/word/2010/wordprocessingCanvas" xmlns:cx="http://schemas.microsoft.com/office/drawing/2014/chartex" xmlns:cx1="http://schemas.microsoft.com/office/drawing/2015/9/8/chartex" xmlns:cx2="http://schemas.microsoft.com/office/drawing/2015/10/21/chartex" xmlns:cx3="http://schemas.microsoft.com/office/drawing/2016/5/9/chartex" xmlns:cx4="http://schemas.microsoft.com/office/drawing/2016/5/10/chartex" xmlns:cx5="http://schemas.microsoft.com/office/drawing/2016/5/11/chartex" xmlns:cx6="http://schemas.microsoft.com/office/drawing/2016/5/12/chartex" xmlns:cx7="http://schemas.microsoft.com/office/drawing/2016/5/13/chartex" xmlns:cx8="http://schemas.microsoft.com/office/drawing/2016/5/14/chartex" xmlns:mc="http://schemas.openxmlformats.org/markup-compatibility/2006" xmlns:m="http://schemas.openxmlformats.org/officeDocument/2006/math" xmlns:aink="http://schemas.microsoft.com/office/drawing/2016/ink" xmlns:am3d="http://schemas.microsoft.com/office/drawing/2017/model3d" xmlns:oel="http://schemas.microsoft.com/office/2019/extlst" xmlns:r="http://schemas.openxmlformats.org/officeDocument/2006/relationships" xmlns:wp14="http://schemas.microsoft.com/office/word/2010/wordprocessingDrawing" xmlns:wp="http://schemas.openxmlformats.org/drawingml/2006/wordprocessingDrawing" xmlns:wpg="http://schemas.microsoft.com/office/word/2010/wordprocessingGroup" xmlns:wpi="http://schemas.microsoft.com/office/word/2010/wordprocessingInk" xmlns:wps="http://schemas.microsoft.com/office/word/2010/wordprocessingShape" xmlns:o="urn:schemas-microsoft-com:office:office" xmlns:v="urn:schemas-microsoft-com:vml" xmlns:w10="urn:schemas-microsoft-com:office:word" xmlns:w="http://schemas.openxmlformats.org/wordprocessingml/2006/main" xmlns:w14="http://schemas.microsoft.com/office/word/2010/wordml" xmlns:w15="http://schemas.microsoft.com/office/word/2012/wordml" xmlns:w16cex="http://schemas.microsoft.com/office/word/2018/wordml/cex" xmlns:w16cid="http://schemas.microsoft.com/office/word/2016/wordml/cid" xmlns:w16="http://schemas.microsoft.com/office/word/2018/wordml" xmlns:w16sdtdh="http://schemas.microsoft.com/office/word/2020/wordml/sdtdatahash" xmlns:w16sdtfl="http://schemas.microsoft.com/office/word/2024/wordml/sdtformatlock" xmlns:w16se="http://schemas.microsoft.com/office/word/2015/wordml/symex" xmlns:w16du="http://schemas.microsoft.com/office/word/2023/wordml/word16du" xmlns:wne="http://schemas.microsoft.com/office/word/2006/wordml" mc:Ignorable="w14 w15 w16se w16cid w16 w16cex w16sdtdh w16sdtfl w16du wp14">
   <w:abstractNum w:abstractNumId="0" w15:restartNumberingAfterBreak="0">
     <w:nsid w:val="FFFFFF7C"/>
     <w:multiLevelType w:val="singleLevel"/>
@@ -8949,7 +10510,7 @@
 </file>
 
 <file path=word/styles.xml><?xml version="1.0" encoding="utf-8"?>
-<w:styles xmlns:mc="http://schemas.openxmlformats.org/markup-compatibility/2006" xmlns:r="http://schemas.openxmlformats.org/officeDocument/2006/relationships" xmlns:w="http://schemas.openxmlformats.org/wordprocessingml/2006/main" xmlns:w14="http://schemas.microsoft.com/office/word/2010/wordml" xmlns:w15="http://schemas.microsoft.com/office/word/2012/wordml" xmlns:w16cex="http://schemas.microsoft.com/office/word/2018/wordml/cex" xmlns:w16cid="http://schemas.microsoft.com/office/word/2016/wordml/cid" xmlns:w16="http://schemas.microsoft.com/office/word/2018/wordml" xmlns:w16du="http://schemas.microsoft.com/office/word/2023/wordml/word16du" xmlns:w16sdtdh="http://schemas.microsoft.com/office/word/2020/wordml/sdtdatahash" xmlns:w16sdtfl="http://schemas.microsoft.com/office/word/2024/wordml/sdtformatlock" xmlns:w16se="http://schemas.microsoft.com/office/word/2015/wordml/symex" mc:Ignorable="w14 w15 w16se w16cid w16 w16cex w16sdtdh w16sdtfl w16du">
+<w:styles xmlns:mc="http://schemas.openxmlformats.org/markup-compatibility/2006" xmlns:r="http://schemas.openxmlformats.org/officeDocument/2006/relationships" xmlns:w="http://schemas.openxmlformats.org/wordprocessingml/2006/main" xmlns:w14="http://schemas.microsoft.com/office/word/2010/wordml" xmlns:w15="http://schemas.microsoft.com/office/word/2012/wordml" xmlns:w16cex="http://schemas.microsoft.com/office/word/2018/wordml/cex" xmlns:w16cid="http://schemas.microsoft.com/office/word/2016/wordml/cid" xmlns:w16="http://schemas.microsoft.com/office/word/2018/wordml" xmlns:w16sdtdh="http://schemas.microsoft.com/office/word/2020/wordml/sdtdatahash" xmlns:w16sdtfl="http://schemas.microsoft.com/office/word/2024/wordml/sdtformatlock" xmlns:w16se="http://schemas.microsoft.com/office/word/2015/wordml/symex" xmlns:w16du="http://schemas.microsoft.com/office/word/2023/wordml/word16du" mc:Ignorable="w14 w15 w16se w16cid w16 w16cex w16sdtdh w16sdtfl w16du">
   <w:docDefaults>
     <w:rPrDefault>
       <w:rPr>
